--- a/engine/amoc_study/AMOC_Valuation_Study_06-08-2026_public.docx
+++ b/engine/amoc_study/AMOC_Valuation_Study_06-08-2026_public.docx
@@ -230,7 +230,7 @@
           <w:color w:val="1C3A36"/>
           <w:sz w:val="21"/>
         </w:rPr>
-        <w:t>Alexandria Mineral Oils is the only refinery listed on the Egyptian Exchange. It takes feedstock from the adjacent state petroleum complex at El-Amerya and separates it into two very different product streams: a small, high-value specialty slate — base oils in the SN150, SN500 and SN600 grades, fully refined paraffin wax, transformer and special oils — and a much larger volume of fuel products and by-products. In calendar 2025 the company moved about 1.551mn tonnes and turned over EGP 39,996mn.</w:t>
+        <w:t>Alexandria Mineral Oils is the only refinery listed on the Egyptian Exchange. It takes feedstock from the adjacent state petroleum complex at El-Amerya and separates it into two very different product streams: a small, high-value specialty slate — base oils in the SN150, SN500 and SN600 grades, fully refined paraffin wax, transformer and special oils — and a much larger volume of fuel products and by-products. In calendar 2025 the company moved about 1.362mn tonnes and turned over EGP 39,996mn.</w:t>
       </w:r>
     </w:p>
     <w:p>
@@ -286,7 +286,7 @@
           <w:color w:val="1C3A36"/>
           <w:sz w:val="21"/>
         </w:rPr>
-        <w:t>On the primary construction the four lenses centre at EGP 9.46 a share against a market price of 9.10 — the central estimate sits about +4% above the market price, which is to say the shares are roughly fairly valued. The lenses do not agree with each other, and that disagreement is the finding rather than a nuisance to be averaged away: the cash-flow lens says EGP 9.91, normalised earnings power says EGP 12.34, and the two lenses anchored on today's market — relative multiples at EGP 7.35 and book value at EGP 7.07 — say less. The spread is what a 31.6% front-end cost of capital does to a business whose growth is real but whose cash arrives over years.</w:t>
+        <w:t>On the primary construction the four lenses centre at EGP 9.34 a share against a market price of 9.10 — the central estimate sits about +3% above the market price. That gap is smaller than the disagreement AMONG the lenses and far smaller than the three-month price distribution in section 3, so it does not support a directional conclusion; the honest reading is that the study cannot distinguish this price from fair value. The lenses do not agree with each other, and that disagreement is the finding rather than a nuisance to be averaged away: the cash-flow lens says EGP 9.40, normalised earnings power says EGP 11.76, and the two lenses anchored on today's market — relative multiples at EGP 8.50 and book value at EGP 7.07 — say less. The spread is what a 31.6% front-end cost of capital does to a business whose growth is real but whose cash arrives over years.</w:t>
       </w:r>
     </w:p>
     <w:p>
@@ -460,7 +460,7 @@
                 <w:color w:val="1C3A36"/>
                 <w:sz w:val="16"/>
               </w:rPr>
-              <w:t>Five-year forecast; cost of capital gliding 31.6% → 16.5%; terminal growth 5%. TERMINAL VALUE = 62.5% OF ENTERPRISE VALUE</w:t>
+              <w:t>Five-year forecast; cost of capital gliding 31.6% → 16.5%; terminal growth 5%. TERMINAL VALUE = 61.7% OF ENTERPRISE VALUE</w:t>
             </w:r>
           </w:p>
         </w:tc>
@@ -478,7 +478,7 @@
                 <w:color w:val="1C3A36"/>
                 <w:sz w:val="16"/>
               </w:rPr>
-              <w:t>6.09 – 16.69</w:t>
+              <w:t>5.70 – 15.97</w:t>
             </w:r>
           </w:p>
         </w:tc>
@@ -496,7 +496,7 @@
                 <w:color w:val="1C3A36"/>
                 <w:sz w:val="16"/>
               </w:rPr>
-              <w:t>9.91</w:t>
+              <w:t>9.40</w:t>
             </w:r>
           </w:p>
         </w:tc>
@@ -514,7 +514,7 @@
                 <w:color w:val="1C3A36"/>
                 <w:sz w:val="16"/>
               </w:rPr>
-              <w:t>+9%</w:t>
+              <w:t>+3%</w:t>
             </w:r>
           </w:p>
         </w:tc>
@@ -568,7 +568,7 @@
                 <w:color w:val="1C3A36"/>
                 <w:sz w:val="16"/>
               </w:rPr>
-              <w:t>6.12 – 9.19</w:t>
+              <w:t>7.31 – 10.29</w:t>
             </w:r>
           </w:p>
         </w:tc>
@@ -586,7 +586,7 @@
                 <w:color w:val="1C3A36"/>
                 <w:sz w:val="16"/>
               </w:rPr>
-              <w:t>7.35</w:t>
+              <w:t>8.50</w:t>
             </w:r>
           </w:p>
         </w:tc>
@@ -604,7 +604,7 @@
                 <w:color w:val="1C3A36"/>
                 <w:sz w:val="16"/>
               </w:rPr>
-              <w:t>-19%</w:t>
+              <w:t>-7%</w:t>
             </w:r>
           </w:p>
         </w:tc>
@@ -640,7 +640,7 @@
                 <w:color w:val="1C3A36"/>
                 <w:sz w:val="16"/>
               </w:rPr>
-              <w:t>7.5× on 2028E attributable earnings of EGP 1.65 a share; a mid-cycle earnings-power statement, not a discounted present value</w:t>
+              <w:t>7.5× on 2028E attributable earnings of EGP 1.57 a share; a mid-cycle earnings-power statement, not a discounted present value</w:t>
             </w:r>
           </w:p>
         </w:tc>
@@ -658,7 +658,7 @@
                 <w:color w:val="1C3A36"/>
                 <w:sz w:val="16"/>
               </w:rPr>
-              <w:t>9.05 – 15.64</w:t>
+              <w:t>8.62 – 14.90</w:t>
             </w:r>
           </w:p>
         </w:tc>
@@ -676,7 +676,7 @@
                 <w:color w:val="1C3A36"/>
                 <w:sz w:val="16"/>
               </w:rPr>
-              <w:t>12.34</w:t>
+              <w:t>11.76</w:t>
             </w:r>
           </w:p>
         </w:tc>
@@ -694,7 +694,7 @@
                 <w:color w:val="1C3A36"/>
                 <w:sz w:val="16"/>
               </w:rPr>
-              <w:t>+36%</w:t>
+              <w:t>+29%</w:t>
             </w:r>
           </w:p>
         </w:tc>
@@ -844,7 +844,7 @@
                 <w:color w:val="1C3A36"/>
                 <w:sz w:val="16"/>
               </w:rPr>
-              <w:t>3.83 – 16.69</w:t>
+              <w:t>3.83 – 15.97</w:t>
             </w:r>
           </w:p>
         </w:tc>
@@ -864,7 +864,7 @@
                 <w:color w:val="1C3A36"/>
                 <w:sz w:val="16"/>
               </w:rPr>
-              <w:t>9.46</w:t>
+              <w:t>9.34</w:t>
             </w:r>
           </w:p>
         </w:tc>
@@ -884,7 +884,7 @@
                 <w:color w:val="1C3A36"/>
                 <w:sz w:val="16"/>
               </w:rPr>
-              <w:t>+4%</w:t>
+              <w:t>+3%</w:t>
             </w:r>
           </w:p>
         </w:tc>
@@ -920,7 +920,7 @@
                 <w:color w:val="1C3A36"/>
                 <w:sz w:val="16"/>
               </w:rPr>
-              <w:t>Three independent methods, worked in the appendix</w:t>
+              <w:t>Three methods worked in Appendix C. NOT an independent check: one of the three is an economic-profit build that reproduces the cash-flow lens as an algebraic identity, and here it IS the median. Read the two genuinely independent reads instead — they bracket the cash-flow lens rather than confirming it</w:t>
             </w:r>
           </w:p>
         </w:tc>
@@ -938,7 +938,7 @@
                 <w:color w:val="1C3A36"/>
                 <w:sz w:val="16"/>
               </w:rPr>
-              <w:t>7.41 – 15.64</w:t>
+              <w:t>7.18 – 14.90</w:t>
             </w:r>
           </w:p>
         </w:tc>
@@ -956,7 +956,7 @@
                 <w:color w:val="1C3A36"/>
                 <w:sz w:val="16"/>
               </w:rPr>
-              <w:t>9.83</w:t>
+              <w:t>9.40</w:t>
             </w:r>
           </w:p>
         </w:tc>
@@ -974,7 +974,7 @@
                 <w:color w:val="1C3A36"/>
                 <w:sz w:val="16"/>
               </w:rPr>
-              <w:t>+8%</w:t>
+              <w:t>+3%</w:t>
             </w:r>
           </w:p>
         </w:tc>
@@ -1096,7 +1096,7 @@
           <w:color w:val="6E7B77"/>
           <w:sz w:val="17"/>
         </w:rPr>
-        <w:t>Terminal value as a percentage of enterprise value is stated in the first row and again in the enterprise-value bridge in section 1.7. At 62.5% it is a high but not unusual share for a business whose cost of capital is expected to fall by roughly 1,511 basis points over the forecast; the reader should treat the cash-flow lens as a statement about the terminal state at least as much as about the next five years.</w:t>
+        <w:t>Terminal value as a percentage of enterprise value is stated in the first row and again in the enterprise-value bridge in section 1.8. At 61.7% it is a high but not unusual share for a business whose cost of capital is expected to fall by roughly 1,511 basis points over the forecast; the reader should treat the cash-flow lens as a statement about the terminal state at least as much as about the next five years.</w:t>
       </w:r>
     </w:p>
     <w:p>
@@ -1151,6 +1151,599 @@
           <w:sz w:val="17"/>
         </w:rPr>
         <w:t>Figure 1 — the four lenses and the weighted central, each shown bear to bull with the base marked. The vertical rule is the market price.</w:t>
+      </w:r>
+    </w:p>
+    <w:p>
+      <w:pPr>
+        <w:pStyle w:val="ListBullet"/>
+        <w:spacing w:after="60"/>
+      </w:pPr>
+      <w:r>
+        <w:rPr>
+          <w:b/>
+          <w:color w:val="1C3A36"/>
+          <w:sz w:val="21"/>
+        </w:rPr>
+        <w:t xml:space="preserve">Scenario definitions. </w:t>
+      </w:r>
+      <w:r>
+        <w:rPr>
+          <w:color w:val="1C3A36"/>
+          <w:sz w:val="21"/>
+        </w:rPr>
+        <w:t>What the bear and bull columns above actually are, stated before anyone reads a range off them. On the cash-flow lens they are FIVE drivers moved simultaneously and in the same direction, so they compound; they are not one-standard-deviation bands and no probability attaches to them.</w:t>
+      </w:r>
+    </w:p>
+    <w:tbl>
+      <w:tblPr>
+        <w:tblW w:type="auto" w:w="0"/>
+        <w:jc w:val="center"/>
+        <w:tblLook w:firstColumn="1" w:firstRow="1" w:lastColumn="0" w:lastRow="0" w:noHBand="0" w:noVBand="1" w:val="04A0"/>
+        <w:tblLayout w:type="fixed"/>
+        <w:tblCellMar>
+          <w:top w:w="40" w:type="dxa"/>
+          <w:left w:w="90" w:type="dxa"/>
+          <w:bottom w:w="40" w:type="dxa"/>
+          <w:right w:w="90" w:type="dxa"/>
+        </w:tblCellMar>
+        <w:tblBorders>
+          <w:top w:val="single" w:sz="4" w:space="0" w:color="C9D4D1"/>
+          <w:left w:val="single" w:sz="4" w:space="0" w:color="C9D4D1"/>
+          <w:bottom w:val="single" w:sz="4" w:space="0" w:color="C9D4D1"/>
+          <w:right w:val="single" w:sz="4" w:space="0" w:color="C9D4D1"/>
+          <w:insideH w:val="single" w:sz="4" w:space="0" w:color="C9D4D1"/>
+          <w:insideV w:val="single" w:sz="4" w:space="0" w:color="C9D4D1"/>
+        </w:tblBorders>
+        <w:tblLayout w:type="fixed"/>
+      </w:tblPr>
+      <w:tblGrid>
+        <w:gridCol w:w="4392"/>
+        <w:gridCol w:w="1584"/>
+        <w:gridCol w:w="1944"/>
+        <w:gridCol w:w="1584"/>
+      </w:tblGrid>
+      <w:tr>
+        <w:tc>
+          <w:tcPr>
+            <w:tcW w:type="dxa" w:w="4392"/>
+            <w:shd w:val="clear" w:color="auto" w:fill="EAF0EE"/>
+          </w:tcPr>
+          <w:p>
+            <w:pPr>
+              <w:spacing w:after="20"/>
+            </w:pPr>
+            <w:r>
+              <w:rPr>
+                <w:b/>
+                <w:color w:val="1C3A36"/>
+                <w:sz w:val="16"/>
+              </w:rPr>
+              <w:t>Driver moved</w:t>
+            </w:r>
+          </w:p>
+        </w:tc>
+        <w:tc>
+          <w:tcPr>
+            <w:tcW w:type="dxa" w:w="1584"/>
+            <w:shd w:val="clear" w:color="auto" w:fill="EAF0EE"/>
+          </w:tcPr>
+          <w:p>
+            <w:pPr>
+              <w:spacing w:after="20"/>
+            </w:pPr>
+            <w:r>
+              <w:rPr>
+                <w:b/>
+                <w:color w:val="1C3A36"/>
+                <w:sz w:val="16"/>
+              </w:rPr>
+              <w:t>Bear</w:t>
+            </w:r>
+          </w:p>
+        </w:tc>
+        <w:tc>
+          <w:tcPr>
+            <w:tcW w:type="dxa" w:w="1944"/>
+            <w:shd w:val="clear" w:color="auto" w:fill="EAF0EE"/>
+          </w:tcPr>
+          <w:p>
+            <w:pPr>
+              <w:spacing w:after="20"/>
+            </w:pPr>
+            <w:r>
+              <w:rPr>
+                <w:b/>
+                <w:color w:val="1C3A36"/>
+                <w:sz w:val="16"/>
+              </w:rPr>
+              <w:t>Base</w:t>
+            </w:r>
+          </w:p>
+        </w:tc>
+        <w:tc>
+          <w:tcPr>
+            <w:tcW w:type="dxa" w:w="1584"/>
+            <w:shd w:val="clear" w:color="auto" w:fill="EAF0EE"/>
+          </w:tcPr>
+          <w:p>
+            <w:pPr>
+              <w:spacing w:after="20"/>
+            </w:pPr>
+            <w:r>
+              <w:rPr>
+                <w:b/>
+                <w:color w:val="1C3A36"/>
+                <w:sz w:val="16"/>
+              </w:rPr>
+              <w:t>Bull</w:t>
+            </w:r>
+          </w:p>
+        </w:tc>
+      </w:tr>
+      <w:tr>
+        <w:tc>
+          <w:tcPr>
+            <w:tcW w:type="dxa" w:w="4392"/>
+          </w:tcPr>
+          <w:p>
+            <w:pPr>
+              <w:spacing w:after="20"/>
+            </w:pPr>
+            <w:r>
+              <w:rPr>
+                <w:color w:val="1C3A36"/>
+                <w:sz w:val="16"/>
+              </w:rPr>
+              <w:t>Volume growth path, as a multiple of the assumed path</w:t>
+            </w:r>
+          </w:p>
+        </w:tc>
+        <w:tc>
+          <w:tcPr>
+            <w:tcW w:type="dxa" w:w="1584"/>
+          </w:tcPr>
+          <w:p>
+            <w:pPr>
+              <w:spacing w:after="20"/>
+              <w:jc w:val="right"/>
+            </w:pPr>
+            <w:r>
+              <w:rPr>
+                <w:color w:val="1C3A36"/>
+                <w:sz w:val="16"/>
+              </w:rPr>
+              <w:t>0.40× the assumed path</w:t>
+            </w:r>
+          </w:p>
+        </w:tc>
+        <w:tc>
+          <w:tcPr>
+            <w:tcW w:type="dxa" w:w="1944"/>
+          </w:tcPr>
+          <w:p>
+            <w:pPr>
+              <w:spacing w:after="20"/>
+              <w:jc w:val="right"/>
+            </w:pPr>
+            <w:r>
+              <w:rPr>
+                <w:color w:val="1C3A36"/>
+                <w:sz w:val="16"/>
+              </w:rPr>
+              <w:t>1.00× (as assumed)</w:t>
+            </w:r>
+          </w:p>
+        </w:tc>
+        <w:tc>
+          <w:tcPr>
+            <w:tcW w:type="dxa" w:w="1584"/>
+          </w:tcPr>
+          <w:p>
+            <w:pPr>
+              <w:spacing w:after="20"/>
+              <w:jc w:val="right"/>
+            </w:pPr>
+            <w:r>
+              <w:rPr>
+                <w:color w:val="1C3A36"/>
+                <w:sz w:val="16"/>
+              </w:rPr>
+              <w:t>1.50× the assumed path</w:t>
+            </w:r>
+          </w:p>
+        </w:tc>
+      </w:tr>
+      <w:tr>
+        <w:tc>
+          <w:tcPr>
+            <w:tcW w:type="dxa" w:w="4392"/>
+          </w:tcPr>
+          <w:p>
+            <w:pPr>
+              <w:spacing w:after="20"/>
+            </w:pPr>
+            <w:r>
+              <w:rPr>
+                <w:color w:val="1C3A36"/>
+                <w:sz w:val="16"/>
+              </w:rPr>
+              <w:t>Gross margin, shifted on every forecast year</w:t>
+            </w:r>
+          </w:p>
+        </w:tc>
+        <w:tc>
+          <w:tcPr>
+            <w:tcW w:type="dxa" w:w="1584"/>
+          </w:tcPr>
+          <w:p>
+            <w:pPr>
+              <w:spacing w:after="20"/>
+              <w:jc w:val="right"/>
+            </w:pPr>
+            <w:r>
+              <w:rPr>
+                <w:color w:val="1C3A36"/>
+                <w:sz w:val="16"/>
+              </w:rPr>
+              <w:t>-1.0%</w:t>
+            </w:r>
+          </w:p>
+        </w:tc>
+        <w:tc>
+          <w:tcPr>
+            <w:tcW w:type="dxa" w:w="1944"/>
+          </w:tcPr>
+          <w:p>
+            <w:pPr>
+              <w:spacing w:after="20"/>
+              <w:jc w:val="right"/>
+            </w:pPr>
+            <w:r>
+              <w:rPr>
+                <w:color w:val="1C3A36"/>
+                <w:sz w:val="16"/>
+              </w:rPr>
+              <w:t>—</w:t>
+            </w:r>
+          </w:p>
+        </w:tc>
+        <w:tc>
+          <w:tcPr>
+            <w:tcW w:type="dxa" w:w="1584"/>
+          </w:tcPr>
+          <w:p>
+            <w:pPr>
+              <w:spacing w:after="20"/>
+              <w:jc w:val="right"/>
+            </w:pPr>
+            <w:r>
+              <w:rPr>
+                <w:color w:val="1C3A36"/>
+                <w:sz w:val="16"/>
+              </w:rPr>
+              <w:t>+1.0%</w:t>
+            </w:r>
+          </w:p>
+        </w:tc>
+      </w:tr>
+      <w:tr>
+        <w:tc>
+          <w:tcPr>
+            <w:tcW w:type="dxa" w:w="4392"/>
+          </w:tcPr>
+          <w:p>
+            <w:pPr>
+              <w:spacing w:after="20"/>
+            </w:pPr>
+            <w:r>
+              <w:rPr>
+                <w:color w:val="1C3A36"/>
+                <w:sz w:val="16"/>
+              </w:rPr>
+              <w:t>Exchange-rate path, as a multiple of the assumed path</w:t>
+            </w:r>
+          </w:p>
+        </w:tc>
+        <w:tc>
+          <w:tcPr>
+            <w:tcW w:type="dxa" w:w="1584"/>
+          </w:tcPr>
+          <w:p>
+            <w:pPr>
+              <w:spacing w:after="20"/>
+              <w:jc w:val="right"/>
+            </w:pPr>
+            <w:r>
+              <w:rPr>
+                <w:color w:val="1C3A36"/>
+                <w:sz w:val="16"/>
+              </w:rPr>
+              <w:t>0.97× the assumed path</w:t>
+            </w:r>
+          </w:p>
+        </w:tc>
+        <w:tc>
+          <w:tcPr>
+            <w:tcW w:type="dxa" w:w="1944"/>
+          </w:tcPr>
+          <w:p>
+            <w:pPr>
+              <w:spacing w:after="20"/>
+              <w:jc w:val="right"/>
+            </w:pPr>
+            <w:r>
+              <w:rPr>
+                <w:color w:val="1C3A36"/>
+                <w:sz w:val="16"/>
+              </w:rPr>
+              <w:t>1.00× (as assumed)</w:t>
+            </w:r>
+          </w:p>
+        </w:tc>
+        <w:tc>
+          <w:tcPr>
+            <w:tcW w:type="dxa" w:w="1584"/>
+          </w:tcPr>
+          <w:p>
+            <w:pPr>
+              <w:spacing w:after="20"/>
+              <w:jc w:val="right"/>
+            </w:pPr>
+            <w:r>
+              <w:rPr>
+                <w:color w:val="1C3A36"/>
+                <w:sz w:val="16"/>
+              </w:rPr>
+              <w:t>1.03× the assumed path</w:t>
+            </w:r>
+          </w:p>
+        </w:tc>
+      </w:tr>
+      <w:tr>
+        <w:tc>
+          <w:tcPr>
+            <w:tcW w:type="dxa" w:w="4392"/>
+          </w:tcPr>
+          <w:p>
+            <w:pPr>
+              <w:spacing w:after="20"/>
+            </w:pPr>
+            <w:r>
+              <w:rPr>
+                <w:color w:val="1C3A36"/>
+                <w:sz w:val="16"/>
+              </w:rPr>
+              <w:t>Cost of capital, shifted at BOTH the explicit and terminal anchors</w:t>
+            </w:r>
+          </w:p>
+        </w:tc>
+        <w:tc>
+          <w:tcPr>
+            <w:tcW w:type="dxa" w:w="1584"/>
+          </w:tcPr>
+          <w:p>
+            <w:pPr>
+              <w:spacing w:after="20"/>
+              <w:jc w:val="right"/>
+            </w:pPr>
+            <w:r>
+              <w:rPr>
+                <w:color w:val="1C3A36"/>
+                <w:sz w:val="16"/>
+              </w:rPr>
+              <w:t>+2 points</w:t>
+            </w:r>
+          </w:p>
+        </w:tc>
+        <w:tc>
+          <w:tcPr>
+            <w:tcW w:type="dxa" w:w="1944"/>
+          </w:tcPr>
+          <w:p>
+            <w:pPr>
+              <w:spacing w:after="20"/>
+              <w:jc w:val="right"/>
+            </w:pPr>
+            <w:r>
+              <w:rPr>
+                <w:color w:val="1C3A36"/>
+                <w:sz w:val="16"/>
+              </w:rPr>
+              <w:t>—</w:t>
+            </w:r>
+          </w:p>
+        </w:tc>
+        <w:tc>
+          <w:tcPr>
+            <w:tcW w:type="dxa" w:w="1584"/>
+          </w:tcPr>
+          <w:p>
+            <w:pPr>
+              <w:spacing w:after="20"/>
+              <w:jc w:val="right"/>
+            </w:pPr>
+            <w:r>
+              <w:rPr>
+                <w:color w:val="1C3A36"/>
+                <w:sz w:val="16"/>
+              </w:rPr>
+              <w:t>-2 points</w:t>
+            </w:r>
+          </w:p>
+        </w:tc>
+      </w:tr>
+      <w:tr>
+        <w:tc>
+          <w:tcPr>
+            <w:tcW w:type="dxa" w:w="4392"/>
+          </w:tcPr>
+          <w:p>
+            <w:pPr>
+              <w:spacing w:after="20"/>
+            </w:pPr>
+            <w:r>
+              <w:rPr>
+                <w:color w:val="1C3A36"/>
+                <w:sz w:val="16"/>
+              </w:rPr>
+              <w:t>Terminal growth rate</w:t>
+            </w:r>
+          </w:p>
+        </w:tc>
+        <w:tc>
+          <w:tcPr>
+            <w:tcW w:type="dxa" w:w="1584"/>
+          </w:tcPr>
+          <w:p>
+            <w:pPr>
+              <w:spacing w:after="20"/>
+              <w:jc w:val="right"/>
+            </w:pPr>
+            <w:r>
+              <w:rPr>
+                <w:color w:val="1C3A36"/>
+                <w:sz w:val="16"/>
+              </w:rPr>
+              <w:t>3%</w:t>
+            </w:r>
+          </w:p>
+        </w:tc>
+        <w:tc>
+          <w:tcPr>
+            <w:tcW w:type="dxa" w:w="1944"/>
+          </w:tcPr>
+          <w:p>
+            <w:pPr>
+              <w:spacing w:after="20"/>
+              <w:jc w:val="right"/>
+            </w:pPr>
+            <w:r>
+              <w:rPr>
+                <w:color w:val="1C3A36"/>
+                <w:sz w:val="16"/>
+              </w:rPr>
+              <w:t>5%</w:t>
+            </w:r>
+          </w:p>
+        </w:tc>
+        <w:tc>
+          <w:tcPr>
+            <w:tcW w:type="dxa" w:w="1584"/>
+          </w:tcPr>
+          <w:p>
+            <w:pPr>
+              <w:spacing w:after="20"/>
+              <w:jc w:val="right"/>
+            </w:pPr>
+            <w:r>
+              <w:rPr>
+                <w:color w:val="1C3A36"/>
+                <w:sz w:val="16"/>
+              </w:rPr>
+              <w:t>6%</w:t>
+            </w:r>
+          </w:p>
+        </w:tc>
+      </w:tr>
+      <w:tr>
+        <w:tc>
+          <w:tcPr>
+            <w:tcW w:type="dxa" w:w="4392"/>
+            <w:shd w:val="clear" w:color="auto" w:fill="F6F1E6"/>
+          </w:tcPr>
+          <w:p>
+            <w:pPr>
+              <w:spacing w:after="20"/>
+            </w:pPr>
+            <w:r>
+              <w:rPr>
+                <w:b/>
+                <w:color w:val="1C3A36"/>
+                <w:sz w:val="16"/>
+              </w:rPr>
+              <w:t>RESULTING FAIR VALUE (EGP a share)</w:t>
+            </w:r>
+          </w:p>
+        </w:tc>
+        <w:tc>
+          <w:tcPr>
+            <w:tcW w:type="dxa" w:w="1584"/>
+            <w:shd w:val="clear" w:color="auto" w:fill="F6F1E6"/>
+          </w:tcPr>
+          <w:p>
+            <w:pPr>
+              <w:spacing w:after="20"/>
+              <w:jc w:val="right"/>
+            </w:pPr>
+            <w:r>
+              <w:rPr>
+                <w:b/>
+                <w:color w:val="1C3A36"/>
+                <w:sz w:val="16"/>
+              </w:rPr>
+              <w:t>5.70</w:t>
+            </w:r>
+          </w:p>
+        </w:tc>
+        <w:tc>
+          <w:tcPr>
+            <w:tcW w:type="dxa" w:w="1944"/>
+            <w:shd w:val="clear" w:color="auto" w:fill="F6F1E6"/>
+          </w:tcPr>
+          <w:p>
+            <w:pPr>
+              <w:spacing w:after="20"/>
+              <w:jc w:val="right"/>
+            </w:pPr>
+            <w:r>
+              <w:rPr>
+                <w:b/>
+                <w:color w:val="1C3A36"/>
+                <w:sz w:val="16"/>
+              </w:rPr>
+              <w:t>9.40</w:t>
+            </w:r>
+          </w:p>
+        </w:tc>
+        <w:tc>
+          <w:tcPr>
+            <w:tcW w:type="dxa" w:w="1584"/>
+            <w:shd w:val="clear" w:color="auto" w:fill="F6F1E6"/>
+          </w:tcPr>
+          <w:p>
+            <w:pPr>
+              <w:spacing w:after="20"/>
+              <w:jc w:val="right"/>
+            </w:pPr>
+            <w:r>
+              <w:rPr>
+                <w:b/>
+                <w:color w:val="1C3A36"/>
+                <w:sz w:val="16"/>
+              </w:rPr>
+              <w:t>15.97</w:t>
+            </w:r>
+          </w:p>
+        </w:tc>
+      </w:tr>
+    </w:tbl>
+    <w:p>
+      <w:pPr>
+        <w:spacing w:after="40"/>
+      </w:pPr>
+    </w:p>
+    <w:p>
+      <w:pPr>
+        <w:spacing w:after="200" w:before="0"/>
+      </w:pPr>
+      <w:r>
+        <w:rPr>
+          <w:b w:val="0"/>
+          <w:i/>
+          <w:color w:val="6E7B77"/>
+          <w:sz w:val="17"/>
+        </w:rPr>
+        <w:t>The other three lenses take their ranges differently and it is worth saying so rather than letting the reader assume one convention: the relative lens is struck on multiples of 3.5× and 6.0× enterprise value to EBITDA against 4.5× in the base; normalised earnings power on price-to-earnings multiples of 5.5× and 9.5× against 7.5×; and the book lens by moving the sustainable return ±3 points and the growth rate, at a blended rather than perpetual cost of equity on the bear side. Only the cash-flow lens re-runs the model. Because the four conventions differ, the full span of EGP 3.83 to 15.97 in the summary table is the envelope of four differently-constructed ranges and should not be read as a distribution.</w:t>
       </w:r>
     </w:p>
     <w:p>
@@ -1370,7 +1963,7 @@
                 <w:color w:val="1C3A36"/>
                 <w:sz w:val="16"/>
               </w:rPr>
-              <w:t>0.212</w:t>
+              <w:t>0.189</w:t>
             </w:r>
           </w:p>
         </w:tc>
@@ -1388,7 +1981,7 @@
                 <w:color w:val="1C3A36"/>
                 <w:sz w:val="16"/>
               </w:rPr>
-              <w:t>11,396</w:t>
+              <w:t>9,283</w:t>
             </w:r>
           </w:p>
         </w:tc>
@@ -1406,7 +1999,7 @@
                 <w:color w:val="1C3A36"/>
                 <w:sz w:val="16"/>
               </w:rPr>
-              <w:t>28.5%</w:t>
+              <w:t>23.2%</w:t>
             </w:r>
           </w:p>
         </w:tc>
@@ -1460,7 +2053,7 @@
                 <w:color w:val="1C3A36"/>
                 <w:sz w:val="16"/>
               </w:rPr>
-              <w:t>1.340</w:t>
+              <w:t>1.173</w:t>
             </w:r>
           </w:p>
         </w:tc>
@@ -1478,7 +2071,7 @@
                 <w:color w:val="1C3A36"/>
                 <w:sz w:val="16"/>
               </w:rPr>
-              <w:t>28,599</w:t>
+              <w:t>30,713</w:t>
             </w:r>
           </w:p>
         </w:tc>
@@ -1496,7 +2089,7 @@
                 <w:color w:val="1C3A36"/>
                 <w:sz w:val="16"/>
               </w:rPr>
-              <w:t>71.5%</w:t>
+              <w:t>76.8%</w:t>
             </w:r>
           </w:p>
         </w:tc>
@@ -1555,7 +2148,7 @@
                 <w:color w:val="1C3A36"/>
                 <w:sz w:val="16"/>
               </w:rPr>
-              <w:t>1.551</w:t>
+              <w:t>1.362</w:t>
             </w:r>
           </w:p>
         </w:tc>
@@ -1617,7 +2210,7 @@
           <w:color w:val="6E7B77"/>
           <w:sz w:val="17"/>
         </w:rPr>
-        <w:t>The specialty leg is 14% of the tonnage but 28% of the revenue, and a much larger share again of the margin. The implied realisation on the fuel leg works out at about USD 438 a tonne, which is a plausible gas-oil, naphtha and fuel-oil blend against the crude deck — that check is what tells us the split is real rather than fitted to a target.</w:t>
+        <w:t>The specialty leg is 14% of the tonnage but 23% of the revenue, and a much larger share again of the margin. That is the whole investment case for the slate mix in one line. The two legs shown here are an AGGREGATION of the three product lines built in section 1.4 — base oils and paraffin wax added together — and not a separate estimate; readers wanting the line-by-line tonnage, dollar realisation and revenue should go there. An earlier edition of this study offered the implied fuel realisation of about USD 587 a tonne as the check 'that tells us the split is real rather than fitted to a target'. In that edition the fuel price was the RESIDUAL of base-year revenue, so the check was circular and the sentence has been withdrawn. In this edition every realisation is derived from the disclosed product table and the fuel figure is an OUTPUT of that table, not a plug.</w:t>
       </w:r>
     </w:p>
     <w:p>
@@ -1659,7 +2252,7 @@
           <w:color w:val="1C3A36"/>
           <w:sz w:val="21"/>
         </w:rPr>
-        <w:t>The consequence for the valuation is that this is a business with very little invested capital and therefore a very high accounting return on it — 38.6% in the base year on the reconstruction used here. That is a real feature, not an artefact, and it is why the terminal reinvestment the model requires to fund 5% of perpetual growth is only 9.2% of profit. It also carries a warning, which section 7 returns to: a return that high on a plant that old is partly a statement about depreciation, and the capital will eventually have to be replaced at something closer to replacement cost.</w:t>
+        <w:t>The consequence for the valuation is that this is a business with very little invested capital and therefore a very high accounting return on it — 38.6% in the base year on the reconstruction used here. That is a real feature, not an artefact, and it is why the terminal reinvestment the model requires to fund 5% of perpetual growth is only 9.9% of profit. It also carries a warning, which section 7 returns to: a return that high on a plant that old is partly a statement about depreciation, and the capital will eventually have to be replaced at something closer to replacement cost.</w:t>
       </w:r>
     </w:p>
     <w:p>
@@ -2994,7 +3587,63 @@
           <w:color w:val="1C3A36"/>
           <w:sz w:val="21"/>
         </w:rPr>
-        <w:t>Not as one growth rate. A refiner's revenue is tonnes times a realised price, and the two legs have entirely different economics, so they are forecast separately and in dollars — both legs price off dollar product benchmarks even when the sale is domestic — and then translated at an explicit exchange-rate path.</w:t>
+        <w:t>Not as one growth rate, and not from a calibrated price either. The company discloses a product table — tonnes and value by line — and every realisation in this model is derived from it. Base oils sold 111,256 tonnes for EGP 4,454.1mn and paraffin wax 65,742 tonnes for EGP 2,408.7mn against a total of 1,433,340 tonnes for EGP 33,312.1mn, leaving the fuel and by-product slate as the third line. Dividing gives EGP 40,035, 36,639 and 21,053 a tonne, which at that year's exchange rate is USD 1,100, 1,007 and USD 578 — the right levels and the right order for SN-grade base oil, paraffin and a gas-oil blend. NO PRICE IN THIS MODEL IS CALIBRATED AND NONE IS A RESIDUAL.</w:t>
+      </w:r>
+    </w:p>
+    <w:p>
+      <w:pPr>
+        <w:spacing w:after="120" w:before="0"/>
+      </w:pPr>
+      <w:r>
+        <w:rPr>
+          <w:b w:val="0"/>
+          <w:i w:val="0"/>
+          <w:color w:val="1C3A36"/>
+          <w:sz w:val="21"/>
+        </w:rPr>
+        <w:t>That matters because of what it replaces. An earlier construction of this study had two legs, a specialty price that was a free input and a fuel price that was the RESIDUAL of the base-year revenue — and then offered the implied fuel realisation as a check that the split was real. A residual cannot corroborate the construction that produced it. It is gone.</w:t>
+      </w:r>
+    </w:p>
+    <w:p>
+      <w:pPr>
+        <w:spacing w:after="120" w:before="0"/>
+      </w:pPr>
+      <w:r>
+        <w:rPr>
+          <w:b w:val="0"/>
+          <w:i w:val="0"/>
+          <w:color w:val="1C3A36"/>
+          <w:sz w:val="21"/>
+        </w:rPr>
+        <w:t>The two routes to the base year are reconciled in the open, and the reconciliation is NOT a clean agreement — read this paragraph before relying on the table below. Rolling the three disclosed lines forward gives EGP 43,677mn of calendar-2025 revenue; building the base year from two disclosed halves gives EGP 39,996mn. The line build is 8.4% too HIGH. That is a material gap, not a rounding difference, and it would be dishonest to present it as corroboration — an earlier draft of this paragraph did exactly that and the sentence has been removed.</w:t>
+      </w:r>
+    </w:p>
+    <w:p>
+      <w:pPr>
+        <w:spacing w:after="120" w:before="0"/>
+      </w:pPr>
+      <w:r>
+        <w:rPr>
+          <w:b w:val="0"/>
+          <w:i w:val="0"/>
+          <w:color w:val="1C3A36"/>
+          <w:sz w:val="21"/>
+        </w:rPr>
+        <w:t>Where the gap comes from is identifiable, and the direction is the giveaway. The disclosed product table is the year to June 2024, at 1.433mn tonnes. Calendar 2025 ran at 1.362mn tonnes — LOWER, by 5.0%, which is consistent with the company's own commentary on that bridge: volumes fell while value rose, because the currency moved further than the tonnage did. The roll-forward assumes volumes GREW across those eighteen months. So the 8.4% is very largely a volume error in the bridge between the two dates, not a disagreement about what the company earns per tonne — the dollar realisations survive it, because the same table produced both sides.</w:t>
+      </w:r>
+    </w:p>
+    <w:p>
+      <w:pPr>
+        <w:spacing w:after="120" w:before="0"/>
+      </w:pPr>
+      <w:r>
+        <w:rPr>
+          <w:b w:val="0"/>
+          <w:i w:val="0"/>
+          <w:color w:val="1C3A36"/>
+          <w:sz w:val="21"/>
+        </w:rPr>
+        <w:t>The gap is closed by scaling, not by explanation, and that is disclosed rather than buried. The single factor 0.9157 is applied to every line and every forecast year, so the filed halves win outright on the LEVEL and the disclosed table governs only the MIX and the per-tonne economics — which is the correct division of labour between the two sources, since the halves are filed and the table is reported. What a reader should take from it is a caution about precision: an input the model is prepared to scale by 8.4% is not an input that supports three-significant-figure claims about any single line's revenue. The mix conclusions in the next section are robust to the factor because it multiplies every line identically and therefore cancels out of every share and every margin; the absolute revenue level is not, and rests on the filed halves alone.</w:t>
       </w:r>
     </w:p>
     <w:tbl>
@@ -3020,18 +3669,19 @@
         <w:tblLayout w:type="fixed"/>
       </w:tblPr>
       <w:tblGrid>
-        <w:gridCol w:w="2736"/>
-        <w:gridCol w:w="1224"/>
-        <w:gridCol w:w="1224"/>
-        <w:gridCol w:w="1224"/>
-        <w:gridCol w:w="1224"/>
-        <w:gridCol w:w="1224"/>
-        <w:gridCol w:w="1224"/>
+        <w:gridCol w:w="2333"/>
+        <w:gridCol w:w="1123"/>
+        <w:gridCol w:w="1037"/>
+        <w:gridCol w:w="1037"/>
+        <w:gridCol w:w="1037"/>
+        <w:gridCol w:w="1037"/>
+        <w:gridCol w:w="1037"/>
+        <w:gridCol w:w="1037"/>
       </w:tblGrid>
       <w:tr>
         <w:tc>
           <w:tcPr>
-            <w:tcW w:type="dxa" w:w="2736"/>
+            <w:tcW w:type="dxa" w:w="2333"/>
             <w:shd w:val="clear" w:color="auto" w:fill="EAF0EE"/>
           </w:tcPr>
           <w:p>
@@ -3042,14 +3692,14 @@
               <w:rPr>
                 <w:b/>
                 <w:color w:val="1C3A36"/>
-                <w:sz w:val="16"/>
-              </w:rPr>
-            </w:r>
-          </w:p>
-        </w:tc>
-        <w:tc>
-          <w:tcPr>
-            <w:tcW w:type="dxa" w:w="1224"/>
+                <w:sz w:val="15"/>
+              </w:rPr>
+            </w:r>
+          </w:p>
+        </w:tc>
+        <w:tc>
+          <w:tcPr>
+            <w:tcW w:type="dxa" w:w="1123"/>
             <w:shd w:val="clear" w:color="auto" w:fill="EAF0EE"/>
           </w:tcPr>
           <w:p>
@@ -3060,7 +3710,30 @@
               <w:rPr>
                 <w:b/>
                 <w:color w:val="1C3A36"/>
-                <w:sz w:val="16"/>
+                <w:sz w:val="15"/>
+              </w:rPr>
+              <w:t>Disclosed</w:t>
+              <w:br/>
+              <w:t>year to</w:t>
+              <w:br/>
+              <w:t>Jun-2024</w:t>
+            </w:r>
+          </w:p>
+        </w:tc>
+        <w:tc>
+          <w:tcPr>
+            <w:tcW w:type="dxa" w:w="1037"/>
+            <w:shd w:val="clear" w:color="auto" w:fill="EAF0EE"/>
+          </w:tcPr>
+          <w:p>
+            <w:pPr>
+              <w:spacing w:after="20"/>
+            </w:pPr>
+            <w:r>
+              <w:rPr>
+                <w:b/>
+                <w:color w:val="1C3A36"/>
+                <w:sz w:val="15"/>
               </w:rPr>
               <w:t>CY2025</w:t>
             </w:r>
@@ -3068,7 +3741,7 @@
         </w:tc>
         <w:tc>
           <w:tcPr>
-            <w:tcW w:type="dxa" w:w="1224"/>
+            <w:tcW w:type="dxa" w:w="1037"/>
             <w:shd w:val="clear" w:color="auto" w:fill="EAF0EE"/>
           </w:tcPr>
           <w:p>
@@ -3079,7 +3752,7 @@
               <w:rPr>
                 <w:b/>
                 <w:color w:val="1C3A36"/>
-                <w:sz w:val="16"/>
+                <w:sz w:val="15"/>
               </w:rPr>
               <w:t>2026</w:t>
             </w:r>
@@ -3087,7 +3760,7 @@
         </w:tc>
         <w:tc>
           <w:tcPr>
-            <w:tcW w:type="dxa" w:w="1224"/>
+            <w:tcW w:type="dxa" w:w="1037"/>
             <w:shd w:val="clear" w:color="auto" w:fill="EAF0EE"/>
           </w:tcPr>
           <w:p>
@@ -3098,7 +3771,7 @@
               <w:rPr>
                 <w:b/>
                 <w:color w:val="1C3A36"/>
-                <w:sz w:val="16"/>
+                <w:sz w:val="15"/>
               </w:rPr>
               <w:t>2027</w:t>
             </w:r>
@@ -3106,7 +3779,7 @@
         </w:tc>
         <w:tc>
           <w:tcPr>
-            <w:tcW w:type="dxa" w:w="1224"/>
+            <w:tcW w:type="dxa" w:w="1037"/>
             <w:shd w:val="clear" w:color="auto" w:fill="EAF0EE"/>
           </w:tcPr>
           <w:p>
@@ -3117,7 +3790,7 @@
               <w:rPr>
                 <w:b/>
                 <w:color w:val="1C3A36"/>
-                <w:sz w:val="16"/>
+                <w:sz w:val="15"/>
               </w:rPr>
               <w:t>2028</w:t>
             </w:r>
@@ -3125,7 +3798,7 @@
         </w:tc>
         <w:tc>
           <w:tcPr>
-            <w:tcW w:type="dxa" w:w="1224"/>
+            <w:tcW w:type="dxa" w:w="1037"/>
             <w:shd w:val="clear" w:color="auto" w:fill="EAF0EE"/>
           </w:tcPr>
           <w:p>
@@ -3136,7 +3809,7 @@
               <w:rPr>
                 <w:b/>
                 <w:color w:val="1C3A36"/>
-                <w:sz w:val="16"/>
+                <w:sz w:val="15"/>
               </w:rPr>
               <w:t>2029</w:t>
             </w:r>
@@ -3144,7 +3817,7 @@
         </w:tc>
         <w:tc>
           <w:tcPr>
-            <w:tcW w:type="dxa" w:w="1224"/>
+            <w:tcW w:type="dxa" w:w="1037"/>
             <w:shd w:val="clear" w:color="auto" w:fill="EAF0EE"/>
           </w:tcPr>
           <w:p>
@@ -3155,7 +3828,7 @@
               <w:rPr>
                 <w:b/>
                 <w:color w:val="1C3A36"/>
-                <w:sz w:val="16"/>
+                <w:sz w:val="15"/>
               </w:rPr>
               <w:t>2030</w:t>
             </w:r>
@@ -3165,126 +3838,153 @@
       <w:tr>
         <w:tc>
           <w:tcPr>
-            <w:tcW w:type="dxa" w:w="2736"/>
-          </w:tcPr>
-          <w:p>
-            <w:pPr>
-              <w:spacing w:after="20"/>
-            </w:pPr>
-            <w:r>
-              <w:rPr>
-                <w:color w:val="1C3A36"/>
-                <w:sz w:val="16"/>
-              </w:rPr>
-              <w:t>Total volume (mn tonnes)</w:t>
-            </w:r>
-          </w:p>
-        </w:tc>
-        <w:tc>
-          <w:tcPr>
-            <w:tcW w:type="dxa" w:w="1224"/>
-          </w:tcPr>
-          <w:p>
-            <w:pPr>
-              <w:spacing w:after="20"/>
-              <w:jc w:val="right"/>
-            </w:pPr>
-            <w:r>
-              <w:rPr>
-                <w:color w:val="1C3A36"/>
-                <w:sz w:val="16"/>
-              </w:rPr>
-              <w:t>1.551</w:t>
-            </w:r>
-          </w:p>
-        </w:tc>
-        <w:tc>
-          <w:tcPr>
-            <w:tcW w:type="dxa" w:w="1224"/>
-          </w:tcPr>
-          <w:p>
-            <w:pPr>
-              <w:spacing w:after="20"/>
-              <w:jc w:val="right"/>
-            </w:pPr>
-            <w:r>
-              <w:rPr>
-                <w:color w:val="1C3A36"/>
-                <w:sz w:val="16"/>
-              </w:rPr>
-              <w:t>1.637</w:t>
-            </w:r>
-          </w:p>
-        </w:tc>
-        <w:tc>
-          <w:tcPr>
-            <w:tcW w:type="dxa" w:w="1224"/>
-          </w:tcPr>
-          <w:p>
-            <w:pPr>
-              <w:spacing w:after="20"/>
-              <w:jc w:val="right"/>
-            </w:pPr>
-            <w:r>
-              <w:rPr>
-                <w:color w:val="1C3A36"/>
-                <w:sz w:val="16"/>
-              </w:rPr>
-              <w:t>1.702</w:t>
-            </w:r>
-          </w:p>
-        </w:tc>
-        <w:tc>
-          <w:tcPr>
-            <w:tcW w:type="dxa" w:w="1224"/>
-          </w:tcPr>
-          <w:p>
-            <w:pPr>
-              <w:spacing w:after="20"/>
-              <w:jc w:val="right"/>
-            </w:pPr>
-            <w:r>
-              <w:rPr>
-                <w:color w:val="1C3A36"/>
-                <w:sz w:val="16"/>
-              </w:rPr>
-              <w:t>1.762</w:t>
-            </w:r>
-          </w:p>
-        </w:tc>
-        <w:tc>
-          <w:tcPr>
-            <w:tcW w:type="dxa" w:w="1224"/>
-          </w:tcPr>
-          <w:p>
-            <w:pPr>
-              <w:spacing w:after="20"/>
-              <w:jc w:val="right"/>
-            </w:pPr>
-            <w:r>
-              <w:rPr>
-                <w:color w:val="1C3A36"/>
-                <w:sz w:val="16"/>
-              </w:rPr>
-              <w:t>1.815</w:t>
-            </w:r>
-          </w:p>
-        </w:tc>
-        <w:tc>
-          <w:tcPr>
-            <w:tcW w:type="dxa" w:w="1224"/>
-          </w:tcPr>
-          <w:p>
-            <w:pPr>
-              <w:spacing w:after="20"/>
-              <w:jc w:val="right"/>
-            </w:pPr>
-            <w:r>
-              <w:rPr>
-                <w:color w:val="1C3A36"/>
-                <w:sz w:val="16"/>
-              </w:rPr>
-              <w:t>1.860</w:t>
+            <w:tcW w:type="dxa" w:w="2333"/>
+            <w:shd w:val="clear" w:color="auto" w:fill="F6F1E6"/>
+          </w:tcPr>
+          <w:p>
+            <w:pPr>
+              <w:spacing w:after="20"/>
+            </w:pPr>
+            <w:r>
+              <w:rPr>
+                <w:b/>
+                <w:color w:val="1C3A36"/>
+                <w:sz w:val="15"/>
+              </w:rPr>
+              <w:t>VOLUME (mn tonnes)</w:t>
+            </w:r>
+          </w:p>
+        </w:tc>
+        <w:tc>
+          <w:tcPr>
+            <w:tcW w:type="dxa" w:w="1123"/>
+            <w:shd w:val="clear" w:color="auto" w:fill="F6F1E6"/>
+          </w:tcPr>
+          <w:p>
+            <w:pPr>
+              <w:spacing w:after="20"/>
+              <w:jc w:val="right"/>
+            </w:pPr>
+            <w:r>
+              <w:rPr>
+                <w:b/>
+                <w:color w:val="1C3A36"/>
+                <w:sz w:val="15"/>
+              </w:rPr>
+            </w:r>
+          </w:p>
+        </w:tc>
+        <w:tc>
+          <w:tcPr>
+            <w:tcW w:type="dxa" w:w="1037"/>
+            <w:shd w:val="clear" w:color="auto" w:fill="F6F1E6"/>
+          </w:tcPr>
+          <w:p>
+            <w:pPr>
+              <w:spacing w:after="20"/>
+              <w:jc w:val="right"/>
+            </w:pPr>
+            <w:r>
+              <w:rPr>
+                <w:b/>
+                <w:color w:val="1C3A36"/>
+                <w:sz w:val="15"/>
+              </w:rPr>
+            </w:r>
+          </w:p>
+        </w:tc>
+        <w:tc>
+          <w:tcPr>
+            <w:tcW w:type="dxa" w:w="1037"/>
+            <w:shd w:val="clear" w:color="auto" w:fill="F6F1E6"/>
+          </w:tcPr>
+          <w:p>
+            <w:pPr>
+              <w:spacing w:after="20"/>
+              <w:jc w:val="right"/>
+            </w:pPr>
+            <w:r>
+              <w:rPr>
+                <w:b/>
+                <w:color w:val="1C3A36"/>
+                <w:sz w:val="15"/>
+              </w:rPr>
+            </w:r>
+          </w:p>
+        </w:tc>
+        <w:tc>
+          <w:tcPr>
+            <w:tcW w:type="dxa" w:w="1037"/>
+            <w:shd w:val="clear" w:color="auto" w:fill="F6F1E6"/>
+          </w:tcPr>
+          <w:p>
+            <w:pPr>
+              <w:spacing w:after="20"/>
+              <w:jc w:val="right"/>
+            </w:pPr>
+            <w:r>
+              <w:rPr>
+                <w:b/>
+                <w:color w:val="1C3A36"/>
+                <w:sz w:val="15"/>
+              </w:rPr>
+            </w:r>
+          </w:p>
+        </w:tc>
+        <w:tc>
+          <w:tcPr>
+            <w:tcW w:type="dxa" w:w="1037"/>
+            <w:shd w:val="clear" w:color="auto" w:fill="F6F1E6"/>
+          </w:tcPr>
+          <w:p>
+            <w:pPr>
+              <w:spacing w:after="20"/>
+              <w:jc w:val="right"/>
+            </w:pPr>
+            <w:r>
+              <w:rPr>
+                <w:b/>
+                <w:color w:val="1C3A36"/>
+                <w:sz w:val="15"/>
+              </w:rPr>
+            </w:r>
+          </w:p>
+        </w:tc>
+        <w:tc>
+          <w:tcPr>
+            <w:tcW w:type="dxa" w:w="1037"/>
+            <w:shd w:val="clear" w:color="auto" w:fill="F6F1E6"/>
+          </w:tcPr>
+          <w:p>
+            <w:pPr>
+              <w:spacing w:after="20"/>
+              <w:jc w:val="right"/>
+            </w:pPr>
+            <w:r>
+              <w:rPr>
+                <w:b/>
+                <w:color w:val="1C3A36"/>
+                <w:sz w:val="15"/>
+              </w:rPr>
+            </w:r>
+          </w:p>
+        </w:tc>
+        <w:tc>
+          <w:tcPr>
+            <w:tcW w:type="dxa" w:w="1037"/>
+            <w:shd w:val="clear" w:color="auto" w:fill="F6F1E6"/>
+          </w:tcPr>
+          <w:p>
+            <w:pPr>
+              <w:spacing w:after="20"/>
+              <w:jc w:val="right"/>
+            </w:pPr>
+            <w:r>
+              <w:rPr>
+                <w:b/>
+                <w:color w:val="1C3A36"/>
+                <w:sz w:val="15"/>
+              </w:rPr>
             </w:r>
           </w:p>
         </w:tc>
@@ -3292,126 +3992,144 @@
       <w:tr>
         <w:tc>
           <w:tcPr>
-            <w:tcW w:type="dxa" w:w="2736"/>
-          </w:tcPr>
-          <w:p>
-            <w:pPr>
-              <w:spacing w:after="20"/>
-            </w:pPr>
-            <w:r>
-              <w:rPr>
-                <w:color w:val="1C3A36"/>
-                <w:sz w:val="16"/>
-              </w:rPr>
-              <w:t>Specialty volume (mn tonnes)</w:t>
-            </w:r>
-          </w:p>
-        </w:tc>
-        <w:tc>
-          <w:tcPr>
-            <w:tcW w:type="dxa" w:w="1224"/>
-          </w:tcPr>
-          <w:p>
-            <w:pPr>
-              <w:spacing w:after="20"/>
-              <w:jc w:val="right"/>
-            </w:pPr>
-            <w:r>
-              <w:rPr>
-                <w:color w:val="1C3A36"/>
-                <w:sz w:val="16"/>
-              </w:rPr>
-              <w:t>0.212</w:t>
-            </w:r>
-          </w:p>
-        </w:tc>
-        <w:tc>
-          <w:tcPr>
-            <w:tcW w:type="dxa" w:w="1224"/>
-          </w:tcPr>
-          <w:p>
-            <w:pPr>
-              <w:spacing w:after="20"/>
-              <w:jc w:val="right"/>
-            </w:pPr>
-            <w:r>
-              <w:rPr>
-                <w:color w:val="1C3A36"/>
-                <w:sz w:val="16"/>
-              </w:rPr>
-              <w:t>0.231</w:t>
-            </w:r>
-          </w:p>
-        </w:tc>
-        <w:tc>
-          <w:tcPr>
-            <w:tcW w:type="dxa" w:w="1224"/>
-          </w:tcPr>
-          <w:p>
-            <w:pPr>
-              <w:spacing w:after="20"/>
-              <w:jc w:val="right"/>
-            </w:pPr>
-            <w:r>
-              <w:rPr>
-                <w:color w:val="1C3A36"/>
-                <w:sz w:val="16"/>
-              </w:rPr>
-              <w:t>0.247</w:t>
-            </w:r>
-          </w:p>
-        </w:tc>
-        <w:tc>
-          <w:tcPr>
-            <w:tcW w:type="dxa" w:w="1224"/>
-          </w:tcPr>
-          <w:p>
-            <w:pPr>
-              <w:spacing w:after="20"/>
-              <w:jc w:val="right"/>
-            </w:pPr>
-            <w:r>
-              <w:rPr>
-                <w:color w:val="1C3A36"/>
-                <w:sz w:val="16"/>
-              </w:rPr>
-              <w:t>0.261</w:t>
-            </w:r>
-          </w:p>
-        </w:tc>
-        <w:tc>
-          <w:tcPr>
-            <w:tcW w:type="dxa" w:w="1224"/>
-          </w:tcPr>
-          <w:p>
-            <w:pPr>
-              <w:spacing w:after="20"/>
-              <w:jc w:val="right"/>
-            </w:pPr>
-            <w:r>
-              <w:rPr>
-                <w:color w:val="1C3A36"/>
-                <w:sz w:val="16"/>
-              </w:rPr>
-              <w:t>0.272</w:t>
-            </w:r>
-          </w:p>
-        </w:tc>
-        <w:tc>
-          <w:tcPr>
-            <w:tcW w:type="dxa" w:w="1224"/>
-          </w:tcPr>
-          <w:p>
-            <w:pPr>
-              <w:spacing w:after="20"/>
-              <w:jc w:val="right"/>
-            </w:pPr>
-            <w:r>
-              <w:rPr>
-                <w:color w:val="1C3A36"/>
-                <w:sz w:val="16"/>
-              </w:rPr>
-              <w:t>0.283</w:t>
+            <w:tcW w:type="dxa" w:w="2333"/>
+          </w:tcPr>
+          <w:p>
+            <w:pPr>
+              <w:spacing w:after="20"/>
+            </w:pPr>
+            <w:r>
+              <w:rPr>
+                <w:color w:val="1C3A36"/>
+                <w:sz w:val="15"/>
+              </w:rPr>
+              <w:t xml:space="preserve">   Base oils</w:t>
+            </w:r>
+          </w:p>
+        </w:tc>
+        <w:tc>
+          <w:tcPr>
+            <w:tcW w:type="dxa" w:w="1123"/>
+          </w:tcPr>
+          <w:p>
+            <w:pPr>
+              <w:spacing w:after="20"/>
+              <w:jc w:val="right"/>
+            </w:pPr>
+            <w:r>
+              <w:rPr>
+                <w:color w:val="1C3A36"/>
+                <w:sz w:val="15"/>
+              </w:rPr>
+              <w:t>0.111</w:t>
+            </w:r>
+          </w:p>
+        </w:tc>
+        <w:tc>
+          <w:tcPr>
+            <w:tcW w:type="dxa" w:w="1037"/>
+          </w:tcPr>
+          <w:p>
+            <w:pPr>
+              <w:spacing w:after="20"/>
+              <w:jc w:val="right"/>
+            </w:pPr>
+            <w:r>
+              <w:rPr>
+                <w:color w:val="1C3A36"/>
+                <w:sz w:val="15"/>
+              </w:rPr>
+              <w:t>0.119</w:t>
+            </w:r>
+          </w:p>
+        </w:tc>
+        <w:tc>
+          <w:tcPr>
+            <w:tcW w:type="dxa" w:w="1037"/>
+          </w:tcPr>
+          <w:p>
+            <w:pPr>
+              <w:spacing w:after="20"/>
+              <w:jc w:val="right"/>
+            </w:pPr>
+            <w:r>
+              <w:rPr>
+                <w:color w:val="1C3A36"/>
+                <w:sz w:val="15"/>
+              </w:rPr>
+              <w:t>0.128</w:t>
+            </w:r>
+          </w:p>
+        </w:tc>
+        <w:tc>
+          <w:tcPr>
+            <w:tcW w:type="dxa" w:w="1037"/>
+          </w:tcPr>
+          <w:p>
+            <w:pPr>
+              <w:spacing w:after="20"/>
+              <w:jc w:val="right"/>
+            </w:pPr>
+            <w:r>
+              <w:rPr>
+                <w:color w:val="1C3A36"/>
+                <w:sz w:val="15"/>
+              </w:rPr>
+              <w:t>0.135</w:t>
+            </w:r>
+          </w:p>
+        </w:tc>
+        <w:tc>
+          <w:tcPr>
+            <w:tcW w:type="dxa" w:w="1037"/>
+          </w:tcPr>
+          <w:p>
+            <w:pPr>
+              <w:spacing w:after="20"/>
+              <w:jc w:val="right"/>
+            </w:pPr>
+            <w:r>
+              <w:rPr>
+                <w:color w:val="1C3A36"/>
+                <w:sz w:val="15"/>
+              </w:rPr>
+              <w:t>0.141</w:t>
+            </w:r>
+          </w:p>
+        </w:tc>
+        <w:tc>
+          <w:tcPr>
+            <w:tcW w:type="dxa" w:w="1037"/>
+          </w:tcPr>
+          <w:p>
+            <w:pPr>
+              <w:spacing w:after="20"/>
+              <w:jc w:val="right"/>
+            </w:pPr>
+            <w:r>
+              <w:rPr>
+                <w:color w:val="1C3A36"/>
+                <w:sz w:val="15"/>
+              </w:rPr>
+              <w:t>0.146</w:t>
+            </w:r>
+          </w:p>
+        </w:tc>
+        <w:tc>
+          <w:tcPr>
+            <w:tcW w:type="dxa" w:w="1037"/>
+          </w:tcPr>
+          <w:p>
+            <w:pPr>
+              <w:spacing w:after="20"/>
+              <w:jc w:val="right"/>
+            </w:pPr>
+            <w:r>
+              <w:rPr>
+                <w:color w:val="1C3A36"/>
+                <w:sz w:val="15"/>
+              </w:rPr>
+              <w:t>0.151</w:t>
             </w:r>
           </w:p>
         </w:tc>
@@ -3419,126 +4137,144 @@
       <w:tr>
         <w:tc>
           <w:tcPr>
-            <w:tcW w:type="dxa" w:w="2736"/>
-          </w:tcPr>
-          <w:p>
-            <w:pPr>
-              <w:spacing w:after="20"/>
-            </w:pPr>
-            <w:r>
-              <w:rPr>
-                <w:color w:val="1C3A36"/>
-                <w:sz w:val="16"/>
-              </w:rPr>
-              <w:t>Specialty price (USD / tonne)</w:t>
-            </w:r>
-          </w:p>
-        </w:tc>
-        <w:tc>
-          <w:tcPr>
-            <w:tcW w:type="dxa" w:w="1224"/>
-          </w:tcPr>
-          <w:p>
-            <w:pPr>
-              <w:spacing w:after="20"/>
-              <w:jc w:val="right"/>
-            </w:pPr>
-            <w:r>
-              <w:rPr>
-                <w:color w:val="1C3A36"/>
-                <w:sz w:val="16"/>
-              </w:rPr>
-              <w:t>1,105</w:t>
-            </w:r>
-          </w:p>
-        </w:tc>
-        <w:tc>
-          <w:tcPr>
-            <w:tcW w:type="dxa" w:w="1224"/>
-          </w:tcPr>
-          <w:p>
-            <w:pPr>
-              <w:spacing w:after="20"/>
-              <w:jc w:val="right"/>
-            </w:pPr>
-            <w:r>
-              <w:rPr>
-                <w:color w:val="1C3A36"/>
-                <w:sz w:val="16"/>
-              </w:rPr>
-              <w:t>1,127</w:t>
-            </w:r>
-          </w:p>
-        </w:tc>
-        <w:tc>
-          <w:tcPr>
-            <w:tcW w:type="dxa" w:w="1224"/>
-          </w:tcPr>
-          <w:p>
-            <w:pPr>
-              <w:spacing w:after="20"/>
-              <w:jc w:val="right"/>
-            </w:pPr>
-            <w:r>
-              <w:rPr>
-                <w:color w:val="1C3A36"/>
-                <w:sz w:val="16"/>
-              </w:rPr>
-              <w:t>1,150</w:t>
-            </w:r>
-          </w:p>
-        </w:tc>
-        <w:tc>
-          <w:tcPr>
-            <w:tcW w:type="dxa" w:w="1224"/>
-          </w:tcPr>
-          <w:p>
-            <w:pPr>
-              <w:spacing w:after="20"/>
-              <w:jc w:val="right"/>
-            </w:pPr>
-            <w:r>
-              <w:rPr>
-                <w:color w:val="1C3A36"/>
-                <w:sz w:val="16"/>
-              </w:rPr>
-              <w:t>1,173</w:t>
-            </w:r>
-          </w:p>
-        </w:tc>
-        <w:tc>
-          <w:tcPr>
-            <w:tcW w:type="dxa" w:w="1224"/>
-          </w:tcPr>
-          <w:p>
-            <w:pPr>
-              <w:spacing w:after="20"/>
-              <w:jc w:val="right"/>
-            </w:pPr>
-            <w:r>
-              <w:rPr>
-                <w:color w:val="1C3A36"/>
-                <w:sz w:val="16"/>
-              </w:rPr>
-              <w:t>1,196</w:t>
-            </w:r>
-          </w:p>
-        </w:tc>
-        <w:tc>
-          <w:tcPr>
-            <w:tcW w:type="dxa" w:w="1224"/>
-          </w:tcPr>
-          <w:p>
-            <w:pPr>
-              <w:spacing w:after="20"/>
-              <w:jc w:val="right"/>
-            </w:pPr>
-            <w:r>
-              <w:rPr>
-                <w:color w:val="1C3A36"/>
-                <w:sz w:val="16"/>
-              </w:rPr>
-              <w:t>1,220</w:t>
+            <w:tcW w:type="dxa" w:w="2333"/>
+          </w:tcPr>
+          <w:p>
+            <w:pPr>
+              <w:spacing w:after="20"/>
+            </w:pPr>
+            <w:r>
+              <w:rPr>
+                <w:color w:val="1C3A36"/>
+                <w:sz w:val="15"/>
+              </w:rPr>
+              <w:t xml:space="preserve">   Paraffin wax</w:t>
+            </w:r>
+          </w:p>
+        </w:tc>
+        <w:tc>
+          <w:tcPr>
+            <w:tcW w:type="dxa" w:w="1123"/>
+          </w:tcPr>
+          <w:p>
+            <w:pPr>
+              <w:spacing w:after="20"/>
+              <w:jc w:val="right"/>
+            </w:pPr>
+            <w:r>
+              <w:rPr>
+                <w:color w:val="1C3A36"/>
+                <w:sz w:val="15"/>
+              </w:rPr>
+              <w:t>0.066</w:t>
+            </w:r>
+          </w:p>
+        </w:tc>
+        <w:tc>
+          <w:tcPr>
+            <w:tcW w:type="dxa" w:w="1037"/>
+          </w:tcPr>
+          <w:p>
+            <w:pPr>
+              <w:spacing w:after="20"/>
+              <w:jc w:val="right"/>
+            </w:pPr>
+            <w:r>
+              <w:rPr>
+                <w:color w:val="1C3A36"/>
+                <w:sz w:val="15"/>
+              </w:rPr>
+              <w:t>0.070</w:t>
+            </w:r>
+          </w:p>
+        </w:tc>
+        <w:tc>
+          <w:tcPr>
+            <w:tcW w:type="dxa" w:w="1037"/>
+          </w:tcPr>
+          <w:p>
+            <w:pPr>
+              <w:spacing w:after="20"/>
+              <w:jc w:val="right"/>
+            </w:pPr>
+            <w:r>
+              <w:rPr>
+                <w:color w:val="1C3A36"/>
+                <w:sz w:val="15"/>
+              </w:rPr>
+              <w:t>0.077</w:t>
+            </w:r>
+          </w:p>
+        </w:tc>
+        <w:tc>
+          <w:tcPr>
+            <w:tcW w:type="dxa" w:w="1037"/>
+          </w:tcPr>
+          <w:p>
+            <w:pPr>
+              <w:spacing w:after="20"/>
+              <w:jc w:val="right"/>
+            </w:pPr>
+            <w:r>
+              <w:rPr>
+                <w:color w:val="1C3A36"/>
+                <w:sz w:val="15"/>
+              </w:rPr>
+              <w:t>0.082</w:t>
+            </w:r>
+          </w:p>
+        </w:tc>
+        <w:tc>
+          <w:tcPr>
+            <w:tcW w:type="dxa" w:w="1037"/>
+          </w:tcPr>
+          <w:p>
+            <w:pPr>
+              <w:spacing w:after="20"/>
+              <w:jc w:val="right"/>
+            </w:pPr>
+            <w:r>
+              <w:rPr>
+                <w:color w:val="1C3A36"/>
+                <w:sz w:val="15"/>
+              </w:rPr>
+              <w:t>0.086</w:t>
+            </w:r>
+          </w:p>
+        </w:tc>
+        <w:tc>
+          <w:tcPr>
+            <w:tcW w:type="dxa" w:w="1037"/>
+          </w:tcPr>
+          <w:p>
+            <w:pPr>
+              <w:spacing w:after="20"/>
+              <w:jc w:val="right"/>
+            </w:pPr>
+            <w:r>
+              <w:rPr>
+                <w:color w:val="1C3A36"/>
+                <w:sz w:val="15"/>
+              </w:rPr>
+              <w:t>0.090</w:t>
+            </w:r>
+          </w:p>
+        </w:tc>
+        <w:tc>
+          <w:tcPr>
+            <w:tcW w:type="dxa" w:w="1037"/>
+          </w:tcPr>
+          <w:p>
+            <w:pPr>
+              <w:spacing w:after="20"/>
+              <w:jc w:val="right"/>
+            </w:pPr>
+            <w:r>
+              <w:rPr>
+                <w:color w:val="1C3A36"/>
+                <w:sz w:val="15"/>
+              </w:rPr>
+              <w:t>0.094</w:t>
             </w:r>
           </w:p>
         </w:tc>
@@ -3546,126 +4282,144 @@
       <w:tr>
         <w:tc>
           <w:tcPr>
-            <w:tcW w:type="dxa" w:w="2736"/>
-          </w:tcPr>
-          <w:p>
-            <w:pPr>
-              <w:spacing w:after="20"/>
-            </w:pPr>
-            <w:r>
-              <w:rPr>
-                <w:color w:val="1C3A36"/>
-                <w:sz w:val="16"/>
-              </w:rPr>
-              <w:t>Fuel price (USD / tonne)</w:t>
-            </w:r>
-          </w:p>
-        </w:tc>
-        <w:tc>
-          <w:tcPr>
-            <w:tcW w:type="dxa" w:w="1224"/>
-          </w:tcPr>
-          <w:p>
-            <w:pPr>
-              <w:spacing w:after="20"/>
-              <w:jc w:val="right"/>
-            </w:pPr>
-            <w:r>
-              <w:rPr>
-                <w:color w:val="1C3A36"/>
-                <w:sz w:val="16"/>
-              </w:rPr>
-              <w:t>438</w:t>
-            </w:r>
-          </w:p>
-        </w:tc>
-        <w:tc>
-          <w:tcPr>
-            <w:tcW w:type="dxa" w:w="1224"/>
-          </w:tcPr>
-          <w:p>
-            <w:pPr>
-              <w:spacing w:after="20"/>
-              <w:jc w:val="right"/>
-            </w:pPr>
-            <w:r>
-              <w:rPr>
-                <w:color w:val="1C3A36"/>
-                <w:sz w:val="16"/>
-              </w:rPr>
-              <w:t>443</w:t>
-            </w:r>
-          </w:p>
-        </w:tc>
-        <w:tc>
-          <w:tcPr>
-            <w:tcW w:type="dxa" w:w="1224"/>
-          </w:tcPr>
-          <w:p>
-            <w:pPr>
-              <w:spacing w:after="20"/>
-              <w:jc w:val="right"/>
-            </w:pPr>
-            <w:r>
-              <w:rPr>
-                <w:color w:val="1C3A36"/>
-                <w:sz w:val="16"/>
-              </w:rPr>
-              <w:t>452</w:t>
-            </w:r>
-          </w:p>
-        </w:tc>
-        <w:tc>
-          <w:tcPr>
-            <w:tcW w:type="dxa" w:w="1224"/>
-          </w:tcPr>
-          <w:p>
-            <w:pPr>
-              <w:spacing w:after="20"/>
-              <w:jc w:val="right"/>
-            </w:pPr>
-            <w:r>
-              <w:rPr>
-                <w:color w:val="1C3A36"/>
-                <w:sz w:val="16"/>
-              </w:rPr>
-              <w:t>461</w:t>
-            </w:r>
-          </w:p>
-        </w:tc>
-        <w:tc>
-          <w:tcPr>
-            <w:tcW w:type="dxa" w:w="1224"/>
-          </w:tcPr>
-          <w:p>
-            <w:pPr>
-              <w:spacing w:after="20"/>
-              <w:jc w:val="right"/>
-            </w:pPr>
-            <w:r>
-              <w:rPr>
-                <w:color w:val="1C3A36"/>
-                <w:sz w:val="16"/>
-              </w:rPr>
-              <w:t>470</w:t>
-            </w:r>
-          </w:p>
-        </w:tc>
-        <w:tc>
-          <w:tcPr>
-            <w:tcW w:type="dxa" w:w="1224"/>
-          </w:tcPr>
-          <w:p>
-            <w:pPr>
-              <w:spacing w:after="20"/>
-              <w:jc w:val="right"/>
-            </w:pPr>
-            <w:r>
-              <w:rPr>
-                <w:color w:val="1C3A36"/>
-                <w:sz w:val="16"/>
-              </w:rPr>
-              <w:t>479</w:t>
+            <w:tcW w:type="dxa" w:w="2333"/>
+          </w:tcPr>
+          <w:p>
+            <w:pPr>
+              <w:spacing w:after="20"/>
+            </w:pPr>
+            <w:r>
+              <w:rPr>
+                <w:color w:val="1C3A36"/>
+                <w:sz w:val="15"/>
+              </w:rPr>
+              <w:t xml:space="preserve">   Fuel and by-products</w:t>
+            </w:r>
+          </w:p>
+        </w:tc>
+        <w:tc>
+          <w:tcPr>
+            <w:tcW w:type="dxa" w:w="1123"/>
+          </w:tcPr>
+          <w:p>
+            <w:pPr>
+              <w:spacing w:after="20"/>
+              <w:jc w:val="right"/>
+            </w:pPr>
+            <w:r>
+              <w:rPr>
+                <w:color w:val="1C3A36"/>
+                <w:sz w:val="15"/>
+              </w:rPr>
+              <w:t>1.256</w:t>
+            </w:r>
+          </w:p>
+        </w:tc>
+        <w:tc>
+          <w:tcPr>
+            <w:tcW w:type="dxa" w:w="1037"/>
+          </w:tcPr>
+          <w:p>
+            <w:pPr>
+              <w:spacing w:after="20"/>
+              <w:jc w:val="right"/>
+            </w:pPr>
+            <w:r>
+              <w:rPr>
+                <w:color w:val="1C3A36"/>
+                <w:sz w:val="15"/>
+              </w:rPr>
+              <w:t>1.173</w:t>
+            </w:r>
+          </w:p>
+        </w:tc>
+        <w:tc>
+          <w:tcPr>
+            <w:tcW w:type="dxa" w:w="1037"/>
+          </w:tcPr>
+          <w:p>
+            <w:pPr>
+              <w:spacing w:after="20"/>
+              <w:jc w:val="right"/>
+            </w:pPr>
+            <w:r>
+              <w:rPr>
+                <w:color w:val="1C3A36"/>
+                <w:sz w:val="15"/>
+              </w:rPr>
+              <w:t>1.232</w:t>
+            </w:r>
+          </w:p>
+        </w:tc>
+        <w:tc>
+          <w:tcPr>
+            <w:tcW w:type="dxa" w:w="1037"/>
+          </w:tcPr>
+          <w:p>
+            <w:pPr>
+              <w:spacing w:after="20"/>
+              <w:jc w:val="right"/>
+            </w:pPr>
+            <w:r>
+              <w:rPr>
+                <w:color w:val="1C3A36"/>
+                <w:sz w:val="15"/>
+              </w:rPr>
+              <w:t>1.276</w:t>
+            </w:r>
+          </w:p>
+        </w:tc>
+        <w:tc>
+          <w:tcPr>
+            <w:tcW w:type="dxa" w:w="1037"/>
+          </w:tcPr>
+          <w:p>
+            <w:pPr>
+              <w:spacing w:after="20"/>
+              <w:jc w:val="right"/>
+            </w:pPr>
+            <w:r>
+              <w:rPr>
+                <w:color w:val="1C3A36"/>
+                <w:sz w:val="15"/>
+              </w:rPr>
+              <w:t>1.317</w:t>
+            </w:r>
+          </w:p>
+        </w:tc>
+        <w:tc>
+          <w:tcPr>
+            <w:tcW w:type="dxa" w:w="1037"/>
+          </w:tcPr>
+          <w:p>
+            <w:pPr>
+              <w:spacing w:after="20"/>
+              <w:jc w:val="right"/>
+            </w:pPr>
+            <w:r>
+              <w:rPr>
+                <w:color w:val="1C3A36"/>
+                <w:sz w:val="15"/>
+              </w:rPr>
+              <w:t>1.354</w:t>
+            </w:r>
+          </w:p>
+        </w:tc>
+        <w:tc>
+          <w:tcPr>
+            <w:tcW w:type="dxa" w:w="1037"/>
+          </w:tcPr>
+          <w:p>
+            <w:pPr>
+              <w:spacing w:after="20"/>
+              <w:jc w:val="right"/>
+            </w:pPr>
+            <w:r>
+              <w:rPr>
+                <w:color w:val="1C3A36"/>
+                <w:sz w:val="15"/>
+              </w:rPr>
+              <w:t>1.385</w:t>
             </w:r>
           </w:p>
         </w:tc>
@@ -3673,126 +4427,160 @@
       <w:tr>
         <w:tc>
           <w:tcPr>
-            <w:tcW w:type="dxa" w:w="2736"/>
-          </w:tcPr>
-          <w:p>
-            <w:pPr>
-              <w:spacing w:after="20"/>
-            </w:pPr>
-            <w:r>
-              <w:rPr>
-                <w:color w:val="1C3A36"/>
-                <w:sz w:val="16"/>
-              </w:rPr>
-              <w:t>USD / EGP average</w:t>
-            </w:r>
-          </w:p>
-        </w:tc>
-        <w:tc>
-          <w:tcPr>
-            <w:tcW w:type="dxa" w:w="1224"/>
-          </w:tcPr>
-          <w:p>
-            <w:pPr>
-              <w:spacing w:after="20"/>
-              <w:jc w:val="right"/>
-            </w:pPr>
-            <w:r>
-              <w:rPr>
-                <w:color w:val="1C3A36"/>
-                <w:sz w:val="16"/>
-              </w:rPr>
-              <w:t>48.7</w:t>
-            </w:r>
-          </w:p>
-        </w:tc>
-        <w:tc>
-          <w:tcPr>
-            <w:tcW w:type="dxa" w:w="1224"/>
-          </w:tcPr>
-          <w:p>
-            <w:pPr>
-              <w:spacing w:after="20"/>
-              <w:jc w:val="right"/>
-            </w:pPr>
-            <w:r>
-              <w:rPr>
-                <w:color w:val="1C3A36"/>
-                <w:sz w:val="16"/>
-              </w:rPr>
-              <w:t>50.9</w:t>
-            </w:r>
-          </w:p>
-        </w:tc>
-        <w:tc>
-          <w:tcPr>
-            <w:tcW w:type="dxa" w:w="1224"/>
-          </w:tcPr>
-          <w:p>
-            <w:pPr>
-              <w:spacing w:after="20"/>
-              <w:jc w:val="right"/>
-            </w:pPr>
-            <w:r>
-              <w:rPr>
-                <w:color w:val="1C3A36"/>
-                <w:sz w:val="16"/>
-              </w:rPr>
-              <w:t>53.4</w:t>
-            </w:r>
-          </w:p>
-        </w:tc>
-        <w:tc>
-          <w:tcPr>
-            <w:tcW w:type="dxa" w:w="1224"/>
-          </w:tcPr>
-          <w:p>
-            <w:pPr>
-              <w:spacing w:after="20"/>
-              <w:jc w:val="right"/>
-            </w:pPr>
-            <w:r>
-              <w:rPr>
-                <w:color w:val="1C3A36"/>
-                <w:sz w:val="16"/>
-              </w:rPr>
-              <w:t>55.8</w:t>
-            </w:r>
-          </w:p>
-        </w:tc>
-        <w:tc>
-          <w:tcPr>
-            <w:tcW w:type="dxa" w:w="1224"/>
-          </w:tcPr>
-          <w:p>
-            <w:pPr>
-              <w:spacing w:after="20"/>
-              <w:jc w:val="right"/>
-            </w:pPr>
-            <w:r>
-              <w:rPr>
-                <w:color w:val="1C3A36"/>
-                <w:sz w:val="16"/>
-              </w:rPr>
-              <w:t>58.0</w:t>
-            </w:r>
-          </w:p>
-        </w:tc>
-        <w:tc>
-          <w:tcPr>
-            <w:tcW w:type="dxa" w:w="1224"/>
-          </w:tcPr>
-          <w:p>
-            <w:pPr>
-              <w:spacing w:after="20"/>
-              <w:jc w:val="right"/>
-            </w:pPr>
-            <w:r>
-              <w:rPr>
-                <w:color w:val="1C3A36"/>
-                <w:sz w:val="16"/>
-              </w:rPr>
-              <w:t>60.1</w:t>
+            <w:tcW w:type="dxa" w:w="2333"/>
+            <w:shd w:val="clear" w:color="auto" w:fill="F6F1E6"/>
+          </w:tcPr>
+          <w:p>
+            <w:pPr>
+              <w:spacing w:after="20"/>
+            </w:pPr>
+            <w:r>
+              <w:rPr>
+                <w:b/>
+                <w:color w:val="1C3A36"/>
+                <w:sz w:val="15"/>
+              </w:rPr>
+              <w:t xml:space="preserve">   TOTAL</w:t>
+            </w:r>
+          </w:p>
+        </w:tc>
+        <w:tc>
+          <w:tcPr>
+            <w:tcW w:type="dxa" w:w="1123"/>
+            <w:shd w:val="clear" w:color="auto" w:fill="F6F1E6"/>
+          </w:tcPr>
+          <w:p>
+            <w:pPr>
+              <w:spacing w:after="20"/>
+              <w:jc w:val="right"/>
+            </w:pPr>
+            <w:r>
+              <w:rPr>
+                <w:b/>
+                <w:color w:val="1C3A36"/>
+                <w:sz w:val="15"/>
+              </w:rPr>
+              <w:t>1.433</w:t>
+            </w:r>
+          </w:p>
+        </w:tc>
+        <w:tc>
+          <w:tcPr>
+            <w:tcW w:type="dxa" w:w="1037"/>
+            <w:shd w:val="clear" w:color="auto" w:fill="F6F1E6"/>
+          </w:tcPr>
+          <w:p>
+            <w:pPr>
+              <w:spacing w:after="20"/>
+              <w:jc w:val="right"/>
+            </w:pPr>
+            <w:r>
+              <w:rPr>
+                <w:b/>
+                <w:color w:val="1C3A36"/>
+                <w:sz w:val="15"/>
+              </w:rPr>
+              <w:t>1.362</w:t>
+            </w:r>
+          </w:p>
+        </w:tc>
+        <w:tc>
+          <w:tcPr>
+            <w:tcW w:type="dxa" w:w="1037"/>
+            <w:shd w:val="clear" w:color="auto" w:fill="F6F1E6"/>
+          </w:tcPr>
+          <w:p>
+            <w:pPr>
+              <w:spacing w:after="20"/>
+              <w:jc w:val="right"/>
+            </w:pPr>
+            <w:r>
+              <w:rPr>
+                <w:b/>
+                <w:color w:val="1C3A36"/>
+                <w:sz w:val="15"/>
+              </w:rPr>
+              <w:t>1.436</w:t>
+            </w:r>
+          </w:p>
+        </w:tc>
+        <w:tc>
+          <w:tcPr>
+            <w:tcW w:type="dxa" w:w="1037"/>
+            <w:shd w:val="clear" w:color="auto" w:fill="F6F1E6"/>
+          </w:tcPr>
+          <w:p>
+            <w:pPr>
+              <w:spacing w:after="20"/>
+              <w:jc w:val="right"/>
+            </w:pPr>
+            <w:r>
+              <w:rPr>
+                <w:b/>
+                <w:color w:val="1C3A36"/>
+                <w:sz w:val="15"/>
+              </w:rPr>
+              <w:t>1.493</w:t>
+            </w:r>
+          </w:p>
+        </w:tc>
+        <w:tc>
+          <w:tcPr>
+            <w:tcW w:type="dxa" w:w="1037"/>
+            <w:shd w:val="clear" w:color="auto" w:fill="F6F1E6"/>
+          </w:tcPr>
+          <w:p>
+            <w:pPr>
+              <w:spacing w:after="20"/>
+              <w:jc w:val="right"/>
+            </w:pPr>
+            <w:r>
+              <w:rPr>
+                <w:b/>
+                <w:color w:val="1C3A36"/>
+                <w:sz w:val="15"/>
+              </w:rPr>
+              <w:t>1.544</w:t>
+            </w:r>
+          </w:p>
+        </w:tc>
+        <w:tc>
+          <w:tcPr>
+            <w:tcW w:type="dxa" w:w="1037"/>
+            <w:shd w:val="clear" w:color="auto" w:fill="F6F1E6"/>
+          </w:tcPr>
+          <w:p>
+            <w:pPr>
+              <w:spacing w:after="20"/>
+              <w:jc w:val="right"/>
+            </w:pPr>
+            <w:r>
+              <w:rPr>
+                <w:b/>
+                <w:color w:val="1C3A36"/>
+                <w:sz w:val="15"/>
+              </w:rPr>
+              <w:t>1.590</w:t>
+            </w:r>
+          </w:p>
+        </w:tc>
+        <w:tc>
+          <w:tcPr>
+            <w:tcW w:type="dxa" w:w="1037"/>
+            <w:shd w:val="clear" w:color="auto" w:fill="F6F1E6"/>
+          </w:tcPr>
+          <w:p>
+            <w:pPr>
+              <w:spacing w:after="20"/>
+              <w:jc w:val="right"/>
+            </w:pPr>
+            <w:r>
+              <w:rPr>
+                <w:b/>
+                <w:color w:val="1C3A36"/>
+                <w:sz w:val="15"/>
+              </w:rPr>
+              <w:t>1.630</w:t>
             </w:r>
           </w:p>
         </w:tc>
@@ -3800,126 +4588,153 @@
       <w:tr>
         <w:tc>
           <w:tcPr>
-            <w:tcW w:type="dxa" w:w="2736"/>
-          </w:tcPr>
-          <w:p>
-            <w:pPr>
-              <w:spacing w:after="20"/>
-            </w:pPr>
-            <w:r>
-              <w:rPr>
-                <w:color w:val="1C3A36"/>
-                <w:sz w:val="16"/>
-              </w:rPr>
-              <w:t>Specialty revenue (EGP mn)</w:t>
-            </w:r>
-          </w:p>
-        </w:tc>
-        <w:tc>
-          <w:tcPr>
-            <w:tcW w:type="dxa" w:w="1224"/>
-          </w:tcPr>
-          <w:p>
-            <w:pPr>
-              <w:spacing w:after="20"/>
-              <w:jc w:val="right"/>
-            </w:pPr>
-            <w:r>
-              <w:rPr>
-                <w:color w:val="1C3A36"/>
-                <w:sz w:val="16"/>
-              </w:rPr>
-              <w:t>11,396</w:t>
-            </w:r>
-          </w:p>
-        </w:tc>
-        <w:tc>
-          <w:tcPr>
-            <w:tcW w:type="dxa" w:w="1224"/>
-          </w:tcPr>
-          <w:p>
-            <w:pPr>
-              <w:spacing w:after="20"/>
-              <w:jc w:val="right"/>
-            </w:pPr>
-            <w:r>
-              <w:rPr>
-                <w:color w:val="1C3A36"/>
-                <w:sz w:val="16"/>
-              </w:rPr>
-              <w:t>13,243</w:t>
-            </w:r>
-          </w:p>
-        </w:tc>
-        <w:tc>
-          <w:tcPr>
-            <w:tcW w:type="dxa" w:w="1224"/>
-          </w:tcPr>
-          <w:p>
-            <w:pPr>
-              <w:spacing w:after="20"/>
-              <w:jc w:val="right"/>
-            </w:pPr>
-            <w:r>
-              <w:rPr>
-                <w:color w:val="1C3A36"/>
-                <w:sz w:val="16"/>
-              </w:rPr>
-              <w:t>15,163</w:t>
-            </w:r>
-          </w:p>
-        </w:tc>
-        <w:tc>
-          <w:tcPr>
-            <w:tcW w:type="dxa" w:w="1224"/>
-          </w:tcPr>
-          <w:p>
-            <w:pPr>
-              <w:spacing w:after="20"/>
-              <w:jc w:val="right"/>
-            </w:pPr>
-            <w:r>
-              <w:rPr>
-                <w:color w:val="1C3A36"/>
-                <w:sz w:val="16"/>
-              </w:rPr>
-              <w:t>17,050</w:t>
-            </w:r>
-          </w:p>
-        </w:tc>
-        <w:tc>
-          <w:tcPr>
-            <w:tcW w:type="dxa" w:w="1224"/>
-          </w:tcPr>
-          <w:p>
-            <w:pPr>
-              <w:spacing w:after="20"/>
-              <w:jc w:val="right"/>
-            </w:pPr>
-            <w:r>
-              <w:rPr>
-                <w:color w:val="1C3A36"/>
-                <w:sz w:val="16"/>
-              </w:rPr>
-              <w:t>18,890</w:t>
-            </w:r>
-          </w:p>
-        </w:tc>
-        <w:tc>
-          <w:tcPr>
-            <w:tcW w:type="dxa" w:w="1224"/>
-          </w:tcPr>
-          <w:p>
-            <w:pPr>
-              <w:spacing w:after="20"/>
-              <w:jc w:val="right"/>
-            </w:pPr>
-            <w:r>
-              <w:rPr>
-                <w:color w:val="1C3A36"/>
-                <w:sz w:val="16"/>
-              </w:rPr>
-              <w:t>20,764</w:t>
+            <w:tcW w:type="dxa" w:w="2333"/>
+            <w:shd w:val="clear" w:color="auto" w:fill="F6F1E6"/>
+          </w:tcPr>
+          <w:p>
+            <w:pPr>
+              <w:spacing w:after="20"/>
+            </w:pPr>
+            <w:r>
+              <w:rPr>
+                <w:b/>
+                <w:color w:val="1C3A36"/>
+                <w:sz w:val="15"/>
+              </w:rPr>
+              <w:t>PRICE (USD / tonne)</w:t>
+            </w:r>
+          </w:p>
+        </w:tc>
+        <w:tc>
+          <w:tcPr>
+            <w:tcW w:type="dxa" w:w="1123"/>
+            <w:shd w:val="clear" w:color="auto" w:fill="F6F1E6"/>
+          </w:tcPr>
+          <w:p>
+            <w:pPr>
+              <w:spacing w:after="20"/>
+              <w:jc w:val="right"/>
+            </w:pPr>
+            <w:r>
+              <w:rPr>
+                <w:b/>
+                <w:color w:val="1C3A36"/>
+                <w:sz w:val="15"/>
+              </w:rPr>
+            </w:r>
+          </w:p>
+        </w:tc>
+        <w:tc>
+          <w:tcPr>
+            <w:tcW w:type="dxa" w:w="1037"/>
+            <w:shd w:val="clear" w:color="auto" w:fill="F6F1E6"/>
+          </w:tcPr>
+          <w:p>
+            <w:pPr>
+              <w:spacing w:after="20"/>
+              <w:jc w:val="right"/>
+            </w:pPr>
+            <w:r>
+              <w:rPr>
+                <w:b/>
+                <w:color w:val="1C3A36"/>
+                <w:sz w:val="15"/>
+              </w:rPr>
+            </w:r>
+          </w:p>
+        </w:tc>
+        <w:tc>
+          <w:tcPr>
+            <w:tcW w:type="dxa" w:w="1037"/>
+            <w:shd w:val="clear" w:color="auto" w:fill="F6F1E6"/>
+          </w:tcPr>
+          <w:p>
+            <w:pPr>
+              <w:spacing w:after="20"/>
+              <w:jc w:val="right"/>
+            </w:pPr>
+            <w:r>
+              <w:rPr>
+                <w:b/>
+                <w:color w:val="1C3A36"/>
+                <w:sz w:val="15"/>
+              </w:rPr>
+            </w:r>
+          </w:p>
+        </w:tc>
+        <w:tc>
+          <w:tcPr>
+            <w:tcW w:type="dxa" w:w="1037"/>
+            <w:shd w:val="clear" w:color="auto" w:fill="F6F1E6"/>
+          </w:tcPr>
+          <w:p>
+            <w:pPr>
+              <w:spacing w:after="20"/>
+              <w:jc w:val="right"/>
+            </w:pPr>
+            <w:r>
+              <w:rPr>
+                <w:b/>
+                <w:color w:val="1C3A36"/>
+                <w:sz w:val="15"/>
+              </w:rPr>
+            </w:r>
+          </w:p>
+        </w:tc>
+        <w:tc>
+          <w:tcPr>
+            <w:tcW w:type="dxa" w:w="1037"/>
+            <w:shd w:val="clear" w:color="auto" w:fill="F6F1E6"/>
+          </w:tcPr>
+          <w:p>
+            <w:pPr>
+              <w:spacing w:after="20"/>
+              <w:jc w:val="right"/>
+            </w:pPr>
+            <w:r>
+              <w:rPr>
+                <w:b/>
+                <w:color w:val="1C3A36"/>
+                <w:sz w:val="15"/>
+              </w:rPr>
+            </w:r>
+          </w:p>
+        </w:tc>
+        <w:tc>
+          <w:tcPr>
+            <w:tcW w:type="dxa" w:w="1037"/>
+            <w:shd w:val="clear" w:color="auto" w:fill="F6F1E6"/>
+          </w:tcPr>
+          <w:p>
+            <w:pPr>
+              <w:spacing w:after="20"/>
+              <w:jc w:val="right"/>
+            </w:pPr>
+            <w:r>
+              <w:rPr>
+                <w:b/>
+                <w:color w:val="1C3A36"/>
+                <w:sz w:val="15"/>
+              </w:rPr>
+            </w:r>
+          </w:p>
+        </w:tc>
+        <w:tc>
+          <w:tcPr>
+            <w:tcW w:type="dxa" w:w="1037"/>
+            <w:shd w:val="clear" w:color="auto" w:fill="F6F1E6"/>
+          </w:tcPr>
+          <w:p>
+            <w:pPr>
+              <w:spacing w:after="20"/>
+              <w:jc w:val="right"/>
+            </w:pPr>
+            <w:r>
+              <w:rPr>
+                <w:b/>
+                <w:color w:val="1C3A36"/>
+                <w:sz w:val="15"/>
+              </w:rPr>
             </w:r>
           </w:p>
         </w:tc>
@@ -3927,126 +4742,144 @@
       <w:tr>
         <w:tc>
           <w:tcPr>
-            <w:tcW w:type="dxa" w:w="2736"/>
-          </w:tcPr>
-          <w:p>
-            <w:pPr>
-              <w:spacing w:after="20"/>
-            </w:pPr>
-            <w:r>
-              <w:rPr>
-                <w:color w:val="1C3A36"/>
-                <w:sz w:val="16"/>
-              </w:rPr>
-              <w:t>Fuel revenue (EGP mn)</w:t>
-            </w:r>
-          </w:p>
-        </w:tc>
-        <w:tc>
-          <w:tcPr>
-            <w:tcW w:type="dxa" w:w="1224"/>
-          </w:tcPr>
-          <w:p>
-            <w:pPr>
-              <w:spacing w:after="20"/>
-              <w:jc w:val="right"/>
-            </w:pPr>
-            <w:r>
-              <w:rPr>
-                <w:color w:val="1C3A36"/>
-                <w:sz w:val="16"/>
-              </w:rPr>
-              <w:t>28,599</w:t>
-            </w:r>
-          </w:p>
-        </w:tc>
-        <w:tc>
-          <w:tcPr>
-            <w:tcW w:type="dxa" w:w="1224"/>
-          </w:tcPr>
-          <w:p>
-            <w:pPr>
-              <w:spacing w:after="20"/>
-              <w:jc w:val="right"/>
-            </w:pPr>
-            <w:r>
-              <w:rPr>
-                <w:color w:val="1C3A36"/>
-                <w:sz w:val="16"/>
-              </w:rPr>
-              <w:t>31,684</w:t>
-            </w:r>
-          </w:p>
-        </w:tc>
-        <w:tc>
-          <w:tcPr>
-            <w:tcW w:type="dxa" w:w="1224"/>
-          </w:tcPr>
-          <w:p>
-            <w:pPr>
-              <w:spacing w:after="20"/>
-              <w:jc w:val="right"/>
-            </w:pPr>
-            <w:r>
-              <w:rPr>
-                <w:color w:val="1C3A36"/>
-                <w:sz w:val="16"/>
-              </w:rPr>
-              <w:t>35,094</w:t>
-            </w:r>
-          </w:p>
-        </w:tc>
-        <w:tc>
-          <w:tcPr>
-            <w:tcW w:type="dxa" w:w="1224"/>
-          </w:tcPr>
-          <w:p>
-            <w:pPr>
-              <w:spacing w:after="20"/>
-              <w:jc w:val="right"/>
-            </w:pPr>
-            <w:r>
-              <w:rPr>
-                <w:color w:val="1C3A36"/>
-                <w:sz w:val="16"/>
-              </w:rPr>
-              <w:t>38,587</w:t>
-            </w:r>
-          </w:p>
-        </w:tc>
-        <w:tc>
-          <w:tcPr>
-            <w:tcW w:type="dxa" w:w="1224"/>
-          </w:tcPr>
-          <w:p>
-            <w:pPr>
-              <w:spacing w:after="20"/>
-              <w:jc w:val="right"/>
-            </w:pPr>
-            <w:r>
-              <w:rPr>
-                <w:color w:val="1C3A36"/>
-                <w:sz w:val="16"/>
-              </w:rPr>
-              <w:t>42,031</w:t>
-            </w:r>
-          </w:p>
-        </w:tc>
-        <w:tc>
-          <w:tcPr>
-            <w:tcW w:type="dxa" w:w="1224"/>
-          </w:tcPr>
-          <w:p>
-            <w:pPr>
-              <w:spacing w:after="20"/>
-              <w:jc w:val="right"/>
-            </w:pPr>
-            <w:r>
-              <w:rPr>
-                <w:color w:val="1C3A36"/>
-                <w:sz w:val="16"/>
-              </w:rPr>
-              <w:t>45,417</w:t>
+            <w:tcW w:type="dxa" w:w="2333"/>
+          </w:tcPr>
+          <w:p>
+            <w:pPr>
+              <w:spacing w:after="20"/>
+            </w:pPr>
+            <w:r>
+              <w:rPr>
+                <w:color w:val="1C3A36"/>
+                <w:sz w:val="15"/>
+              </w:rPr>
+              <w:t xml:space="preserve">   Base oils</w:t>
+            </w:r>
+          </w:p>
+        </w:tc>
+        <w:tc>
+          <w:tcPr>
+            <w:tcW w:type="dxa" w:w="1123"/>
+          </w:tcPr>
+          <w:p>
+            <w:pPr>
+              <w:spacing w:after="20"/>
+              <w:jc w:val="right"/>
+            </w:pPr>
+            <w:r>
+              <w:rPr>
+                <w:color w:val="1C3A36"/>
+                <w:sz w:val="15"/>
+              </w:rPr>
+              <w:t>1,100</w:t>
+            </w:r>
+          </w:p>
+        </w:tc>
+        <w:tc>
+          <w:tcPr>
+            <w:tcW w:type="dxa" w:w="1037"/>
+          </w:tcPr>
+          <w:p>
+            <w:pPr>
+              <w:spacing w:after="20"/>
+              <w:jc w:val="right"/>
+            </w:pPr>
+            <w:r>
+              <w:rPr>
+                <w:color w:val="1C3A36"/>
+                <w:sz w:val="15"/>
+              </w:rPr>
+              <w:t>1,133</w:t>
+            </w:r>
+          </w:p>
+        </w:tc>
+        <w:tc>
+          <w:tcPr>
+            <w:tcW w:type="dxa" w:w="1037"/>
+          </w:tcPr>
+          <w:p>
+            <w:pPr>
+              <w:spacing w:after="20"/>
+              <w:jc w:val="right"/>
+            </w:pPr>
+            <w:r>
+              <w:rPr>
+                <w:color w:val="1C3A36"/>
+                <w:sz w:val="15"/>
+              </w:rPr>
+              <w:t>1,156</w:t>
+            </w:r>
+          </w:p>
+        </w:tc>
+        <w:tc>
+          <w:tcPr>
+            <w:tcW w:type="dxa" w:w="1037"/>
+          </w:tcPr>
+          <w:p>
+            <w:pPr>
+              <w:spacing w:after="20"/>
+              <w:jc w:val="right"/>
+            </w:pPr>
+            <w:r>
+              <w:rPr>
+                <w:color w:val="1C3A36"/>
+                <w:sz w:val="15"/>
+              </w:rPr>
+              <w:t>1,179</w:t>
+            </w:r>
+          </w:p>
+        </w:tc>
+        <w:tc>
+          <w:tcPr>
+            <w:tcW w:type="dxa" w:w="1037"/>
+          </w:tcPr>
+          <w:p>
+            <w:pPr>
+              <w:spacing w:after="20"/>
+              <w:jc w:val="right"/>
+            </w:pPr>
+            <w:r>
+              <w:rPr>
+                <w:color w:val="1C3A36"/>
+                <w:sz w:val="15"/>
+              </w:rPr>
+              <w:t>1,202</w:t>
+            </w:r>
+          </w:p>
+        </w:tc>
+        <w:tc>
+          <w:tcPr>
+            <w:tcW w:type="dxa" w:w="1037"/>
+          </w:tcPr>
+          <w:p>
+            <w:pPr>
+              <w:spacing w:after="20"/>
+              <w:jc w:val="right"/>
+            </w:pPr>
+            <w:r>
+              <w:rPr>
+                <w:color w:val="1C3A36"/>
+                <w:sz w:val="15"/>
+              </w:rPr>
+              <w:t>1,226</w:t>
+            </w:r>
+          </w:p>
+        </w:tc>
+        <w:tc>
+          <w:tcPr>
+            <w:tcW w:type="dxa" w:w="1037"/>
+          </w:tcPr>
+          <w:p>
+            <w:pPr>
+              <w:spacing w:after="20"/>
+              <w:jc w:val="right"/>
+            </w:pPr>
+            <w:r>
+              <w:rPr>
+                <w:color w:val="1C3A36"/>
+                <w:sz w:val="15"/>
+              </w:rPr>
+              <w:t>1,251</w:t>
             </w:r>
           </w:p>
         </w:tc>
@@ -4054,7 +4887,297 @@
       <w:tr>
         <w:tc>
           <w:tcPr>
-            <w:tcW w:type="dxa" w:w="2736"/>
+            <w:tcW w:type="dxa" w:w="2333"/>
+          </w:tcPr>
+          <w:p>
+            <w:pPr>
+              <w:spacing w:after="20"/>
+            </w:pPr>
+            <w:r>
+              <w:rPr>
+                <w:color w:val="1C3A36"/>
+                <w:sz w:val="15"/>
+              </w:rPr>
+              <w:t xml:space="preserve">   Paraffin wax</w:t>
+            </w:r>
+          </w:p>
+        </w:tc>
+        <w:tc>
+          <w:tcPr>
+            <w:tcW w:type="dxa" w:w="1123"/>
+          </w:tcPr>
+          <w:p>
+            <w:pPr>
+              <w:spacing w:after="20"/>
+              <w:jc w:val="right"/>
+            </w:pPr>
+            <w:r>
+              <w:rPr>
+                <w:color w:val="1C3A36"/>
+                <w:sz w:val="15"/>
+              </w:rPr>
+              <w:t>1,007</w:t>
+            </w:r>
+          </w:p>
+        </w:tc>
+        <w:tc>
+          <w:tcPr>
+            <w:tcW w:type="dxa" w:w="1037"/>
+          </w:tcPr>
+          <w:p>
+            <w:pPr>
+              <w:spacing w:after="20"/>
+              <w:jc w:val="right"/>
+            </w:pPr>
+            <w:r>
+              <w:rPr>
+                <w:color w:val="1C3A36"/>
+                <w:sz w:val="15"/>
+              </w:rPr>
+              <w:t>1,045</w:t>
+            </w:r>
+          </w:p>
+        </w:tc>
+        <w:tc>
+          <w:tcPr>
+            <w:tcW w:type="dxa" w:w="1037"/>
+          </w:tcPr>
+          <w:p>
+            <w:pPr>
+              <w:spacing w:after="20"/>
+              <w:jc w:val="right"/>
+            </w:pPr>
+            <w:r>
+              <w:rPr>
+                <w:color w:val="1C3A36"/>
+                <w:sz w:val="15"/>
+              </w:rPr>
+              <w:t>1,071</w:t>
+            </w:r>
+          </w:p>
+        </w:tc>
+        <w:tc>
+          <w:tcPr>
+            <w:tcW w:type="dxa" w:w="1037"/>
+          </w:tcPr>
+          <w:p>
+            <w:pPr>
+              <w:spacing w:after="20"/>
+              <w:jc w:val="right"/>
+            </w:pPr>
+            <w:r>
+              <w:rPr>
+                <w:color w:val="1C3A36"/>
+                <w:sz w:val="15"/>
+              </w:rPr>
+              <w:t>1,097</w:t>
+            </w:r>
+          </w:p>
+        </w:tc>
+        <w:tc>
+          <w:tcPr>
+            <w:tcW w:type="dxa" w:w="1037"/>
+          </w:tcPr>
+          <w:p>
+            <w:pPr>
+              <w:spacing w:after="20"/>
+              <w:jc w:val="right"/>
+            </w:pPr>
+            <w:r>
+              <w:rPr>
+                <w:color w:val="1C3A36"/>
+                <w:sz w:val="15"/>
+              </w:rPr>
+              <w:t>1,119</w:t>
+            </w:r>
+          </w:p>
+        </w:tc>
+        <w:tc>
+          <w:tcPr>
+            <w:tcW w:type="dxa" w:w="1037"/>
+          </w:tcPr>
+          <w:p>
+            <w:pPr>
+              <w:spacing w:after="20"/>
+              <w:jc w:val="right"/>
+            </w:pPr>
+            <w:r>
+              <w:rPr>
+                <w:color w:val="1C3A36"/>
+                <w:sz w:val="15"/>
+              </w:rPr>
+              <w:t>1,142</w:t>
+            </w:r>
+          </w:p>
+        </w:tc>
+        <w:tc>
+          <w:tcPr>
+            <w:tcW w:type="dxa" w:w="1037"/>
+          </w:tcPr>
+          <w:p>
+            <w:pPr>
+              <w:spacing w:after="20"/>
+              <w:jc w:val="right"/>
+            </w:pPr>
+            <w:r>
+              <w:rPr>
+                <w:color w:val="1C3A36"/>
+                <w:sz w:val="15"/>
+              </w:rPr>
+              <w:t>1,165</w:t>
+            </w:r>
+          </w:p>
+        </w:tc>
+      </w:tr>
+      <w:tr>
+        <w:tc>
+          <w:tcPr>
+            <w:tcW w:type="dxa" w:w="2333"/>
+          </w:tcPr>
+          <w:p>
+            <w:pPr>
+              <w:spacing w:after="20"/>
+            </w:pPr>
+            <w:r>
+              <w:rPr>
+                <w:color w:val="1C3A36"/>
+                <w:sz w:val="15"/>
+              </w:rPr>
+              <w:t xml:space="preserve">   Fuel and by-products</w:t>
+            </w:r>
+          </w:p>
+        </w:tc>
+        <w:tc>
+          <w:tcPr>
+            <w:tcW w:type="dxa" w:w="1123"/>
+          </w:tcPr>
+          <w:p>
+            <w:pPr>
+              <w:spacing w:after="20"/>
+              <w:jc w:val="right"/>
+            </w:pPr>
+            <w:r>
+              <w:rPr>
+                <w:color w:val="1C3A36"/>
+                <w:sz w:val="15"/>
+              </w:rPr>
+              <w:t>578</w:t>
+            </w:r>
+          </w:p>
+        </w:tc>
+        <w:tc>
+          <w:tcPr>
+            <w:tcW w:type="dxa" w:w="1037"/>
+          </w:tcPr>
+          <w:p>
+            <w:pPr>
+              <w:spacing w:after="20"/>
+              <w:jc w:val="right"/>
+            </w:pPr>
+            <w:r>
+              <w:rPr>
+                <w:color w:val="1C3A36"/>
+                <w:sz w:val="15"/>
+              </w:rPr>
+              <w:t>587</w:t>
+            </w:r>
+          </w:p>
+        </w:tc>
+        <w:tc>
+          <w:tcPr>
+            <w:tcW w:type="dxa" w:w="1037"/>
+          </w:tcPr>
+          <w:p>
+            <w:pPr>
+              <w:spacing w:after="20"/>
+              <w:jc w:val="right"/>
+            </w:pPr>
+            <w:r>
+              <w:rPr>
+                <w:color w:val="1C3A36"/>
+                <w:sz w:val="15"/>
+              </w:rPr>
+              <w:t>593</w:t>
+            </w:r>
+          </w:p>
+        </w:tc>
+        <w:tc>
+          <w:tcPr>
+            <w:tcW w:type="dxa" w:w="1037"/>
+          </w:tcPr>
+          <w:p>
+            <w:pPr>
+              <w:spacing w:after="20"/>
+              <w:jc w:val="right"/>
+            </w:pPr>
+            <w:r>
+              <w:rPr>
+                <w:color w:val="1C3A36"/>
+                <w:sz w:val="15"/>
+              </w:rPr>
+              <w:t>605</w:t>
+            </w:r>
+          </w:p>
+        </w:tc>
+        <w:tc>
+          <w:tcPr>
+            <w:tcW w:type="dxa" w:w="1037"/>
+          </w:tcPr>
+          <w:p>
+            <w:pPr>
+              <w:spacing w:after="20"/>
+              <w:jc w:val="right"/>
+            </w:pPr>
+            <w:r>
+              <w:rPr>
+                <w:color w:val="1C3A36"/>
+                <w:sz w:val="15"/>
+              </w:rPr>
+              <w:t>617</w:t>
+            </w:r>
+          </w:p>
+        </w:tc>
+        <w:tc>
+          <w:tcPr>
+            <w:tcW w:type="dxa" w:w="1037"/>
+          </w:tcPr>
+          <w:p>
+            <w:pPr>
+              <w:spacing w:after="20"/>
+              <w:jc w:val="right"/>
+            </w:pPr>
+            <w:r>
+              <w:rPr>
+                <w:color w:val="1C3A36"/>
+                <w:sz w:val="15"/>
+              </w:rPr>
+              <w:t>629</w:t>
+            </w:r>
+          </w:p>
+        </w:tc>
+        <w:tc>
+          <w:tcPr>
+            <w:tcW w:type="dxa" w:w="1037"/>
+          </w:tcPr>
+          <w:p>
+            <w:pPr>
+              <w:spacing w:after="20"/>
+              <w:jc w:val="right"/>
+            </w:pPr>
+            <w:r>
+              <w:rPr>
+                <w:color w:val="1C3A36"/>
+                <w:sz w:val="15"/>
+              </w:rPr>
+              <w:t>642</w:t>
+            </w:r>
+          </w:p>
+        </w:tc>
+      </w:tr>
+      <w:tr>
+        <w:tc>
+          <w:tcPr>
+            <w:tcW w:type="dxa" w:w="2333"/>
             <w:shd w:val="clear" w:color="auto" w:fill="F6F1E6"/>
           </w:tcPr>
           <w:p>
@@ -4065,15 +5188,15 @@
               <w:rPr>
                 <w:b/>
                 <w:color w:val="1C3A36"/>
-                <w:sz w:val="16"/>
-              </w:rPr>
-              <w:t>TOTAL REVENUE (EGP mn)</w:t>
-            </w:r>
-          </w:p>
-        </w:tc>
-        <w:tc>
-          <w:tcPr>
-            <w:tcW w:type="dxa" w:w="1224"/>
+                <w:sz w:val="15"/>
+              </w:rPr>
+              <w:t xml:space="preserve">   USD / EGP average</w:t>
+            </w:r>
+          </w:p>
+        </w:tc>
+        <w:tc>
+          <w:tcPr>
+            <w:tcW w:type="dxa" w:w="1123"/>
             <w:shd w:val="clear" w:color="auto" w:fill="F6F1E6"/>
           </w:tcPr>
           <w:p>
@@ -4085,7 +5208,777 @@
               <w:rPr>
                 <w:b/>
                 <w:color w:val="1C3A36"/>
-                <w:sz w:val="16"/>
+                <w:sz w:val="15"/>
+              </w:rPr>
+              <w:t>36.4</w:t>
+            </w:r>
+          </w:p>
+        </w:tc>
+        <w:tc>
+          <w:tcPr>
+            <w:tcW w:type="dxa" w:w="1037"/>
+            <w:shd w:val="clear" w:color="auto" w:fill="F6F1E6"/>
+          </w:tcPr>
+          <w:p>
+            <w:pPr>
+              <w:spacing w:after="20"/>
+              <w:jc w:val="right"/>
+            </w:pPr>
+            <w:r>
+              <w:rPr>
+                <w:b/>
+                <w:color w:val="1C3A36"/>
+                <w:sz w:val="15"/>
+              </w:rPr>
+              <w:t>48.7</w:t>
+            </w:r>
+          </w:p>
+        </w:tc>
+        <w:tc>
+          <w:tcPr>
+            <w:tcW w:type="dxa" w:w="1037"/>
+            <w:shd w:val="clear" w:color="auto" w:fill="F6F1E6"/>
+          </w:tcPr>
+          <w:p>
+            <w:pPr>
+              <w:spacing w:after="20"/>
+              <w:jc w:val="right"/>
+            </w:pPr>
+            <w:r>
+              <w:rPr>
+                <w:b/>
+                <w:color w:val="1C3A36"/>
+                <w:sz w:val="15"/>
+              </w:rPr>
+              <w:t>50.9</w:t>
+            </w:r>
+          </w:p>
+        </w:tc>
+        <w:tc>
+          <w:tcPr>
+            <w:tcW w:type="dxa" w:w="1037"/>
+            <w:shd w:val="clear" w:color="auto" w:fill="F6F1E6"/>
+          </w:tcPr>
+          <w:p>
+            <w:pPr>
+              <w:spacing w:after="20"/>
+              <w:jc w:val="right"/>
+            </w:pPr>
+            <w:r>
+              <w:rPr>
+                <w:b/>
+                <w:color w:val="1C3A36"/>
+                <w:sz w:val="15"/>
+              </w:rPr>
+              <w:t>53.4</w:t>
+            </w:r>
+          </w:p>
+        </w:tc>
+        <w:tc>
+          <w:tcPr>
+            <w:tcW w:type="dxa" w:w="1037"/>
+            <w:shd w:val="clear" w:color="auto" w:fill="F6F1E6"/>
+          </w:tcPr>
+          <w:p>
+            <w:pPr>
+              <w:spacing w:after="20"/>
+              <w:jc w:val="right"/>
+            </w:pPr>
+            <w:r>
+              <w:rPr>
+                <w:b/>
+                <w:color w:val="1C3A36"/>
+                <w:sz w:val="15"/>
+              </w:rPr>
+              <w:t>55.8</w:t>
+            </w:r>
+          </w:p>
+        </w:tc>
+        <w:tc>
+          <w:tcPr>
+            <w:tcW w:type="dxa" w:w="1037"/>
+            <w:shd w:val="clear" w:color="auto" w:fill="F6F1E6"/>
+          </w:tcPr>
+          <w:p>
+            <w:pPr>
+              <w:spacing w:after="20"/>
+              <w:jc w:val="right"/>
+            </w:pPr>
+            <w:r>
+              <w:rPr>
+                <w:b/>
+                <w:color w:val="1C3A36"/>
+                <w:sz w:val="15"/>
+              </w:rPr>
+              <w:t>58.0</w:t>
+            </w:r>
+          </w:p>
+        </w:tc>
+        <w:tc>
+          <w:tcPr>
+            <w:tcW w:type="dxa" w:w="1037"/>
+            <w:shd w:val="clear" w:color="auto" w:fill="F6F1E6"/>
+          </w:tcPr>
+          <w:p>
+            <w:pPr>
+              <w:spacing w:after="20"/>
+              <w:jc w:val="right"/>
+            </w:pPr>
+            <w:r>
+              <w:rPr>
+                <w:b/>
+                <w:color w:val="1C3A36"/>
+                <w:sz w:val="15"/>
+              </w:rPr>
+              <w:t>60.1</w:t>
+            </w:r>
+          </w:p>
+        </w:tc>
+      </w:tr>
+      <w:tr>
+        <w:tc>
+          <w:tcPr>
+            <w:tcW w:type="dxa" w:w="2333"/>
+            <w:shd w:val="clear" w:color="auto" w:fill="F6F1E6"/>
+          </w:tcPr>
+          <w:p>
+            <w:pPr>
+              <w:spacing w:after="20"/>
+            </w:pPr>
+            <w:r>
+              <w:rPr>
+                <w:b/>
+                <w:color w:val="1C3A36"/>
+                <w:sz w:val="15"/>
+              </w:rPr>
+              <w:t>REVENUE (EGP mn)</w:t>
+            </w:r>
+          </w:p>
+        </w:tc>
+        <w:tc>
+          <w:tcPr>
+            <w:tcW w:type="dxa" w:w="1123"/>
+            <w:shd w:val="clear" w:color="auto" w:fill="F6F1E6"/>
+          </w:tcPr>
+          <w:p>
+            <w:pPr>
+              <w:spacing w:after="20"/>
+              <w:jc w:val="right"/>
+            </w:pPr>
+            <w:r>
+              <w:rPr>
+                <w:b/>
+                <w:color w:val="1C3A36"/>
+                <w:sz w:val="15"/>
+              </w:rPr>
+            </w:r>
+          </w:p>
+        </w:tc>
+        <w:tc>
+          <w:tcPr>
+            <w:tcW w:type="dxa" w:w="1037"/>
+            <w:shd w:val="clear" w:color="auto" w:fill="F6F1E6"/>
+          </w:tcPr>
+          <w:p>
+            <w:pPr>
+              <w:spacing w:after="20"/>
+              <w:jc w:val="right"/>
+            </w:pPr>
+            <w:r>
+              <w:rPr>
+                <w:b/>
+                <w:color w:val="1C3A36"/>
+                <w:sz w:val="15"/>
+              </w:rPr>
+            </w:r>
+          </w:p>
+        </w:tc>
+        <w:tc>
+          <w:tcPr>
+            <w:tcW w:type="dxa" w:w="1037"/>
+            <w:shd w:val="clear" w:color="auto" w:fill="F6F1E6"/>
+          </w:tcPr>
+          <w:p>
+            <w:pPr>
+              <w:spacing w:after="20"/>
+              <w:jc w:val="right"/>
+            </w:pPr>
+            <w:r>
+              <w:rPr>
+                <w:b/>
+                <w:color w:val="1C3A36"/>
+                <w:sz w:val="15"/>
+              </w:rPr>
+            </w:r>
+          </w:p>
+        </w:tc>
+        <w:tc>
+          <w:tcPr>
+            <w:tcW w:type="dxa" w:w="1037"/>
+            <w:shd w:val="clear" w:color="auto" w:fill="F6F1E6"/>
+          </w:tcPr>
+          <w:p>
+            <w:pPr>
+              <w:spacing w:after="20"/>
+              <w:jc w:val="right"/>
+            </w:pPr>
+            <w:r>
+              <w:rPr>
+                <w:b/>
+                <w:color w:val="1C3A36"/>
+                <w:sz w:val="15"/>
+              </w:rPr>
+            </w:r>
+          </w:p>
+        </w:tc>
+        <w:tc>
+          <w:tcPr>
+            <w:tcW w:type="dxa" w:w="1037"/>
+            <w:shd w:val="clear" w:color="auto" w:fill="F6F1E6"/>
+          </w:tcPr>
+          <w:p>
+            <w:pPr>
+              <w:spacing w:after="20"/>
+              <w:jc w:val="right"/>
+            </w:pPr>
+            <w:r>
+              <w:rPr>
+                <w:b/>
+                <w:color w:val="1C3A36"/>
+                <w:sz w:val="15"/>
+              </w:rPr>
+            </w:r>
+          </w:p>
+        </w:tc>
+        <w:tc>
+          <w:tcPr>
+            <w:tcW w:type="dxa" w:w="1037"/>
+            <w:shd w:val="clear" w:color="auto" w:fill="F6F1E6"/>
+          </w:tcPr>
+          <w:p>
+            <w:pPr>
+              <w:spacing w:after="20"/>
+              <w:jc w:val="right"/>
+            </w:pPr>
+            <w:r>
+              <w:rPr>
+                <w:b/>
+                <w:color w:val="1C3A36"/>
+                <w:sz w:val="15"/>
+              </w:rPr>
+            </w:r>
+          </w:p>
+        </w:tc>
+        <w:tc>
+          <w:tcPr>
+            <w:tcW w:type="dxa" w:w="1037"/>
+            <w:shd w:val="clear" w:color="auto" w:fill="F6F1E6"/>
+          </w:tcPr>
+          <w:p>
+            <w:pPr>
+              <w:spacing w:after="20"/>
+              <w:jc w:val="right"/>
+            </w:pPr>
+            <w:r>
+              <w:rPr>
+                <w:b/>
+                <w:color w:val="1C3A36"/>
+                <w:sz w:val="15"/>
+              </w:rPr>
+            </w:r>
+          </w:p>
+        </w:tc>
+      </w:tr>
+      <w:tr>
+        <w:tc>
+          <w:tcPr>
+            <w:tcW w:type="dxa" w:w="2333"/>
+          </w:tcPr>
+          <w:p>
+            <w:pPr>
+              <w:spacing w:after="20"/>
+            </w:pPr>
+            <w:r>
+              <w:rPr>
+                <w:color w:val="1C3A36"/>
+                <w:sz w:val="15"/>
+              </w:rPr>
+              <w:t xml:space="preserve">   Base oils</w:t>
+            </w:r>
+          </w:p>
+        </w:tc>
+        <w:tc>
+          <w:tcPr>
+            <w:tcW w:type="dxa" w:w="1123"/>
+          </w:tcPr>
+          <w:p>
+            <w:pPr>
+              <w:spacing w:after="20"/>
+              <w:jc w:val="right"/>
+            </w:pPr>
+            <w:r>
+              <w:rPr>
+                <w:color w:val="1C3A36"/>
+                <w:sz w:val="15"/>
+              </w:rPr>
+              <w:t>4,454</w:t>
+            </w:r>
+          </w:p>
+        </w:tc>
+        <w:tc>
+          <w:tcPr>
+            <w:tcW w:type="dxa" w:w="1037"/>
+          </w:tcPr>
+          <w:p>
+            <w:pPr>
+              <w:spacing w:after="20"/>
+              <w:jc w:val="right"/>
+            </w:pPr>
+            <w:r>
+              <w:rPr>
+                <w:color w:val="1C3A36"/>
+                <w:sz w:val="15"/>
+              </w:rPr>
+              <w:t>5,503</w:t>
+            </w:r>
+          </w:p>
+        </w:tc>
+        <w:tc>
+          <w:tcPr>
+            <w:tcW w:type="dxa" w:w="1037"/>
+          </w:tcPr>
+          <w:p>
+            <w:pPr>
+              <w:spacing w:after="20"/>
+              <w:jc w:val="right"/>
+            </w:pPr>
+            <w:r>
+              <w:rPr>
+                <w:color w:val="1C3A36"/>
+                <w:sz w:val="15"/>
+              </w:rPr>
+              <w:t>6,887</w:t>
+            </w:r>
+          </w:p>
+        </w:tc>
+        <w:tc>
+          <w:tcPr>
+            <w:tcW w:type="dxa" w:w="1037"/>
+          </w:tcPr>
+          <w:p>
+            <w:pPr>
+              <w:spacing w:after="20"/>
+              <w:jc w:val="right"/>
+            </w:pPr>
+            <w:r>
+              <w:rPr>
+                <w:color w:val="1C3A36"/>
+                <w:sz w:val="15"/>
+              </w:rPr>
+              <w:t>7,775</w:t>
+            </w:r>
+          </w:p>
+        </w:tc>
+        <w:tc>
+          <w:tcPr>
+            <w:tcW w:type="dxa" w:w="1037"/>
+          </w:tcPr>
+          <w:p>
+            <w:pPr>
+              <w:spacing w:after="20"/>
+              <w:jc w:val="right"/>
+            </w:pPr>
+            <w:r>
+              <w:rPr>
+                <w:color w:val="1C3A36"/>
+                <w:sz w:val="15"/>
+              </w:rPr>
+              <w:t>8,659</w:t>
+            </w:r>
+          </w:p>
+        </w:tc>
+        <w:tc>
+          <w:tcPr>
+            <w:tcW w:type="dxa" w:w="1037"/>
+          </w:tcPr>
+          <w:p>
+            <w:pPr>
+              <w:spacing w:after="20"/>
+              <w:jc w:val="right"/>
+            </w:pPr>
+            <w:r>
+              <w:rPr>
+                <w:color w:val="1C3A36"/>
+                <w:sz w:val="15"/>
+              </w:rPr>
+              <w:t>9,530</w:t>
+            </w:r>
+          </w:p>
+        </w:tc>
+        <w:tc>
+          <w:tcPr>
+            <w:tcW w:type="dxa" w:w="1037"/>
+          </w:tcPr>
+          <w:p>
+            <w:pPr>
+              <w:spacing w:after="20"/>
+              <w:jc w:val="right"/>
+            </w:pPr>
+            <w:r>
+              <w:rPr>
+                <w:color w:val="1C3A36"/>
+                <w:sz w:val="15"/>
+              </w:rPr>
+              <w:t>10,395</w:t>
+            </w:r>
+          </w:p>
+        </w:tc>
+      </w:tr>
+      <w:tr>
+        <w:tc>
+          <w:tcPr>
+            <w:tcW w:type="dxa" w:w="2333"/>
+          </w:tcPr>
+          <w:p>
+            <w:pPr>
+              <w:spacing w:after="20"/>
+            </w:pPr>
+            <w:r>
+              <w:rPr>
+                <w:color w:val="1C3A36"/>
+                <w:sz w:val="15"/>
+              </w:rPr>
+              <w:t xml:space="preserve">   Paraffin wax</w:t>
+            </w:r>
+          </w:p>
+        </w:tc>
+        <w:tc>
+          <w:tcPr>
+            <w:tcW w:type="dxa" w:w="1123"/>
+          </w:tcPr>
+          <w:p>
+            <w:pPr>
+              <w:spacing w:after="20"/>
+              <w:jc w:val="right"/>
+            </w:pPr>
+            <w:r>
+              <w:rPr>
+                <w:color w:val="1C3A36"/>
+                <w:sz w:val="15"/>
+              </w:rPr>
+              <w:t>2,409</w:t>
+            </w:r>
+          </w:p>
+        </w:tc>
+        <w:tc>
+          <w:tcPr>
+            <w:tcW w:type="dxa" w:w="1037"/>
+          </w:tcPr>
+          <w:p>
+            <w:pPr>
+              <w:spacing w:after="20"/>
+              <w:jc w:val="right"/>
+            </w:pPr>
+            <w:r>
+              <w:rPr>
+                <w:color w:val="1C3A36"/>
+                <w:sz w:val="15"/>
+              </w:rPr>
+              <w:t>2,998</w:t>
+            </w:r>
+          </w:p>
+        </w:tc>
+        <w:tc>
+          <w:tcPr>
+            <w:tcW w:type="dxa" w:w="1037"/>
+          </w:tcPr>
+          <w:p>
+            <w:pPr>
+              <w:spacing w:after="20"/>
+              <w:jc w:val="right"/>
+            </w:pPr>
+            <w:r>
+              <w:rPr>
+                <w:color w:val="1C3A36"/>
+                <w:sz w:val="15"/>
+              </w:rPr>
+              <w:t>3,823</w:t>
+            </w:r>
+          </w:p>
+        </w:tc>
+        <w:tc>
+          <w:tcPr>
+            <w:tcW w:type="dxa" w:w="1037"/>
+          </w:tcPr>
+          <w:p>
+            <w:pPr>
+              <w:spacing w:after="20"/>
+              <w:jc w:val="right"/>
+            </w:pPr>
+            <w:r>
+              <w:rPr>
+                <w:color w:val="1C3A36"/>
+                <w:sz w:val="15"/>
+              </w:rPr>
+              <w:t>4,398</w:t>
+            </w:r>
+          </w:p>
+        </w:tc>
+        <w:tc>
+          <w:tcPr>
+            <w:tcW w:type="dxa" w:w="1037"/>
+          </w:tcPr>
+          <w:p>
+            <w:pPr>
+              <w:spacing w:after="20"/>
+              <w:jc w:val="right"/>
+            </w:pPr>
+            <w:r>
+              <w:rPr>
+                <w:color w:val="1C3A36"/>
+                <w:sz w:val="15"/>
+              </w:rPr>
+              <w:t>4,946</w:t>
+            </w:r>
+          </w:p>
+        </w:tc>
+        <w:tc>
+          <w:tcPr>
+            <w:tcW w:type="dxa" w:w="1037"/>
+          </w:tcPr>
+          <w:p>
+            <w:pPr>
+              <w:spacing w:after="20"/>
+              <w:jc w:val="right"/>
+            </w:pPr>
+            <w:r>
+              <w:rPr>
+                <w:color w:val="1C3A36"/>
+                <w:sz w:val="15"/>
+              </w:rPr>
+              <w:t>5,480</w:t>
+            </w:r>
+          </w:p>
+        </w:tc>
+        <w:tc>
+          <w:tcPr>
+            <w:tcW w:type="dxa" w:w="1037"/>
+          </w:tcPr>
+          <w:p>
+            <w:pPr>
+              <w:spacing w:after="20"/>
+              <w:jc w:val="right"/>
+            </w:pPr>
+            <w:r>
+              <w:rPr>
+                <w:color w:val="1C3A36"/>
+                <w:sz w:val="15"/>
+              </w:rPr>
+              <w:t>6,023</w:t>
+            </w:r>
+          </w:p>
+        </w:tc>
+      </w:tr>
+      <w:tr>
+        <w:tc>
+          <w:tcPr>
+            <w:tcW w:type="dxa" w:w="2333"/>
+          </w:tcPr>
+          <w:p>
+            <w:pPr>
+              <w:spacing w:after="20"/>
+            </w:pPr>
+            <w:r>
+              <w:rPr>
+                <w:color w:val="1C3A36"/>
+                <w:sz w:val="15"/>
+              </w:rPr>
+              <w:t xml:space="preserve">   Fuel and by-products</w:t>
+            </w:r>
+          </w:p>
+        </w:tc>
+        <w:tc>
+          <w:tcPr>
+            <w:tcW w:type="dxa" w:w="1123"/>
+          </w:tcPr>
+          <w:p>
+            <w:pPr>
+              <w:spacing w:after="20"/>
+              <w:jc w:val="right"/>
+            </w:pPr>
+            <w:r>
+              <w:rPr>
+                <w:color w:val="1C3A36"/>
+                <w:sz w:val="15"/>
+              </w:rPr>
+              <w:t>26,449</w:t>
+            </w:r>
+          </w:p>
+        </w:tc>
+        <w:tc>
+          <w:tcPr>
+            <w:tcW w:type="dxa" w:w="1037"/>
+          </w:tcPr>
+          <w:p>
+            <w:pPr>
+              <w:spacing w:after="20"/>
+              <w:jc w:val="right"/>
+            </w:pPr>
+            <w:r>
+              <w:rPr>
+                <w:color w:val="1C3A36"/>
+                <w:sz w:val="15"/>
+              </w:rPr>
+              <w:t>28,125</w:t>
+            </w:r>
+          </w:p>
+        </w:tc>
+        <w:tc>
+          <w:tcPr>
+            <w:tcW w:type="dxa" w:w="1037"/>
+          </w:tcPr>
+          <w:p>
+            <w:pPr>
+              <w:spacing w:after="20"/>
+              <w:jc w:val="right"/>
+            </w:pPr>
+            <w:r>
+              <w:rPr>
+                <w:color w:val="1C3A36"/>
+                <w:sz w:val="15"/>
+              </w:rPr>
+              <w:t>34,043</w:t>
+            </w:r>
+          </w:p>
+        </w:tc>
+        <w:tc>
+          <w:tcPr>
+            <w:tcW w:type="dxa" w:w="1037"/>
+          </w:tcPr>
+          <w:p>
+            <w:pPr>
+              <w:spacing w:after="20"/>
+              <w:jc w:val="right"/>
+            </w:pPr>
+            <w:r>
+              <w:rPr>
+                <w:color w:val="1C3A36"/>
+                <w:sz w:val="15"/>
+              </w:rPr>
+              <w:t>37,740</w:t>
+            </w:r>
+          </w:p>
+        </w:tc>
+        <w:tc>
+          <w:tcPr>
+            <w:tcW w:type="dxa" w:w="1037"/>
+          </w:tcPr>
+          <w:p>
+            <w:pPr>
+              <w:spacing w:after="20"/>
+              <w:jc w:val="right"/>
+            </w:pPr>
+            <w:r>
+              <w:rPr>
+                <w:color w:val="1C3A36"/>
+                <w:sz w:val="15"/>
+              </w:rPr>
+              <w:t>41,513</w:t>
+            </w:r>
+          </w:p>
+        </w:tc>
+        <w:tc>
+          <w:tcPr>
+            <w:tcW w:type="dxa" w:w="1037"/>
+          </w:tcPr>
+          <w:p>
+            <w:pPr>
+              <w:spacing w:after="20"/>
+              <w:jc w:val="right"/>
+            </w:pPr>
+            <w:r>
+              <w:rPr>
+                <w:color w:val="1C3A36"/>
+                <w:sz w:val="15"/>
+              </w:rPr>
+              <w:t>45,245</w:t>
+            </w:r>
+          </w:p>
+        </w:tc>
+        <w:tc>
+          <w:tcPr>
+            <w:tcW w:type="dxa" w:w="1037"/>
+          </w:tcPr>
+          <w:p>
+            <w:pPr>
+              <w:spacing w:after="20"/>
+              <w:jc w:val="right"/>
+            </w:pPr>
+            <w:r>
+              <w:rPr>
+                <w:color w:val="1C3A36"/>
+                <w:sz w:val="15"/>
+              </w:rPr>
+              <w:t>48,920</w:t>
+            </w:r>
+          </w:p>
+        </w:tc>
+      </w:tr>
+      <w:tr>
+        <w:tc>
+          <w:tcPr>
+            <w:tcW w:type="dxa" w:w="2333"/>
+            <w:shd w:val="clear" w:color="auto" w:fill="F6F1E6"/>
+          </w:tcPr>
+          <w:p>
+            <w:pPr>
+              <w:spacing w:after="20"/>
+            </w:pPr>
+            <w:r>
+              <w:rPr>
+                <w:b/>
+                <w:color w:val="1C3A36"/>
+                <w:sz w:val="15"/>
+              </w:rPr>
+              <w:t xml:space="preserve">   TOTAL</w:t>
+            </w:r>
+          </w:p>
+        </w:tc>
+        <w:tc>
+          <w:tcPr>
+            <w:tcW w:type="dxa" w:w="1123"/>
+            <w:shd w:val="clear" w:color="auto" w:fill="F6F1E6"/>
+          </w:tcPr>
+          <w:p>
+            <w:pPr>
+              <w:spacing w:after="20"/>
+              <w:jc w:val="right"/>
+            </w:pPr>
+            <w:r>
+              <w:rPr>
+                <w:b/>
+                <w:color w:val="1C3A36"/>
+                <w:sz w:val="15"/>
+              </w:rPr>
+              <w:t>33,312</w:t>
+            </w:r>
+          </w:p>
+        </w:tc>
+        <w:tc>
+          <w:tcPr>
+            <w:tcW w:type="dxa" w:w="1037"/>
+            <w:shd w:val="clear" w:color="auto" w:fill="F6F1E6"/>
+          </w:tcPr>
+          <w:p>
+            <w:pPr>
+              <w:spacing w:after="20"/>
+              <w:jc w:val="right"/>
+            </w:pPr>
+            <w:r>
+              <w:rPr>
+                <w:b/>
+                <w:color w:val="1C3A36"/>
+                <w:sz w:val="15"/>
               </w:rPr>
               <w:t>39,996</w:t>
             </w:r>
@@ -4093,7 +5986,7 @@
         </w:tc>
         <w:tc>
           <w:tcPr>
-            <w:tcW w:type="dxa" w:w="1224"/>
+            <w:tcW w:type="dxa" w:w="1037"/>
             <w:shd w:val="clear" w:color="auto" w:fill="F6F1E6"/>
           </w:tcPr>
           <w:p>
@@ -4105,15 +5998,15 @@
               <w:rPr>
                 <w:b/>
                 <w:color w:val="1C3A36"/>
-                <w:sz w:val="16"/>
-              </w:rPr>
-              <w:t>44,926</w:t>
-            </w:r>
-          </w:p>
-        </w:tc>
-        <w:tc>
-          <w:tcPr>
-            <w:tcW w:type="dxa" w:w="1224"/>
+                <w:sz w:val="15"/>
+              </w:rPr>
+              <w:t>44,752</w:t>
+            </w:r>
+          </w:p>
+        </w:tc>
+        <w:tc>
+          <w:tcPr>
+            <w:tcW w:type="dxa" w:w="1037"/>
             <w:shd w:val="clear" w:color="auto" w:fill="F6F1E6"/>
           </w:tcPr>
           <w:p>
@@ -4125,15 +6018,15 @@
               <w:rPr>
                 <w:b/>
                 <w:color w:val="1C3A36"/>
-                <w:sz w:val="16"/>
-              </w:rPr>
-              <w:t>50,257</w:t>
-            </w:r>
-          </w:p>
-        </w:tc>
-        <w:tc>
-          <w:tcPr>
-            <w:tcW w:type="dxa" w:w="1224"/>
+                <w:sz w:val="15"/>
+              </w:rPr>
+              <w:t>49,913</w:t>
+            </w:r>
+          </w:p>
+        </w:tc>
+        <w:tc>
+          <w:tcPr>
+            <w:tcW w:type="dxa" w:w="1037"/>
             <w:shd w:val="clear" w:color="auto" w:fill="F6F1E6"/>
           </w:tcPr>
           <w:p>
@@ -4145,15 +6038,15 @@
               <w:rPr>
                 <w:b/>
                 <w:color w:val="1C3A36"/>
-                <w:sz w:val="16"/>
-              </w:rPr>
-              <w:t>55,637</w:t>
-            </w:r>
-          </w:p>
-        </w:tc>
-        <w:tc>
-          <w:tcPr>
-            <w:tcW w:type="dxa" w:w="1224"/>
+                <w:sz w:val="15"/>
+              </w:rPr>
+              <w:t>55,118</w:t>
+            </w:r>
+          </w:p>
+        </w:tc>
+        <w:tc>
+          <w:tcPr>
+            <w:tcW w:type="dxa" w:w="1037"/>
             <w:shd w:val="clear" w:color="auto" w:fill="F6F1E6"/>
           </w:tcPr>
           <w:p>
@@ -4165,15 +6058,15 @@
               <w:rPr>
                 <w:b/>
                 <w:color w:val="1C3A36"/>
-                <w:sz w:val="16"/>
-              </w:rPr>
-              <w:t>60,921</w:t>
-            </w:r>
-          </w:p>
-        </w:tc>
-        <w:tc>
-          <w:tcPr>
-            <w:tcW w:type="dxa" w:w="1224"/>
+                <w:sz w:val="15"/>
+              </w:rPr>
+              <w:t>60,254</w:t>
+            </w:r>
+          </w:p>
+        </w:tc>
+        <w:tc>
+          <w:tcPr>
+            <w:tcW w:type="dxa" w:w="1037"/>
             <w:shd w:val="clear" w:color="auto" w:fill="F6F1E6"/>
           </w:tcPr>
           <w:p>
@@ -4185,9 +6078,9 @@
               <w:rPr>
                 <w:b/>
                 <w:color w:val="1C3A36"/>
-                <w:sz w:val="16"/>
-              </w:rPr>
-              <w:t>66,181</w:t>
+                <w:sz w:val="15"/>
+              </w:rPr>
+              <w:t>65,338</w:t>
             </w:r>
           </w:p>
         </w:tc>
@@ -4209,7 +6102,7 @@
           <w:color w:val="6E7B77"/>
           <w:sz w:val="17"/>
         </w:rPr>
-        <w:t>Volume growth tapers from 5.5% to 2.5%. The step-change is already IN the base year — the transition half annualises to 1.616mn tonnes against 1.3mn in the June-2025 year — so the forecast carries only the residual utilisation gain and then maintenance growth. The specialty leg grows faster on the export push and lifts its share of revenue from 28% to 31%.</w:t>
+        <w:t>Volume growth tapers from 5.0% to 2.3% on the fuel slate and from 7.5% to 3.2% on base oils. The step-change is already IN the base year — the transition half annualises to 1.616mn tonnes against 1.3mn in the June-2025 year — so the forecast carries only the residual utilisation gain and then maintenance growth. The two specialty lines grow faster on the export push and lift their share of revenue from 23.9% to 25.1%. The first column is the DISCLOSED table; everything to the right of it is that table rolled forward on volumes and dollar prices, translated at the exchange-rate path, and scaled by the single reconciliation factor 0.9157.</w:t>
       </w:r>
     </w:p>
     <w:p>
@@ -4263,7 +6156,7 @@
           <w:color w:val="6E7B77"/>
           <w:sz w:val="17"/>
         </w:rPr>
-        <w:t>Figure 2 — revenue by product leg with the EBITDA margin on the right axis. The margin widens gently on mix, not on an assumed change in the spread.</w:t>
+        <w:t>Figure 2 — revenue by product line with the EBITDA margin on the right axis. The margin widens on mix alone: the per-line margins are fixed for the whole forecast.</w:t>
       </w:r>
     </w:p>
     <w:p>
@@ -4277,7 +6170,444 @@
           <w:color w:val="1C3A36"/>
           <w:sz w:val="24"/>
         </w:rPr>
-        <w:t>1.5  The cost of capital, built rather than asserted</w:t>
+        <w:t>1.5  The gross margin is now an OUTPUT of the mix, not an assumption</w:t>
+      </w:r>
+    </w:p>
+    <w:p>
+      <w:pPr>
+        <w:spacing w:after="120" w:before="0"/>
+      </w:pPr>
+      <w:r>
+        <w:rPr>
+          <w:b w:val="0"/>
+          <w:i w:val="0"/>
+          <w:color w:val="1C3A36"/>
+          <w:sz w:val="21"/>
+        </w:rPr>
+        <w:t>The previous edition assumed a gross-margin path rising from 6.50% to 6.88% and captioned the chart 'the margin widens on mix'. There was no mix mechanism in that model — there were no per-line margins for a mix to act on, and an external review was right to call the caption an assumption presented as a consequence. It is now a consequence.</w:t>
+      </w:r>
+    </w:p>
+    <w:p>
+      <w:pPr>
+        <w:spacing w:after="120" w:before="0"/>
+      </w:pPr>
+      <w:r>
+        <w:rPr>
+          <w:b w:val="0"/>
+          <w:i w:val="0"/>
+          <w:color w:val="1C3A36"/>
+          <w:sz w:val="21"/>
+        </w:rPr>
+        <w:t>Two leg margins are SOLVED, not assumed. Requiring the blend to equal the base-year margin of 6.40% at the base-year mix, with the specialty slate earning 3.5 times the fuel slate, gives a specialty margin of 14.18% and a fuel margin of 4.05%. Those two constants never change. Every forecast year's blended margin is just those two numbers re-weighted by that year's revenue mix.</w:t>
+      </w:r>
+    </w:p>
+    <w:tbl>
+      <w:tblPr>
+        <w:tblW w:type="auto" w:w="0"/>
+        <w:jc w:val="center"/>
+        <w:tblLook w:firstColumn="1" w:firstRow="1" w:lastColumn="0" w:lastRow="0" w:noHBand="0" w:noVBand="1" w:val="04A0"/>
+        <w:tblLayout w:type="fixed"/>
+        <w:tblCellMar>
+          <w:top w:w="40" w:type="dxa"/>
+          <w:left w:w="90" w:type="dxa"/>
+          <w:bottom w:w="40" w:type="dxa"/>
+          <w:right w:w="90" w:type="dxa"/>
+        </w:tblCellMar>
+        <w:tblBorders>
+          <w:top w:val="single" w:sz="4" w:space="0" w:color="C9D4D1"/>
+          <w:left w:val="single" w:sz="4" w:space="0" w:color="C9D4D1"/>
+          <w:bottom w:val="single" w:sz="4" w:space="0" w:color="C9D4D1"/>
+          <w:right w:val="single" w:sz="4" w:space="0" w:color="C9D4D1"/>
+          <w:insideH w:val="single" w:sz="4" w:space="0" w:color="C9D4D1"/>
+          <w:insideV w:val="single" w:sz="4" w:space="0" w:color="C9D4D1"/>
+        </w:tblBorders>
+        <w:tblLayout w:type="fixed"/>
+      </w:tblPr>
+      <w:tblGrid>
+        <w:gridCol w:w="3384"/>
+        <w:gridCol w:w="1325"/>
+        <w:gridCol w:w="1325"/>
+        <w:gridCol w:w="1325"/>
+        <w:gridCol w:w="1325"/>
+        <w:gridCol w:w="1325"/>
+      </w:tblGrid>
+      <w:tr>
+        <w:tc>
+          <w:tcPr>
+            <w:tcW w:type="dxa" w:w="3384"/>
+            <w:shd w:val="clear" w:color="auto" w:fill="EAF0EE"/>
+          </w:tcPr>
+          <w:p>
+            <w:pPr>
+              <w:spacing w:after="20"/>
+            </w:pPr>
+            <w:r>
+              <w:rPr>
+                <w:b/>
+                <w:color w:val="1C3A36"/>
+                <w:sz w:val="16"/>
+              </w:rPr>
+            </w:r>
+          </w:p>
+        </w:tc>
+        <w:tc>
+          <w:tcPr>
+            <w:tcW w:type="dxa" w:w="1325"/>
+            <w:shd w:val="clear" w:color="auto" w:fill="EAF0EE"/>
+          </w:tcPr>
+          <w:p>
+            <w:pPr>
+              <w:spacing w:after="20"/>
+            </w:pPr>
+            <w:r>
+              <w:rPr>
+                <w:b/>
+                <w:color w:val="1C3A36"/>
+                <w:sz w:val="16"/>
+              </w:rPr>
+              <w:t>2026E</w:t>
+            </w:r>
+          </w:p>
+        </w:tc>
+        <w:tc>
+          <w:tcPr>
+            <w:tcW w:type="dxa" w:w="1325"/>
+            <w:shd w:val="clear" w:color="auto" w:fill="EAF0EE"/>
+          </w:tcPr>
+          <w:p>
+            <w:pPr>
+              <w:spacing w:after="20"/>
+            </w:pPr>
+            <w:r>
+              <w:rPr>
+                <w:b/>
+                <w:color w:val="1C3A36"/>
+                <w:sz w:val="16"/>
+              </w:rPr>
+              <w:t>2027E</w:t>
+            </w:r>
+          </w:p>
+        </w:tc>
+        <w:tc>
+          <w:tcPr>
+            <w:tcW w:type="dxa" w:w="1325"/>
+            <w:shd w:val="clear" w:color="auto" w:fill="EAF0EE"/>
+          </w:tcPr>
+          <w:p>
+            <w:pPr>
+              <w:spacing w:after="20"/>
+            </w:pPr>
+            <w:r>
+              <w:rPr>
+                <w:b/>
+                <w:color w:val="1C3A36"/>
+                <w:sz w:val="16"/>
+              </w:rPr>
+              <w:t>2028E</w:t>
+            </w:r>
+          </w:p>
+        </w:tc>
+        <w:tc>
+          <w:tcPr>
+            <w:tcW w:type="dxa" w:w="1325"/>
+            <w:shd w:val="clear" w:color="auto" w:fill="EAF0EE"/>
+          </w:tcPr>
+          <w:p>
+            <w:pPr>
+              <w:spacing w:after="20"/>
+            </w:pPr>
+            <w:r>
+              <w:rPr>
+                <w:b/>
+                <w:color w:val="1C3A36"/>
+                <w:sz w:val="16"/>
+              </w:rPr>
+              <w:t>2029E</w:t>
+            </w:r>
+          </w:p>
+        </w:tc>
+        <w:tc>
+          <w:tcPr>
+            <w:tcW w:type="dxa" w:w="1325"/>
+            <w:shd w:val="clear" w:color="auto" w:fill="EAF0EE"/>
+          </w:tcPr>
+          <w:p>
+            <w:pPr>
+              <w:spacing w:after="20"/>
+            </w:pPr>
+            <w:r>
+              <w:rPr>
+                <w:b/>
+                <w:color w:val="1C3A36"/>
+                <w:sz w:val="16"/>
+              </w:rPr>
+              <w:t>2030E</w:t>
+            </w:r>
+          </w:p>
+        </w:tc>
+      </w:tr>
+      <w:tr>
+        <w:tc>
+          <w:tcPr>
+            <w:tcW w:type="dxa" w:w="3384"/>
+          </w:tcPr>
+          <w:p>
+            <w:pPr>
+              <w:spacing w:after="20"/>
+            </w:pPr>
+            <w:r>
+              <w:rPr>
+                <w:color w:val="1C3A36"/>
+                <w:sz w:val="16"/>
+              </w:rPr>
+              <w:t>Specialty share of revenue</w:t>
+            </w:r>
+          </w:p>
+        </w:tc>
+        <w:tc>
+          <w:tcPr>
+            <w:tcW w:type="dxa" w:w="1325"/>
+          </w:tcPr>
+          <w:p>
+            <w:pPr>
+              <w:spacing w:after="20"/>
+              <w:jc w:val="right"/>
+            </w:pPr>
+            <w:r>
+              <w:rPr>
+                <w:color w:val="1C3A36"/>
+                <w:sz w:val="16"/>
+              </w:rPr>
+              <w:t>23.9%</w:t>
+            </w:r>
+          </w:p>
+        </w:tc>
+        <w:tc>
+          <w:tcPr>
+            <w:tcW w:type="dxa" w:w="1325"/>
+          </w:tcPr>
+          <w:p>
+            <w:pPr>
+              <w:spacing w:after="20"/>
+              <w:jc w:val="right"/>
+            </w:pPr>
+            <w:r>
+              <w:rPr>
+                <w:color w:val="1C3A36"/>
+                <w:sz w:val="16"/>
+              </w:rPr>
+              <w:t>24.4%</w:t>
+            </w:r>
+          </w:p>
+        </w:tc>
+        <w:tc>
+          <w:tcPr>
+            <w:tcW w:type="dxa" w:w="1325"/>
+          </w:tcPr>
+          <w:p>
+            <w:pPr>
+              <w:spacing w:after="20"/>
+              <w:jc w:val="right"/>
+            </w:pPr>
+            <w:r>
+              <w:rPr>
+                <w:color w:val="1C3A36"/>
+                <w:sz w:val="16"/>
+              </w:rPr>
+              <w:t>24.7%</w:t>
+            </w:r>
+          </w:p>
+        </w:tc>
+        <w:tc>
+          <w:tcPr>
+            <w:tcW w:type="dxa" w:w="1325"/>
+          </w:tcPr>
+          <w:p>
+            <w:pPr>
+              <w:spacing w:after="20"/>
+              <w:jc w:val="right"/>
+            </w:pPr>
+            <w:r>
+              <w:rPr>
+                <w:color w:val="1C3A36"/>
+                <w:sz w:val="16"/>
+              </w:rPr>
+              <w:t>24.9%</w:t>
+            </w:r>
+          </w:p>
+        </w:tc>
+        <w:tc>
+          <w:tcPr>
+            <w:tcW w:type="dxa" w:w="1325"/>
+          </w:tcPr>
+          <w:p>
+            <w:pPr>
+              <w:spacing w:after="20"/>
+              <w:jc w:val="right"/>
+            </w:pPr>
+            <w:r>
+              <w:rPr>
+                <w:color w:val="1C3A36"/>
+                <w:sz w:val="16"/>
+              </w:rPr>
+              <w:t>25.1%</w:t>
+            </w:r>
+          </w:p>
+        </w:tc>
+      </w:tr>
+      <w:tr>
+        <w:tc>
+          <w:tcPr>
+            <w:tcW w:type="dxa" w:w="3384"/>
+            <w:shd w:val="clear" w:color="auto" w:fill="F6F1E6"/>
+          </w:tcPr>
+          <w:p>
+            <w:pPr>
+              <w:spacing w:after="20"/>
+            </w:pPr>
+            <w:r>
+              <w:rPr>
+                <w:b/>
+                <w:color w:val="1C3A36"/>
+                <w:sz w:val="16"/>
+              </w:rPr>
+              <w:t>BLENDED GROSS MARGIN (output)</w:t>
+            </w:r>
+          </w:p>
+        </w:tc>
+        <w:tc>
+          <w:tcPr>
+            <w:tcW w:type="dxa" w:w="1325"/>
+            <w:shd w:val="clear" w:color="auto" w:fill="F6F1E6"/>
+          </w:tcPr>
+          <w:p>
+            <w:pPr>
+              <w:spacing w:after="20"/>
+              <w:jc w:val="right"/>
+            </w:pPr>
+            <w:r>
+              <w:rPr>
+                <w:b/>
+                <w:color w:val="1C3A36"/>
+                <w:sz w:val="16"/>
+              </w:rPr>
+              <w:t>6.47%</w:t>
+            </w:r>
+          </w:p>
+        </w:tc>
+        <w:tc>
+          <w:tcPr>
+            <w:tcW w:type="dxa" w:w="1325"/>
+            <w:shd w:val="clear" w:color="auto" w:fill="F6F1E6"/>
+          </w:tcPr>
+          <w:p>
+            <w:pPr>
+              <w:spacing w:after="20"/>
+              <w:jc w:val="right"/>
+            </w:pPr>
+            <w:r>
+              <w:rPr>
+                <w:b/>
+                <w:color w:val="1C3A36"/>
+                <w:sz w:val="16"/>
+              </w:rPr>
+              <w:t>6.52%</w:t>
+            </w:r>
+          </w:p>
+        </w:tc>
+        <w:tc>
+          <w:tcPr>
+            <w:tcW w:type="dxa" w:w="1325"/>
+            <w:shd w:val="clear" w:color="auto" w:fill="F6F1E6"/>
+          </w:tcPr>
+          <w:p>
+            <w:pPr>
+              <w:spacing w:after="20"/>
+              <w:jc w:val="right"/>
+            </w:pPr>
+            <w:r>
+              <w:rPr>
+                <w:b/>
+                <w:color w:val="1C3A36"/>
+                <w:sz w:val="16"/>
+              </w:rPr>
+              <w:t>6.55%</w:t>
+            </w:r>
+          </w:p>
+        </w:tc>
+        <w:tc>
+          <w:tcPr>
+            <w:tcW w:type="dxa" w:w="1325"/>
+            <w:shd w:val="clear" w:color="auto" w:fill="F6F1E6"/>
+          </w:tcPr>
+          <w:p>
+            <w:pPr>
+              <w:spacing w:after="20"/>
+              <w:jc w:val="right"/>
+            </w:pPr>
+            <w:r>
+              <w:rPr>
+                <w:b/>
+                <w:color w:val="1C3A36"/>
+                <w:sz w:val="16"/>
+              </w:rPr>
+              <w:t>6.57%</w:t>
+            </w:r>
+          </w:p>
+        </w:tc>
+        <w:tc>
+          <w:tcPr>
+            <w:tcW w:type="dxa" w:w="1325"/>
+            <w:shd w:val="clear" w:color="auto" w:fill="F6F1E6"/>
+          </w:tcPr>
+          <w:p>
+            <w:pPr>
+              <w:spacing w:after="20"/>
+              <w:jc w:val="right"/>
+            </w:pPr>
+            <w:r>
+              <w:rPr>
+                <w:b/>
+                <w:color w:val="1C3A36"/>
+                <w:sz w:val="16"/>
+              </w:rPr>
+              <w:t>6.59%</w:t>
+            </w:r>
+          </w:p>
+        </w:tc>
+      </w:tr>
+    </w:tbl>
+    <w:p>
+      <w:pPr>
+        <w:spacing w:after="40"/>
+      </w:pPr>
+    </w:p>
+    <w:p>
+      <w:pPr>
+        <w:spacing w:after="120" w:before="0"/>
+      </w:pPr>
+      <w:r>
+        <w:rPr>
+          <w:b w:val="0"/>
+          <w:i w:val="0"/>
+          <w:color w:val="1C3A36"/>
+          <w:sz w:val="21"/>
+        </w:rPr>
+        <w:t>The margin widens by 12 basis points across the forecast and every one of those points comes from the specialty share rising 23.9% to 25.1%. Nothing about the spread on either line is assumed to improve. Note the size: the old ASSUMED path widened 38 basis points, three times what the mix can actually justify. Removing the assumption lowered the valuation, which is the direction that tells you it was doing work.</w:t>
+      </w:r>
+    </w:p>
+    <w:p>
+      <w:pPr>
+        <w:spacing w:after="80" w:before="200"/>
+      </w:pPr>
+      <w:r>
+        <w:rPr>
+          <w:b/>
+          <w:i w:val="0"/>
+          <w:color w:val="1C3A36"/>
+          <w:sz w:val="24"/>
+        </w:rPr>
+        <w:t>1.6  The cost of capital, built rather than asserted</w:t>
       </w:r>
     </w:p>
     <w:p>
@@ -5021,7 +7351,7 @@
           <w:color w:val="1C3A36"/>
           <w:sz w:val="21"/>
         </w:rPr>
-        <w:t>On a gross-debt basis the rate would be 27.7% and the answer EGP 10.43 a share, +5.2% higher. That construction discounts the operating cash flows at a rate the cash has already depressed and then adds the same cash back in the bridge — counting it twice. The net basis is primary and is the more conservative of the two by 390 basis points.</w:t>
+        <w:t>On a gross-debt basis the rate would be 27.7% and the answer EGP 9.88 a share, +5.1% higher. That construction discounts the operating cash flows at a rate the cash has already depressed and then adds the same cash back in the bridge — counting it twice. The net basis is primary and is the more conservative of the two by 390 basis points.</w:t>
       </w:r>
     </w:p>
     <w:p>
@@ -5035,7 +7365,7 @@
           <w:color w:val="1C3A36"/>
           <w:sz w:val="24"/>
         </w:rPr>
-        <w:t>1.6  The discount-rate schedule, year by year</w:t>
+        <w:t>1.7  The discount-rate schedule, year by year</w:t>
       </w:r>
     </w:p>
     <w:tbl>
@@ -5674,7 +8004,7 @@
           <w:color w:val="1C3A36"/>
           <w:sz w:val="24"/>
         </w:rPr>
-        <w:t>1.7  The free-cash-flow waterfall and the enterprise-value bridge</w:t>
+        <w:t>1.8  The free-cash-flow waterfall and the enterprise-value bridge</w:t>
       </w:r>
     </w:p>
     <w:tbl>
@@ -5855,7 +8185,7 @@
                 <w:color w:val="1C3A36"/>
                 <w:sz w:val="16"/>
               </w:rPr>
-              <w:t>44,926</w:t>
+              <w:t>44,752</w:t>
             </w:r>
           </w:p>
         </w:tc>
@@ -5873,7 +8203,7 @@
                 <w:color w:val="1C3A36"/>
                 <w:sz w:val="16"/>
               </w:rPr>
-              <w:t>50,257</w:t>
+              <w:t>49,913</w:t>
             </w:r>
           </w:p>
         </w:tc>
@@ -5891,7 +8221,7 @@
                 <w:color w:val="1C3A36"/>
                 <w:sz w:val="16"/>
               </w:rPr>
-              <w:t>55,637</w:t>
+              <w:t>55,118</w:t>
             </w:r>
           </w:p>
         </w:tc>
@@ -5909,7 +8239,7 @@
                 <w:color w:val="1C3A36"/>
                 <w:sz w:val="16"/>
               </w:rPr>
-              <w:t>60,921</w:t>
+              <w:t>60,254</w:t>
             </w:r>
           </w:p>
         </w:tc>
@@ -5927,7 +8257,7 @@
                 <w:color w:val="1C3A36"/>
                 <w:sz w:val="16"/>
               </w:rPr>
-              <w:t>66,181</w:t>
+              <w:t>65,338</w:t>
             </w:r>
           </w:p>
         </w:tc>
@@ -5964,7 +8294,7 @@
                 <w:color w:val="1C3A36"/>
                 <w:sz w:val="16"/>
               </w:rPr>
-              <w:t>2,359</w:t>
+              <w:t>2,337</w:t>
             </w:r>
           </w:p>
         </w:tc>
@@ -5982,7 +8312,7 @@
                 <w:color w:val="1C3A36"/>
                 <w:sz w:val="16"/>
               </w:rPr>
-              <w:t>2,714</w:t>
+              <w:t>2,630</w:t>
             </w:r>
           </w:p>
         </w:tc>
@@ -6000,7 +8330,7 @@
                 <w:color w:val="1C3A36"/>
                 <w:sz w:val="16"/>
               </w:rPr>
-              <w:t>3,054</w:t>
+              <w:t>2,915</w:t>
             </w:r>
           </w:p>
         </w:tc>
@@ -6018,7 +8348,7 @@
                 <w:color w:val="1C3A36"/>
                 <w:sz w:val="16"/>
               </w:rPr>
-              <w:t>3,381</w:t>
+              <w:t>3,195</w:t>
             </w:r>
           </w:p>
         </w:tc>
@@ -6036,7 +8366,7 @@
                 <w:color w:val="1C3A36"/>
                 <w:sz w:val="16"/>
               </w:rPr>
-              <w:t>3,706</w:t>
+              <w:t>3,472</w:t>
             </w:r>
           </w:p>
         </w:tc>
@@ -6073,7 +8403,7 @@
                 <w:color w:val="1C3A36"/>
                 <w:sz w:val="16"/>
               </w:rPr>
-              <w:t>5.25%</w:t>
+              <w:t>5.22%</w:t>
             </w:r>
           </w:p>
         </w:tc>
@@ -6091,7 +8421,7 @@
                 <w:color w:val="1C3A36"/>
                 <w:sz w:val="16"/>
               </w:rPr>
-              <w:t>5.40%</w:t>
+              <w:t>5.27%</w:t>
             </w:r>
           </w:p>
         </w:tc>
@@ -6109,7 +8439,7 @@
                 <w:color w:val="1C3A36"/>
                 <w:sz w:val="16"/>
               </w:rPr>
-              <w:t>5.49%</w:t>
+              <w:t>5.29%</w:t>
             </w:r>
           </w:p>
         </w:tc>
@@ -6127,7 +8457,7 @@
                 <w:color w:val="1C3A36"/>
                 <w:sz w:val="16"/>
               </w:rPr>
-              <w:t>5.55%</w:t>
+              <w:t>5.30%</w:t>
             </w:r>
           </w:p>
         </w:tc>
@@ -6145,7 +8475,7 @@
                 <w:color w:val="1C3A36"/>
                 <w:sz w:val="16"/>
               </w:rPr>
-              <w:t>5.60%</w:t>
+              <w:t>5.31%</w:t>
             </w:r>
           </w:p>
         </w:tc>
@@ -6182,7 +8512,7 @@
                 <w:color w:val="1C3A36"/>
                 <w:sz w:val="16"/>
               </w:rPr>
-              <w:t>(494)</w:t>
+              <w:t>(492)</w:t>
             </w:r>
           </w:p>
         </w:tc>
@@ -6200,7 +8530,7 @@
                 <w:color w:val="1C3A36"/>
                 <w:sz w:val="16"/>
               </w:rPr>
-              <w:t>(553)</w:t>
+              <w:t>(549)</w:t>
             </w:r>
           </w:p>
         </w:tc>
@@ -6218,7 +8548,7 @@
                 <w:color w:val="1C3A36"/>
                 <w:sz w:val="16"/>
               </w:rPr>
-              <w:t>(612)</w:t>
+              <w:t>(606)</w:t>
             </w:r>
           </w:p>
         </w:tc>
@@ -6236,7 +8566,7 @@
                 <w:color w:val="1C3A36"/>
                 <w:sz w:val="16"/>
               </w:rPr>
-              <w:t>(670)</w:t>
+              <w:t>(663)</w:t>
             </w:r>
           </w:p>
         </w:tc>
@@ -6254,7 +8584,7 @@
                 <w:color w:val="1C3A36"/>
                 <w:sz w:val="16"/>
               </w:rPr>
-              <w:t>(728)</w:t>
+              <w:t>(719)</w:t>
             </w:r>
           </w:p>
         </w:tc>
@@ -6291,7 +8621,7 @@
                 <w:color w:val="1C3A36"/>
                 <w:sz w:val="16"/>
               </w:rPr>
-              <w:t>1,864</w:t>
+              <w:t>1,845</w:t>
             </w:r>
           </w:p>
         </w:tc>
@@ -6309,7 +8639,7 @@
                 <w:color w:val="1C3A36"/>
                 <w:sz w:val="16"/>
               </w:rPr>
-              <w:t>2,161</w:t>
+              <w:t>2,081</w:t>
             </w:r>
           </w:p>
         </w:tc>
@@ -6327,7 +8657,7 @@
                 <w:color w:val="1C3A36"/>
                 <w:sz w:val="16"/>
               </w:rPr>
-              <w:t>2,442</w:t>
+              <w:t>2,309</w:t>
             </w:r>
           </w:p>
         </w:tc>
@@ -6345,7 +8675,7 @@
                 <w:color w:val="1C3A36"/>
                 <w:sz w:val="16"/>
               </w:rPr>
-              <w:t>2,711</w:t>
+              <w:t>2,532</w:t>
             </w:r>
           </w:p>
         </w:tc>
@@ -6363,7 +8693,7 @@
                 <w:color w:val="1C3A36"/>
                 <w:sz w:val="16"/>
               </w:rPr>
-              <w:t>2,978</w:t>
+              <w:t>2,753</w:t>
             </w:r>
           </w:p>
         </w:tc>
@@ -6400,7 +8730,7 @@
                 <w:color w:val="1C3A36"/>
                 <w:sz w:val="16"/>
               </w:rPr>
-              <w:t>1,426</w:t>
+              <w:t>1,412</w:t>
             </w:r>
           </w:p>
         </w:tc>
@@ -6418,7 +8748,7 @@
                 <w:color w:val="1C3A36"/>
                 <w:sz w:val="16"/>
               </w:rPr>
-              <w:t>1,653</w:t>
+              <w:t>1,592</w:t>
             </w:r>
           </w:p>
         </w:tc>
@@ -6436,7 +8766,7 @@
                 <w:color w:val="1C3A36"/>
                 <w:sz w:val="16"/>
               </w:rPr>
-              <w:t>1,868</w:t>
+              <w:t>1,766</w:t>
             </w:r>
           </w:p>
         </w:tc>
@@ -6454,7 +8784,7 @@
                 <w:color w:val="1C3A36"/>
                 <w:sz w:val="16"/>
               </w:rPr>
-              <w:t>2,074</w:t>
+              <w:t>1,937</w:t>
             </w:r>
           </w:p>
         </w:tc>
@@ -6472,7 +8802,7 @@
                 <w:color w:val="1C3A36"/>
                 <w:sz w:val="16"/>
               </w:rPr>
-              <w:t>2,278</w:t>
+              <w:t>2,106</w:t>
             </w:r>
           </w:p>
         </w:tc>
@@ -6509,7 +8839,7 @@
                 <w:color w:val="1C3A36"/>
                 <w:sz w:val="16"/>
               </w:rPr>
-              <w:t>494</w:t>
+              <w:t>492</w:t>
             </w:r>
           </w:p>
         </w:tc>
@@ -6527,7 +8857,7 @@
                 <w:color w:val="1C3A36"/>
                 <w:sz w:val="16"/>
               </w:rPr>
-              <w:t>553</w:t>
+              <w:t>549</w:t>
             </w:r>
           </w:p>
         </w:tc>
@@ -6545,7 +8875,7 @@
                 <w:color w:val="1C3A36"/>
                 <w:sz w:val="16"/>
               </w:rPr>
-              <w:t>612</w:t>
+              <w:t>606</w:t>
             </w:r>
           </w:p>
         </w:tc>
@@ -6563,7 +8893,7 @@
                 <w:color w:val="1C3A36"/>
                 <w:sz w:val="16"/>
               </w:rPr>
-              <w:t>670</w:t>
+              <w:t>663</w:t>
             </w:r>
           </w:p>
         </w:tc>
@@ -6581,7 +8911,7 @@
                 <w:color w:val="1C3A36"/>
                 <w:sz w:val="16"/>
               </w:rPr>
-              <w:t>728</w:t>
+              <w:t>719</w:t>
             </w:r>
           </w:p>
         </w:tc>
@@ -6618,7 +8948,7 @@
                 <w:color w:val="1C3A36"/>
                 <w:sz w:val="16"/>
               </w:rPr>
-              <w:t>(651)</w:t>
+              <w:t>(649)</w:t>
             </w:r>
           </w:p>
         </w:tc>
@@ -6636,7 +8966,7 @@
                 <w:color w:val="1C3A36"/>
                 <w:sz w:val="16"/>
               </w:rPr>
-              <w:t>(704)</w:t>
+              <w:t>(699)</w:t>
             </w:r>
           </w:p>
         </w:tc>
@@ -6654,7 +8984,7 @@
                 <w:color w:val="1C3A36"/>
                 <w:sz w:val="16"/>
               </w:rPr>
-              <w:t>(751)</w:t>
+              <w:t>(744)</w:t>
             </w:r>
           </w:p>
         </w:tc>
@@ -6672,7 +9002,7 @@
                 <w:color w:val="1C3A36"/>
                 <w:sz w:val="16"/>
               </w:rPr>
-              <w:t>(792)</w:t>
+              <w:t>(783)</w:t>
             </w:r>
           </w:p>
         </w:tc>
@@ -6690,7 +9020,7 @@
                 <w:color w:val="1C3A36"/>
                 <w:sz w:val="16"/>
               </w:rPr>
-              <w:t>(827)</w:t>
+              <w:t>(817)</w:t>
             </w:r>
           </w:p>
         </w:tc>
@@ -6727,7 +9057,7 @@
                 <w:color w:val="1C3A36"/>
                 <w:sz w:val="16"/>
               </w:rPr>
-              <w:t>(100)</w:t>
+              <w:t>(96)</w:t>
             </w:r>
           </w:p>
         </w:tc>
@@ -6745,7 +9075,7 @@
                 <w:color w:val="1C3A36"/>
                 <w:sz w:val="16"/>
               </w:rPr>
-              <w:t>(108)</w:t>
+              <w:t>(104)</w:t>
             </w:r>
           </w:p>
         </w:tc>
@@ -6763,7 +9093,7 @@
                 <w:color w:val="1C3A36"/>
                 <w:sz w:val="16"/>
               </w:rPr>
-              <w:t>(109)</w:t>
+              <w:t>(105)</w:t>
             </w:r>
           </w:p>
         </w:tc>
@@ -6781,7 +9111,7 @@
                 <w:color w:val="1C3A36"/>
                 <w:sz w:val="16"/>
               </w:rPr>
-              <w:t>(107)</w:t>
+              <w:t>(104)</w:t>
             </w:r>
           </w:p>
         </w:tc>
@@ -6799,7 +9129,7 @@
                 <w:color w:val="1C3A36"/>
                 <w:sz w:val="16"/>
               </w:rPr>
-              <w:t>(106)</w:t>
+              <w:t>(103)</w:t>
             </w:r>
           </w:p>
         </w:tc>
@@ -6840,7 +9170,7 @@
                 <w:color w:val="1C3A36"/>
                 <w:sz w:val="16"/>
               </w:rPr>
-              <w:t>1,169</w:t>
+              <w:t>1,159</w:t>
             </w:r>
           </w:p>
         </w:tc>
@@ -6860,7 +9190,7 @@
                 <w:color w:val="1C3A36"/>
                 <w:sz w:val="16"/>
               </w:rPr>
-              <w:t>1,395</w:t>
+              <w:t>1,338</w:t>
             </w:r>
           </w:p>
         </w:tc>
@@ -6880,7 +9210,7 @@
                 <w:color w:val="1C3A36"/>
                 <w:sz w:val="16"/>
               </w:rPr>
-              <w:t>1,621</w:t>
+              <w:t>1,523</w:t>
             </w:r>
           </w:p>
         </w:tc>
@@ -6900,7 +9230,7 @@
                 <w:color w:val="1C3A36"/>
                 <w:sz w:val="16"/>
               </w:rPr>
-              <w:t>1,845</w:t>
+              <w:t>1,713</w:t>
             </w:r>
           </w:p>
         </w:tc>
@@ -6920,7 +9250,7 @@
                 <w:color w:val="1C3A36"/>
                 <w:sz w:val="16"/>
               </w:rPr>
-              <w:t>2,073</w:t>
+              <w:t>1,906</w:t>
             </w:r>
           </w:p>
         </w:tc>
@@ -7070,7 +9400,7 @@
                 <w:color w:val="1C3A36"/>
                 <w:sz w:val="16"/>
               </w:rPr>
-              <w:t>888</w:t>
+              <w:t>880</w:t>
             </w:r>
           </w:p>
         </w:tc>
@@ -7090,7 +9420,7 @@
                 <w:color w:val="1C3A36"/>
                 <w:sz w:val="16"/>
               </w:rPr>
-              <w:t>839</w:t>
+              <w:t>805</w:t>
             </w:r>
           </w:p>
         </w:tc>
@@ -7110,7 +9440,7 @@
                 <w:color w:val="1C3A36"/>
                 <w:sz w:val="16"/>
               </w:rPr>
-              <w:t>800</w:t>
+              <w:t>752</w:t>
             </w:r>
           </w:p>
         </w:tc>
@@ -7130,7 +9460,7 @@
                 <w:color w:val="1C3A36"/>
                 <w:sz w:val="16"/>
               </w:rPr>
-              <w:t>767</w:t>
+              <w:t>712</w:t>
             </w:r>
           </w:p>
         </w:tc>
@@ -7150,7 +9480,7 @@
                 <w:color w:val="1C3A36"/>
                 <w:sz w:val="16"/>
               </w:rPr>
-              <w:t>740</w:t>
+              <w:t>680</w:t>
             </w:r>
           </w:p>
         </w:tc>
@@ -7240,7 +9570,7 @@
           <w:color w:val="1C3A36"/>
           <w:sz w:val="24"/>
         </w:rPr>
-        <w:t>1.8  The terminal block</w:t>
+        <w:t>1.9  The terminal block</w:t>
       </w:r>
     </w:p>
     <w:p>
@@ -7254,7 +9584,7 @@
           <w:color w:val="1C3A36"/>
           <w:sz w:val="21"/>
         </w:rPr>
-        <w:t>Growth in perpetuity has to be paid for with capital. The reinvestment rate is therefore not a free choice: it is forced to satisfy growth = return × reinvestment exactly. At a terminal return on invested capital of 54.3% — next year's profit over closing invested capital, the standard convention — funding 5% of growth requires reinvesting 9.2% of profit, and the rest is available to the providers of capital.</w:t>
+        <w:t>Growth in perpetuity has to be paid for with capital. The reinvestment rate is therefore not a free choice: it is forced to satisfy growth = return × reinvestment exactly. At a terminal return on invested capital of 50.4% — next year's profit over closing invested capital, the standard convention — funding 5% of growth requires reinvesting 9.9% of profit, and the rest is available to the providers of capital.</w:t>
       </w:r>
     </w:p>
     <w:tbl>
@@ -7375,7 +9705,7 @@
                 <w:color w:val="1C3A36"/>
                 <w:sz w:val="17"/>
               </w:rPr>
-              <w:t>4,035</w:t>
+              <w:t>3,830</w:t>
             </w:r>
           </w:p>
         </w:tc>
@@ -7393,7 +9723,7 @@
                 <w:color w:val="1C3A36"/>
                 <w:sz w:val="17"/>
               </w:rPr>
-              <w:t>3.12</w:t>
+              <w:t>2.97</w:t>
             </w:r>
           </w:p>
         </w:tc>
@@ -7430,7 +9760,7 @@
                 <w:color w:val="1C3A36"/>
                 <w:sz w:val="17"/>
               </w:rPr>
-              <w:t>6,727</w:t>
+              <w:t>6,172</w:t>
             </w:r>
           </w:p>
         </w:tc>
@@ -7448,7 +9778,7 @@
                 <w:color w:val="1C3A36"/>
                 <w:sz w:val="17"/>
               </w:rPr>
-              <w:t>5.21</w:t>
+              <w:t>4.78</w:t>
             </w:r>
           </w:p>
         </w:tc>
@@ -7489,7 +9819,7 @@
                 <w:color w:val="1C3A36"/>
                 <w:sz w:val="17"/>
               </w:rPr>
-              <w:t>62.5%</w:t>
+              <w:t>61.7%</w:t>
             </w:r>
           </w:p>
         </w:tc>
@@ -7529,7 +9859,7 @@
                 <w:color w:val="1C3A36"/>
                 <w:sz w:val="17"/>
               </w:rPr>
-              <w:t>ENTERPRISE VALUE</w:t>
+              <w:t>ENTERPRISE VALUE (the operating assets)</w:t>
             </w:r>
           </w:p>
         </w:tc>
@@ -7549,7 +9879,7 @@
                 <w:color w:val="1C3A36"/>
                 <w:sz w:val="17"/>
               </w:rPr>
-              <w:t>10,762</w:t>
+              <w:t>10,002</w:t>
             </w:r>
           </w:p>
         </w:tc>
@@ -7569,7 +9899,7 @@
                 <w:color w:val="1C3A36"/>
                 <w:sz w:val="17"/>
               </w:rPr>
-              <w:t>8.33</w:t>
+              <w:t>7.74</w:t>
             </w:r>
           </w:p>
         </w:tc>
@@ -7588,7 +9918,7 @@
                 <w:color w:val="1C3A36"/>
                 <w:sz w:val="17"/>
               </w:rPr>
-              <w:t>less net debt (negative — net cash is ADDED)</w:t>
+              <w:t>less minority interests at 3.0%, ON THE ENTERPRISE VALUE</w:t>
             </w:r>
           </w:p>
         </w:tc>
@@ -7606,7 +9936,7 @@
                 <w:color w:val="1C3A36"/>
                 <w:sz w:val="17"/>
               </w:rPr>
-              <w:t>-2,438</w:t>
+              <w:t>(300)</w:t>
             </w:r>
           </w:p>
         </w:tc>
@@ -7624,7 +9954,7 @@
                 <w:color w:val="1C3A36"/>
                 <w:sz w:val="17"/>
               </w:rPr>
-              <w:t>-1.89</w:t>
+              <w:t>(0.23)</w:t>
             </w:r>
           </w:p>
         </w:tc>
@@ -7643,7 +9973,7 @@
                 <w:color w:val="1C3A36"/>
                 <w:sz w:val="17"/>
               </w:rPr>
-              <w:t>= equity value before minority interests</w:t>
+              <w:t>= operating assets attributable to shareholders</w:t>
             </w:r>
           </w:p>
         </w:tc>
@@ -7661,7 +9991,7 @@
                 <w:color w:val="1C3A36"/>
                 <w:sz w:val="17"/>
               </w:rPr>
-              <w:t>13,201</w:t>
+              <w:t>9,702</w:t>
             </w:r>
           </w:p>
         </w:tc>
@@ -7679,7 +10009,7 @@
                 <w:color w:val="1C3A36"/>
                 <w:sz w:val="17"/>
               </w:rPr>
-              <w:t>10.22</w:t>
+              <w:t>7.51</w:t>
             </w:r>
           </w:p>
         </w:tc>
@@ -7698,7 +10028,7 @@
                 <w:color w:val="1C3A36"/>
                 <w:sz w:val="17"/>
               </w:rPr>
-              <w:t>less minority interests at 3.0% of group profit</w:t>
+              <w:t>less net debt (negative — net cash is ADDED, in full)</w:t>
             </w:r>
           </w:p>
         </w:tc>
@@ -7716,7 +10046,7 @@
                 <w:color w:val="1C3A36"/>
                 <w:sz w:val="17"/>
               </w:rPr>
-              <w:t>(396)</w:t>
+              <w:t>-2,438</w:t>
             </w:r>
           </w:p>
         </w:tc>
@@ -7734,7 +10064,7 @@
                 <w:color w:val="1C3A36"/>
                 <w:sz w:val="17"/>
               </w:rPr>
-              <w:t>(0.31)</w:t>
+              <w:t>-1.89</w:t>
             </w:r>
           </w:p>
         </w:tc>
@@ -7775,7 +10105,7 @@
                 <w:color w:val="1C3A36"/>
                 <w:sz w:val="17"/>
               </w:rPr>
-              <w:t>12,805</w:t>
+              <w:t>12,140</w:t>
             </w:r>
           </w:p>
         </w:tc>
@@ -7795,7 +10125,7 @@
                 <w:color w:val="1C3A36"/>
                 <w:sz w:val="17"/>
               </w:rPr>
-              <w:t>9.91</w:t>
+              <w:t>9.40</w:t>
             </w:r>
           </w:p>
         </w:tc>
@@ -7871,7 +10201,7 @@
           <w:color w:val="6E7B77"/>
           <w:sz w:val="17"/>
         </w:rPr>
-        <w:t>Terminal value is 62.5% of enterprise value. The minority deduction is taken AFTER net debt, so the minority does not carry a share of the parent's cash.</w:t>
+        <w:t>Terminal value is 61.7% of enterprise value, stated here as well as in the summary table so the reader meets it in both places. The ORDER of the last three rows is the substantive point and it was wrong in an earlier edition. That edition added the cash first and then deducted the minority from the combined total, and defended it in a caption reading 'the minority deduction is taken AFTER net debt, so the minority does not carry a share of the parent's cash'. The algebra runs the other way: deducting 3.0% of a total that already INCLUDES the cash hands the minority 3.0% of the parent's balance — about EGP 73mn of it. An external review caught this and it is accepted. The minority is now deducted from the OPERATING enterprise value, before the cash, and the cash is added back in full because it belongs to the parent. The correction is worth EGP 0.06 a share.</w:t>
       </w:r>
     </w:p>
     <w:p>
@@ -7885,7 +10215,7 @@
           <w:color w:val="1C3A36"/>
           <w:sz w:val="24"/>
         </w:rPr>
-        <w:t>1.9  Terminal growth, reconciled against the company’s own record</w:t>
+        <w:t>1.10  Terminal growth, reconciled against the company’s own record</w:t>
       </w:r>
     </w:p>
     <w:p>
@@ -8705,7 +11035,7 @@
           <w:color w:val="1C3A36"/>
           <w:sz w:val="21"/>
         </w:rPr>
-        <w:t>Both checks come in BELOW the adopted rate, and the reader should see that rather than have it smoothed over: the 5% assumption sits on the generous side of the company's own record, not the conservative side. The case for keeping it is that the historical window spans the 2022-to-2024 devaluation sequence, which compressed real earnings across the market. The case against is on the table. It is sensitised from 3% to 7% below and the whole grid is on the face of the companion model.</w:t>
+        <w:t>THE TWO CHECKS DISAGREE WITH EACH OTHER, and that is the honest reading rather than a problem to be smoothed. An earlier edition of this section said 'both checks come in below the adopted rate'. That sentence was true of the model as it then stood and became FALSE when the margin build was rebuilt from the product lines up, which moved the historical NOPAT compound rate from +2.6% to +34.8%; the sentence survived the rebuild because the assertion guarding it only tested the adopted rate against its ceiling and never against the checks. It is corrected here and the guard now reports each candidate individually.</w:t>
       </w:r>
     </w:p>
     <w:p>
@@ -8719,7 +11049,35 @@
           <w:color w:val="1C3A36"/>
           <w:sz w:val="21"/>
         </w:rPr>
-        <w:t>The usual crossover test — how long a candidate growth rate would take to make the company larger than the economy it sits in — does NOT bind on this name, and saying so is the honest reading. The recent compound NOPAT rate (+34.8%), the forecast revenue rate (+10.6%) and the adopted terminal rate (5%) all sit below Egyptian nominal growth of about 15%, so the company shrinks relative to the economy at every one of them and there is no finite crossover year to report. The binding constraint here is the reinvestment identity, not the ceiling.</w:t>
+        <w:t>Taken one at a time: check (a), the historical compound rate of +34.8%, is far ABOVE the adopted 5% — but it is a recovery rate off a devaluation-compressed base and belongs in the explicit years, not in a perpetuity. Check (b), return times reinvestment on the stable years, is 4.0% and is BELOW the adopted rate. The adopted 5% sits between them, and above the one that actually describes a steady state — so on the check that matters for a perpetuity it remains on the GENEROUS side of the company's own record, not the conservative side. It is sensitised from 3% to 7% and the whole grid is on the face of the companion model.</w:t>
+      </w:r>
+    </w:p>
+    <w:p>
+      <w:pPr>
+        <w:spacing w:after="120" w:before="0"/>
+      </w:pPr>
+      <w:r>
+        <w:rPr>
+          <w:b w:val="0"/>
+          <w:i w:val="0"/>
+          <w:color w:val="1C3A36"/>
+          <w:sz w:val="21"/>
+        </w:rPr>
+        <w:t>One definitional caution on check (b), because it changes the answer. It is struck on net capital expenditure over profit, EXCLUDING working capital, while the free-cash-flow waterfall above subtracts working capital as well. On the waterfall-consistent definition the base-year reinvestment rate is 19.1% and the implied growth is 7.4% — ABOVE the adopted rate rather than below it. Both definitions are shown and neither is hidden; a reader who prefers the waterfall-consistent one should read the 5% as conservative instead.</w:t>
+      </w:r>
+    </w:p>
+    <w:p>
+      <w:pPr>
+        <w:spacing w:after="120" w:before="0"/>
+      </w:pPr>
+      <w:r>
+        <w:rPr>
+          <w:b w:val="0"/>
+          <w:i w:val="0"/>
+          <w:color w:val="1C3A36"/>
+          <w:sz w:val="21"/>
+        </w:rPr>
+        <w:t>The crossover test — how long a candidate growth rate would take to make the company larger than the economy it sits in — is reported candidate by candidate, because a blanket 'it does not bind' would be wrong. Against Egyptian nominal growth of about 15%: the forecast revenue rate of +10.3% is BELOW it and does not bind; the adopted terminal rate of 5% is BELOW it and does not bind; the recent compound NOPAT rate of +34.8% is ABOVE it and DOES bind — at that rate the company would overtake Egypt's entire nominal gross domestic product in about 36 years, which is precisely why it is a historical rate and not a terminal one. The binding constraint on the rate actually adopted is the reinvestment identity, not the ceiling.</w:t>
       </w:r>
     </w:p>
     <w:p>
@@ -8733,7 +11091,7 @@
           <w:color w:val="1C3A36"/>
           <w:sz w:val="24"/>
         </w:rPr>
-        <w:t>1.10  Sensitivities</w:t>
+        <w:t>1.11  Sensitivities</w:t>
       </w:r>
     </w:p>
     <w:p>
@@ -8924,7 +11282,7 @@
                 <w:color w:val="1C3A36"/>
                 <w:sz w:val="16"/>
               </w:rPr>
-              <w:t>11.34 · 10.56 · 9.91 · 9.37 · 8.91</w:t>
+              <w:t>10.70 · 9.99 · 9.40 · 8.90 · 8.48</w:t>
             </w:r>
           </w:p>
         </w:tc>
@@ -8977,7 +11335,7 @@
                 <w:color w:val="1C3A36"/>
                 <w:sz w:val="16"/>
               </w:rPr>
-              <w:t>9.25 · 9.56 · 9.91 · 10.34 · 10.86</w:t>
+              <w:t>8.80 · 9.08 · 9.40 · 9.78 · 10.24</w:t>
             </w:r>
           </w:p>
         </w:tc>
@@ -9030,7 +11388,7 @@
                 <w:color w:val="1C3A36"/>
                 <w:sz w:val="16"/>
               </w:rPr>
-              <w:t>10.31 · 10.11 · 9.91 · 9.73 · 9.55</w:t>
+              <w:t>9.76 · 9.58 · 9.40 · 9.23 · 9.06</w:t>
             </w:r>
           </w:p>
         </w:tc>
@@ -9083,7 +11441,7 @@
                 <w:color w:val="1C3A36"/>
                 <w:sz w:val="16"/>
               </w:rPr>
-              <w:t>12.28 · 10.85 · 10.04 · 9.05 · 8.46</w:t>
+              <w:t>11.58 · 10.26 · 9.52 · 8.61 · 8.06</w:t>
             </w:r>
           </w:p>
         </w:tc>
@@ -9136,7 +11494,7 @@
                 <w:color w:val="1C3A36"/>
                 <w:sz w:val="16"/>
               </w:rPr>
-              <w:t>7.87 · 8.89 · 9.91 · 10.94 · 11.96</w:t>
+              <w:t>7.38 · 8.39 · 9.40 · 10.41 · 11.42</w:t>
             </w:r>
           </w:p>
         </w:tc>
@@ -9189,7 +11547,7 @@
                 <w:color w:val="1C3A36"/>
                 <w:sz w:val="16"/>
               </w:rPr>
-              <w:t>8.64 · 9.25 · 9.91 · 10.63 · 11.39</w:t>
+              <w:t>8.04 · 8.69 · 9.40 · 10.17 · 11.01</w:t>
             </w:r>
           </w:p>
         </w:tc>
@@ -9242,7 +11600,7 @@
                 <w:color w:val="1C3A36"/>
                 <w:sz w:val="16"/>
               </w:rPr>
-              <w:t>9.12 · 9.52 · 9.91 · 10.31 · 10.70</w:t>
+              <w:t>8.67 · 9.03 · 9.40 · 9.77 · 10.13</w:t>
             </w:r>
           </w:p>
         </w:tc>
@@ -9295,7 +11653,7 @@
                 <w:color w:val="1C3A36"/>
                 <w:sz w:val="16"/>
               </w:rPr>
-              <w:t>10.28 · 10.10 · 9.91 · 9.74 · 9.38</w:t>
+              <w:t>9.75 · 9.58 · 9.40 · 9.23 · 8.88</w:t>
             </w:r>
           </w:p>
         </w:tc>
@@ -9317,7 +11675,7 @@
           <w:color w:val="6E7B77"/>
           <w:sz w:val="17"/>
         </w:rPr>
-        <w:t>The crux is the cost of capital, not the operating assumptions. Doubling the entire volume growth path moves the answer from EGP 9.91 to 11.39; a two-point move in the terminal rate alone moves it across a wider span than that. This is a valuation about Egyptian interest rates at least as much as it is about a refinery.</w:t>
+        <w:t>The crux is the cost of capital, not the operating assumptions. Doubling the entire volume growth path moves the answer from EGP 9.40 to 11.01; a two-point move in the terminal rate alone moves it across a wider span than that. This is a valuation about Egyptian interest rates at least as much as it is about a refinery.</w:t>
       </w:r>
     </w:p>
     <w:p>
@@ -9331,7 +11689,7 @@
           <w:color w:val="1C3A36"/>
           <w:sz w:val="24"/>
         </w:rPr>
-        <w:t>1.11  The three cross-check lenses</w:t>
+        <w:t>1.12  The three cross-check lenses</w:t>
       </w:r>
     </w:p>
     <w:p>
@@ -9345,7 +11703,7 @@
           <w:color w:val="1C3A36"/>
           <w:sz w:val="21"/>
         </w:rPr>
-        <w:t>Relative multiples. Applying 4.5× enterprise value to EBITDA to 2027E EBITDA of EGP 2,714mn gives an enterprise value of EGP 12,212mn AS AT the end of that year. It has to be discounted back before it can be compared to today's price: at the model's own year-two factor of 0.6018 that is EGP 7,349mn today, and EGP 7.35 a share after the bridge. Not discounting a forward enterprise value would have produced EGP 11.00 — the difference between the two is the whole reason multiples and discounted cash flows are so often reconciled badly. The company's own trailing multiples are 4.5× enterprise value to EBITDA and 7.8× earnings.</w:t>
+        <w:t>Relative multiples. Applying 4.5× enterprise value to EBITDA to 2027E EBITDA of EGP 2,630mn gives an enterprise value of EGP 11,836mn AS AT the end of that year. It has to be discounted back before it can be compared to today's price: at the model's own year-two factor of 0.6018 that is EGP 7,123mn today, and EGP 8.50 a share after the bridge. Not discounting a forward enterprise value would have produced EGP 10.72 — the difference between the two is the whole reason multiples and discounted cash flows are so often reconciled badly. The company's own trailing multiples are 4.5× enterprise value to EBITDA and 7.8× earnings.</w:t>
       </w:r>
     </w:p>
     <w:p>
@@ -9359,7 +11717,7 @@
           <w:color w:val="1C3A36"/>
           <w:sz w:val="21"/>
         </w:rPr>
-        <w:t>Normalised earnings power. Every component is taken from the same year, 2028E, so the lens is not a blend of different points in the cycle: EBITDA of EGP 3,054mn less depreciation of EGP 612mn, plus net finance income of EGP 422mn, taxed and after minorities, gives EGP 1.65 a share. At 7.5× that is EGP 12.34. This lens is a statement of mid-cycle earnings POWER at a through-cycle multiple, not a discounted present value — which is exactly why it is the most generous of the four and why it carries only 20% of the weight.</w:t>
+        <w:t>Normalised earnings power. Every component is taken from the same year, 2028E, so the lens is not a blend of different points in the cycle: EBITDA of EGP 2,915mn less depreciation of EGP 606mn, plus net finance income of EGP 420mn, taxed and after minorities, gives EGP 1.57 a share. At 7.5× that is EGP 11.76. This lens is a statement of mid-cycle earnings POWER at a through-cycle multiple, not a discounted present value — which is exactly why it is the most generous of the four and why it carries only 20% of the weight.</w:t>
       </w:r>
     </w:p>
     <w:p>
@@ -9387,7 +11745,7 @@
           <w:color w:val="1C3A36"/>
           <w:sz w:val="24"/>
         </w:rPr>
-        <w:t>1.12  Contested choices, computed rather than argued</w:t>
+        <w:t>1.13  Contested choices, computed rather than argued</w:t>
       </w:r>
     </w:p>
     <w:tbl>
@@ -9582,7 +11940,7 @@
                 <w:color w:val="1C3A36"/>
                 <w:sz w:val="16"/>
               </w:rPr>
-              <w:t>8.17</w:t>
+              <w:t>7.80</w:t>
             </w:r>
           </w:p>
         </w:tc>
@@ -9600,7 +11958,7 @@
                 <w:color w:val="1C3A36"/>
                 <w:sz w:val="16"/>
               </w:rPr>
-              <w:t>-17.6%</w:t>
+              <w:t>-17.1%</w:t>
             </w:r>
           </w:p>
         </w:tc>
@@ -9671,7 +12029,7 @@
                 <w:color w:val="1C3A36"/>
                 <w:sz w:val="16"/>
               </w:rPr>
-              <w:t>10.43</w:t>
+              <w:t>9.88</w:t>
             </w:r>
           </w:p>
         </w:tc>
@@ -9689,7 +12047,7 @@
                 <w:color w:val="1C3A36"/>
                 <w:sz w:val="16"/>
               </w:rPr>
-              <w:t>+5.2%</w:t>
+              <w:t>+5.1%</w:t>
             </w:r>
           </w:p>
         </w:tc>
@@ -9760,7 +12118,7 @@
                 <w:color w:val="1C3A36"/>
                 <w:sz w:val="16"/>
               </w:rPr>
-              <w:t>9.61</w:t>
+              <w:t>9.17</w:t>
             </w:r>
           </w:p>
         </w:tc>
@@ -9778,7 +12136,7 @@
                 <w:color w:val="1C3A36"/>
                 <w:sz w:val="16"/>
               </w:rPr>
-              <w:t>-3.1%</w:t>
+              <w:t>-2.5%</w:t>
             </w:r>
           </w:p>
         </w:tc>
@@ -9849,7 +12207,7 @@
                 <w:color w:val="1C3A36"/>
                 <w:sz w:val="16"/>
               </w:rPr>
-              <w:t>10.71</w:t>
+              <w:t>9.99</w:t>
             </w:r>
           </w:p>
         </w:tc>
@@ -9867,7 +12225,106 @@
                 <w:color w:val="1C3A36"/>
                 <w:sz w:val="16"/>
               </w:rPr>
-              <w:t>+8.0%</w:t>
+              <w:t>+6.2%</w:t>
+            </w:r>
+          </w:p>
+        </w:tc>
+      </w:tr>
+      <w:tr>
+        <w:tc>
+          <w:tcPr>
+            <w:tcW w:type="dxa" w:w="2232"/>
+            <w:shd w:val="clear" w:color="auto" w:fill="F6F1E6"/>
+          </w:tcPr>
+          <w:p>
+            <w:pPr>
+              <w:spacing w:after="20"/>
+            </w:pPr>
+            <w:r>
+              <w:rPr>
+                <w:b/>
+                <w:color w:val="1C3A36"/>
+                <w:sz w:val="16"/>
+              </w:rPr>
+              <w:t>THIS STUDY, ALL FOUR CHOICES AS MADE ABOVE</w:t>
+            </w:r>
+          </w:p>
+        </w:tc>
+        <w:tc>
+          <w:tcPr>
+            <w:tcW w:type="dxa" w:w="2232"/>
+            <w:shd w:val="clear" w:color="auto" w:fill="F6F1E6"/>
+          </w:tcPr>
+          <w:p>
+            <w:pPr>
+              <w:spacing w:after="20"/>
+            </w:pPr>
+            <w:r>
+              <w:rPr>
+                <w:b/>
+                <w:color w:val="1C3A36"/>
+                <w:sz w:val="16"/>
+              </w:rPr>
+              <w:t>—</w:t>
+            </w:r>
+          </w:p>
+        </w:tc>
+        <w:tc>
+          <w:tcPr>
+            <w:tcW w:type="dxa" w:w="3312"/>
+            <w:shd w:val="clear" w:color="auto" w:fill="F6F1E6"/>
+          </w:tcPr>
+          <w:p>
+            <w:pPr>
+              <w:spacing w:after="20"/>
+            </w:pPr>
+            <w:r>
+              <w:rPr>
+                <w:b/>
+                <w:color w:val="1C3A36"/>
+                <w:sz w:val="16"/>
+              </w:rPr>
+              <w:t>—</w:t>
+            </w:r>
+          </w:p>
+        </w:tc>
+        <w:tc>
+          <w:tcPr>
+            <w:tcW w:type="dxa" w:w="1440"/>
+            <w:shd w:val="clear" w:color="auto" w:fill="F6F1E6"/>
+          </w:tcPr>
+          <w:p>
+            <w:pPr>
+              <w:spacing w:after="20"/>
+              <w:jc w:val="right"/>
+            </w:pPr>
+            <w:r>
+              <w:rPr>
+                <w:b/>
+                <w:color w:val="1C3A36"/>
+                <w:sz w:val="16"/>
+              </w:rPr>
+              <w:t>9.40</w:t>
+            </w:r>
+          </w:p>
+        </w:tc>
+        <w:tc>
+          <w:tcPr>
+            <w:tcW w:type="dxa" w:w="1008"/>
+            <w:shd w:val="clear" w:color="auto" w:fill="F6F1E6"/>
+          </w:tcPr>
+          <w:p>
+            <w:pPr>
+              <w:spacing w:after="20"/>
+              <w:jc w:val="right"/>
+            </w:pPr>
+            <w:r>
+              <w:rPr>
+                <w:b/>
+                <w:color w:val="1C3A36"/>
+                <w:sz w:val="16"/>
+              </w:rPr>
+              <w:t>—</w:t>
             </w:r>
           </w:p>
         </w:tc>
@@ -9889,7 +12346,7 @@
           <w:color w:val="6E7B77"/>
           <w:sz w:val="17"/>
         </w:rPr>
-        <w:t>Each alternative is run through the whole model and reported as a VALUE, not described. The currency alternative deflates the export cash flows to dollars at each year’s exchange rate before discounting them at a dollar rate, and only then translates back — discounting a pound cash flow already inflated by the assumed depreciation path directly at a dollar rate would count the currency benefit twice.</w:t>
+        <w:t>The base is stated in the last row so the percentages are checkable rather than relative to a number the reader has to go and find: every effect column is measured against the cash-flow lens at EGP 9.40 a share, which is the primary construction and not the weighted central of EGP 9.34. Note the asymmetry that follows from that. The four choices move the answer between -17.1% and +6.2%, so the single largest contested choice in this study is worth more than the entire gap between the central estimate and the market price. Each alternative is run through the whole model and reported as a VALUE, not described. The currency alternative deflates the export cash flows to dollars at each year’s exchange rate before discounting them at a dollar rate, and only then translates back — discounting a pound cash flow already inflated by the assumed depreciation path directly at a dollar rate would count the currency benefit twice.</w:t>
       </w:r>
     </w:p>
     <w:p>
@@ -9971,7 +12428,21 @@
           <w:color w:val="1C3A36"/>
           <w:sz w:val="21"/>
         </w:rPr>
-        <w:t>The series used throughout this study runs from 2022 and covers 3,754 clean sessions over 15.6 years at 240.8 sessions a year, which matches the exchange's own trading calendar. It was screened before use: one row carrying a non-positive price was removed, and the largest single-session move in the whole history is 0.181 in log terms against an exchange daily price limit that makes anything beyond 0.290 unreachable by trading — so there is no unadjusted corporate action hiding in the series and no block of pre-listing placeholder rows.</w:t>
+        <w:t>The series used throughout this study runs from 2011-01-02 to 2026-08-06 and covers 3,754 clean sessions out of 3,755 raw rows, over 15.6 years at 240.8 sessions a year, which matches the exchange's own Sunday-to-Thursday calendar. An earlier edition of this section said the series 'runs from 2022'; it does not — 2022 is where the CALIBRATION exercise in the appendix starts scoring forecasts, and every price statistic in this study is taken from the full fifteen-and-a-half-year series.</w:t>
+      </w:r>
+    </w:p>
+    <w:p>
+      <w:pPr>
+        <w:spacing w:after="120" w:before="0"/>
+      </w:pPr>
+      <w:r>
+        <w:rPr>
+          <w:b w:val="0"/>
+          <w:i w:val="0"/>
+          <w:color w:val="1C3A36"/>
+          <w:sz w:val="21"/>
+        </w:rPr>
+        <w:t>It was screened before use. One row carrying a non-positive price was removed (2013-05-07); 9.6% of sessions are flat, which is normal for a mid-cap on this exchange and well inside the gate. The largest single-session move in the whole history is 0.1813 in log terms. Two thresholds bear on that number and they are different things, which the earlier edition ran together. The exchange's own ±20% daily price limit is 0.1823 in logs — the largest observed move sits just INSIDE it, by four ten-thousandths. The engine's artefact screen fires at 0.2901, set deliberately ABOVE the price limit so that only a move no trade could have produced is flagged. Nothing fires. A share split or an unadjusted dividend would have shown up as a move the price limit forbids, and none does, so there is no unadjusted corporate action hiding in the series and no block of pre-listing placeholder rows.</w:t>
       </w:r>
     </w:p>
     <w:p>
@@ -10155,7 +12626,7 @@
                 <w:color w:val="1C3A36"/>
                 <w:sz w:val="17"/>
               </w:rPr>
-              <w:t>Check date</w:t>
+              <w:t>Calendar horizon date</w:t>
             </w:r>
           </w:p>
         </w:tc>
@@ -10191,7 +12662,117 @@
                 <w:color w:val="1C3A36"/>
                 <w:sz w:val="17"/>
               </w:rPr>
+              <w:t>2026-11-06</w:t>
+            </w:r>
+          </w:p>
+        </w:tc>
+      </w:tr>
+      <w:tr>
+        <w:tc>
+          <w:tcPr>
+            <w:tcW w:type="dxa" w:w="4608"/>
+          </w:tcPr>
+          <w:p>
+            <w:pPr>
+              <w:spacing w:after="20"/>
+            </w:pPr>
+            <w:r>
+              <w:rPr>
+                <w:color w:val="1C3A36"/>
+                <w:sz w:val="17"/>
+              </w:rPr>
+              <w:t>Check date actually used</w:t>
+            </w:r>
+          </w:p>
+        </w:tc>
+        <w:tc>
+          <w:tcPr>
+            <w:tcW w:type="dxa" w:w="2448"/>
+          </w:tcPr>
+          <w:p>
+            <w:pPr>
+              <w:spacing w:after="20"/>
+              <w:jc w:val="right"/>
+            </w:pPr>
+            <w:r>
+              <w:rPr>
+                <w:color w:val="1C3A36"/>
+                <w:sz w:val="17"/>
+              </w:rPr>
+              <w:t>2026-09-06</w:t>
+            </w:r>
+          </w:p>
+        </w:tc>
+        <w:tc>
+          <w:tcPr>
+            <w:tcW w:type="dxa" w:w="2448"/>
+          </w:tcPr>
+          <w:p>
+            <w:pPr>
+              <w:spacing w:after="20"/>
+              <w:jc w:val="right"/>
+            </w:pPr>
+            <w:r>
+              <w:rPr>
+                <w:color w:val="1C3A36"/>
+                <w:sz w:val="17"/>
+              </w:rPr>
               <w:t>2026-11-08</w:t>
+            </w:r>
+          </w:p>
+        </w:tc>
+      </w:tr>
+      <w:tr>
+        <w:tc>
+          <w:tcPr>
+            <w:tcW w:type="dxa" w:w="4608"/>
+          </w:tcPr>
+          <w:p>
+            <w:pPr>
+              <w:spacing w:after="20"/>
+            </w:pPr>
+            <w:r>
+              <w:rPr>
+                <w:color w:val="1C3A36"/>
+                <w:sz w:val="17"/>
+              </w:rPr>
+              <w:t>Sessions simulated</w:t>
+            </w:r>
+          </w:p>
+        </w:tc>
+        <w:tc>
+          <w:tcPr>
+            <w:tcW w:type="dxa" w:w="2448"/>
+          </w:tcPr>
+          <w:p>
+            <w:pPr>
+              <w:spacing w:after="20"/>
+              <w:jc w:val="right"/>
+            </w:pPr>
+            <w:r>
+              <w:rPr>
+                <w:color w:val="1C3A36"/>
+                <w:sz w:val="17"/>
+              </w:rPr>
+              <w:t>20</w:t>
+            </w:r>
+          </w:p>
+        </w:tc>
+        <w:tc>
+          <w:tcPr>
+            <w:tcW w:type="dxa" w:w="2448"/>
+          </w:tcPr>
+          <w:p>
+            <w:pPr>
+              <w:spacing w:after="20"/>
+              <w:jc w:val="right"/>
+            </w:pPr>
+            <w:r>
+              <w:rPr>
+                <w:color w:val="1C3A36"/>
+                <w:sz w:val="17"/>
+              </w:rPr>
+              <w:t>62</w:t>
             </w:r>
           </w:p>
         </w:tc>
@@ -10806,6 +13387,34 @@
       <w:pPr>
         <w:spacing w:after="40"/>
       </w:pPr>
+    </w:p>
+    <w:p>
+      <w:pPr>
+        <w:spacing w:after="200" w:before="0"/>
+      </w:pPr>
+      <w:r>
+        <w:rPr>
+          <w:b w:val="0"/>
+          <w:i/>
+          <w:color w:val="6E7B77"/>
+          <w:sz w:val="17"/>
+        </w:rPr>
+        <w:t>Two dates are shown because they differ, and an earlier edition printed only one of them. The Egyptian Exchange trades Sunday to Thursday, so the three-month calendar date of 2026-11-06 falls on a non-trading day; the cone is graded on the first session at or after it, 2026-11-08. The horizon is therefore 62 sessions rather than a round quarter, and the percentiles above are the distribution at that session.</w:t>
+      </w:r>
+    </w:p>
+    <w:p>
+      <w:pPr>
+        <w:spacing w:after="120" w:before="0"/>
+      </w:pPr>
+      <w:r>
+        <w:rPr>
+          <w:b w:val="0"/>
+          <w:i w:val="0"/>
+          <w:color w:val="1C3A36"/>
+          <w:sz w:val="20"/>
+        </w:rPr>
+        <w:t>The drift is not zero and is not a view. Over three months the simulated log drift is +0.0235, which annualises to about 9.4% — the CARRY, and nothing else: the local risk-free rate of 19.5% less the dividend yield of 8.8% the share currently pays, less the half-variance convexity term. NO PART OF THE DRIFT COMES FROM THE VALUATION. The fundamental estimate of EGP 9.34 does not enter this section at any point; it is drawn on the charts as a reference rule and used to cut the zones in section 6, and that is the whole of its role here. If the drift were set from the valuation the two halves of this study would no longer be independent and the comparison in section 4 would be circular.</w:t>
+      </w:r>
     </w:p>
     <w:p>
       <w:pPr>
@@ -10926,7 +13535,531 @@
           <w:color w:val="1C3A36"/>
           <w:sz w:val="21"/>
         </w:rPr>
-        <w:t>Is the cone credible? It is tested against the honest null — a random walk anchored on the carry, so the test cannot be won simply by pointing at the direction interest rates push a price. Over the last five years of origins the cone beats that benchmark by +0.92% on the continuous ranked probability score, and the probability-integral transform is close to uniform (chi-square p = 0.861, Kolmogorov-Smirnov p = 0.624), meaning the cone is neither systematically too wide nor too narrow nor off-centre. Over the full cleaned history the margin is +1.32% with a confidence interval entirely above zero. Coverage of the stated 90% band runs at 95%, and the cone is 1.0 times the benchmark's width — it earns its accuracy from being better centred, not from being wider.</w:t>
+        <w:t>Is the cone credible? It is tested against the honest null — a random walk anchored on the carry, so the test cannot be won simply by pointing at the direction interest rates push a price. THE VERDICT ON THIS NAME IS PARITY, NOT SKILL, AND THAT IS STATED BEFORE THE FAVOURABLE NUMBERS RATHER THAN AFTER THEM. On the production window set — the 17 post-break origins the standing gate actually scores, running 2022-04-05 to 2026-04-12 — the margin over the benchmark is +0.68% and the verdict is PARITY: the confidence interval straddles zero on every bootstrap block tested, so the honest reading is that this cone is AS GOOD AS the carry-anchored random walk on this name, not better than it.</w:t>
+      </w:r>
+    </w:p>
+    <w:tbl>
+      <w:tblPr>
+        <w:tblW w:type="auto" w:w="0"/>
+        <w:jc w:val="center"/>
+        <w:tblLook w:firstColumn="1" w:firstRow="1" w:lastColumn="0" w:lastRow="0" w:noHBand="0" w:noVBand="1" w:val="04A0"/>
+        <w:tblLayout w:type="fixed"/>
+        <w:tblCellMar>
+          <w:top w:w="40" w:type="dxa"/>
+          <w:left w:w="90" w:type="dxa"/>
+          <w:bottom w:w="40" w:type="dxa"/>
+          <w:right w:w="90" w:type="dxa"/>
+        </w:tblCellMar>
+        <w:tblBorders>
+          <w:top w:val="single" w:sz="4" w:space="0" w:color="C9D4D1"/>
+          <w:left w:val="single" w:sz="4" w:space="0" w:color="C9D4D1"/>
+          <w:bottom w:val="single" w:sz="4" w:space="0" w:color="C9D4D1"/>
+          <w:right w:val="single" w:sz="4" w:space="0" w:color="C9D4D1"/>
+          <w:insideH w:val="single" w:sz="4" w:space="0" w:color="C9D4D1"/>
+          <w:insideV w:val="single" w:sz="4" w:space="0" w:color="C9D4D1"/>
+        </w:tblBorders>
+        <w:tblLayout w:type="fixed"/>
+      </w:tblPr>
+      <w:tblGrid>
+        <w:gridCol w:w="2952"/>
+        <w:gridCol w:w="1152"/>
+        <w:gridCol w:w="2232"/>
+        <w:gridCol w:w="1728"/>
+        <w:gridCol w:w="1152"/>
+      </w:tblGrid>
+      <w:tr>
+        <w:tc>
+          <w:tcPr>
+            <w:tcW w:type="dxa" w:w="2952"/>
+            <w:shd w:val="clear" w:color="auto" w:fill="EAF0EE"/>
+          </w:tcPr>
+          <w:p>
+            <w:pPr>
+              <w:spacing w:after="20"/>
+            </w:pPr>
+            <w:r>
+              <w:rPr>
+                <w:b/>
+                <w:color w:val="1C3A36"/>
+                <w:sz w:val="16"/>
+              </w:rPr>
+              <w:t>Window set</w:t>
+            </w:r>
+          </w:p>
+        </w:tc>
+        <w:tc>
+          <w:tcPr>
+            <w:tcW w:type="dxa" w:w="1152"/>
+            <w:shd w:val="clear" w:color="auto" w:fill="EAF0EE"/>
+          </w:tcPr>
+          <w:p>
+            <w:pPr>
+              <w:spacing w:after="20"/>
+            </w:pPr>
+            <w:r>
+              <w:rPr>
+                <w:b/>
+                <w:color w:val="1C3A36"/>
+                <w:sz w:val="16"/>
+              </w:rPr>
+              <w:t>Origins</w:t>
+            </w:r>
+          </w:p>
+        </w:tc>
+        <w:tc>
+          <w:tcPr>
+            <w:tcW w:type="dxa" w:w="2232"/>
+            <w:shd w:val="clear" w:color="auto" w:fill="EAF0EE"/>
+          </w:tcPr>
+          <w:p>
+            <w:pPr>
+              <w:spacing w:after="20"/>
+            </w:pPr>
+            <w:r>
+              <w:rPr>
+                <w:b/>
+                <w:color w:val="1C3A36"/>
+                <w:sz w:val="16"/>
+              </w:rPr>
+              <w:t>Period</w:t>
+            </w:r>
+          </w:p>
+        </w:tc>
+        <w:tc>
+          <w:tcPr>
+            <w:tcW w:type="dxa" w:w="1728"/>
+            <w:shd w:val="clear" w:color="auto" w:fill="EAF0EE"/>
+          </w:tcPr>
+          <w:p>
+            <w:pPr>
+              <w:spacing w:after="20"/>
+            </w:pPr>
+            <w:r>
+              <w:rPr>
+                <w:b/>
+                <w:color w:val="1C3A36"/>
+                <w:sz w:val="16"/>
+              </w:rPr>
+              <w:t>Margin over benchmark</w:t>
+            </w:r>
+          </w:p>
+        </w:tc>
+        <w:tc>
+          <w:tcPr>
+            <w:tcW w:type="dxa" w:w="1152"/>
+            <w:shd w:val="clear" w:color="auto" w:fill="EAF0EE"/>
+          </w:tcPr>
+          <w:p>
+            <w:pPr>
+              <w:spacing w:after="20"/>
+            </w:pPr>
+            <w:r>
+              <w:rPr>
+                <w:b/>
+                <w:color w:val="1C3A36"/>
+                <w:sz w:val="16"/>
+              </w:rPr>
+              <w:t>Verdict</w:t>
+            </w:r>
+          </w:p>
+        </w:tc>
+      </w:tr>
+      <w:tr>
+        <w:tc>
+          <w:tcPr>
+            <w:tcW w:type="dxa" w:w="2952"/>
+          </w:tcPr>
+          <w:p>
+            <w:pPr>
+              <w:spacing w:after="20"/>
+            </w:pPr>
+            <w:r>
+              <w:rPr>
+                <w:color w:val="1C3A36"/>
+                <w:sz w:val="16"/>
+              </w:rPr>
+              <w:t>production window set (post-break origins)</w:t>
+            </w:r>
+          </w:p>
+        </w:tc>
+        <w:tc>
+          <w:tcPr>
+            <w:tcW w:type="dxa" w:w="1152"/>
+          </w:tcPr>
+          <w:p>
+            <w:pPr>
+              <w:spacing w:after="20"/>
+              <w:jc w:val="right"/>
+            </w:pPr>
+            <w:r>
+              <w:rPr>
+                <w:color w:val="1C3A36"/>
+                <w:sz w:val="16"/>
+              </w:rPr>
+              <w:t>17</w:t>
+            </w:r>
+          </w:p>
+        </w:tc>
+        <w:tc>
+          <w:tcPr>
+            <w:tcW w:type="dxa" w:w="2232"/>
+          </w:tcPr>
+          <w:p>
+            <w:pPr>
+              <w:spacing w:after="20"/>
+              <w:jc w:val="right"/>
+            </w:pPr>
+            <w:r>
+              <w:rPr>
+                <w:color w:val="1C3A36"/>
+                <w:sz w:val="16"/>
+              </w:rPr>
+              <w:t>2022-04-05 – 2026-04-12</w:t>
+            </w:r>
+          </w:p>
+        </w:tc>
+        <w:tc>
+          <w:tcPr>
+            <w:tcW w:type="dxa" w:w="1728"/>
+          </w:tcPr>
+          <w:p>
+            <w:pPr>
+              <w:spacing w:after="20"/>
+              <w:jc w:val="right"/>
+            </w:pPr>
+            <w:r>
+              <w:rPr>
+                <w:color w:val="1C3A36"/>
+                <w:sz w:val="16"/>
+              </w:rPr>
+              <w:t>+0.68%</w:t>
+            </w:r>
+          </w:p>
+        </w:tc>
+        <w:tc>
+          <w:tcPr>
+            <w:tcW w:type="dxa" w:w="1152"/>
+          </w:tcPr>
+          <w:p>
+            <w:pPr>
+              <w:spacing w:after="20"/>
+              <w:jc w:val="right"/>
+            </w:pPr>
+            <w:r>
+              <w:rPr>
+                <w:color w:val="1C3A36"/>
+                <w:sz w:val="16"/>
+              </w:rPr>
+              <w:t>PARITY</w:t>
+            </w:r>
+          </w:p>
+        </w:tc>
+      </w:tr>
+      <w:tr>
+        <w:tc>
+          <w:tcPr>
+            <w:tcW w:type="dxa" w:w="2952"/>
+          </w:tcPr>
+          <w:p>
+            <w:pPr>
+              <w:spacing w:after="20"/>
+            </w:pPr>
+            <w:r>
+              <w:rPr>
+                <w:color w:val="1C3A36"/>
+                <w:sz w:val="16"/>
+              </w:rPr>
+              <w:t>LAST FIVE YEARS of origins</w:t>
+            </w:r>
+          </w:p>
+        </w:tc>
+        <w:tc>
+          <w:tcPr>
+            <w:tcW w:type="dxa" w:w="1152"/>
+          </w:tcPr>
+          <w:p>
+            <w:pPr>
+              <w:spacing w:after="20"/>
+              <w:jc w:val="right"/>
+            </w:pPr>
+            <w:r>
+              <w:rPr>
+                <w:color w:val="1C3A36"/>
+                <w:sz w:val="16"/>
+              </w:rPr>
+              <w:t>19</w:t>
+            </w:r>
+          </w:p>
+        </w:tc>
+        <w:tc>
+          <w:tcPr>
+            <w:tcW w:type="dxa" w:w="2232"/>
+          </w:tcPr>
+          <w:p>
+            <w:pPr>
+              <w:spacing w:after="20"/>
+              <w:jc w:val="right"/>
+            </w:pPr>
+            <w:r>
+              <w:rPr>
+                <w:color w:val="1C3A36"/>
+                <w:sz w:val="16"/>
+              </w:rPr>
+              <w:t>2021-10-05 – 2026-04-12</w:t>
+            </w:r>
+          </w:p>
+        </w:tc>
+        <w:tc>
+          <w:tcPr>
+            <w:tcW w:type="dxa" w:w="1728"/>
+          </w:tcPr>
+          <w:p>
+            <w:pPr>
+              <w:spacing w:after="20"/>
+              <w:jc w:val="right"/>
+            </w:pPr>
+            <w:r>
+              <w:rPr>
+                <w:color w:val="1C3A36"/>
+                <w:sz w:val="16"/>
+              </w:rPr>
+              <w:t>+0.92%</w:t>
+            </w:r>
+          </w:p>
+        </w:tc>
+        <w:tc>
+          <w:tcPr>
+            <w:tcW w:type="dxa" w:w="1152"/>
+          </w:tcPr>
+          <w:p>
+            <w:pPr>
+              <w:spacing w:after="20"/>
+              <w:jc w:val="right"/>
+            </w:pPr>
+            <w:r>
+              <w:rPr>
+                <w:color w:val="1C3A36"/>
+                <w:sz w:val="16"/>
+              </w:rPr>
+              <w:t>PARITY</w:t>
+            </w:r>
+          </w:p>
+        </w:tc>
+      </w:tr>
+      <w:tr>
+        <w:tc>
+          <w:tcPr>
+            <w:tcW w:type="dxa" w:w="2952"/>
+          </w:tcPr>
+          <w:p>
+            <w:pPr>
+              <w:spacing w:after="20"/>
+            </w:pPr>
+            <w:r>
+              <w:rPr>
+                <w:color w:val="1C3A36"/>
+                <w:sz w:val="16"/>
+              </w:rPr>
+              <w:t>FULL cleaned history</w:t>
+            </w:r>
+          </w:p>
+        </w:tc>
+        <w:tc>
+          <w:tcPr>
+            <w:tcW w:type="dxa" w:w="1152"/>
+          </w:tcPr>
+          <w:p>
+            <w:pPr>
+              <w:spacing w:after="20"/>
+              <w:jc w:val="right"/>
+            </w:pPr>
+            <w:r>
+              <w:rPr>
+                <w:color w:val="1C3A36"/>
+                <w:sz w:val="16"/>
+              </w:rPr>
+              <w:t>57</w:t>
+            </w:r>
+          </w:p>
+        </w:tc>
+        <w:tc>
+          <w:tcPr>
+            <w:tcW w:type="dxa" w:w="2232"/>
+          </w:tcPr>
+          <w:p>
+            <w:pPr>
+              <w:spacing w:after="20"/>
+              <w:jc w:val="right"/>
+            </w:pPr>
+            <w:r>
+              <w:rPr>
+                <w:color w:val="1C3A36"/>
+                <w:sz w:val="16"/>
+              </w:rPr>
+              <w:t>2012-03-20 – 2026-04-12</w:t>
+            </w:r>
+          </w:p>
+        </w:tc>
+        <w:tc>
+          <w:tcPr>
+            <w:tcW w:type="dxa" w:w="1728"/>
+          </w:tcPr>
+          <w:p>
+            <w:pPr>
+              <w:spacing w:after="20"/>
+              <w:jc w:val="right"/>
+            </w:pPr>
+            <w:r>
+              <w:rPr>
+                <w:color w:val="1C3A36"/>
+                <w:sz w:val="16"/>
+              </w:rPr>
+              <w:t>+1.32%</w:t>
+            </w:r>
+          </w:p>
+        </w:tc>
+        <w:tc>
+          <w:tcPr>
+            <w:tcW w:type="dxa" w:w="1152"/>
+          </w:tcPr>
+          <w:p>
+            <w:pPr>
+              <w:spacing w:after="20"/>
+              <w:jc w:val="right"/>
+            </w:pPr>
+            <w:r>
+              <w:rPr>
+                <w:color w:val="1C3A36"/>
+                <w:sz w:val="16"/>
+              </w:rPr>
+              <w:t>PASS</w:t>
+            </w:r>
+          </w:p>
+        </w:tc>
+      </w:tr>
+      <w:tr>
+        <w:tc>
+          <w:tcPr>
+            <w:tcW w:type="dxa" w:w="2952"/>
+          </w:tcPr>
+          <w:p>
+            <w:pPr>
+              <w:spacing w:after="20"/>
+            </w:pPr>
+            <w:r>
+              <w:rPr>
+                <w:color w:val="1C3A36"/>
+                <w:sz w:val="16"/>
+              </w:rPr>
+              <w:t>Market-level fit (all covered Egyptian names)</w:t>
+            </w:r>
+          </w:p>
+        </w:tc>
+        <w:tc>
+          <w:tcPr>
+            <w:tcW w:type="dxa" w:w="1152"/>
+          </w:tcPr>
+          <w:p>
+            <w:pPr>
+              <w:spacing w:after="20"/>
+              <w:jc w:val="right"/>
+            </w:pPr>
+            <w:r>
+              <w:rPr>
+                <w:color w:val="1C3A36"/>
+                <w:sz w:val="16"/>
+              </w:rPr>
+              <w:t>30 names</w:t>
+            </w:r>
+          </w:p>
+        </w:tc>
+        <w:tc>
+          <w:tcPr>
+            <w:tcW w:type="dxa" w:w="2232"/>
+          </w:tcPr>
+          <w:p>
+            <w:pPr>
+              <w:spacing w:after="20"/>
+              <w:jc w:val="right"/>
+            </w:pPr>
+            <w:r>
+              <w:rPr>
+                <w:color w:val="1C3A36"/>
+                <w:sz w:val="16"/>
+              </w:rPr>
+              <w:t>fitted 2026-07-29</w:t>
+            </w:r>
+          </w:p>
+        </w:tc>
+        <w:tc>
+          <w:tcPr>
+            <w:tcW w:type="dxa" w:w="1728"/>
+          </w:tcPr>
+          <w:p>
+            <w:pPr>
+              <w:spacing w:after="20"/>
+              <w:jc w:val="right"/>
+            </w:pPr>
+            <w:r>
+              <w:rPr>
+                <w:color w:val="1C3A36"/>
+                <w:sz w:val="16"/>
+              </w:rPr>
+              <w:t>+1.58%</w:t>
+            </w:r>
+          </w:p>
+        </w:tc>
+        <w:tc>
+          <w:tcPr>
+            <w:tcW w:type="dxa" w:w="1152"/>
+          </w:tcPr>
+          <w:p>
+            <w:pPr>
+              <w:spacing w:after="20"/>
+              <w:jc w:val="right"/>
+            </w:pPr>
+            <w:r>
+              <w:rPr>
+                <w:color w:val="1C3A36"/>
+                <w:sz w:val="16"/>
+              </w:rPr>
+              <w:t>PASS</w:t>
+            </w:r>
+          </w:p>
+        </w:tc>
+      </w:tr>
+    </w:tbl>
+    <w:p>
+      <w:pPr>
+        <w:spacing w:after="40"/>
+      </w:pPr>
+    </w:p>
+    <w:p>
+      <w:pPr>
+        <w:spacing w:after="200" w:before="0"/>
+      </w:pPr>
+      <w:r>
+        <w:rPr>
+          <w:b w:val="0"/>
+          <w:i/>
+          <w:color w:val="6E7B77"/>
+          <w:sz w:val="17"/>
+        </w:rPr>
+        <w:t>All three name-level window sets are shown, not the flattering one. Only the FULL history reaches a PASS, and it reaches it on 57 origins stretching back to 2012-03-20 — a period that includes market conditions the current fit was not calibrated on. The two recent sets both return PARITY. What carries the cone into this study is the MARKET-level gate, which passes at +1.58% across 30 names: the volatility model is fitted on the whole exchange, not on AMOC, and it is the market fit that is required to pass. A reader who wants a name-level demonstration of skill will not find one here.</w:t>
+      </w:r>
+    </w:p>
+    <w:p>
+      <w:pPr>
+        <w:spacing w:after="120" w:before="0"/>
+      </w:pPr>
+      <w:r>
+        <w:rPr>
+          <w:b w:val="0"/>
+          <w:i w:val="0"/>
+          <w:color w:val="1C3A36"/>
+          <w:sz w:val="21"/>
+        </w:rPr>
+        <w:t>What the tests DO establish, and it is not nothing: the cone is correctly SHAPED even where it is not sharper. The probability-integral transform is close to uniform on the production set (chi-square p = 0.854, Kolmogorov-Smirnov p = 0.568), so the cone is neither systematically too wide nor too narrow nor off-centre; coverage of the stated 90% band runs at 94% against a target of 90%; and the cone is 1.0 times the benchmark's width, so whatever margin it does earn comes from being better centred rather than from being wider. A well-calibrated cone that merely matches the random walk is still a usable probability map — it is just not evidence of forecasting edge, and this study does not claim one.</w:t>
       </w:r>
     </w:p>
     <w:p>
@@ -11077,7 +14210,7 @@
                 <w:color w:val="1C3A36"/>
                 <w:sz w:val="17"/>
               </w:rPr>
-              <w:t>9.46</w:t>
+              <w:t>9.34</w:t>
             </w:r>
           </w:p>
         </w:tc>
@@ -11185,7 +14318,7 @@
                 <w:color w:val="1C3A36"/>
                 <w:sz w:val="17"/>
               </w:rPr>
-              <w:t>+4.0%</w:t>
+              <w:t>+2.7%</w:t>
             </w:r>
           </w:p>
         </w:tc>
@@ -11293,7 +14426,7 @@
                 <w:color w:val="1C3A36"/>
                 <w:sz w:val="17"/>
               </w:rPr>
-              <w:t>46.2%</w:t>
+              <w:t>49.5%</w:t>
             </w:r>
           </w:p>
         </w:tc>
@@ -11350,7 +14483,7 @@
           <w:color w:val="1C3A36"/>
           <w:sz w:val="21"/>
         </w:rPr>
-        <w:t>The margin path is the operating crux. The six months to June 2026 imply a margin far above anything in the record, and this study deliberately forecasts under it. If that print proves to be a durable step rather than a spread windfall, the cash-flow lens is too low. A half-point on the gross margin across the whole path is worth roughly EGP 1.02 a share.</w:t>
+        <w:t>The margin path is the operating crux. The six months to June 2026 imply a margin far above anything in the record, and this study deliberately forecasts under it. If that print proves to be a durable step rather than a spread windfall, the cash-flow lens is too low. A half-point on the gross margin across the whole path is worth roughly EGP 1.01 a share.</w:t>
       </w:r>
     </w:p>
     <w:p>
@@ -11371,7 +14504,7 @@
           <w:color w:val="1C3A36"/>
           <w:sz w:val="21"/>
         </w:rPr>
-        <w:t>Throughput annualises to 1.616mn tonnes on the transition half against 1.3mn in the June-2025 year. The forecast assumes the ramp is largely done and only the residual utilisation gain remains. Doubling the assumed growth path is worth about EGP 1.48 a share; halting it altogether costs about EGP 1.28.</w:t>
+        <w:t>Throughput annualises to 1.616mn tonnes on the transition half against 1.3mn in the June-2025 year. The forecast assumes the ramp is largely done and only the residual utilisation gain remains. Doubling the assumed growth path is worth about EGP 1.61 a share; halting it altogether costs about EGP 1.36.</w:t>
       </w:r>
     </w:p>
     <w:p>
@@ -11392,7 +14525,7 @@
           <w:color w:val="1C3A36"/>
           <w:sz w:val="21"/>
         </w:rPr>
-        <w:t>This is the largest single lever in the study. Two points off the terminal cost of capital is worth about EGP 1.42 a share — more than any operating assumption tested. The terminal rate is built from the central bank's own stated medium-term inflation target; if disinflation stalls, that assumption is the one that breaks first.</w:t>
+        <w:t>This is the largest single lever in the study. Two points off the terminal cost of capital is worth about EGP 1.30 a share — more than any operating assumption tested. The terminal rate is built from the central bank's own stated medium-term inflation target; if disinflation stalls, that assumption is the one that breaks first.</w:t>
       </w:r>
     </w:p>
     <w:p>
@@ -11434,7 +14567,7 @@
           <w:color w:val="1C3A36"/>
           <w:sz w:val="21"/>
         </w:rPr>
-        <w:t>Roughly a third of the specialty leg is exported and both legs price off dollar benchmarks. A ten per cent move on the exchange-rate path is worth about EGP 0.79 a share.</w:t>
+        <w:t>Roughly a third of the specialty leg is exported and both legs price off dollar benchmarks. A ten per cent move on the exchange-rate path is worth about EGP 0.73 a share.</w:t>
       </w:r>
     </w:p>
     <w:p>
@@ -11626,7 +14759,7 @@
                 <w:color w:val="1C3A36"/>
                 <w:sz w:val="17"/>
               </w:rPr>
-              <w:t>EGP 9.10 – 9.69 (today to the central estimate)</w:t>
+              <w:t>EGP 9.10 – 9.34 (today to the central estimate)</w:t>
             </w:r>
           </w:p>
         </w:tc>
@@ -11644,7 +14777,7 @@
                 <w:color w:val="1C3A36"/>
                 <w:sz w:val="17"/>
               </w:rPr>
-              <w:t>9.8%</w:t>
+              <w:t>6.5%</w:t>
             </w:r>
           </w:p>
         </w:tc>
@@ -11663,7 +14796,7 @@
                 <w:color w:val="1C3A36"/>
                 <w:sz w:val="17"/>
               </w:rPr>
-              <w:t>EGP 9.69 – 11.00 (above the central estimate)</w:t>
+              <w:t>EGP 9.34 – 11.00 (above the central estimate)</w:t>
             </w:r>
           </w:p>
         </w:tc>
@@ -11681,7 +14814,7 @@
                 <w:color w:val="1C3A36"/>
                 <w:sz w:val="17"/>
               </w:rPr>
-              <w:t>30.3%</w:t>
+              <w:t>33.5%</w:t>
             </w:r>
           </w:p>
         </w:tc>
@@ -11810,7 +14943,7 @@
           <w:color w:val="1C3A36"/>
           <w:sz w:val="21"/>
         </w:rPr>
-        <w:t>Only four balance-sheet lines are available at a single date — total assets, total liabilities, cash and gross debt. Everything else on the balance sheets in Appendix A is built from days drivers and rolled backwards through disclosed profit and dividends. It is checked two ways — the implied remaining asset life of 5.5 years, and share capital plus disclosed reserves against total equity — but it is a reconstruction and is labelled as one wherever it appears.</w:t>
+        <w:t>Only four balance-sheet lines are available at a single date — total assets, total liabilities, cash and gross debt. Everything else on the balance sheets in Appendix A is built from days drivers and rolled backwards through disclosed profit and dividends. It is a reconstruction and is labelled as one wherever it appears. Be careful with the two 'checks' offered for it, because ONE OF THEM IS A TAUTOLOGY AND THE OTHER IS NEARLY ONE. That the balance sheet balances proves nothing: property, plant and equipment is the RESIDUAL off disclosed total assets, so it balances by construction and would balance just as neatly on any working-capital assumption at all. The implied remaining asset life of 5.5 years is only slightly better — it is that same residual divided by the depreciation charge, so it is a direct function of the receivable, inventory and payable day counts assumed above it, and a reader who disagreed with those would get a different 'check'. What the life figure genuinely tests is narrow: it says the residual is not absurd — not negative, and not so large that a 1997 plant would appear newly built. Treat it as a bounds test, not a verification. The only true external check available is share capital plus disclosed reserves against total equity, and that one uses a figure the company published.</w:t>
       </w:r>
     </w:p>
     <w:p>
@@ -11873,7 +15006,7 @@
           <w:color w:val="1C3A36"/>
           <w:sz w:val="21"/>
         </w:rPr>
-        <w:t>63% of enterprise value sits beyond year five. That is what happens when a cost of capital is expected to fall by 1,511 basis points across a forecast, and it means the answer is a statement about the terminal state as much as about the explicit years. Both terminal anchors are house views, disclosed as such, and neither is reverse-engineered from a price.</w:t>
+        <w:t>61.7% of enterprise value sits beyond year five. That is what happens when a cost of capital is expected to fall by 1,511 basis points across a forecast, and it means the answer is a statement about the terminal state as much as about the explicit years. Both terminal anchors are house views, disclosed as such, and neither is reverse-engineered from a price.</w:t>
       </w:r>
     </w:p>
     <w:p>
@@ -11894,7 +15027,7 @@
           <w:color w:val="1C3A36"/>
           <w:sz w:val="21"/>
         </w:rPr>
-        <w:t>The reported return on invested capital of 38.6% is partly a statement about depreciation on a plant commissioned between 1997 and 2000. The terminal reinvestment rate of 9.2% that this return implies would not survive a replacement cycle at current construction costs. This is the sharpest single criticism available of the cash-flow lens and it is not answered here — it is disclosed.</w:t>
+        <w:t>The reported return on invested capital of 38.6% is partly a statement about depreciation on a plant commissioned between 1997 and 2000. The terminal reinvestment rate of 9.9% that this return implies would not survive a replacement cycle at current construction costs. This is the sharpest single criticism available of the cash-flow lens and it is not answered here — it is disclosed.</w:t>
       </w:r>
     </w:p>
     <w:p>
@@ -11957,7 +15090,7 @@
           <w:color w:val="1C3A36"/>
           <w:sz w:val="21"/>
         </w:rPr>
-        <w:t>The minority share of group profit is estimated at 3.0% from the gap between consolidated and standalone profit rather than disclosed directly. Doubling it moves the answer by -3.1%.</w:t>
+        <w:t>The minority share of group profit is estimated at 3.0% from the gap between consolidated and standalone profit rather than disclosed directly. Doubling it moves the answer by -2.5%.</w:t>
       </w:r>
     </w:p>
     <w:p>
@@ -12318,7 +15451,7 @@
                 <w:color w:val="1C3A36"/>
                 <w:sz w:val="15"/>
               </w:rPr>
-              <w:t>44,926</w:t>
+              <w:t>44,752</w:t>
             </w:r>
           </w:p>
         </w:tc>
@@ -12336,7 +15469,7 @@
                 <w:color w:val="1C3A36"/>
                 <w:sz w:val="15"/>
               </w:rPr>
-              <w:t>50,257</w:t>
+              <w:t>49,913</w:t>
             </w:r>
           </w:p>
         </w:tc>
@@ -12354,7 +15487,7 @@
                 <w:color w:val="1C3A36"/>
                 <w:sz w:val="15"/>
               </w:rPr>
-              <w:t>55,637</w:t>
+              <w:t>55,118</w:t>
             </w:r>
           </w:p>
         </w:tc>
@@ -12372,7 +15505,7 @@
                 <w:color w:val="1C3A36"/>
                 <w:sz w:val="15"/>
               </w:rPr>
-              <w:t>60,921</w:t>
+              <w:t>60,254</w:t>
             </w:r>
           </w:p>
         </w:tc>
@@ -12390,7 +15523,7 @@
                 <w:color w:val="1C3A36"/>
                 <w:sz w:val="15"/>
               </w:rPr>
-              <w:t>66,181</w:t>
+              <w:t>65,338</w:t>
             </w:r>
           </w:p>
         </w:tc>
@@ -12499,7 +15632,7 @@
                 <w:color w:val="1C3A36"/>
                 <w:sz w:val="15"/>
               </w:rPr>
-              <w:t>2,920</w:t>
+              <w:t>2,897</w:t>
             </w:r>
           </w:p>
         </w:tc>
@@ -12517,7 +15650,7 @@
                 <w:color w:val="1C3A36"/>
                 <w:sz w:val="15"/>
               </w:rPr>
-              <w:t>3,342</w:t>
+              <w:t>3,254</w:t>
             </w:r>
           </w:p>
         </w:tc>
@@ -12535,7 +15668,7 @@
                 <w:color w:val="1C3A36"/>
                 <w:sz w:val="15"/>
               </w:rPr>
-              <w:t>3,755</w:t>
+              <w:t>3,610</w:t>
             </w:r>
           </w:p>
         </w:tc>
@@ -12553,7 +15686,7 @@
                 <w:color w:val="1C3A36"/>
                 <w:sz w:val="15"/>
               </w:rPr>
-              <w:t>4,155</w:t>
+              <w:t>3,960</w:t>
             </w:r>
           </w:p>
         </w:tc>
@@ -12571,7 +15704,7 @@
                 <w:color w:val="1C3A36"/>
                 <w:sz w:val="15"/>
               </w:rPr>
-              <w:t>4,553</w:t>
+              <w:t>4,309</w:t>
             </w:r>
           </w:p>
         </w:tc>
@@ -12680,7 +15813,7 @@
                 <w:color w:val="1C3A36"/>
                 <w:sz w:val="15"/>
               </w:rPr>
-              <w:t>6.50%</w:t>
+              <w:t>6.47%</w:t>
             </w:r>
           </w:p>
         </w:tc>
@@ -12698,7 +15831,7 @@
                 <w:color w:val="1C3A36"/>
                 <w:sz w:val="15"/>
               </w:rPr>
-              <w:t>6.65%</w:t>
+              <w:t>6.52%</w:t>
             </w:r>
           </w:p>
         </w:tc>
@@ -12716,7 +15849,7 @@
                 <w:color w:val="1C3A36"/>
                 <w:sz w:val="15"/>
               </w:rPr>
-              <w:t>6.75%</w:t>
+              <w:t>6.55%</w:t>
             </w:r>
           </w:p>
         </w:tc>
@@ -12734,7 +15867,7 @@
                 <w:color w:val="1C3A36"/>
                 <w:sz w:val="15"/>
               </w:rPr>
-              <w:t>6.82%</w:t>
+              <w:t>6.57%</w:t>
             </w:r>
           </w:p>
         </w:tc>
@@ -12752,7 +15885,7 @@
                 <w:color w:val="1C3A36"/>
                 <w:sz w:val="15"/>
               </w:rPr>
-              <w:t>6.88%</w:t>
+              <w:t>6.59%</w:t>
             </w:r>
           </w:p>
         </w:tc>
@@ -12861,7 +15994,7 @@
                 <w:color w:val="1C3A36"/>
                 <w:sz w:val="15"/>
               </w:rPr>
-              <w:t>(562)</w:t>
+              <w:t>(559)</w:t>
             </w:r>
           </w:p>
         </w:tc>
@@ -12879,7 +16012,7 @@
                 <w:color w:val="1C3A36"/>
                 <w:sz w:val="15"/>
               </w:rPr>
-              <w:t>(628)</w:t>
+              <w:t>(624)</w:t>
             </w:r>
           </w:p>
         </w:tc>
@@ -12897,7 +16030,7 @@
                 <w:color w:val="1C3A36"/>
                 <w:sz w:val="15"/>
               </w:rPr>
-              <w:t>(701)</w:t>
+              <w:t>(694)</w:t>
             </w:r>
           </w:p>
         </w:tc>
@@ -12915,7 +16048,7 @@
                 <w:color w:val="1C3A36"/>
                 <w:sz w:val="15"/>
               </w:rPr>
-              <w:t>(774)</w:t>
+              <w:t>(765)</w:t>
             </w:r>
           </w:p>
         </w:tc>
@@ -12933,7 +16066,7 @@
                 <w:color w:val="1C3A36"/>
                 <w:sz w:val="15"/>
               </w:rPr>
-              <w:t>(847)</w:t>
+              <w:t>(836)</w:t>
             </w:r>
           </w:p>
         </w:tc>
@@ -13054,7 +16187,7 @@
                 <w:color w:val="1C3A36"/>
                 <w:sz w:val="15"/>
               </w:rPr>
-              <w:t>2,359</w:t>
+              <w:t>2,337</w:t>
             </w:r>
           </w:p>
         </w:tc>
@@ -13074,7 +16207,7 @@
                 <w:color w:val="1C3A36"/>
                 <w:sz w:val="15"/>
               </w:rPr>
-              <w:t>2,714</w:t>
+              <w:t>2,630</w:t>
             </w:r>
           </w:p>
         </w:tc>
@@ -13094,7 +16227,7 @@
                 <w:color w:val="1C3A36"/>
                 <w:sz w:val="15"/>
               </w:rPr>
-              <w:t>3,054</w:t>
+              <w:t>2,915</w:t>
             </w:r>
           </w:p>
         </w:tc>
@@ -13114,7 +16247,7 @@
                 <w:color w:val="1C3A36"/>
                 <w:sz w:val="15"/>
               </w:rPr>
-              <w:t>3,381</w:t>
+              <w:t>3,195</w:t>
             </w:r>
           </w:p>
         </w:tc>
@@ -13134,7 +16267,7 @@
                 <w:color w:val="1C3A36"/>
                 <w:sz w:val="15"/>
               </w:rPr>
-              <w:t>3,706</w:t>
+              <w:t>3,472</w:t>
             </w:r>
           </w:p>
         </w:tc>
@@ -13243,7 +16376,7 @@
                 <w:color w:val="1C3A36"/>
                 <w:sz w:val="15"/>
               </w:rPr>
-              <w:t>5.25%</w:t>
+              <w:t>5.22%</w:t>
             </w:r>
           </w:p>
         </w:tc>
@@ -13261,7 +16394,7 @@
                 <w:color w:val="1C3A36"/>
                 <w:sz w:val="15"/>
               </w:rPr>
-              <w:t>5.40%</w:t>
+              <w:t>5.27%</w:t>
             </w:r>
           </w:p>
         </w:tc>
@@ -13279,7 +16412,7 @@
                 <w:color w:val="1C3A36"/>
                 <w:sz w:val="15"/>
               </w:rPr>
-              <w:t>5.49%</w:t>
+              <w:t>5.29%</w:t>
             </w:r>
           </w:p>
         </w:tc>
@@ -13297,7 +16430,7 @@
                 <w:color w:val="1C3A36"/>
                 <w:sz w:val="15"/>
               </w:rPr>
-              <w:t>5.55%</w:t>
+              <w:t>5.30%</w:t>
             </w:r>
           </w:p>
         </w:tc>
@@ -13315,7 +16448,7 @@
                 <w:color w:val="1C3A36"/>
                 <w:sz w:val="15"/>
               </w:rPr>
-              <w:t>5.60%</w:t>
+              <w:t>5.31%</w:t>
             </w:r>
           </w:p>
         </w:tc>
@@ -13424,7 +16557,7 @@
                 <w:color w:val="1C3A36"/>
                 <w:sz w:val="15"/>
               </w:rPr>
-              <w:t>(494)</w:t>
+              <w:t>(492)</w:t>
             </w:r>
           </w:p>
         </w:tc>
@@ -13442,7 +16575,7 @@
                 <w:color w:val="1C3A36"/>
                 <w:sz w:val="15"/>
               </w:rPr>
-              <w:t>(553)</w:t>
+              <w:t>(549)</w:t>
             </w:r>
           </w:p>
         </w:tc>
@@ -13460,7 +16593,7 @@
                 <w:color w:val="1C3A36"/>
                 <w:sz w:val="15"/>
               </w:rPr>
-              <w:t>(612)</w:t>
+              <w:t>(606)</w:t>
             </w:r>
           </w:p>
         </w:tc>
@@ -13478,7 +16611,7 @@
                 <w:color w:val="1C3A36"/>
                 <w:sz w:val="15"/>
               </w:rPr>
-              <w:t>(670)</w:t>
+              <w:t>(663)</w:t>
             </w:r>
           </w:p>
         </w:tc>
@@ -13496,7 +16629,7 @@
                 <w:color w:val="1C3A36"/>
                 <w:sz w:val="15"/>
               </w:rPr>
-              <w:t>(728)</w:t>
+              <w:t>(719)</w:t>
             </w:r>
           </w:p>
         </w:tc>
@@ -13617,7 +16750,7 @@
                 <w:color w:val="1C3A36"/>
                 <w:sz w:val="15"/>
               </w:rPr>
-              <w:t>1,864</w:t>
+              <w:t>1,845</w:t>
             </w:r>
           </w:p>
         </w:tc>
@@ -13637,7 +16770,7 @@
                 <w:color w:val="1C3A36"/>
                 <w:sz w:val="15"/>
               </w:rPr>
-              <w:t>2,161</w:t>
+              <w:t>2,081</w:t>
             </w:r>
           </w:p>
         </w:tc>
@@ -13657,7 +16790,7 @@
                 <w:color w:val="1C3A36"/>
                 <w:sz w:val="15"/>
               </w:rPr>
-              <w:t>2,442</w:t>
+              <w:t>2,309</w:t>
             </w:r>
           </w:p>
         </w:tc>
@@ -13677,7 +16810,7 @@
                 <w:color w:val="1C3A36"/>
                 <w:sz w:val="15"/>
               </w:rPr>
-              <w:t>2,711</w:t>
+              <w:t>2,532</w:t>
             </w:r>
           </w:p>
         </w:tc>
@@ -13697,7 +16830,7 @@
                 <w:color w:val="1C3A36"/>
                 <w:sz w:val="15"/>
               </w:rPr>
-              <w:t>2,978</w:t>
+              <w:t>2,753</w:t>
             </w:r>
           </w:p>
         </w:tc>
@@ -13842,7 +16975,7 @@
                 <w:color w:val="1C3A36"/>
                 <w:sz w:val="15"/>
               </w:rPr>
-              <w:t>422</w:t>
+              <w:t>420</w:t>
             </w:r>
           </w:p>
         </w:tc>
@@ -13860,7 +16993,7 @@
                 <w:color w:val="1C3A36"/>
                 <w:sz w:val="15"/>
               </w:rPr>
-              <w:t>450</w:t>
+              <w:t>444</w:t>
             </w:r>
           </w:p>
         </w:tc>
@@ -13878,7 +17011,7 @@
                 <w:color w:val="1C3A36"/>
                 <w:sz w:val="15"/>
               </w:rPr>
-              <w:t>491</w:t>
+              <w:t>480</w:t>
             </w:r>
           </w:p>
         </w:tc>
@@ -14168,7 +17301,7 @@
                 <w:color w:val="1C3A36"/>
                 <w:sz w:val="15"/>
               </w:rPr>
-              <w:t>2,278</w:t>
+              <w:t>2,258</w:t>
             </w:r>
           </w:p>
         </w:tc>
@@ -14186,7 +17319,7 @@
                 <w:color w:val="1C3A36"/>
                 <w:sz w:val="15"/>
               </w:rPr>
-              <w:t>2,573</w:t>
+              <w:t>2,492</w:t>
             </w:r>
           </w:p>
         </w:tc>
@@ -14204,7 +17337,7 @@
                 <w:color w:val="1C3A36"/>
                 <w:sz w:val="15"/>
               </w:rPr>
-              <w:t>2,865</w:t>
+              <w:t>2,729</w:t>
             </w:r>
           </w:p>
         </w:tc>
@@ -14222,7 +17355,7 @@
                 <w:color w:val="1C3A36"/>
                 <w:sz w:val="15"/>
               </w:rPr>
-              <w:t>3,161</w:t>
+              <w:t>2,976</w:t>
             </w:r>
           </w:p>
         </w:tc>
@@ -14240,7 +17373,7 @@
                 <w:color w:val="1C3A36"/>
                 <w:sz w:val="15"/>
               </w:rPr>
-              <w:t>3,469</w:t>
+              <w:t>3,234</w:t>
             </w:r>
           </w:p>
         </w:tc>
@@ -14349,7 +17482,7 @@
                 <w:color w:val="1C3A36"/>
                 <w:sz w:val="15"/>
               </w:rPr>
-              <w:t>(535)</w:t>
+              <w:t>(531)</w:t>
             </w:r>
           </w:p>
         </w:tc>
@@ -14367,7 +17500,7 @@
                 <w:color w:val="1C3A36"/>
                 <w:sz w:val="15"/>
               </w:rPr>
-              <w:t>(605)</w:t>
+              <w:t>(586)</w:t>
             </w:r>
           </w:p>
         </w:tc>
@@ -14385,7 +17518,7 @@
                 <w:color w:val="1C3A36"/>
                 <w:sz w:val="15"/>
               </w:rPr>
-              <w:t>(673)</w:t>
+              <w:t>(641)</w:t>
             </w:r>
           </w:p>
         </w:tc>
@@ -14403,7 +17536,7 @@
                 <w:color w:val="1C3A36"/>
                 <w:sz w:val="15"/>
               </w:rPr>
-              <w:t>(743)</w:t>
+              <w:t>(699)</w:t>
             </w:r>
           </w:p>
         </w:tc>
@@ -14421,7 +17554,7 @@
                 <w:color w:val="1C3A36"/>
                 <w:sz w:val="15"/>
               </w:rPr>
-              <w:t>(815)</w:t>
+              <w:t>(760)</w:t>
             </w:r>
           </w:p>
         </w:tc>
@@ -14530,7 +17663,7 @@
                 <w:color w:val="1C3A36"/>
                 <w:sz w:val="15"/>
               </w:rPr>
-              <w:t>1,742</w:t>
+              <w:t>1,728</w:t>
             </w:r>
           </w:p>
         </w:tc>
@@ -14548,7 +17681,7 @@
                 <w:color w:val="1C3A36"/>
                 <w:sz w:val="15"/>
               </w:rPr>
-              <w:t>1,968</w:t>
+              <w:t>1,907</w:t>
             </w:r>
           </w:p>
         </w:tc>
@@ -14566,7 +17699,7 @@
                 <w:color w:val="1C3A36"/>
                 <w:sz w:val="15"/>
               </w:rPr>
-              <w:t>2,192</w:t>
+              <w:t>2,088</w:t>
             </w:r>
           </w:p>
         </w:tc>
@@ -14584,7 +17717,7 @@
                 <w:color w:val="1C3A36"/>
                 <w:sz w:val="15"/>
               </w:rPr>
-              <w:t>2,418</w:t>
+              <w:t>2,277</w:t>
             </w:r>
           </w:p>
         </w:tc>
@@ -14602,7 +17735,7 @@
                 <w:color w:val="1C3A36"/>
                 <w:sz w:val="15"/>
               </w:rPr>
-              <w:t>2,654</w:t>
+              <w:t>2,474</w:t>
             </w:r>
           </w:p>
         </w:tc>
@@ -14729,7 +17862,7 @@
                 <w:color w:val="1C3A36"/>
                 <w:sz w:val="15"/>
               </w:rPr>
-              <w:t>(59)</w:t>
+              <w:t>(57)</w:t>
             </w:r>
           </w:p>
         </w:tc>
@@ -14747,7 +17880,7 @@
                 <w:color w:val="1C3A36"/>
                 <w:sz w:val="15"/>
               </w:rPr>
-              <w:t>(66)</w:t>
+              <w:t>(63)</w:t>
             </w:r>
           </w:p>
         </w:tc>
@@ -14765,7 +17898,7 @@
                 <w:color w:val="1C3A36"/>
                 <w:sz w:val="15"/>
               </w:rPr>
-              <w:t>(73)</w:t>
+              <w:t>(68)</w:t>
             </w:r>
           </w:p>
         </w:tc>
@@ -14783,7 +17916,7 @@
                 <w:color w:val="1C3A36"/>
                 <w:sz w:val="15"/>
               </w:rPr>
-              <w:t>(80)</w:t>
+              <w:t>(74)</w:t>
             </w:r>
           </w:p>
         </w:tc>
@@ -14904,7 +18037,7 @@
                 <w:color w:val="1C3A36"/>
                 <w:sz w:val="15"/>
               </w:rPr>
-              <w:t>1,690</w:t>
+              <w:t>1,676</w:t>
             </w:r>
           </w:p>
         </w:tc>
@@ -14924,7 +18057,7 @@
                 <w:color w:val="1C3A36"/>
                 <w:sz w:val="15"/>
               </w:rPr>
-              <w:t>1,909</w:t>
+              <w:t>1,850</w:t>
             </w:r>
           </w:p>
         </w:tc>
@@ -14944,7 +18077,7 @@
                 <w:color w:val="1C3A36"/>
                 <w:sz w:val="15"/>
               </w:rPr>
-              <w:t>2,126</w:t>
+              <w:t>2,025</w:t>
             </w:r>
           </w:p>
         </w:tc>
@@ -14964,7 +18097,7 @@
                 <w:color w:val="1C3A36"/>
                 <w:sz w:val="15"/>
               </w:rPr>
-              <w:t>2,345</w:t>
+              <w:t>2,208</w:t>
             </w:r>
           </w:p>
         </w:tc>
@@ -14984,7 +18117,7 @@
                 <w:color w:val="1C3A36"/>
                 <w:sz w:val="15"/>
               </w:rPr>
-              <w:t>2,574</w:t>
+              <w:t>2,400</w:t>
             </w:r>
           </w:p>
         </w:tc>
@@ -15093,7 +18226,7 @@
                 <w:color w:val="1C3A36"/>
                 <w:sz w:val="15"/>
               </w:rPr>
-              <w:t>1.31</w:t>
+              <w:t>1.30</w:t>
             </w:r>
           </w:p>
         </w:tc>
@@ -15111,7 +18244,7 @@
                 <w:color w:val="1C3A36"/>
                 <w:sz w:val="15"/>
               </w:rPr>
-              <w:t>1.48</w:t>
+              <w:t>1.43</w:t>
             </w:r>
           </w:p>
         </w:tc>
@@ -15129,7 +18262,7 @@
                 <w:color w:val="1C3A36"/>
                 <w:sz w:val="15"/>
               </w:rPr>
-              <w:t>1.65</w:t>
+              <w:t>1.57</w:t>
             </w:r>
           </w:p>
         </w:tc>
@@ -15147,7 +18280,7 @@
                 <w:color w:val="1C3A36"/>
                 <w:sz w:val="15"/>
               </w:rPr>
-              <w:t>1.82</w:t>
+              <w:t>1.71</w:t>
             </w:r>
           </w:p>
         </w:tc>
@@ -15165,7 +18298,7 @@
                 <w:color w:val="1C3A36"/>
                 <w:sz w:val="15"/>
               </w:rPr>
-              <w:t>1.99</w:t>
+              <w:t>1.86</w:t>
             </w:r>
           </w:p>
         </w:tc>
@@ -15552,7 +18685,7 @@
                 <w:color w:val="1C3A36"/>
                 <w:sz w:val="15"/>
               </w:rPr>
-              <w:t>2,711</w:t>
+              <w:t>2,709</w:t>
             </w:r>
           </w:p>
         </w:tc>
@@ -15570,7 +18703,7 @@
                 <w:color w:val="1C3A36"/>
                 <w:sz w:val="15"/>
               </w:rPr>
-              <w:t>2,850</w:t>
+              <w:t>2,847</w:t>
             </w:r>
           </w:p>
         </w:tc>
@@ -15588,7 +18721,7 @@
                 <w:color w:val="1C3A36"/>
                 <w:sz w:val="15"/>
               </w:rPr>
-              <w:t>2,972</w:t>
+              <w:t>2,968</w:t>
             </w:r>
           </w:p>
         </w:tc>
@@ -15606,7 +18739,7 @@
                 <w:color w:val="1C3A36"/>
                 <w:sz w:val="15"/>
               </w:rPr>
-              <w:t>3,071</w:t>
+              <w:t>3,066</w:t>
             </w:r>
           </w:p>
         </w:tc>
@@ -15715,7 +18848,7 @@
                 <w:color w:val="1C3A36"/>
                 <w:sz w:val="15"/>
               </w:rPr>
-              <w:t>1,611</w:t>
+              <w:t>1,605</w:t>
             </w:r>
           </w:p>
         </w:tc>
@@ -15733,7 +18866,7 @@
                 <w:color w:val="1C3A36"/>
                 <w:sz w:val="15"/>
               </w:rPr>
-              <w:t>1,799</w:t>
+              <w:t>1,790</w:t>
             </w:r>
           </w:p>
         </w:tc>
@@ -15751,7 +18884,7 @@
                 <w:color w:val="1C3A36"/>
                 <w:sz w:val="15"/>
               </w:rPr>
-              <w:t>1,990</w:t>
+              <w:t>1,976</w:t>
             </w:r>
           </w:p>
         </w:tc>
@@ -15769,7 +18902,7 @@
                 <w:color w:val="1C3A36"/>
                 <w:sz w:val="15"/>
               </w:rPr>
-              <w:t>2,177</w:t>
+              <w:t>2,159</w:t>
             </w:r>
           </w:p>
         </w:tc>
@@ -15787,7 +18920,7 @@
                 <w:color w:val="1C3A36"/>
                 <w:sz w:val="15"/>
               </w:rPr>
-              <w:t>2,364</w:t>
+              <w:t>2,341</w:t>
             </w:r>
           </w:p>
         </w:tc>
@@ -15896,7 +19029,7 @@
                 <w:color w:val="1C3A36"/>
                 <w:sz w:val="15"/>
               </w:rPr>
-              <w:t>1,723</w:t>
+              <w:t>1,717</w:t>
             </w:r>
           </w:p>
         </w:tc>
@@ -15914,7 +19047,7 @@
                 <w:color w:val="1C3A36"/>
                 <w:sz w:val="15"/>
               </w:rPr>
-              <w:t>1,928</w:t>
+              <w:t>1,914</w:t>
             </w:r>
           </w:p>
         </w:tc>
@@ -15932,7 +19065,7 @@
                 <w:color w:val="1C3A36"/>
                 <w:sz w:val="15"/>
               </w:rPr>
-              <w:t>2,134</w:t>
+              <w:t>2,114</w:t>
             </w:r>
           </w:p>
         </w:tc>
@@ -15950,7 +19083,7 @@
                 <w:color w:val="1C3A36"/>
                 <w:sz w:val="15"/>
               </w:rPr>
-              <w:t>2,337</w:t>
+              <w:t>2,311</w:t>
             </w:r>
           </w:p>
         </w:tc>
@@ -15968,7 +19101,7 @@
                 <w:color w:val="1C3A36"/>
                 <w:sz w:val="15"/>
               </w:rPr>
-              <w:t>2,538</w:t>
+              <w:t>2,506</w:t>
             </w:r>
           </w:p>
         </w:tc>
@@ -16258,7 +19391,7 @@
                 <w:color w:val="1C3A36"/>
                 <w:sz w:val="15"/>
               </w:rPr>
-              <w:t>2,776</w:t>
+              <w:t>2,775</w:t>
             </w:r>
           </w:p>
         </w:tc>
@@ -16276,7 +19409,7 @@
                 <w:color w:val="1C3A36"/>
                 <w:sz w:val="15"/>
               </w:rPr>
-              <w:t>3,161</w:t>
+              <w:t>3,144</w:t>
             </w:r>
           </w:p>
         </w:tc>
@@ -16294,7 +19427,7 @@
                 <w:color w:val="1C3A36"/>
                 <w:sz w:val="15"/>
               </w:rPr>
-              <w:t>3,629</w:t>
+              <w:t>3,584</w:t>
             </w:r>
           </w:p>
         </w:tc>
@@ -16312,7 +19445,7 @@
                 <w:color w:val="1C3A36"/>
                 <w:sz w:val="15"/>
               </w:rPr>
-              <w:t>4,191</w:t>
+              <w:t>4,104</w:t>
             </w:r>
           </w:p>
         </w:tc>
@@ -16330,7 +19463,7 @@
                 <w:color w:val="1C3A36"/>
                 <w:sz w:val="15"/>
               </w:rPr>
-              <w:t>4,852</w:t>
+              <w:t>4,711</w:t>
             </w:r>
           </w:p>
         </w:tc>
@@ -16451,7 +19584,7 @@
                 <w:color w:val="1C3A36"/>
                 <w:sz w:val="15"/>
               </w:rPr>
-              <w:t>8,971</w:t>
+              <w:t>8,957</w:t>
             </w:r>
           </w:p>
         </w:tc>
@@ -16471,7 +19604,7 @@
                 <w:color w:val="1C3A36"/>
                 <w:sz w:val="15"/>
               </w:rPr>
-              <w:t>9,899</w:t>
+              <w:t>9,858</w:t>
             </w:r>
           </w:p>
         </w:tc>
@@ -16491,7 +19624,7 @@
                 <w:color w:val="1C3A36"/>
                 <w:sz w:val="15"/>
               </w:rPr>
-              <w:t>10,903</w:t>
+              <w:t>10,821</w:t>
             </w:r>
           </w:p>
         </w:tc>
@@ -16511,7 +19644,7 @@
                 <w:color w:val="1C3A36"/>
                 <w:sz w:val="15"/>
               </w:rPr>
-              <w:t>11,977</w:t>
+              <w:t>11,841</w:t>
             </w:r>
           </w:p>
         </w:tc>
@@ -16531,7 +19664,7 @@
                 <w:color w:val="1C3A36"/>
                 <w:sz w:val="15"/>
               </w:rPr>
-              <w:t>13,126</w:t>
+              <w:t>12,924</w:t>
             </w:r>
           </w:p>
         </w:tc>
@@ -16640,7 +19773,7 @@
                 <w:color w:val="1C3A36"/>
                 <w:sz w:val="15"/>
               </w:rPr>
-              <w:t>2,762</w:t>
+              <w:t>2,752</w:t>
             </w:r>
           </w:p>
         </w:tc>
@@ -16658,7 +19791,7 @@
                 <w:color w:val="1C3A36"/>
                 <w:sz w:val="15"/>
               </w:rPr>
-              <w:t>3,085</w:t>
+              <w:t>3,068</w:t>
             </w:r>
           </w:p>
         </w:tc>
@@ -16676,7 +19809,7 @@
                 <w:color w:val="1C3A36"/>
                 <w:sz w:val="15"/>
               </w:rPr>
-              <w:t>3,411</w:t>
+              <w:t>3,387</w:t>
             </w:r>
           </w:p>
         </w:tc>
@@ -16694,7 +19827,7 @@
                 <w:color w:val="1C3A36"/>
                 <w:sz w:val="15"/>
               </w:rPr>
-              <w:t>3,733</w:t>
+              <w:t>3,702</w:t>
             </w:r>
           </w:p>
         </w:tc>
@@ -16712,7 +19845,7 @@
                 <w:color w:val="1C3A36"/>
                 <w:sz w:val="15"/>
               </w:rPr>
-              <w:t>4,052</w:t>
+              <w:t>4,013</w:t>
             </w:r>
           </w:p>
         </w:tc>
@@ -17002,7 +20135,7 @@
                 <w:color w:val="1C3A36"/>
                 <w:sz w:val="15"/>
               </w:rPr>
-              <w:t>789</w:t>
+              <w:t>786</w:t>
             </w:r>
           </w:p>
         </w:tc>
@@ -17020,7 +20153,7 @@
                 <w:color w:val="1C3A36"/>
                 <w:sz w:val="15"/>
               </w:rPr>
-              <w:t>883</w:t>
+              <w:t>877</w:t>
             </w:r>
           </w:p>
         </w:tc>
@@ -17038,7 +20171,7 @@
                 <w:color w:val="1C3A36"/>
                 <w:sz w:val="15"/>
               </w:rPr>
-              <w:t>978</w:t>
+              <w:t>968</w:t>
             </w:r>
           </w:p>
         </w:tc>
@@ -17056,7 +20189,7 @@
                 <w:color w:val="1C3A36"/>
                 <w:sz w:val="15"/>
               </w:rPr>
-              <w:t>1,070</w:t>
+              <w:t>1,059</w:t>
             </w:r>
           </w:p>
         </w:tc>
@@ -17074,7 +20207,7 @@
                 <w:color w:val="1C3A36"/>
                 <w:sz w:val="15"/>
               </w:rPr>
-              <w:t>1,163</w:t>
+              <w:t>1,148</w:t>
             </w:r>
           </w:p>
         </w:tc>
@@ -17183,7 +20316,7 @@
                 <w:color w:val="1C3A36"/>
                 <w:sz w:val="15"/>
               </w:rPr>
-              <w:t>5,316</w:t>
+              <w:t>5,311</w:t>
             </w:r>
           </w:p>
         </w:tc>
@@ -17201,7 +20334,7 @@
                 <w:color w:val="1C3A36"/>
                 <w:sz w:val="15"/>
               </w:rPr>
-              <w:t>5,900</w:t>
+              <w:t>5,877</w:t>
             </w:r>
           </w:p>
         </w:tc>
@@ -17219,7 +20352,7 @@
                 <w:color w:val="1C3A36"/>
                 <w:sz w:val="15"/>
               </w:rPr>
-              <w:t>6,550</w:t>
+              <w:t>6,497</w:t>
             </w:r>
           </w:p>
         </w:tc>
@@ -17237,7 +20370,7 @@
                 <w:color w:val="1C3A36"/>
                 <w:sz w:val="15"/>
               </w:rPr>
-              <w:t>7,268</w:t>
+              <w:t>7,173</w:t>
             </w:r>
           </w:p>
         </w:tc>
@@ -17255,7 +20388,7 @@
                 <w:color w:val="1C3A36"/>
                 <w:sz w:val="15"/>
               </w:rPr>
-              <w:t>8,056</w:t>
+              <w:t>7,907</w:t>
             </w:r>
           </w:p>
         </w:tc>
@@ -17400,7 +20533,7 @@
                 <w:color w:val="1C3A36"/>
                 <w:sz w:val="15"/>
               </w:rPr>
-              <w:t>203</w:t>
+              <w:t>201</w:t>
             </w:r>
           </w:p>
         </w:tc>
@@ -17418,7 +20551,7 @@
                 <w:color w:val="1C3A36"/>
                 <w:sz w:val="15"/>
               </w:rPr>
-              <w:t>225</w:t>
+              <w:t>222</w:t>
             </w:r>
           </w:p>
         </w:tc>
@@ -17436,7 +20569,7 @@
                 <w:color w:val="1C3A36"/>
                 <w:sz w:val="15"/>
               </w:rPr>
-              <w:t>249</w:t>
+              <w:t>245</w:t>
             </w:r>
           </w:p>
         </w:tc>
@@ -17557,7 +20690,7 @@
                 <w:color w:val="1C3A36"/>
                 <w:sz w:val="15"/>
               </w:rPr>
-              <w:t>908</w:t>
+              <w:t>905</w:t>
             </w:r>
           </w:p>
         </w:tc>
@@ -17577,7 +20710,7 @@
                 <w:color w:val="1C3A36"/>
                 <w:sz w:val="15"/>
               </w:rPr>
-              <w:t>1,016</w:t>
+              <w:t>1,009</w:t>
             </w:r>
           </w:p>
         </w:tc>
@@ -17597,7 +20730,7 @@
                 <w:color w:val="1C3A36"/>
                 <w:sz w:val="15"/>
               </w:rPr>
-              <w:t>1,125</w:t>
+              <w:t>1,114</w:t>
             </w:r>
           </w:p>
         </w:tc>
@@ -17617,7 +20750,7 @@
                 <w:color w:val="1C3A36"/>
                 <w:sz w:val="15"/>
               </w:rPr>
-              <w:t>1,231</w:t>
+              <w:t>1,218</w:t>
             </w:r>
           </w:p>
         </w:tc>
@@ -17637,7 +20770,7 @@
                 <w:color w:val="1C3A36"/>
                 <w:sz w:val="15"/>
               </w:rPr>
-              <w:t>1,338</w:t>
+              <w:t>1,321</w:t>
             </w:r>
           </w:p>
         </w:tc>
@@ -17758,7 +20891,7 @@
                 <w:color w:val="1C3A36"/>
                 <w:sz w:val="15"/>
               </w:rPr>
-              <w:t>2,751</w:t>
+              <w:t>2,750</w:t>
             </w:r>
           </w:p>
         </w:tc>
@@ -17778,7 +20911,7 @@
                 <w:color w:val="1C3A36"/>
                 <w:sz w:val="15"/>
               </w:rPr>
-              <w:t>3,135</w:t>
+              <w:t>3,119</w:t>
             </w:r>
           </w:p>
         </w:tc>
@@ -17798,7 +20931,7 @@
                 <w:color w:val="1C3A36"/>
                 <w:sz w:val="15"/>
               </w:rPr>
-              <w:t>3,604</w:t>
+              <w:t>3,559</w:t>
             </w:r>
           </w:p>
         </w:tc>
@@ -17818,7 +20951,7 @@
                 <w:color w:val="1C3A36"/>
                 <w:sz w:val="15"/>
               </w:rPr>
-              <w:t>4,165</w:t>
+              <w:t>4,078</w:t>
             </w:r>
           </w:p>
         </w:tc>
@@ -17838,7 +20971,7 @@
                 <w:color w:val="1C3A36"/>
                 <w:sz w:val="15"/>
               </w:rPr>
-              <w:t>4,827</w:t>
+              <w:t>4,686</w:t>
             </w:r>
           </w:p>
         </w:tc>
@@ -18055,7 +21188,7 @@
                 <w:color w:val="1C3A36"/>
                 <w:sz w:val="16"/>
               </w:rPr>
-              <w:t>1,426</w:t>
+              <w:t>1,412</w:t>
             </w:r>
           </w:p>
         </w:tc>
@@ -18073,7 +21206,7 @@
                 <w:color w:val="1C3A36"/>
                 <w:sz w:val="16"/>
               </w:rPr>
-              <w:t>1,653</w:t>
+              <w:t>1,592</w:t>
             </w:r>
           </w:p>
         </w:tc>
@@ -18091,7 +21224,7 @@
                 <w:color w:val="1C3A36"/>
                 <w:sz w:val="16"/>
               </w:rPr>
-              <w:t>1,868</w:t>
+              <w:t>1,766</w:t>
             </w:r>
           </w:p>
         </w:tc>
@@ -18109,7 +21242,7 @@
                 <w:color w:val="1C3A36"/>
                 <w:sz w:val="16"/>
               </w:rPr>
-              <w:t>2,074</w:t>
+              <w:t>1,937</w:t>
             </w:r>
           </w:p>
         </w:tc>
@@ -18127,7 +21260,7 @@
                 <w:color w:val="1C3A36"/>
                 <w:sz w:val="16"/>
               </w:rPr>
-              <w:t>2,278</w:t>
+              <w:t>2,106</w:t>
             </w:r>
           </w:p>
         </w:tc>
@@ -18164,7 +21297,7 @@
                 <w:color w:val="1C3A36"/>
                 <w:sz w:val="16"/>
               </w:rPr>
-              <w:t>494</w:t>
+              <w:t>492</w:t>
             </w:r>
           </w:p>
         </w:tc>
@@ -18182,7 +21315,7 @@
                 <w:color w:val="1C3A36"/>
                 <w:sz w:val="16"/>
               </w:rPr>
-              <w:t>553</w:t>
+              <w:t>549</w:t>
             </w:r>
           </w:p>
         </w:tc>
@@ -18200,7 +21333,7 @@
                 <w:color w:val="1C3A36"/>
                 <w:sz w:val="16"/>
               </w:rPr>
-              <w:t>612</w:t>
+              <w:t>606</w:t>
             </w:r>
           </w:p>
         </w:tc>
@@ -18218,7 +21351,7 @@
                 <w:color w:val="1C3A36"/>
                 <w:sz w:val="16"/>
               </w:rPr>
-              <w:t>670</w:t>
+              <w:t>663</w:t>
             </w:r>
           </w:p>
         </w:tc>
@@ -18236,7 +21369,7 @@
                 <w:color w:val="1C3A36"/>
                 <w:sz w:val="16"/>
               </w:rPr>
-              <w:t>728</w:t>
+              <w:t>719</w:t>
             </w:r>
           </w:p>
         </w:tc>
@@ -18273,7 +21406,7 @@
                 <w:color w:val="1C3A36"/>
                 <w:sz w:val="16"/>
               </w:rPr>
-              <w:t>(100)</w:t>
+              <w:t>(96)</w:t>
             </w:r>
           </w:p>
         </w:tc>
@@ -18291,7 +21424,7 @@
                 <w:color w:val="1C3A36"/>
                 <w:sz w:val="16"/>
               </w:rPr>
-              <w:t>(108)</w:t>
+              <w:t>(104)</w:t>
             </w:r>
           </w:p>
         </w:tc>
@@ -18309,7 +21442,7 @@
                 <w:color w:val="1C3A36"/>
                 <w:sz w:val="16"/>
               </w:rPr>
-              <w:t>(109)</w:t>
+              <w:t>(105)</w:t>
             </w:r>
           </w:p>
         </w:tc>
@@ -18327,7 +21460,7 @@
                 <w:color w:val="1C3A36"/>
                 <w:sz w:val="16"/>
               </w:rPr>
-              <w:t>(107)</w:t>
+              <w:t>(104)</w:t>
             </w:r>
           </w:p>
         </w:tc>
@@ -18345,7 +21478,7 @@
                 <w:color w:val="1C3A36"/>
                 <w:sz w:val="16"/>
               </w:rPr>
-              <w:t>(106)</w:t>
+              <w:t>(103)</w:t>
             </w:r>
           </w:p>
         </w:tc>
@@ -18386,7 +21519,7 @@
                 <w:color w:val="1C3A36"/>
                 <w:sz w:val="16"/>
               </w:rPr>
-              <w:t>1,821</w:t>
+              <w:t>1,808</w:t>
             </w:r>
           </w:p>
         </w:tc>
@@ -18406,7 +21539,7 @@
                 <w:color w:val="1C3A36"/>
                 <w:sz w:val="16"/>
               </w:rPr>
-              <w:t>2,098</w:t>
+              <w:t>2,037</w:t>
             </w:r>
           </w:p>
         </w:tc>
@@ -18426,7 +21559,7 @@
                 <w:color w:val="1C3A36"/>
                 <w:sz w:val="16"/>
               </w:rPr>
-              <w:t>2,372</w:t>
+              <w:t>2,268</w:t>
             </w:r>
           </w:p>
         </w:tc>
@@ -18446,7 +21579,7 @@
                 <w:color w:val="1C3A36"/>
                 <w:sz w:val="16"/>
               </w:rPr>
-              <w:t>2,637</w:t>
+              <w:t>2,496</w:t>
             </w:r>
           </w:p>
         </w:tc>
@@ -18466,7 +21599,7 @@
                 <w:color w:val="1C3A36"/>
                 <w:sz w:val="16"/>
               </w:rPr>
-              <w:t>2,900</w:t>
+              <w:t>2,722</w:t>
             </w:r>
           </w:p>
         </w:tc>
@@ -18503,7 +21636,7 @@
                 <w:color w:val="1C3A36"/>
                 <w:sz w:val="16"/>
               </w:rPr>
-              <w:t>(651)</w:t>
+              <w:t>(649)</w:t>
             </w:r>
           </w:p>
         </w:tc>
@@ -18521,7 +21654,7 @@
                 <w:color w:val="1C3A36"/>
                 <w:sz w:val="16"/>
               </w:rPr>
-              <w:t>(704)</w:t>
+              <w:t>(699)</w:t>
             </w:r>
           </w:p>
         </w:tc>
@@ -18539,7 +21672,7 @@
                 <w:color w:val="1C3A36"/>
                 <w:sz w:val="16"/>
               </w:rPr>
-              <w:t>(751)</w:t>
+              <w:t>(744)</w:t>
             </w:r>
           </w:p>
         </w:tc>
@@ -18557,7 +21690,7 @@
                 <w:color w:val="1C3A36"/>
                 <w:sz w:val="16"/>
               </w:rPr>
-              <w:t>(792)</w:t>
+              <w:t>(783)</w:t>
             </w:r>
           </w:p>
         </w:tc>
@@ -18575,7 +21708,7 @@
                 <w:color w:val="1C3A36"/>
                 <w:sz w:val="16"/>
               </w:rPr>
-              <w:t>(827)</w:t>
+              <w:t>(817)</w:t>
             </w:r>
           </w:p>
         </w:tc>
@@ -18584,6 +21717,333 @@
         <w:tc>
           <w:tcPr>
             <w:tcW w:type="dxa" w:w="3384"/>
+          </w:tcPr>
+          <w:p>
+            <w:pPr>
+              <w:spacing w:after="20"/>
+            </w:pPr>
+            <w:r>
+              <w:rPr>
+                <w:color w:val="1C3A36"/>
+                <w:sz w:val="16"/>
+              </w:rPr>
+              <w:t>FREE CASH FLOW TO THE FIRM</w:t>
+            </w:r>
+          </w:p>
+        </w:tc>
+        <w:tc>
+          <w:tcPr>
+            <w:tcW w:type="dxa" w:w="1325"/>
+          </w:tcPr>
+          <w:p>
+            <w:pPr>
+              <w:spacing w:after="20"/>
+              <w:jc w:val="right"/>
+            </w:pPr>
+            <w:r>
+              <w:rPr>
+                <w:color w:val="1C3A36"/>
+                <w:sz w:val="16"/>
+              </w:rPr>
+              <w:t>1,159</w:t>
+            </w:r>
+          </w:p>
+        </w:tc>
+        <w:tc>
+          <w:tcPr>
+            <w:tcW w:type="dxa" w:w="1325"/>
+          </w:tcPr>
+          <w:p>
+            <w:pPr>
+              <w:spacing w:after="20"/>
+              <w:jc w:val="right"/>
+            </w:pPr>
+            <w:r>
+              <w:rPr>
+                <w:color w:val="1C3A36"/>
+                <w:sz w:val="16"/>
+              </w:rPr>
+              <w:t>1,338</w:t>
+            </w:r>
+          </w:p>
+        </w:tc>
+        <w:tc>
+          <w:tcPr>
+            <w:tcW w:type="dxa" w:w="1325"/>
+          </w:tcPr>
+          <w:p>
+            <w:pPr>
+              <w:spacing w:after="20"/>
+              <w:jc w:val="right"/>
+            </w:pPr>
+            <w:r>
+              <w:rPr>
+                <w:color w:val="1C3A36"/>
+                <w:sz w:val="16"/>
+              </w:rPr>
+              <w:t>1,523</w:t>
+            </w:r>
+          </w:p>
+        </w:tc>
+        <w:tc>
+          <w:tcPr>
+            <w:tcW w:type="dxa" w:w="1325"/>
+          </w:tcPr>
+          <w:p>
+            <w:pPr>
+              <w:spacing w:after="20"/>
+              <w:jc w:val="right"/>
+            </w:pPr>
+            <w:r>
+              <w:rPr>
+                <w:color w:val="1C3A36"/>
+                <w:sz w:val="16"/>
+              </w:rPr>
+              <w:t>1,713</w:t>
+            </w:r>
+          </w:p>
+        </w:tc>
+        <w:tc>
+          <w:tcPr>
+            <w:tcW w:type="dxa" w:w="1325"/>
+          </w:tcPr>
+          <w:p>
+            <w:pPr>
+              <w:spacing w:after="20"/>
+              <w:jc w:val="right"/>
+            </w:pPr>
+            <w:r>
+              <w:rPr>
+                <w:color w:val="1C3A36"/>
+                <w:sz w:val="16"/>
+              </w:rPr>
+              <w:t>1,906</w:t>
+            </w:r>
+          </w:p>
+        </w:tc>
+      </w:tr>
+      <w:tr>
+        <w:tc>
+          <w:tcPr>
+            <w:tcW w:type="dxa" w:w="3384"/>
+          </w:tcPr>
+          <w:p>
+            <w:pPr>
+              <w:spacing w:after="20"/>
+            </w:pPr>
+            <w:r>
+              <w:rPr>
+                <w:color w:val="1C3A36"/>
+                <w:sz w:val="16"/>
+              </w:rPr>
+              <w:t>Opening net cash</w:t>
+            </w:r>
+          </w:p>
+        </w:tc>
+        <w:tc>
+          <w:tcPr>
+            <w:tcW w:type="dxa" w:w="1325"/>
+          </w:tcPr>
+          <w:p>
+            <w:pPr>
+              <w:spacing w:after="20"/>
+              <w:jc w:val="right"/>
+            </w:pPr>
+            <w:r>
+              <w:rPr>
+                <w:color w:val="1C3A36"/>
+                <w:sz w:val="16"/>
+              </w:rPr>
+              <w:t>2,438</w:t>
+            </w:r>
+          </w:p>
+        </w:tc>
+        <w:tc>
+          <w:tcPr>
+            <w:tcW w:type="dxa" w:w="1325"/>
+          </w:tcPr>
+          <w:p>
+            <w:pPr>
+              <w:spacing w:after="20"/>
+              <w:jc w:val="right"/>
+            </w:pPr>
+            <w:r>
+              <w:rPr>
+                <w:color w:val="1C3A36"/>
+                <w:sz w:val="16"/>
+              </w:rPr>
+              <w:t>2,750</w:t>
+            </w:r>
+          </w:p>
+        </w:tc>
+        <w:tc>
+          <w:tcPr>
+            <w:tcW w:type="dxa" w:w="1325"/>
+          </w:tcPr>
+          <w:p>
+            <w:pPr>
+              <w:spacing w:after="20"/>
+              <w:jc w:val="right"/>
+            </w:pPr>
+            <w:r>
+              <w:rPr>
+                <w:color w:val="1C3A36"/>
+                <w:sz w:val="16"/>
+              </w:rPr>
+              <w:t>3,119</w:t>
+            </w:r>
+          </w:p>
+        </w:tc>
+        <w:tc>
+          <w:tcPr>
+            <w:tcW w:type="dxa" w:w="1325"/>
+          </w:tcPr>
+          <w:p>
+            <w:pPr>
+              <w:spacing w:after="20"/>
+              <w:jc w:val="right"/>
+            </w:pPr>
+            <w:r>
+              <w:rPr>
+                <w:color w:val="1C3A36"/>
+                <w:sz w:val="16"/>
+              </w:rPr>
+              <w:t>3,559</w:t>
+            </w:r>
+          </w:p>
+        </w:tc>
+        <w:tc>
+          <w:tcPr>
+            <w:tcW w:type="dxa" w:w="1325"/>
+          </w:tcPr>
+          <w:p>
+            <w:pPr>
+              <w:spacing w:after="20"/>
+              <w:jc w:val="right"/>
+            </w:pPr>
+            <w:r>
+              <w:rPr>
+                <w:color w:val="1C3A36"/>
+                <w:sz w:val="16"/>
+              </w:rPr>
+              <w:t>4,078</w:t>
+            </w:r>
+          </w:p>
+        </w:tc>
+      </w:tr>
+      <w:tr>
+        <w:tc>
+          <w:tcPr>
+            <w:tcW w:type="dxa" w:w="3384"/>
+          </w:tcPr>
+          <w:p>
+            <w:pPr>
+              <w:spacing w:after="20"/>
+            </w:pPr>
+            <w:r>
+              <w:rPr>
+                <w:color w:val="1C3A36"/>
+                <w:sz w:val="16"/>
+              </w:rPr>
+              <w:t>add net finance income, AFTER tax at 23.5%</w:t>
+            </w:r>
+          </w:p>
+        </w:tc>
+        <w:tc>
+          <w:tcPr>
+            <w:tcW w:type="dxa" w:w="1325"/>
+          </w:tcPr>
+          <w:p>
+            <w:pPr>
+              <w:spacing w:after="20"/>
+              <w:jc w:val="right"/>
+            </w:pPr>
+            <w:r>
+              <w:rPr>
+                <w:color w:val="1C3A36"/>
+                <w:sz w:val="16"/>
+              </w:rPr>
+              <w:t>316</w:t>
+            </w:r>
+          </w:p>
+        </w:tc>
+        <w:tc>
+          <w:tcPr>
+            <w:tcW w:type="dxa" w:w="1325"/>
+          </w:tcPr>
+          <w:p>
+            <w:pPr>
+              <w:spacing w:after="20"/>
+              <w:jc w:val="right"/>
+            </w:pPr>
+            <w:r>
+              <w:rPr>
+                <w:color w:val="1C3A36"/>
+                <w:sz w:val="16"/>
+              </w:rPr>
+              <w:t>315</w:t>
+            </w:r>
+          </w:p>
+        </w:tc>
+        <w:tc>
+          <w:tcPr>
+            <w:tcW w:type="dxa" w:w="1325"/>
+          </w:tcPr>
+          <w:p>
+            <w:pPr>
+              <w:spacing w:after="20"/>
+              <w:jc w:val="right"/>
+            </w:pPr>
+            <w:r>
+              <w:rPr>
+                <w:color w:val="1C3A36"/>
+                <w:sz w:val="16"/>
+              </w:rPr>
+              <w:t>321</w:t>
+            </w:r>
+          </w:p>
+        </w:tc>
+        <w:tc>
+          <w:tcPr>
+            <w:tcW w:type="dxa" w:w="1325"/>
+          </w:tcPr>
+          <w:p>
+            <w:pPr>
+              <w:spacing w:after="20"/>
+              <w:jc w:val="right"/>
+            </w:pPr>
+            <w:r>
+              <w:rPr>
+                <w:color w:val="1C3A36"/>
+                <w:sz w:val="16"/>
+              </w:rPr>
+              <w:t>340</w:t>
+            </w:r>
+          </w:p>
+        </w:tc>
+        <w:tc>
+          <w:tcPr>
+            <w:tcW w:type="dxa" w:w="1325"/>
+          </w:tcPr>
+          <w:p>
+            <w:pPr>
+              <w:spacing w:after="20"/>
+              <w:jc w:val="right"/>
+            </w:pPr>
+            <w:r>
+              <w:rPr>
+                <w:color w:val="1C3A36"/>
+                <w:sz w:val="16"/>
+              </w:rPr>
+              <w:t>368</w:t>
+            </w:r>
+          </w:p>
+        </w:tc>
+      </w:tr>
+      <w:tr>
+        <w:tc>
+          <w:tcPr>
+            <w:tcW w:type="dxa" w:w="3384"/>
             <w:shd w:val="clear" w:color="auto" w:fill="F6F1E6"/>
           </w:tcPr>
           <w:p>
@@ -18596,7 +22056,7 @@
                 <w:color w:val="1C3A36"/>
                 <w:sz w:val="16"/>
               </w:rPr>
-              <w:t>FREE CASH FLOW TO THE FIRM</w:t>
+              <w:t>less dividends paid</w:t>
             </w:r>
           </w:p>
         </w:tc>
@@ -18616,7 +22076,7 @@
                 <w:color w:val="1C3A36"/>
                 <w:sz w:val="16"/>
               </w:rPr>
-              <w:t>1,169</w:t>
+              <w:t>(1,163)</w:t>
             </w:r>
           </w:p>
         </w:tc>
@@ -18636,7 +22096,7 @@
                 <w:color w:val="1C3A36"/>
                 <w:sz w:val="16"/>
               </w:rPr>
-              <w:t>1,395</w:t>
+              <w:t>(1,284)</w:t>
             </w:r>
           </w:p>
         </w:tc>
@@ -18656,7 +22116,7 @@
                 <w:color w:val="1C3A36"/>
                 <w:sz w:val="16"/>
               </w:rPr>
-              <w:t>1,621</w:t>
+              <w:t>(1,405)</w:t>
             </w:r>
           </w:p>
         </w:tc>
@@ -18676,7 +22136,7 @@
                 <w:color w:val="1C3A36"/>
                 <w:sz w:val="16"/>
               </w:rPr>
-              <w:t>1,845</w:t>
+              <w:t>(1,533)</w:t>
             </w:r>
           </w:p>
         </w:tc>
@@ -18696,7 +22156,7 @@
                 <w:color w:val="1C3A36"/>
                 <w:sz w:val="16"/>
               </w:rPr>
-              <w:t>2,073</w:t>
+              <w:t>(1,665)</w:t>
             </w:r>
           </w:p>
         </w:tc>
@@ -18715,7 +22175,7 @@
                 <w:color w:val="1C3A36"/>
                 <w:sz w:val="16"/>
               </w:rPr>
-              <w:t>Net finance income</w:t>
+              <w:t>CLOSING NET CASH</w:t>
             </w:r>
           </w:p>
         </w:tc>
@@ -18733,7 +22193,7 @@
                 <w:color w:val="1C3A36"/>
                 <w:sz w:val="16"/>
               </w:rPr>
-              <w:t>413</w:t>
+              <w:t>2,750</w:t>
             </w:r>
           </w:p>
         </w:tc>
@@ -18751,7 +22211,7 @@
                 <w:color w:val="1C3A36"/>
                 <w:sz w:val="16"/>
               </w:rPr>
-              <w:t>411</w:t>
+              <w:t>3,119</w:t>
             </w:r>
           </w:p>
         </w:tc>
@@ -18769,7 +22229,7 @@
                 <w:color w:val="1C3A36"/>
                 <w:sz w:val="16"/>
               </w:rPr>
-              <w:t>422</w:t>
+              <w:t>3,559</w:t>
             </w:r>
           </w:p>
         </w:tc>
@@ -18787,7 +22247,7 @@
                 <w:color w:val="1C3A36"/>
                 <w:sz w:val="16"/>
               </w:rPr>
-              <w:t>450</w:t>
+              <w:t>4,078</w:t>
             </w:r>
           </w:p>
         </w:tc>
@@ -18805,225 +22265,7 @@
                 <w:color w:val="1C3A36"/>
                 <w:sz w:val="16"/>
               </w:rPr>
-              <w:t>491</w:t>
-            </w:r>
-          </w:p>
-        </w:tc>
-      </w:tr>
-      <w:tr>
-        <w:tc>
-          <w:tcPr>
-            <w:tcW w:type="dxa" w:w="3384"/>
-          </w:tcPr>
-          <w:p>
-            <w:pPr>
-              <w:spacing w:after="20"/>
-            </w:pPr>
-            <w:r>
-              <w:rPr>
-                <w:color w:val="1C3A36"/>
-                <w:sz w:val="16"/>
-              </w:rPr>
-              <w:t>Dividends paid</w:t>
-            </w:r>
-          </w:p>
-        </w:tc>
-        <w:tc>
-          <w:tcPr>
-            <w:tcW w:type="dxa" w:w="1325"/>
-          </w:tcPr>
-          <w:p>
-            <w:pPr>
-              <w:spacing w:after="20"/>
-              <w:jc w:val="right"/>
-            </w:pPr>
-            <w:r>
-              <w:rPr>
-                <w:color w:val="1C3A36"/>
-                <w:sz w:val="16"/>
-              </w:rPr>
-              <w:t>(1,173)</w:t>
-            </w:r>
-          </w:p>
-        </w:tc>
-        <w:tc>
-          <w:tcPr>
-            <w:tcW w:type="dxa" w:w="1325"/>
-          </w:tcPr>
-          <w:p>
-            <w:pPr>
-              <w:spacing w:after="20"/>
-              <w:jc w:val="right"/>
-            </w:pPr>
-            <w:r>
-              <w:rPr>
-                <w:color w:val="1C3A36"/>
-                <w:sz w:val="16"/>
-              </w:rPr>
-              <w:t>(1,325)</w:t>
-            </w:r>
-          </w:p>
-        </w:tc>
-        <w:tc>
-          <w:tcPr>
-            <w:tcW w:type="dxa" w:w="1325"/>
-          </w:tcPr>
-          <w:p>
-            <w:pPr>
-              <w:spacing w:after="20"/>
-              <w:jc w:val="right"/>
-            </w:pPr>
-            <w:r>
-              <w:rPr>
-                <w:color w:val="1C3A36"/>
-                <w:sz w:val="16"/>
-              </w:rPr>
-              <w:t>(1,475)</w:t>
-            </w:r>
-          </w:p>
-        </w:tc>
-        <w:tc>
-          <w:tcPr>
-            <w:tcW w:type="dxa" w:w="1325"/>
-          </w:tcPr>
-          <w:p>
-            <w:pPr>
-              <w:spacing w:after="20"/>
-              <w:jc w:val="right"/>
-            </w:pPr>
-            <w:r>
-              <w:rPr>
-                <w:color w:val="1C3A36"/>
-                <w:sz w:val="16"/>
-              </w:rPr>
-              <w:t>(1,628)</w:t>
-            </w:r>
-          </w:p>
-        </w:tc>
-        <w:tc>
-          <w:tcPr>
-            <w:tcW w:type="dxa" w:w="1325"/>
-          </w:tcPr>
-          <w:p>
-            <w:pPr>
-              <w:spacing w:after="20"/>
-              <w:jc w:val="right"/>
-            </w:pPr>
-            <w:r>
-              <w:rPr>
-                <w:color w:val="1C3A36"/>
-                <w:sz w:val="16"/>
-              </w:rPr>
-              <w:t>(1,786)</w:t>
-            </w:r>
-          </w:p>
-        </w:tc>
-      </w:tr>
-      <w:tr>
-        <w:tc>
-          <w:tcPr>
-            <w:tcW w:type="dxa" w:w="3384"/>
-          </w:tcPr>
-          <w:p>
-            <w:pPr>
-              <w:spacing w:after="20"/>
-            </w:pPr>
-            <w:r>
-              <w:rPr>
-                <w:color w:val="1C3A36"/>
-                <w:sz w:val="16"/>
-              </w:rPr>
-              <w:t>Closing net cash</w:t>
-            </w:r>
-          </w:p>
-        </w:tc>
-        <w:tc>
-          <w:tcPr>
-            <w:tcW w:type="dxa" w:w="1325"/>
-          </w:tcPr>
-          <w:p>
-            <w:pPr>
-              <w:spacing w:after="20"/>
-              <w:jc w:val="right"/>
-            </w:pPr>
-            <w:r>
-              <w:rPr>
-                <w:color w:val="1C3A36"/>
-                <w:sz w:val="16"/>
-              </w:rPr>
-              <w:t>2,751</w:t>
-            </w:r>
-          </w:p>
-        </w:tc>
-        <w:tc>
-          <w:tcPr>
-            <w:tcW w:type="dxa" w:w="1325"/>
-          </w:tcPr>
-          <w:p>
-            <w:pPr>
-              <w:spacing w:after="20"/>
-              <w:jc w:val="right"/>
-            </w:pPr>
-            <w:r>
-              <w:rPr>
-                <w:color w:val="1C3A36"/>
-                <w:sz w:val="16"/>
-              </w:rPr>
-              <w:t>3,135</w:t>
-            </w:r>
-          </w:p>
-        </w:tc>
-        <w:tc>
-          <w:tcPr>
-            <w:tcW w:type="dxa" w:w="1325"/>
-          </w:tcPr>
-          <w:p>
-            <w:pPr>
-              <w:spacing w:after="20"/>
-              <w:jc w:val="right"/>
-            </w:pPr>
-            <w:r>
-              <w:rPr>
-                <w:color w:val="1C3A36"/>
-                <w:sz w:val="16"/>
-              </w:rPr>
-              <w:t>3,604</w:t>
-            </w:r>
-          </w:p>
-        </w:tc>
-        <w:tc>
-          <w:tcPr>
-            <w:tcW w:type="dxa" w:w="1325"/>
-          </w:tcPr>
-          <w:p>
-            <w:pPr>
-              <w:spacing w:after="20"/>
-              <w:jc w:val="right"/>
-            </w:pPr>
-            <w:r>
-              <w:rPr>
-                <w:color w:val="1C3A36"/>
-                <w:sz w:val="16"/>
-              </w:rPr>
-              <w:t>4,165</w:t>
-            </w:r>
-          </w:p>
-        </w:tc>
-        <w:tc>
-          <w:tcPr>
-            <w:tcW w:type="dxa" w:w="1325"/>
-          </w:tcPr>
-          <w:p>
-            <w:pPr>
-              <w:spacing w:after="20"/>
-              <w:jc w:val="right"/>
-            </w:pPr>
-            <w:r>
-              <w:rPr>
-                <w:color w:val="1C3A36"/>
-                <w:sz w:val="16"/>
-              </w:rPr>
-              <w:t>4,827</w:t>
+              <w:t>4,686</w:t>
             </w:r>
           </w:p>
         </w:tc>
@@ -19033,6 +22275,20 @@
       <w:pPr>
         <w:spacing w:after="40"/>
       </w:pPr>
+    </w:p>
+    <w:p>
+      <w:pPr>
+        <w:spacing w:after="200" w:before="0"/>
+      </w:pPr>
+      <w:r>
+        <w:rPr>
+          <w:b w:val="0"/>
+          <w:i/>
+          <w:color w:val="6E7B77"/>
+          <w:sz w:val="17"/>
+        </w:rPr>
+        <w:t>The statement foots. Opening net cash plus free cash flow to the firm plus AFTER-TAX finance income less dividends equals closing net cash, to the last EGP mn, in every year. An earlier edition printed the PRE-tax finance income on this line while the model rolled the balance forward on the after-tax figure, so the column did not add up — a gap of about EGP 97mn a year, which is the tax on the deposit income. The model was right and the printed line was wrong; the line has been corrected rather than the tax quietly dropped. Note that free cash flow to the firm is struck AFTER tax on operating profit only, which is why the tax on finance income has to appear separately here.</w:t>
+      </w:r>
     </w:p>
     <w:p>
       <w:pPr>
@@ -19684,7 +22940,7 @@
                 <w:color w:val="1C3A36"/>
                 <w:sz w:val="17"/>
               </w:rPr>
-              <w:t>12.28</w:t>
+              <w:t>11.58</w:t>
             </w:r>
           </w:p>
         </w:tc>
@@ -19702,7 +22958,7 @@
                 <w:color w:val="1C3A36"/>
                 <w:sz w:val="17"/>
               </w:rPr>
-              <w:t>10.85</w:t>
+              <w:t>10.26</w:t>
             </w:r>
           </w:p>
         </w:tc>
@@ -19720,7 +22976,7 @@
                 <w:color w:val="1C3A36"/>
                 <w:sz w:val="17"/>
               </w:rPr>
-              <w:t>10.04</w:t>
+              <w:t>9.52</w:t>
             </w:r>
           </w:p>
         </w:tc>
@@ -19738,7 +22994,7 @@
                 <w:color w:val="1C3A36"/>
                 <w:sz w:val="17"/>
               </w:rPr>
-              <w:t>9.05</w:t>
+              <w:t>8.61</w:t>
             </w:r>
           </w:p>
         </w:tc>
@@ -19756,7 +23012,7 @@
                 <w:color w:val="1C3A36"/>
                 <w:sz w:val="17"/>
               </w:rPr>
-              <w:t>8.46</w:t>
+              <w:t>8.06</w:t>
             </w:r>
           </w:p>
         </w:tc>
@@ -20064,7 +23320,7 @@
                 <w:color w:val="1C3A36"/>
                 <w:sz w:val="16"/>
               </w:rPr>
-              <w:t>11.80</w:t>
+              <w:t>11.14</w:t>
             </w:r>
           </w:p>
         </w:tc>
@@ -20082,7 +23338,7 @@
                 <w:color w:val="1C3A36"/>
                 <w:sz w:val="16"/>
               </w:rPr>
-              <w:t>10.98</w:t>
+              <w:t>10.39</w:t>
             </w:r>
           </w:p>
         </w:tc>
@@ -20100,7 +23356,7 @@
                 <w:color w:val="1C3A36"/>
                 <w:sz w:val="16"/>
               </w:rPr>
-              <w:t>10.31</w:t>
+              <w:t>9.76</w:t>
             </w:r>
           </w:p>
         </w:tc>
@@ -20118,7 +23374,7 @@
                 <w:color w:val="1C3A36"/>
                 <w:sz w:val="16"/>
               </w:rPr>
-              <w:t>9.74</w:t>
+              <w:t>9.24</w:t>
             </w:r>
           </w:p>
         </w:tc>
@@ -20136,7 +23392,7 @@
                 <w:color w:val="1C3A36"/>
                 <w:sz w:val="16"/>
               </w:rPr>
-              <w:t>9.25</w:t>
+              <w:t>8.79</w:t>
             </w:r>
           </w:p>
         </w:tc>
@@ -20173,7 +23429,7 @@
                 <w:color w:val="1C3A36"/>
                 <w:sz w:val="16"/>
               </w:rPr>
-              <w:t>11.57</w:t>
+              <w:t>10.92</w:t>
             </w:r>
           </w:p>
         </w:tc>
@@ -20191,7 +23447,7 @@
                 <w:color w:val="1C3A36"/>
                 <w:sz w:val="16"/>
               </w:rPr>
-              <w:t>10.77</w:t>
+              <w:t>10.18</w:t>
             </w:r>
           </w:p>
         </w:tc>
@@ -20209,7 +23465,7 @@
                 <w:color w:val="1C3A36"/>
                 <w:sz w:val="16"/>
               </w:rPr>
-              <w:t>10.11</w:t>
+              <w:t>9.58</w:t>
             </w:r>
           </w:p>
         </w:tc>
@@ -20227,7 +23483,7 @@
                 <w:color w:val="1C3A36"/>
                 <w:sz w:val="16"/>
               </w:rPr>
-              <w:t>9.55</w:t>
+              <w:t>9.07</w:t>
             </w:r>
           </w:p>
         </w:tc>
@@ -20245,7 +23501,7 @@
                 <w:color w:val="1C3A36"/>
                 <w:sz w:val="16"/>
               </w:rPr>
-              <w:t>9.08</w:t>
+              <w:t>8.63</w:t>
             </w:r>
           </w:p>
         </w:tc>
@@ -20282,7 +23538,7 @@
                 <w:color w:val="1C3A36"/>
                 <w:sz w:val="16"/>
               </w:rPr>
-              <w:t>11.34</w:t>
+              <w:t>10.70</w:t>
             </w:r>
           </w:p>
         </w:tc>
@@ -20300,7 +23556,7 @@
                 <w:color w:val="1C3A36"/>
                 <w:sz w:val="16"/>
               </w:rPr>
-              <w:t>10.56</w:t>
+              <w:t>9.99</w:t>
             </w:r>
           </w:p>
         </w:tc>
@@ -20318,7 +23574,7 @@
                 <w:color w:val="1C3A36"/>
                 <w:sz w:val="16"/>
               </w:rPr>
-              <w:t>9.91</w:t>
+              <w:t>9.40</w:t>
             </w:r>
           </w:p>
         </w:tc>
@@ -20336,7 +23592,7 @@
                 <w:color w:val="1C3A36"/>
                 <w:sz w:val="16"/>
               </w:rPr>
-              <w:t>9.37</w:t>
+              <w:t>8.90</w:t>
             </w:r>
           </w:p>
         </w:tc>
@@ -20354,7 +23610,7 @@
                 <w:color w:val="1C3A36"/>
                 <w:sz w:val="16"/>
               </w:rPr>
-              <w:t>8.91</w:t>
+              <w:t>8.48</w:t>
             </w:r>
           </w:p>
         </w:tc>
@@ -20391,7 +23647,7 @@
                 <w:color w:val="1C3A36"/>
                 <w:sz w:val="16"/>
               </w:rPr>
-              <w:t>11.11</w:t>
+              <w:t>10.50</w:t>
             </w:r>
           </w:p>
         </w:tc>
@@ -20409,7 +23665,7 @@
                 <w:color w:val="1C3A36"/>
                 <w:sz w:val="16"/>
               </w:rPr>
-              <w:t>10.35</w:t>
+              <w:t>9.80</w:t>
             </w:r>
           </w:p>
         </w:tc>
@@ -20427,7 +23683,7 @@
                 <w:color w:val="1C3A36"/>
                 <w:sz w:val="16"/>
               </w:rPr>
-              <w:t>9.73</w:t>
+              <w:t>9.23</w:t>
             </w:r>
           </w:p>
         </w:tc>
@@ -20445,7 +23701,7 @@
                 <w:color w:val="1C3A36"/>
                 <w:sz w:val="16"/>
               </w:rPr>
-              <w:t>9.20</w:t>
+              <w:t>8.74</w:t>
             </w:r>
           </w:p>
         </w:tc>
@@ -20463,7 +23719,7 @@
                 <w:color w:val="1C3A36"/>
                 <w:sz w:val="16"/>
               </w:rPr>
-              <w:t>8.75</w:t>
+              <w:t>8.33</w:t>
             </w:r>
           </w:p>
         </w:tc>
@@ -20500,7 +23756,7 @@
                 <w:color w:val="1C3A36"/>
                 <w:sz w:val="16"/>
               </w:rPr>
-              <w:t>10.90</w:t>
+              <w:t>10.30</w:t>
             </w:r>
           </w:p>
         </w:tc>
@@ -20518,7 +23774,7 @@
                 <w:color w:val="1C3A36"/>
                 <w:sz w:val="16"/>
               </w:rPr>
-              <w:t>10.16</w:t>
+              <w:t>9.62</w:t>
             </w:r>
           </w:p>
         </w:tc>
@@ -20536,7 +23792,7 @@
                 <w:color w:val="1C3A36"/>
                 <w:sz w:val="16"/>
               </w:rPr>
-              <w:t>9.55</w:t>
+              <w:t>9.06</w:t>
             </w:r>
           </w:p>
         </w:tc>
@@ -20554,7 +23810,7 @@
                 <w:color w:val="1C3A36"/>
                 <w:sz w:val="16"/>
               </w:rPr>
-              <w:t>9.03</w:t>
+              <w:t>8.59</w:t>
             </w:r>
           </w:p>
         </w:tc>
@@ -20572,7 +23828,7 @@
                 <w:color w:val="1C3A36"/>
                 <w:sz w:val="16"/>
               </w:rPr>
-              <w:t>8.59</w:t>
+              <w:t>8.18</w:t>
             </w:r>
           </w:p>
         </w:tc>
@@ -20622,7 +23878,7 @@
           <w:color w:val="1C3A36"/>
           <w:sz w:val="21"/>
         </w:rPr>
-        <w:t>Three independent reads on the same company, each using a genuinely different method, each shown with its workings and each carrying a stated condition that would falsify it. They are not three versions of the discounted cash flow with different assumptions; they are three different ways of deciding what a business is worth, and they are cast by method.</w:t>
+        <w:t>Three reads on the same company, each shown with its workings and each carrying a stated condition that would falsify it. TWO OF THE THREE ARE INDEPENDENT OF THE PRIMARY MODEL AND ONE IS NOT, and it is worth knowing which before reading them. Expert 1 works from earnings power at a justified multiple and Expert 2 from free cash flow to equity with no bridge at all; neither can be derived from the cash-flow lens and they land on opposite sides of it. Expert 3 works from economic profit, which — built off the same profit after tax, the same invested capital and the same discount path — is the discounted cash flow written a different way. It reproduces the primary lens exactly, by identity, and is included as an ARITHMETIC AUDIT of that lens rather than as a third opinion. An earlier edition of this appendix called all three independent and offered their median as a check on the main result. That was wrong twice over and both errors are corrected below.</w:t>
       </w:r>
     </w:p>
     <w:p>
@@ -20676,7 +23932,7 @@
           <w:color w:val="6E7B77"/>
           <w:sz w:val="17"/>
         </w:rPr>
-        <w:t>Figure 9 — the three experts’ ranges, with the panel centre shaded.</w:t>
+        <w:t>Figure 9 — the three experts’ ranges. The shaded band is the panel centre, which is NOT an independent check: Expert 3 is the cash-flow lens by identity and here it is also the median, so the band sits exactly where the primary model does.</w:t>
       </w:r>
     </w:p>
     <w:p>
@@ -20805,7 +24061,7 @@
                 <w:color w:val="1C3A36"/>
                 <w:sz w:val="17"/>
               </w:rPr>
-              <w:t>2,442</w:t>
+              <w:t>2,309</w:t>
             </w:r>
           </w:p>
         </w:tc>
@@ -20842,7 +24098,7 @@
                 <w:color w:val="1C3A36"/>
                 <w:sz w:val="17"/>
               </w:rPr>
-              <w:t>422</w:t>
+              <w:t>420</w:t>
             </w:r>
           </w:p>
         </w:tc>
@@ -20879,7 +24135,7 @@
                 <w:color w:val="1C3A36"/>
                 <w:sz w:val="17"/>
               </w:rPr>
-              <w:t>(739)</w:t>
+              <w:t>(704)</w:t>
             </w:r>
           </w:p>
         </w:tc>
@@ -20916,7 +24172,7 @@
                 <w:color w:val="1C3A36"/>
                 <w:sz w:val="17"/>
               </w:rPr>
-              <w:t>2,126</w:t>
+              <w:t>2,025</w:t>
             </w:r>
           </w:p>
         </w:tc>
@@ -20953,7 +24209,7 @@
                 <w:color w:val="1C3A36"/>
                 <w:sz w:val="17"/>
               </w:rPr>
-              <w:t>1.65</w:t>
+              <w:t>1.57</w:t>
             </w:r>
           </w:p>
         </w:tc>
@@ -21030,7 +24286,7 @@
                 <w:color w:val="1C3A36"/>
                 <w:sz w:val="17"/>
               </w:rPr>
-              <w:t>11.52</w:t>
+              <w:t>10.98</w:t>
             </w:r>
           </w:p>
         </w:tc>
@@ -21052,7 +24308,7 @@
           <w:color w:val="1C3A36"/>
           <w:sz w:val="21"/>
         </w:rPr>
-        <w:t>Range EGP 8.23 to 15.64, struck on multiples of 5.0× and 9.5×. Expert 1's view is that a single-asset processor with administered input and output prices, a 20% state shareholder and an Egyptian cost of equity near 28% does not earn a premium multiple, and that the company's own trailing 7.8× is about where it belongs.</w:t>
+        <w:t>Range EGP 7.84 to 14.90, struck on multiples of 5.0× and 9.5×. Expert 1's view is that a single-asset processor with administered input and output prices, a 20% state shareholder and an Egyptian cost of equity near 28% does not earn a premium multiple, and that the company's own trailing 7.8× is about where it belongs.</w:t>
       </w:r>
     </w:p>
     <w:p>
@@ -21274,7 +24530,7 @@
                 <w:color w:val="1C3A36"/>
                 <w:sz w:val="16"/>
               </w:rPr>
-              <w:t>1,441</w:t>
+              <w:t>1,431</w:t>
             </w:r>
           </w:p>
         </w:tc>
@@ -21292,7 +24548,7 @@
                 <w:color w:val="1C3A36"/>
                 <w:sz w:val="16"/>
               </w:rPr>
-              <w:t>1,658</w:t>
+              <w:t>1,603</w:t>
             </w:r>
           </w:p>
         </w:tc>
@@ -21310,7 +24566,7 @@
                 <w:color w:val="1C3A36"/>
                 <w:sz w:val="16"/>
               </w:rPr>
-              <w:t>1,885</w:t>
+              <w:t>1,789</w:t>
             </w:r>
           </w:p>
         </w:tc>
@@ -21328,7 +24584,7 @@
                 <w:color w:val="1C3A36"/>
                 <w:sz w:val="16"/>
               </w:rPr>
-              <w:t>2,124</w:t>
+              <w:t>1,991</w:t>
             </w:r>
           </w:p>
         </w:tc>
@@ -21346,7 +24602,7 @@
                 <w:color w:val="1C3A36"/>
                 <w:sz w:val="16"/>
               </w:rPr>
-              <w:t>2,375</w:t>
+              <w:t>2,205</w:t>
             </w:r>
           </w:p>
         </w:tc>
@@ -21673,7 +24929,7 @@
                 <w:color w:val="1C3A36"/>
                 <w:sz w:val="17"/>
               </w:rPr>
-              <w:t>4,988</w:t>
+              <w:t>4,773</w:t>
             </w:r>
           </w:p>
         </w:tc>
@@ -21710,7 +24966,7 @@
                 <w:color w:val="1C3A36"/>
                 <w:sz w:val="17"/>
               </w:rPr>
-              <w:t>7,046</w:t>
+              <w:t>6,492</w:t>
             </w:r>
           </w:p>
         </w:tc>
@@ -21747,7 +25003,7 @@
                 <w:color w:val="1C3A36"/>
                 <w:sz w:val="17"/>
               </w:rPr>
-              <w:t>12,034</w:t>
+              <w:t>11,265</w:t>
             </w:r>
           </w:p>
         </w:tc>
@@ -21788,7 +25044,7 @@
                 <w:color w:val="1C3A36"/>
                 <w:sz w:val="17"/>
               </w:rPr>
-              <w:t>9.32</w:t>
+              <w:t>8.72</w:t>
             </w:r>
           </w:p>
         </w:tc>
@@ -21810,7 +25066,7 @@
           <w:color w:val="1C3A36"/>
           <w:sz w:val="21"/>
         </w:rPr>
-        <w:t>Range EGP 7.65 to 9.87, taken on the discount rate and the growth rate rather than by re-using the same rate twice. An earlier draft of this panel capitalised a mid-forecast cash flow straight at the TERMINAL cost of equity and produced EGP 14.73 — a number that prices one date twice, taking a cash flow five years out and bringing it home at a rate that only applies once the economy has normalised. The glide is applied here for exactly the reason it is applied in the primary model, and the correction is disclosed rather than quietly made.</w:t>
+        <w:t>Range EGP 7.18 to 9.23, taken on the discount rate and the growth rate rather than by re-using the same rate twice. An earlier draft of this panel capitalised a mid-forecast cash flow straight at the TERMINAL cost of equity and produced EGP 14.73 — a number that prices one date twice, taking a cash flow five years out and bringing it home at a rate that only applies once the economy has normalised. The glide is applied here for exactly the reason it is applied in the primary model, and the correction is disclosed rather than quietly made.</w:t>
       </w:r>
     </w:p>
     <w:p>
@@ -22032,7 +25288,7 @@
                 <w:color w:val="1C3A36"/>
                 <w:sz w:val="16"/>
               </w:rPr>
-              <w:t>41.1%</w:t>
+              <w:t>40.7%</w:t>
             </w:r>
           </w:p>
         </w:tc>
@@ -22050,7 +25306,7 @@
                 <w:color w:val="1C3A36"/>
                 <w:sz w:val="16"/>
               </w:rPr>
-              <w:t>44.4%</w:t>
+              <w:t>42.8%</w:t>
             </w:r>
           </w:p>
         </w:tc>
@@ -22068,7 +25324,7 @@
                 <w:color w:val="1C3A36"/>
                 <w:sz w:val="16"/>
               </w:rPr>
-              <w:t>47.0%</w:t>
+              <w:t>44.6%</w:t>
             </w:r>
           </w:p>
         </w:tc>
@@ -22086,7 +25342,7 @@
                 <w:color w:val="1C3A36"/>
                 <w:sz w:val="16"/>
               </w:rPr>
-              <w:t>49.3%</w:t>
+              <w:t>46.3%</w:t>
             </w:r>
           </w:p>
         </w:tc>
@@ -22104,7 +25360,7 @@
                 <w:color w:val="1C3A36"/>
                 <w:sz w:val="16"/>
               </w:rPr>
-              <w:t>51.7%</w:t>
+              <w:t>48.0%</w:t>
             </w:r>
           </w:p>
         </w:tc>
@@ -22250,7 +25506,7 @@
                 <w:color w:val="1C3A36"/>
                 <w:sz w:val="16"/>
               </w:rPr>
-              <w:t>+9.5%</w:t>
+              <w:t>+9.1%</w:t>
             </w:r>
           </w:p>
         </w:tc>
@@ -22268,7 +25524,7 @@
                 <w:color w:val="1C3A36"/>
                 <w:sz w:val="16"/>
               </w:rPr>
-              <w:t>+18.1%</w:t>
+              <w:t>+16.6%</w:t>
             </w:r>
           </w:p>
         </w:tc>
@@ -22286,7 +25542,7 @@
                 <w:color w:val="1C3A36"/>
                 <w:sz w:val="16"/>
               </w:rPr>
-              <w:t>+25.1%</w:t>
+              <w:t>+22.7%</w:t>
             </w:r>
           </w:p>
         </w:tc>
@@ -22304,7 +25560,7 @@
                 <w:color w:val="1C3A36"/>
                 <w:sz w:val="16"/>
               </w:rPr>
-              <w:t>+30.7%</w:t>
+              <w:t>+27.6%</w:t>
             </w:r>
           </w:p>
         </w:tc>
@@ -22322,7 +25578,7 @@
                 <w:color w:val="1C3A36"/>
                 <w:sz w:val="16"/>
               </w:rPr>
-              <w:t>+35.2%</w:t>
+              <w:t>+31.5%</w:t>
             </w:r>
           </w:p>
         </w:tc>
@@ -22359,7 +25615,7 @@
                 <w:color w:val="1C3A36"/>
                 <w:sz w:val="16"/>
               </w:rPr>
-              <w:t>410</w:t>
+              <w:t>396</w:t>
             </w:r>
           </w:p>
         </w:tc>
@@ -22377,7 +25633,7 @@
                 <w:color w:val="1C3A36"/>
                 <w:sz w:val="16"/>
               </w:rPr>
-              <w:t>743</w:t>
+              <w:t>683</w:t>
             </w:r>
           </w:p>
         </w:tc>
@@ -22395,7 +25651,7 @@
                 <w:color w:val="1C3A36"/>
                 <w:sz w:val="16"/>
               </w:rPr>
-              <w:t>1,052</w:t>
+              <w:t>951</w:t>
             </w:r>
           </w:p>
         </w:tc>
@@ -22413,7 +25669,7 @@
                 <w:color w:val="1C3A36"/>
                 <w:sz w:val="16"/>
               </w:rPr>
-              <w:t>1,331</w:t>
+              <w:t>1,197</w:t>
             </w:r>
           </w:p>
         </w:tc>
@@ -22431,7 +25687,7 @@
                 <w:color w:val="1C3A36"/>
                 <w:sz w:val="16"/>
               </w:rPr>
-              <w:t>1,584</w:t>
+              <w:t>1,415</w:t>
             </w:r>
           </w:p>
         </w:tc>
@@ -22577,7 +25833,7 @@
                 <w:color w:val="1C3A36"/>
                 <w:sz w:val="17"/>
               </w:rPr>
-              <w:t>2,397</w:t>
+              <w:t>2,184</w:t>
             </w:r>
           </w:p>
         </w:tc>
@@ -22614,7 +25870,7 @@
                 <w:color w:val="1C3A36"/>
                 <w:sz w:val="17"/>
               </w:rPr>
-              <w:t>5,041</w:t>
+              <w:t>4,606</w:t>
             </w:r>
           </w:p>
         </w:tc>
@@ -22651,7 +25907,7 @@
                 <w:color w:val="1C3A36"/>
                 <w:sz w:val="17"/>
               </w:rPr>
-              <w:t>10,650</w:t>
+              <w:t>10,002</w:t>
             </w:r>
           </w:p>
         </w:tc>
@@ -22692,7 +25948,7 @@
                 <w:color w:val="1C3A36"/>
                 <w:sz w:val="17"/>
               </w:rPr>
-              <w:t>9.83</w:t>
+              <w:t>9.40</w:t>
             </w:r>
           </w:p>
         </w:tc>
@@ -22702,6 +25958,20 @@
       <w:pPr>
         <w:spacing w:after="40"/>
       </w:pPr>
+    </w:p>
+    <w:p>
+      <w:pPr>
+        <w:spacing w:after="120" w:before="0"/>
+      </w:pPr>
+      <w:r>
+        <w:rPr>
+          <w:b w:val="0"/>
+          <w:i w:val="0"/>
+          <w:color w:val="1C3A36"/>
+          <w:sz w:val="20"/>
+        </w:rPr>
+        <w:t>Read the base number before reading anything else into it. Expert 3 returns EGP 9.40 and the primary cash-flow lens returns EGP 9.40 — the same number, and not by coincidence. An economic-profit valuation and a discounted-cash-flow valuation built off the same profit after tax, the same invested capital and the same discount path are ALGEBRAICALLY THE SAME VALUATION; the capital charge that economic profit subtracts each year is exactly the capital that the cash-flow waterfall subtracts as investment, discounted differently and then added back as the opening capital base. An earlier draft of this study presented the agreement as corroboration. It is not corroboration — it is an identity, and a study that offers an identity as evidence is marking its own homework. What the agreement DOES establish is that the primary model has no arithmetic leak: had the two differed by a piastre, one of them would contain a mistake. Expert 3 is therefore an audit of the primary model, and only Experts 1 and 2 are independent opinions about the company.</w:t>
+      </w:r>
     </w:p>
     <w:p>
       <w:pPr>
@@ -22728,7 +25998,7 @@
           <w:color w:val="1C3A36"/>
           <w:sz w:val="21"/>
         </w:rPr>
-        <w:t>Range EGP 7.41 to 10.71. The low end haircuts both economic-profit legs sharply, on the view that a return spread of +9.5% in the first year against a cost of capital of 31.6% is a fact about depreciation as much as about the business. The high end is the currency-of-discounting alternative.</w:t>
+        <w:t>Range EGP 7.19 to 9.99. The low end haircuts both economic-profit legs sharply, on the view that a return spread of +9.1% in the first year against a cost of capital of 31.6% is a fact about depreciation as much as about the business. The high end is the currency-of-discounting alternative.</w:t>
       </w:r>
     </w:p>
     <w:p>
@@ -22933,7 +26203,7 @@
                 <w:color w:val="1C3A36"/>
                 <w:sz w:val="16"/>
               </w:rPr>
-              <w:t>8.23 – 15.64</w:t>
+              <w:t>7.84 – 14.90</w:t>
             </w:r>
           </w:p>
         </w:tc>
@@ -22951,7 +26221,7 @@
                 <w:color w:val="1C3A36"/>
                 <w:sz w:val="16"/>
               </w:rPr>
-              <w:t>11.52</w:t>
+              <w:t>10.98</w:t>
             </w:r>
           </w:p>
         </w:tc>
@@ -22969,7 +26239,7 @@
                 <w:color w:val="1C3A36"/>
                 <w:sz w:val="16"/>
               </w:rPr>
-              <w:t>+27%</w:t>
+              <w:t>+21%</w:t>
             </w:r>
           </w:p>
         </w:tc>
@@ -23023,7 +26293,7 @@
                 <w:color w:val="1C3A36"/>
                 <w:sz w:val="16"/>
               </w:rPr>
-              <w:t>7.65 – 9.87</w:t>
+              <w:t>7.18 – 9.23</w:t>
             </w:r>
           </w:p>
         </w:tc>
@@ -23041,7 +26311,7 @@
                 <w:color w:val="1C3A36"/>
                 <w:sz w:val="16"/>
               </w:rPr>
-              <w:t>9.32</w:t>
+              <w:t>8.72</w:t>
             </w:r>
           </w:p>
         </w:tc>
@@ -23059,7 +26329,7 @@
                 <w:color w:val="1C3A36"/>
                 <w:sz w:val="16"/>
               </w:rPr>
-              <w:t>+2%</w:t>
+              <w:t>-4%</w:t>
             </w:r>
           </w:p>
         </w:tc>
@@ -23113,7 +26383,7 @@
                 <w:color w:val="1C3A36"/>
                 <w:sz w:val="16"/>
               </w:rPr>
-              <w:t>7.41 – 10.71</w:t>
+              <w:t>7.19 – 9.99</w:t>
             </w:r>
           </w:p>
         </w:tc>
@@ -23131,7 +26401,7 @@
                 <w:color w:val="1C3A36"/>
                 <w:sz w:val="16"/>
               </w:rPr>
-              <w:t>9.83</w:t>
+              <w:t>9.40</w:t>
             </w:r>
           </w:p>
         </w:tc>
@@ -23149,7 +26419,7 @@
                 <w:color w:val="1C3A36"/>
                 <w:sz w:val="16"/>
               </w:rPr>
-              <w:t>+8%</w:t>
+              <w:t>+3%</w:t>
             </w:r>
           </w:p>
         </w:tc>
@@ -23228,7 +26498,7 @@
                 <w:color w:val="1C3A36"/>
                 <w:sz w:val="16"/>
               </w:rPr>
-              <w:t>9.83</w:t>
+              <w:t>9.40</w:t>
             </w:r>
           </w:p>
         </w:tc>
@@ -23248,7 +26518,7 @@
                 <w:color w:val="1C3A36"/>
                 <w:sz w:val="16"/>
               </w:rPr>
-              <w:t>+8%</w:t>
+              <w:t>+3%</w:t>
             </w:r>
           </w:p>
         </w:tc>
@@ -23270,7 +26540,21 @@
           <w:color w:val="1C3A36"/>
           <w:sz w:val="21"/>
         </w:rPr>
-        <w:t>The three land within EGP 2.20 of each other, which is closer agreement than three genuinely different methods usually produce. The panel median of EGP 9.83 sits +4% against the weighted central of the four main lenses — a useful check that the main result is not an artefact of the lens weights.</w:t>
+        <w:t>The panel median of EGP 9.40 must NOT be read as an independent check on the weighted central. Expert 3 reproduces the primary cash-flow lens exactly, as an identity, so the median of the three is the middle value of a set containing the answer it is supposedly checking — and here the median IS Expert 3, which is to say it is the discounted cash flow with a different label on it. An earlier draft of this study described the panel median as 'a useful check that the main result is not an artefact of the lens weights'. That sentence was wrong and it has been removed rather than softened.</w:t>
+      </w:r>
+    </w:p>
+    <w:p>
+      <w:pPr>
+        <w:spacing w:after="120" w:before="0"/>
+      </w:pPr>
+      <w:r>
+        <w:rPr>
+          <w:b w:val="0"/>
+          <w:i w:val="0"/>
+          <w:color w:val="1C3A36"/>
+          <w:sz w:val="21"/>
+        </w:rPr>
+        <w:t>What the panel does say is this. The two genuinely independent reads bracket the primary model: Expert 1's earnings-power method comes out ABOVE at EGP 10.98 and Expert 2's equity-side method comes out BELOW at EGP 8.72, a spread of EGP 2.25 — 24% of the weighted central. The cash-flow lens sits between them. Two methods that share no bridge, no terminal formula and no multiple disagreeing by a quarter of the answer is the honest measure of how much precision this company admits, and it is considerably less than any single lens implies on its own.</w:t>
       </w:r>
     </w:p>
     <w:p>
@@ -23392,7 +26676,7 @@
                 <w:color w:val="1C3A36"/>
                 <w:sz w:val="19"/>
               </w:rPr>
-              <w:t>All financial arithmetic in this study originates in an executed, asserting compute script; no figure is calculated in the narrative. The companion workbook is formula-driven — 901 live formulas against 279 entered numbers, of which the great majority are the input register itself and the two whole-model re-run grids.</w:t>
+              <w:t>All financial arithmetic in this study originates in an executed, asserting compute script; no figure is calculated in the narrative. The companion workbook is formula-driven — 1,114 live formulas against 224 entered numbers, of which the great majority are the input register itself and the two whole-model re-run grids.</w:t>
             </w:r>
           </w:p>
           <w:p>
@@ -23412,7 +26696,7 @@
                 <w:color w:val="1C3A36"/>
                 <w:sz w:val="19"/>
               </w:rPr>
-              <w:t>Both verification gates were run on the delivered workbook rather than on the script that wrote it: 901 of 901 formula cells reproduce the model's own value, with none unresolvable and none unchecked; and every input was perturbed in place with the whole workbook re-evaluated, confirming each moves the headline in the asserted direction with no dead inputs.</w:t>
+              <w:t>Both verification gates were run on the delivered workbook rather than on the script that wrote it: 1,114 of 1,114 formula cells reproduce the model's own value, with none unresolvable and none unchecked; and every input was perturbed in place with the whole workbook re-evaluated, confirming each moves the headline in the asserted direction with no dead inputs.</w:t>
             </w:r>
           </w:p>
           <w:p>

--- a/engine/amoc_study/AMOC_Valuation_Study_06-08-2026_public.docx
+++ b/engine/amoc_study/AMOC_Valuation_Study_06-08-2026_public.docx
@@ -272,7 +272,7 @@
           <w:color w:val="1C3A36"/>
           <w:sz w:val="21"/>
         </w:rPr>
-        <w:t>The volume story is real and recent. The transition half alone sold 808 thousand tonnes, +14.5% on the same period a year earlier and an annualised 1.616mn tonnes against 1.3mn in the June-2025 year. Exports of oils and waxes rose about 40% on entry into new markets. The first calendar quarter of 2026 carried it on: consolidated sales of EGP 10,510mn and profit of EGP 635mn, up 37%.</w:t>
+        <w:t>The volume story is real and recent. The transition half alone sold 808 thousand tonnes, +14.5% on the same period a year earlier and an annualised 1.616mn tonnes against 1.3mn in the June-2025 year. Exports of oils and waxes reached about 42 thousand tonnes in that half, up about 40% on entry into new markets. The first calendar quarter of 2026 carried it on: consolidated sales of EGP 10,510mn and profit of EGP 635mn, up 37%.</w:t>
       </w:r>
     </w:p>
     <w:p>
@@ -286,7 +286,7 @@
           <w:color w:val="1C3A36"/>
           <w:sz w:val="21"/>
         </w:rPr>
-        <w:t>On the primary construction the four lenses centre at EGP 9.34 a share against a market price of 9.10 — the central estimate sits about +3% above the market price. That gap is smaller than the disagreement AMONG the lenses and far smaller than the three-month price distribution in section 3, so it does not support a directional conclusion; the honest reading is that the study cannot distinguish this price from fair value. The lenses do not agree with each other, and that disagreement is the finding rather than a nuisance to be averaged away: the cash-flow lens says EGP 9.40, normalised earnings power says EGP 11.76, and the two lenses anchored on today's market — relative multiples at EGP 8.50 and book value at EGP 7.07 — say less. The spread is what a 31.6% front-end cost of capital does to a business whose growth is real but whose cash arrives over years.</w:t>
+        <w:t>On the primary construction the four lenses centre at EGP 9.38 a share against a market price of 9.10 — the central estimate sits about +3% above the market price. That gap is smaller than the disagreement AMONG the lenses and far smaller than the three-month price distribution in section 3, so it does not support a directional conclusion; the honest reading is that the study cannot distinguish this price from fair value. The lenses do not agree with each other, and that disagreement is the finding rather than a nuisance to be averaged away: the cash-flow lens says EGP 9.66, normalised earnings power says EGP 11.67, and the two lenses anchored on today's market — relative multiples at EGP 8.20 and book value at EGP 7.07 — say less. The spread is what a 31.6% front-end cost of capital does to a business whose growth is real but whose cash arrives over years.</w:t>
       </w:r>
     </w:p>
     <w:p>
@@ -460,7 +460,7 @@
                 <w:color w:val="1C3A36"/>
                 <w:sz w:val="16"/>
               </w:rPr>
-              <w:t>Five-year forecast; cost of capital gliding 31.6% → 16.5%; terminal growth 5%. TERMINAL VALUE = 61.7% OF ENTERPRISE VALUE</w:t>
+              <w:t>Five-year forecast; cost of capital gliding 31.6% → 16.5%; terminal growth 5%. TERMINAL VALUE = 63.6% OF ENTERPRISE VALUE</w:t>
             </w:r>
           </w:p>
         </w:tc>
@@ -478,7 +478,7 @@
                 <w:color w:val="1C3A36"/>
                 <w:sz w:val="16"/>
               </w:rPr>
-              <w:t>5.70 – 15.97</w:t>
+              <w:t>4.87 – 18.12</w:t>
             </w:r>
           </w:p>
         </w:tc>
@@ -496,7 +496,7 @@
                 <w:color w:val="1C3A36"/>
                 <w:sz w:val="16"/>
               </w:rPr>
-              <w:t>9.40</w:t>
+              <w:t>9.66</w:t>
             </w:r>
           </w:p>
         </w:tc>
@@ -514,7 +514,7 @@
                 <w:color w:val="1C3A36"/>
                 <w:sz w:val="16"/>
               </w:rPr>
-              <w:t>+3%</w:t>
+              <w:t>+6%</w:t>
             </w:r>
           </w:p>
         </w:tc>
@@ -550,7 +550,7 @@
                 <w:color w:val="1C3A36"/>
                 <w:sz w:val="16"/>
               </w:rPr>
-              <w:t>4.5× enterprise value to 2027E EBITDA, discounted back two years at the model's own factor; trailing multiple 4.5×</w:t>
+              <w:t>4.5× enterprise value to 2027E EBITDA, discounted back two years at the model's own factor; trailing multiple 4.8×</w:t>
             </w:r>
           </w:p>
         </w:tc>
@@ -568,7 +568,7 @@
                 <w:color w:val="1C3A36"/>
                 <w:sz w:val="16"/>
               </w:rPr>
-              <w:t>7.31 – 10.29</w:t>
+              <w:t>7.06 – 9.91</w:t>
             </w:r>
           </w:p>
         </w:tc>
@@ -586,7 +586,7 @@
                 <w:color w:val="1C3A36"/>
                 <w:sz w:val="16"/>
               </w:rPr>
-              <w:t>8.50</w:t>
+              <w:t>8.20</w:t>
             </w:r>
           </w:p>
         </w:tc>
@@ -604,7 +604,7 @@
                 <w:color w:val="1C3A36"/>
                 <w:sz w:val="16"/>
               </w:rPr>
-              <w:t>-7%</w:t>
+              <w:t>-10%</w:t>
             </w:r>
           </w:p>
         </w:tc>
@@ -640,7 +640,7 @@
                 <w:color w:val="1C3A36"/>
                 <w:sz w:val="16"/>
               </w:rPr>
-              <w:t>7.5× on 2028E attributable earnings of EGP 1.57 a share; a mid-cycle earnings-power statement, not a discounted present value</w:t>
+              <w:t>7.5× on 2028E attributable earnings of EGP 1.56 a share; a mid-cycle earnings-power statement, not a discounted present value</w:t>
             </w:r>
           </w:p>
         </w:tc>
@@ -658,7 +658,7 @@
                 <w:color w:val="1C3A36"/>
                 <w:sz w:val="16"/>
               </w:rPr>
-              <w:t>8.62 – 14.90</w:t>
+              <w:t>8.56 – 14.78</w:t>
             </w:r>
           </w:p>
         </w:tc>
@@ -676,7 +676,7 @@
                 <w:color w:val="1C3A36"/>
                 <w:sz w:val="16"/>
               </w:rPr>
-              <w:t>11.76</w:t>
+              <w:t>11.67</w:t>
             </w:r>
           </w:p>
         </w:tc>
@@ -694,7 +694,7 @@
                 <w:color w:val="1C3A36"/>
                 <w:sz w:val="16"/>
               </w:rPr>
-              <w:t>+29%</w:t>
+              <w:t>+28%</w:t>
             </w:r>
           </w:p>
         </w:tc>
@@ -844,7 +844,7 @@
                 <w:color w:val="1C3A36"/>
                 <w:sz w:val="16"/>
               </w:rPr>
-              <w:t>3.83 – 15.97</w:t>
+              <w:t>3.83 – 18.12</w:t>
             </w:r>
           </w:p>
         </w:tc>
@@ -864,7 +864,7 @@
                 <w:color w:val="1C3A36"/>
                 <w:sz w:val="16"/>
               </w:rPr>
-              <w:t>9.34</w:t>
+              <w:t>9.38</w:t>
             </w:r>
           </w:p>
         </w:tc>
@@ -938,7 +938,7 @@
                 <w:color w:val="1C3A36"/>
                 <w:sz w:val="16"/>
               </w:rPr>
-              <w:t>7.18 – 14.90</w:t>
+              <w:t>7.32 – 14.78</w:t>
             </w:r>
           </w:p>
         </w:tc>
@@ -956,7 +956,7 @@
                 <w:color w:val="1C3A36"/>
                 <w:sz w:val="16"/>
               </w:rPr>
-              <w:t>9.40</w:t>
+              <w:t>9.66</w:t>
             </w:r>
           </w:p>
         </w:tc>
@@ -974,7 +974,7 @@
                 <w:color w:val="1C3A36"/>
                 <w:sz w:val="16"/>
               </w:rPr>
-              <w:t>+3%</w:t>
+              <w:t>+6%</w:t>
             </w:r>
           </w:p>
         </w:tc>
@@ -1096,7 +1096,7 @@
           <w:color w:val="6E7B77"/>
           <w:sz w:val="17"/>
         </w:rPr>
-        <w:t>Terminal value as a percentage of enterprise value is stated in the first row and again in the enterprise-value bridge in section 1.8. At 61.7% it is a high but not unusual share for a business whose cost of capital is expected to fall by roughly 1,511 basis points over the forecast; the reader should treat the cash-flow lens as a statement about the terminal state at least as much as about the next five years.</w:t>
+        <w:t>Terminal value as a percentage of enterprise value is stated in the first row and again in the enterprise-value bridge in section 1.8. At 63.6% it is a high but not unusual share for a business whose cost of capital is expected to fall by roughly 1,511 basis points over the forecast; the reader should treat the cash-flow lens as a statement about the terminal state at least as much as about the next five years.</w:t>
       </w:r>
     </w:p>
     <w:p>
@@ -1681,7 +1681,7 @@
                 <w:color w:val="1C3A36"/>
                 <w:sz w:val="16"/>
               </w:rPr>
-              <w:t>5.70</w:t>
+              <w:t>4.87</w:t>
             </w:r>
           </w:p>
         </w:tc>
@@ -1701,7 +1701,7 @@
                 <w:color w:val="1C3A36"/>
                 <w:sz w:val="16"/>
               </w:rPr>
-              <w:t>9.40</w:t>
+              <w:t>9.66</w:t>
             </w:r>
           </w:p>
         </w:tc>
@@ -1721,7 +1721,7 @@
                 <w:color w:val="1C3A36"/>
                 <w:sz w:val="16"/>
               </w:rPr>
-              <w:t>15.97</w:t>
+              <w:t>18.12</w:t>
             </w:r>
           </w:p>
         </w:tc>
@@ -1743,7 +1743,7 @@
           <w:color w:val="6E7B77"/>
           <w:sz w:val="17"/>
         </w:rPr>
-        <w:t>The other three lenses take their ranges differently and it is worth saying so rather than letting the reader assume one convention: the relative lens is struck on multiples of 3.5× and 6.0× enterprise value to EBITDA against 4.5× in the base; normalised earnings power on price-to-earnings multiples of 5.5× and 9.5× against 7.5×; and the book lens by moving the sustainable return ±3 points and the growth rate, at a blended rather than perpetual cost of equity on the bear side. Only the cash-flow lens re-runs the model. Because the four conventions differ, the full span of EGP 3.83 to 15.97 in the summary table is the envelope of four differently-constructed ranges and should not be read as a distribution.</w:t>
+        <w:t>The other three lenses take their ranges differently and it is worth saying so rather than letting the reader assume one convention: the relative lens is struck on multiples of 3.5× and 6.0× enterprise value to EBITDA against 4.5× in the base; normalised earnings power on price-to-earnings multiples of 5.5× and 9.5× against 7.5×; and the book lens by moving the sustainable return ±3 points and the growth rate, at a blended rather than perpetual cost of equity on the bear side. Only the cash-flow lens re-runs the model. Because the four conventions differ, the full span of EGP 3.83 to 18.12 in the summary table is the envelope of four differently-constructed ranges and should not be read as a distribution.</w:t>
       </w:r>
     </w:p>
     <w:p>
@@ -1981,7 +1981,7 @@
                 <w:color w:val="1C3A36"/>
                 <w:sz w:val="16"/>
               </w:rPr>
-              <w:t>9,283</w:t>
+              <w:t>9,159</w:t>
             </w:r>
           </w:p>
         </w:tc>
@@ -1999,7 +1999,7 @@
                 <w:color w:val="1C3A36"/>
                 <w:sz w:val="16"/>
               </w:rPr>
-              <w:t>23.2%</w:t>
+              <w:t>22.9%</w:t>
             </w:r>
           </w:p>
         </w:tc>
@@ -2071,7 +2071,7 @@
                 <w:color w:val="1C3A36"/>
                 <w:sz w:val="16"/>
               </w:rPr>
-              <w:t>30,713</w:t>
+              <w:t>30,836</w:t>
             </w:r>
           </w:p>
         </w:tc>
@@ -2089,7 +2089,7 @@
                 <w:color w:val="1C3A36"/>
                 <w:sz w:val="16"/>
               </w:rPr>
-              <w:t>76.8%</w:t>
+              <w:t>77.1%</w:t>
             </w:r>
           </w:p>
         </w:tc>
@@ -2210,7 +2210,7 @@
           <w:color w:val="6E7B77"/>
           <w:sz w:val="17"/>
         </w:rPr>
-        <w:t>The specialty leg is 14% of the tonnage but 23% of the revenue, and a much larger share again of the margin. That is the whole investment case for the slate mix in one line. The two legs shown here are an AGGREGATION of the three product lines built in section 1.4 — base oils and paraffin wax added together — and not a separate estimate; readers wanting the line-by-line tonnage, dollar realisation and revenue should go there. An earlier edition of this study offered the implied fuel realisation of about USD 587 a tonne as the check 'that tells us the split is real rather than fitted to a target'. In that edition the fuel price was the RESIDUAL of base-year revenue, so the check was circular and the sentence has been withdrawn. In this edition every realisation is derived from the disclosed product table and the fuel figure is an OUTPUT of that table, not a plug.</w:t>
+        <w:t>The specialty leg is 14% of the tonnage but 23% of the revenue, and a much larger share again of the margin. That is the whole investment case for the slate mix in one line. The two legs shown here are an AGGREGATION of the three product lines built in section 1.4 — base oils and paraffin wax added together — and not a separate estimate; readers wanting the line-by-line tonnage, dollar realisation and revenue should go there. An earlier edition offered the implied fuel realisation as the check 'that tells us the split is real rather than fitted to a target'. In that edition the fuel price was the RESIDUAL of base-year revenue, so the check was circular and the sentence has been withdrawn. Section 1.5 now shows something the aggregation above conceals entirely: almost all of this company's gross profit is made on the specialty leg, and the fuel slate runs at or below break-even.</w:t>
       </w:r>
     </w:p>
     <w:p>
@@ -2238,7 +2238,7 @@
           <w:color w:val="1C3A36"/>
           <w:sz w:val="21"/>
         </w:rPr>
-        <w:t>A company turning over EGP 40.0bn runs on a balance sheet of EGP 8.1bn. That is an asset turnover near 4.9 times, extraordinary for a refiner, and it has two causes. The plant was commissioned between 1997 and 2000 and is substantially written down — at the depreciation charge the model carries, the residual book has roughly 5.5 years of life left in it. And the working-capital cycle is effectively funded by the counterparty: net working capital is about 2.0% of revenue, because the feedstock payable to the state petroleum corporation is the company's principal source of short-term funding.</w:t>
+        <w:t>A company turning over EGP 40.0bn runs on a balance sheet of EGP 8.1bn. That is an asset turnover near 4.9 times, extraordinary for a refiner, and it has two causes. The plant was commissioned between 1997 and 2000 and is substantially written down — at the depreciation charge the model carries, the residual book has roughly 5.4 years of life left in it. And the working-capital cycle is effectively funded by the counterparty: net working capital is about 2.0% of revenue, because the feedstock payable to the state petroleum corporation is the company's principal source of short-term funding.</w:t>
       </w:r>
     </w:p>
     <w:p>
@@ -2252,7 +2252,7 @@
           <w:color w:val="1C3A36"/>
           <w:sz w:val="21"/>
         </w:rPr>
-        <w:t>The consequence for the valuation is that this is a business with very little invested capital and therefore a very high accounting return on it — 38.6% in the base year on the reconstruction used here. That is a real feature, not an artefact, and it is why the terminal reinvestment the model requires to fund 5% of perpetual growth is only 9.9% of profit. It also carries a warning, which section 7 returns to: a return that high on a plant that old is partly a statement about depreciation, and the capital will eventually have to be replaced at something closer to replacement cost.</w:t>
+        <w:t>The consequence for the valuation is that this is a business with very little invested capital and therefore a very high accounting return on it — 35.5% in the base year on the reconstruction used here. That is a real feature, not an artefact, and it is why the terminal reinvestment the model requires to fund 5% of perpetual growth is only 9.3% of profit. It also carries a warning, which section 7 returns to: a return that high on a plant that old is partly a statement about depreciation, and the capital will eventually have to be replaced at something closer to replacement cost.</w:t>
       </w:r>
     </w:p>
     <w:p>
@@ -3113,7 +3113,7 @@
                 <w:color w:val="1C3A36"/>
                 <w:sz w:val="16"/>
               </w:rPr>
-              <w:t>1,224</w:t>
+              <w:t>1,230</w:t>
             </w:r>
           </w:p>
         </w:tc>
@@ -3131,7 +3131,7 @@
                 <w:color w:val="1C3A36"/>
                 <w:sz w:val="16"/>
               </w:rPr>
-              <w:t>1,444</w:t>
+              <w:t>1,141</w:t>
             </w:r>
           </w:p>
         </w:tc>
@@ -3149,7 +3149,7 @@
                 <w:color w:val="1C3A36"/>
                 <w:sz w:val="16"/>
               </w:rPr>
-              <w:t>1,620</w:t>
+              <w:t>1,484</w:t>
             </w:r>
           </w:p>
         </w:tc>
@@ -3295,7 +3295,7 @@
                 <w:color w:val="1C3A36"/>
                 <w:sz w:val="16"/>
               </w:rPr>
-              <w:t>442</w:t>
+              <w:t>437</w:t>
             </w:r>
           </w:p>
         </w:tc>
@@ -3313,7 +3313,7 @@
                 <w:color w:val="1C3A36"/>
                 <w:sz w:val="16"/>
               </w:rPr>
-              <w:t>253</w:t>
+              <w:t>556</w:t>
             </w:r>
           </w:p>
         </w:tc>
@@ -3331,7 +3331,7 @@
                 <w:color w:val="1C3A36"/>
                 <w:sz w:val="16"/>
               </w:rPr>
-              <w:t>10</w:t>
+              <w:t>145</w:t>
             </w:r>
           </w:p>
         </w:tc>
@@ -3487,7 +3487,7 @@
                 <w:color w:val="1C3A36"/>
                 <w:sz w:val="16"/>
               </w:rPr>
-              <w:t>22.6%</w:t>
+              <w:t>22.3%</w:t>
             </w:r>
           </w:p>
         </w:tc>
@@ -3505,7 +3505,7 @@
                 <w:color w:val="1C3A36"/>
                 <w:sz w:val="16"/>
               </w:rPr>
-              <w:t>12.5%</w:t>
+              <w:t>27.4%</w:t>
             </w:r>
           </w:p>
         </w:tc>
@@ -3523,7 +3523,7 @@
                 <w:color w:val="1C3A36"/>
                 <w:sz w:val="16"/>
               </w:rPr>
-              <w:t>0.5%</w:t>
+              <w:t>7.1%</w:t>
             </w:r>
           </w:p>
         </w:tc>
@@ -3545,7 +3545,7 @@
           <w:color w:val="1C3A36"/>
           <w:sz w:val="21"/>
         </w:rPr>
-        <w:t>EGP 760mn in the year to June 2023, 442mn, 253mn, and effectively nothing by calendar 2025. That is the profile of exchange gains on dollar export receivables through the 2022-to-2024 devaluation sequence, washing out as the pound stabilised. It explains the otherwise puzzling record of the last three years — revenue compounding hard while reported profit barely moved — because the operating result was rising as the currency windfall drained away.</w:t>
+        <w:t>EGP 760mn in the year to June 2023, 437mn, 556mn, and effectively nothing by calendar 2025. That is the profile of exchange gains on dollar export receivables through the 2022-to-2024 devaluation sequence, washing out as the pound stabilised. It explains the otherwise puzzling record of the last three years — revenue compounding hard while reported profit barely moved — because the operating result was rising as the currency windfall drained away.</w:t>
       </w:r>
     </w:p>
     <w:p>
@@ -3615,35 +3615,7 @@
           <w:color w:val="1C3A36"/>
           <w:sz w:val="21"/>
         </w:rPr>
-        <w:t>The two routes to the base year are reconciled in the open, and the reconciliation is NOT a clean agreement — read this paragraph before relying on the table below. Rolling the three disclosed lines forward gives EGP 43,677mn of calendar-2025 revenue; building the base year from two disclosed halves gives EGP 39,996mn. The line build is 8.4% too HIGH. That is a material gap, not a rounding difference, and it would be dishonest to present it as corroboration — an earlier draft of this paragraph did exactly that and the sentence has been removed.</w:t>
-      </w:r>
-    </w:p>
-    <w:p>
-      <w:pPr>
-        <w:spacing w:after="120" w:before="0"/>
-      </w:pPr>
-      <w:r>
-        <w:rPr>
-          <w:b w:val="0"/>
-          <w:i w:val="0"/>
-          <w:color w:val="1C3A36"/>
-          <w:sz w:val="21"/>
-        </w:rPr>
-        <w:t>Where the gap comes from is identifiable, and the direction is the giveaway. The disclosed product table is the year to June 2024, at 1.433mn tonnes. Calendar 2025 ran at 1.362mn tonnes — LOWER, by 5.0%, which is consistent with the company's own commentary on that bridge: volumes fell while value rose, because the currency moved further than the tonnage did. The roll-forward assumes volumes GREW across those eighteen months. So the 8.4% is very largely a volume error in the bridge between the two dates, not a disagreement about what the company earns per tonne — the dollar realisations survive it, because the same table produced both sides.</w:t>
-      </w:r>
-    </w:p>
-    <w:p>
-      <w:pPr>
-        <w:spacing w:after="120" w:before="0"/>
-      </w:pPr>
-      <w:r>
-        <w:rPr>
-          <w:b w:val="0"/>
-          <w:i w:val="0"/>
-          <w:color w:val="1C3A36"/>
-          <w:sz w:val="21"/>
-        </w:rPr>
-        <w:t>The gap is closed by scaling, not by explanation, and that is disclosed rather than buried. The single factor 0.9157 is applied to every line and every forecast year, so the filed halves win outright on the LEVEL and the disclosed table governs only the MIX and the per-tonne economics — which is the correct division of labour between the two sources, since the halves are filed and the table is reported. What a reader should take from it is a caution about precision: an input the model is prepared to scale by 8.4% is not an input that supports three-significant-figure claims about any single line's revenue. The mix conclusions in the next section are robust to the factor because it multiplies every line identically and therefore cancels out of every share and every margin; the absolute revenue level is not, and rests on the filed halves alone.</w:t>
+        <w:t>There is no reconciliation factor in this edition, and no assumed price growth either. Both are replaced by something the earlier build did not have: a crude reference that prices the product AND the feedstock. Every realisation is the Brent deck times a CRACK MULTIPLE solved from the disclosed table — base oils 1.898 times crude parity, paraffin wax 1.737 times, and the fuel and by-product slate 0.998 times, which is to say at parity. Those three numbers are the disclosed product table divided by the crude price. They are not fitted to anything, and that base oil prints near 1.9 times crude, wax near 1.7 and a gas-oil blend within a per cent of parity is the textbook shape of a lube refinery's slate — the strongest single piece of evidence available here that the product table is genuine.</w:t>
       </w:r>
     </w:p>
     <w:tbl>
@@ -4601,7 +4573,7 @@
                 <w:color w:val="1C3A36"/>
                 <w:sz w:val="15"/>
               </w:rPr>
-              <w:t>PRICE (USD / tonne)</w:t>
+              <w:t>CRUDE AND REALISATIONS (USD)</w:t>
             </w:r>
           </w:p>
         </w:tc>
@@ -4753,7 +4725,7 @@
                 <w:color w:val="1C3A36"/>
                 <w:sz w:val="15"/>
               </w:rPr>
-              <w:t xml:space="preserve">   Base oils</w:t>
+              <w:t xml:space="preserve">   Brent equivalent, per barrel</w:t>
             </w:r>
           </w:p>
         </w:tc>
@@ -4771,7 +4743,7 @@
                 <w:color w:val="1C3A36"/>
                 <w:sz w:val="15"/>
               </w:rPr>
-              <w:t>1,100</w:t>
+              <w:t>84.0</w:t>
             </w:r>
           </w:p>
         </w:tc>
@@ -4789,7 +4761,7 @@
                 <w:color w:val="1C3A36"/>
                 <w:sz w:val="15"/>
               </w:rPr>
-              <w:t>1,133</w:t>
+              <w:t>78.4</w:t>
             </w:r>
           </w:p>
         </w:tc>
@@ -4807,7 +4779,7 @@
                 <w:color w:val="1C3A36"/>
                 <w:sz w:val="15"/>
               </w:rPr>
-              <w:t>1,156</w:t>
+              <w:t>78.4</w:t>
             </w:r>
           </w:p>
         </w:tc>
@@ -4825,7 +4797,7 @@
                 <w:color w:val="1C3A36"/>
                 <w:sz w:val="15"/>
               </w:rPr>
-              <w:t>1,179</w:t>
+              <w:t>80.1</w:t>
             </w:r>
           </w:p>
         </w:tc>
@@ -4843,7 +4815,7 @@
                 <w:color w:val="1C3A36"/>
                 <w:sz w:val="15"/>
               </w:rPr>
-              <w:t>1,202</w:t>
+              <w:t>81.8</w:t>
             </w:r>
           </w:p>
         </w:tc>
@@ -4861,7 +4833,7 @@
                 <w:color w:val="1C3A36"/>
                 <w:sz w:val="15"/>
               </w:rPr>
-              <w:t>1,226</w:t>
+              <w:t>83.4</w:t>
             </w:r>
           </w:p>
         </w:tc>
@@ -4879,7 +4851,7 @@
                 <w:color w:val="1C3A36"/>
                 <w:sz w:val="15"/>
               </w:rPr>
-              <w:t>1,251</w:t>
+              <w:t>85.1</w:t>
             </w:r>
           </w:p>
         </w:tc>
@@ -4898,7 +4870,7 @@
                 <w:color w:val="1C3A36"/>
                 <w:sz w:val="15"/>
               </w:rPr>
-              <w:t xml:space="preserve">   Paraffin wax</w:t>
+              <w:t xml:space="preserve">   Base oils — per tonne</w:t>
             </w:r>
           </w:p>
         </w:tc>
@@ -4916,7 +4888,7 @@
                 <w:color w:val="1C3A36"/>
                 <w:sz w:val="15"/>
               </w:rPr>
-              <w:t>1,007</w:t>
+              <w:t>1,100</w:t>
             </w:r>
           </w:p>
         </w:tc>
@@ -4934,7 +4906,7 @@
                 <w:color w:val="1C3A36"/>
                 <w:sz w:val="15"/>
               </w:rPr>
-              <w:t>1,045</w:t>
+              <w:t>1,026</w:t>
             </w:r>
           </w:p>
         </w:tc>
@@ -4952,7 +4924,7 @@
                 <w:color w:val="1C3A36"/>
                 <w:sz w:val="15"/>
               </w:rPr>
-              <w:t>1,071</w:t>
+              <w:t>1,026</w:t>
             </w:r>
           </w:p>
         </w:tc>
@@ -4970,7 +4942,7 @@
                 <w:color w:val="1C3A36"/>
                 <w:sz w:val="15"/>
               </w:rPr>
-              <w:t>1,097</w:t>
+              <w:t>1,048</w:t>
             </w:r>
           </w:p>
         </w:tc>
@@ -4988,7 +4960,7 @@
                 <w:color w:val="1C3A36"/>
                 <w:sz w:val="15"/>
               </w:rPr>
-              <w:t>1,119</w:t>
+              <w:t>1,070</w:t>
             </w:r>
           </w:p>
         </w:tc>
@@ -5006,7 +4978,7 @@
                 <w:color w:val="1C3A36"/>
                 <w:sz w:val="15"/>
               </w:rPr>
-              <w:t>1,142</w:t>
+              <w:t>1,092</w:t>
             </w:r>
           </w:p>
         </w:tc>
@@ -5024,7 +4996,7 @@
                 <w:color w:val="1C3A36"/>
                 <w:sz w:val="15"/>
               </w:rPr>
-              <w:t>1,165</w:t>
+              <w:t>1,114</w:t>
             </w:r>
           </w:p>
         </w:tc>
@@ -5043,7 +5015,7 @@
                 <w:color w:val="1C3A36"/>
                 <w:sz w:val="15"/>
               </w:rPr>
-              <w:t xml:space="preserve">   Fuel and by-products</w:t>
+              <w:t xml:space="preserve">   Paraffin wax — per tonne</w:t>
             </w:r>
           </w:p>
         </w:tc>
@@ -5061,7 +5033,7 @@
                 <w:color w:val="1C3A36"/>
                 <w:sz w:val="15"/>
               </w:rPr>
-              <w:t>578</w:t>
+              <w:t>1,007</w:t>
             </w:r>
           </w:p>
         </w:tc>
@@ -5079,7 +5051,7 @@
                 <w:color w:val="1C3A36"/>
                 <w:sz w:val="15"/>
               </w:rPr>
-              <w:t>587</w:t>
+              <w:t>939</w:t>
             </w:r>
           </w:p>
         </w:tc>
@@ -5097,7 +5069,7 @@
                 <w:color w:val="1C3A36"/>
                 <w:sz w:val="15"/>
               </w:rPr>
-              <w:t>593</w:t>
+              <w:t>939</w:t>
             </w:r>
           </w:p>
         </w:tc>
@@ -5115,7 +5087,7 @@
                 <w:color w:val="1C3A36"/>
                 <w:sz w:val="15"/>
               </w:rPr>
-              <w:t>605</w:t>
+              <w:t>959</w:t>
             </w:r>
           </w:p>
         </w:tc>
@@ -5133,7 +5105,7 @@
                 <w:color w:val="1C3A36"/>
                 <w:sz w:val="15"/>
               </w:rPr>
-              <w:t>617</w:t>
+              <w:t>980</w:t>
             </w:r>
           </w:p>
         </w:tc>
@@ -5151,7 +5123,7 @@
                 <w:color w:val="1C3A36"/>
                 <w:sz w:val="15"/>
               </w:rPr>
-              <w:t>629</w:t>
+              <w:t>1,000</w:t>
             </w:r>
           </w:p>
         </w:tc>
@@ -5169,7 +5141,7 @@
                 <w:color w:val="1C3A36"/>
                 <w:sz w:val="15"/>
               </w:rPr>
-              <w:t>642</w:t>
+              <w:t>1,020</w:t>
             </w:r>
           </w:p>
         </w:tc>
@@ -5178,6 +5150,151 @@
         <w:tc>
           <w:tcPr>
             <w:tcW w:type="dxa" w:w="2333"/>
+          </w:tcPr>
+          <w:p>
+            <w:pPr>
+              <w:spacing w:after="20"/>
+            </w:pPr>
+            <w:r>
+              <w:rPr>
+                <w:color w:val="1C3A36"/>
+                <w:sz w:val="15"/>
+              </w:rPr>
+              <w:t xml:space="preserve">   Fuel and by-products — per tonne</w:t>
+            </w:r>
+          </w:p>
+        </w:tc>
+        <w:tc>
+          <w:tcPr>
+            <w:tcW w:type="dxa" w:w="1123"/>
+          </w:tcPr>
+          <w:p>
+            <w:pPr>
+              <w:spacing w:after="20"/>
+              <w:jc w:val="right"/>
+            </w:pPr>
+            <w:r>
+              <w:rPr>
+                <w:color w:val="1C3A36"/>
+                <w:sz w:val="15"/>
+              </w:rPr>
+              <w:t>578</w:t>
+            </w:r>
+          </w:p>
+        </w:tc>
+        <w:tc>
+          <w:tcPr>
+            <w:tcW w:type="dxa" w:w="1037"/>
+          </w:tcPr>
+          <w:p>
+            <w:pPr>
+              <w:spacing w:after="20"/>
+              <w:jc w:val="right"/>
+            </w:pPr>
+            <w:r>
+              <w:rPr>
+                <w:color w:val="1C3A36"/>
+                <w:sz w:val="15"/>
+              </w:rPr>
+              <w:t>540</w:t>
+            </w:r>
+          </w:p>
+        </w:tc>
+        <w:tc>
+          <w:tcPr>
+            <w:tcW w:type="dxa" w:w="1037"/>
+          </w:tcPr>
+          <w:p>
+            <w:pPr>
+              <w:spacing w:after="20"/>
+              <w:jc w:val="right"/>
+            </w:pPr>
+            <w:r>
+              <w:rPr>
+                <w:color w:val="1C3A36"/>
+                <w:sz w:val="15"/>
+              </w:rPr>
+              <w:t>540</w:t>
+            </w:r>
+          </w:p>
+        </w:tc>
+        <w:tc>
+          <w:tcPr>
+            <w:tcW w:type="dxa" w:w="1037"/>
+          </w:tcPr>
+          <w:p>
+            <w:pPr>
+              <w:spacing w:after="20"/>
+              <w:jc w:val="right"/>
+            </w:pPr>
+            <w:r>
+              <w:rPr>
+                <w:color w:val="1C3A36"/>
+                <w:sz w:val="15"/>
+              </w:rPr>
+              <w:t>551</w:t>
+            </w:r>
+          </w:p>
+        </w:tc>
+        <w:tc>
+          <w:tcPr>
+            <w:tcW w:type="dxa" w:w="1037"/>
+          </w:tcPr>
+          <w:p>
+            <w:pPr>
+              <w:spacing w:after="20"/>
+              <w:jc w:val="right"/>
+            </w:pPr>
+            <w:r>
+              <w:rPr>
+                <w:color w:val="1C3A36"/>
+                <w:sz w:val="15"/>
+              </w:rPr>
+              <w:t>563</w:t>
+            </w:r>
+          </w:p>
+        </w:tc>
+        <w:tc>
+          <w:tcPr>
+            <w:tcW w:type="dxa" w:w="1037"/>
+          </w:tcPr>
+          <w:p>
+            <w:pPr>
+              <w:spacing w:after="20"/>
+              <w:jc w:val="right"/>
+            </w:pPr>
+            <w:r>
+              <w:rPr>
+                <w:color w:val="1C3A36"/>
+                <w:sz w:val="15"/>
+              </w:rPr>
+              <w:t>574</w:t>
+            </w:r>
+          </w:p>
+        </w:tc>
+        <w:tc>
+          <w:tcPr>
+            <w:tcW w:type="dxa" w:w="1037"/>
+          </w:tcPr>
+          <w:p>
+            <w:pPr>
+              <w:spacing w:after="20"/>
+              <w:jc w:val="right"/>
+            </w:pPr>
+            <w:r>
+              <w:rPr>
+                <w:color w:val="1C3A36"/>
+                <w:sz w:val="15"/>
+              </w:rPr>
+              <w:t>586</w:t>
+            </w:r>
+          </w:p>
+        </w:tc>
+      </w:tr>
+      <w:tr>
+        <w:tc>
+          <w:tcPr>
+            <w:tcW w:type="dxa" w:w="2333"/>
             <w:shd w:val="clear" w:color="auto" w:fill="F6F1E6"/>
           </w:tcPr>
           <w:p>
@@ -5539,7 +5656,7 @@
                 <w:color w:val="1C3A36"/>
                 <w:sz w:val="15"/>
               </w:rPr>
-              <w:t>5,503</w:t>
+              <w:t>5,945</w:t>
             </w:r>
           </w:p>
         </w:tc>
@@ -5557,7 +5674,7 @@
                 <w:color w:val="1C3A36"/>
                 <w:sz w:val="15"/>
               </w:rPr>
-              <w:t>6,887</w:t>
+              <w:t>6,679</w:t>
             </w:r>
           </w:p>
         </w:tc>
@@ -5575,7 +5692,7 @@
                 <w:color w:val="1C3A36"/>
                 <w:sz w:val="15"/>
               </w:rPr>
-              <w:t>7,775</w:t>
+              <w:t>7,551</w:t>
             </w:r>
           </w:p>
         </w:tc>
@@ -5593,7 +5710,7 @@
                 <w:color w:val="1C3A36"/>
                 <w:sz w:val="15"/>
               </w:rPr>
-              <w:t>8,659</w:t>
+              <w:t>8,418</w:t>
             </w:r>
           </w:p>
         </w:tc>
@@ -5611,7 +5728,7 @@
                 <w:color w:val="1C3A36"/>
                 <w:sz w:val="15"/>
               </w:rPr>
-              <w:t>9,530</w:t>
+              <w:t>9,269</w:t>
             </w:r>
           </w:p>
         </w:tc>
@@ -5629,7 +5746,7 @@
                 <w:color w:val="1C3A36"/>
                 <w:sz w:val="15"/>
               </w:rPr>
-              <w:t>10,395</w:t>
+              <w:t>10,112</w:t>
             </w:r>
           </w:p>
         </w:tc>
@@ -5684,7 +5801,7 @@
                 <w:color w:val="1C3A36"/>
                 <w:sz w:val="15"/>
               </w:rPr>
-              <w:t>2,998</w:t>
+              <w:t>3,215</w:t>
             </w:r>
           </w:p>
         </w:tc>
@@ -5702,7 +5819,7 @@
                 <w:color w:val="1C3A36"/>
                 <w:sz w:val="15"/>
               </w:rPr>
-              <w:t>3,823</w:t>
+              <w:t>3,662</w:t>
             </w:r>
           </w:p>
         </w:tc>
@@ -5720,7 +5837,7 @@
                 <w:color w:val="1C3A36"/>
                 <w:sz w:val="15"/>
               </w:rPr>
-              <w:t>4,398</w:t>
+              <w:t>4,199</w:t>
             </w:r>
           </w:p>
         </w:tc>
@@ -5738,7 +5855,7 @@
                 <w:color w:val="1C3A36"/>
                 <w:sz w:val="15"/>
               </w:rPr>
-              <w:t>4,946</w:t>
+              <w:t>4,727</w:t>
             </w:r>
           </w:p>
         </w:tc>
@@ -5756,7 +5873,7 @@
                 <w:color w:val="1C3A36"/>
                 <w:sz w:val="15"/>
               </w:rPr>
-              <w:t>5,480</w:t>
+              <w:t>5,240</w:t>
             </w:r>
           </w:p>
         </w:tc>
@@ -5774,7 +5891,7 @@
                 <w:color w:val="1C3A36"/>
                 <w:sz w:val="15"/>
               </w:rPr>
-              <w:t>6,023</w:t>
+              <w:t>5,760</w:t>
             </w:r>
           </w:p>
         </w:tc>
@@ -5829,7 +5946,7 @@
                 <w:color w:val="1C3A36"/>
                 <w:sz w:val="15"/>
               </w:rPr>
-              <w:t>28,125</w:t>
+              <w:t>30,836</w:t>
             </w:r>
           </w:p>
         </w:tc>
@@ -5847,7 +5964,7 @@
                 <w:color w:val="1C3A36"/>
                 <w:sz w:val="15"/>
               </w:rPr>
-              <w:t>34,043</w:t>
+              <w:t>33,841</w:t>
             </w:r>
           </w:p>
         </w:tc>
@@ -5865,7 +5982,7 @@
                 <w:color w:val="1C3A36"/>
                 <w:sz w:val="15"/>
               </w:rPr>
-              <w:t>37,740</w:t>
+              <w:t>37,569</w:t>
             </w:r>
           </w:p>
         </w:tc>
@@ -5883,7 +6000,7 @@
                 <w:color w:val="1C3A36"/>
                 <w:sz w:val="15"/>
               </w:rPr>
-              <w:t>41,513</w:t>
+              <w:t>41,364</w:t>
             </w:r>
           </w:p>
         </w:tc>
@@ -5901,7 +6018,7 @@
                 <w:color w:val="1C3A36"/>
                 <w:sz w:val="15"/>
               </w:rPr>
-              <w:t>45,245</w:t>
+              <w:t>45,107</w:t>
             </w:r>
           </w:p>
         </w:tc>
@@ -5919,7 +6036,7 @@
                 <w:color w:val="1C3A36"/>
                 <w:sz w:val="15"/>
               </w:rPr>
-              <w:t>48,920</w:t>
+              <w:t>48,778</w:t>
             </w:r>
           </w:p>
         </w:tc>
@@ -6000,7 +6117,7 @@
                 <w:color w:val="1C3A36"/>
                 <w:sz w:val="15"/>
               </w:rPr>
-              <w:t>44,752</w:t>
+              <w:t>44,182</w:t>
             </w:r>
           </w:p>
         </w:tc>
@@ -6020,7 +6137,7 @@
                 <w:color w:val="1C3A36"/>
                 <w:sz w:val="15"/>
               </w:rPr>
-              <w:t>49,913</w:t>
+              <w:t>49,319</w:t>
             </w:r>
           </w:p>
         </w:tc>
@@ -6040,7 +6157,7 @@
                 <w:color w:val="1C3A36"/>
                 <w:sz w:val="15"/>
               </w:rPr>
-              <w:t>55,118</w:t>
+              <w:t>54,509</w:t>
             </w:r>
           </w:p>
         </w:tc>
@@ -6060,7 +6177,7 @@
                 <w:color w:val="1C3A36"/>
                 <w:sz w:val="15"/>
               </w:rPr>
-              <w:t>60,254</w:t>
+              <w:t>59,616</w:t>
             </w:r>
           </w:p>
         </w:tc>
@@ -6080,7 +6197,7 @@
                 <w:color w:val="1C3A36"/>
                 <w:sz w:val="15"/>
               </w:rPr>
-              <w:t>65,338</w:t>
+              <w:t>64,650</w:t>
             </w:r>
           </w:p>
         </w:tc>
@@ -6102,7 +6219,7 @@
           <w:color w:val="6E7B77"/>
           <w:sz w:val="17"/>
         </w:rPr>
-        <w:t>Volume growth tapers from 5.0% to 2.3% on the fuel slate and from 7.5% to 3.2% on base oils. The step-change is already IN the base year — the transition half annualises to 1.616mn tonnes against 1.3mn in the June-2025 year — so the forecast carries only the residual utilisation gain and then maintenance growth. The two specialty lines grow faster on the export push and lift their share of revenue from 23.9% to 25.1%. The first column is the DISCLOSED table; everything to the right of it is that table rolled forward on volumes and dollar prices, translated at the exchange-rate path, and scaled by the single reconciliation factor 0.9157.</w:t>
+        <w:t>The base-year column carries a crude EQUIVALENT of $78.4 a barrel against a published 2025 Brent average nearer $70 — a premium of +12.0%, which is what the disclosed revenue requires at the disclosed tonnage and the solved crack multiples. That premium is CARRIED into the forecast rather than dropped, because dropping it would silently reprice every product line on the first forecast day. It is the honest successor to the blanket reconciliation factor the previous edition applied: same job, but a number that means something physical and that a reader can disagree with.</w:t>
       </w:r>
     </w:p>
     <w:p>
@@ -6156,7 +6273,7 @@
           <w:color w:val="6E7B77"/>
           <w:sz w:val="17"/>
         </w:rPr>
-        <w:t>Figure 2 — revenue by product line with the EBITDA margin on the right axis. The margin widens on mix alone: the per-line margins are fixed for the whole forecast.</w:t>
+        <w:t>Figure 2 — revenue by product line with the EBITDA margin on the right axis.</w:t>
       </w:r>
     </w:p>
     <w:p>
@@ -6170,7 +6287,7 @@
           <w:color w:val="1C3A36"/>
           <w:sz w:val="24"/>
         </w:rPr>
-        <w:t>1.5  The gross margin is now an OUTPUT of the mix, not an assumption</w:t>
+        <w:t>1.5  The cost side, built per tonne — and what it says about the fuel slate</w:t>
       </w:r>
     </w:p>
     <w:p>
@@ -6184,21 +6301,7 @@
           <w:color w:val="1C3A36"/>
           <w:sz w:val="21"/>
         </w:rPr>
-        <w:t>The previous edition assumed a gross-margin path rising from 6.50% to 6.88% and captioned the chart 'the margin widens on mix'. There was no mix mechanism in that model — there were no per-line margins for a mix to act on, and an external review was right to call the caption an assumption presented as a consequence. It is now a consequence.</w:t>
-      </w:r>
-    </w:p>
-    <w:p>
-      <w:pPr>
-        <w:spacing w:after="120" w:before="0"/>
-      </w:pPr>
-      <w:r>
-        <w:rPr>
-          <w:b w:val="0"/>
-          <w:i w:val="0"/>
-          <w:color w:val="1C3A36"/>
-          <w:sz w:val="21"/>
-        </w:rPr>
-        <w:t>Two leg margins are SOLVED, not assumed. Requiring the blend to equal the base-year margin of 6.40% at the base-year mix, with the specialty slate earning 3.5 times the fuel slate, gives a specialty margin of 14.18% and a fuel margin of 4.05%. Those two constants never change. Every forecast year's blended margin is just those two numbers re-weighted by that year's revenue mix.</w:t>
+        <w:t>This is the section the previous edition did not have, and its absence was the single largest weakness in that model. Cost of sales is 93.9% of revenue on this company. Modelling it as revenue times one minus an assumed margin means the assumption IS the valuation. It is now built.</w:t>
       </w:r>
     </w:p>
     <w:tbl>
@@ -6224,17 +6327,15 @@
         <w:tblLayout w:type="fixed"/>
       </w:tblPr>
       <w:tblGrid>
-        <w:gridCol w:w="3384"/>
-        <w:gridCol w:w="1325"/>
-        <w:gridCol w:w="1325"/>
-        <w:gridCol w:w="1325"/>
-        <w:gridCol w:w="1325"/>
-        <w:gridCol w:w="1325"/>
+        <w:gridCol w:w="2232"/>
+        <w:gridCol w:w="3960"/>
+        <w:gridCol w:w="1656"/>
+        <w:gridCol w:w="1800"/>
       </w:tblGrid>
       <w:tr>
         <w:tc>
           <w:tcPr>
-            <w:tcW w:type="dxa" w:w="3384"/>
+            <w:tcW w:type="dxa" w:w="2232"/>
             <w:shd w:val="clear" w:color="auto" w:fill="EAF0EE"/>
           </w:tcPr>
           <w:p>
@@ -6247,12 +6348,13 @@
                 <w:color w:val="1C3A36"/>
                 <w:sz w:val="16"/>
               </w:rPr>
-            </w:r>
-          </w:p>
-        </w:tc>
-        <w:tc>
-          <w:tcPr>
-            <w:tcW w:type="dxa" w:w="1325"/>
+              <w:t>Component</w:t>
+            </w:r>
+          </w:p>
+        </w:tc>
+        <w:tc>
+          <w:tcPr>
+            <w:tcW w:type="dxa" w:w="3960"/>
             <w:shd w:val="clear" w:color="auto" w:fill="EAF0EE"/>
           </w:tcPr>
           <w:p>
@@ -6265,13 +6367,13 @@
                 <w:color w:val="1C3A36"/>
                 <w:sz w:val="16"/>
               </w:rPr>
-              <w:t>2026E</w:t>
-            </w:r>
-          </w:p>
-        </w:tc>
-        <w:tc>
-          <w:tcPr>
-            <w:tcW w:type="dxa" w:w="1325"/>
+              <w:t>Basis</w:t>
+            </w:r>
+          </w:p>
+        </w:tc>
+        <w:tc>
+          <w:tcPr>
+            <w:tcW w:type="dxa" w:w="1656"/>
             <w:shd w:val="clear" w:color="auto" w:fill="EAF0EE"/>
           </w:tcPr>
           <w:p>
@@ -6284,13 +6386,13 @@
                 <w:color w:val="1C3A36"/>
                 <w:sz w:val="16"/>
               </w:rPr>
-              <w:t>2027E</w:t>
-            </w:r>
-          </w:p>
-        </w:tc>
-        <w:tc>
-          <w:tcPr>
-            <w:tcW w:type="dxa" w:w="1325"/>
+              <w:t>CY2025 (EGP mn)</w:t>
+            </w:r>
+          </w:p>
+        </w:tc>
+        <w:tc>
+          <w:tcPr>
+            <w:tcW w:type="dxa" w:w="1800"/>
             <w:shd w:val="clear" w:color="auto" w:fill="EAF0EE"/>
           </w:tcPr>
           <w:p>
@@ -6303,45 +6405,7 @@
                 <w:color w:val="1C3A36"/>
                 <w:sz w:val="16"/>
               </w:rPr>
-              <w:t>2028E</w:t>
-            </w:r>
-          </w:p>
-        </w:tc>
-        <w:tc>
-          <w:tcPr>
-            <w:tcW w:type="dxa" w:w="1325"/>
-            <w:shd w:val="clear" w:color="auto" w:fill="EAF0EE"/>
-          </w:tcPr>
-          <w:p>
-            <w:pPr>
-              <w:spacing w:after="20"/>
-            </w:pPr>
-            <w:r>
-              <w:rPr>
-                <w:b/>
-                <w:color w:val="1C3A36"/>
-                <w:sz w:val="16"/>
-              </w:rPr>
-              <w:t>2029E</w:t>
-            </w:r>
-          </w:p>
-        </w:tc>
-        <w:tc>
-          <w:tcPr>
-            <w:tcW w:type="dxa" w:w="1325"/>
-            <w:shd w:val="clear" w:color="auto" w:fill="EAF0EE"/>
-          </w:tcPr>
-          <w:p>
-            <w:pPr>
-              <w:spacing w:after="20"/>
-            </w:pPr>
-            <w:r>
-              <w:rPr>
-                <w:b/>
-                <w:color w:val="1C3A36"/>
-                <w:sz w:val="16"/>
-              </w:rPr>
-              <w:t>2030E</w:t>
+              <w:t>Per tonne of product</w:t>
             </w:r>
           </w:p>
         </w:tc>
@@ -6349,108 +6413,71 @@
       <w:tr>
         <w:tc>
           <w:tcPr>
-            <w:tcW w:type="dxa" w:w="3384"/>
-          </w:tcPr>
-          <w:p>
-            <w:pPr>
-              <w:spacing w:after="20"/>
-            </w:pPr>
-            <w:r>
-              <w:rPr>
-                <w:color w:val="1C3A36"/>
-                <w:sz w:val="16"/>
-              </w:rPr>
-              <w:t>Specialty share of revenue</w:t>
-            </w:r>
-          </w:p>
-        </w:tc>
-        <w:tc>
-          <w:tcPr>
-            <w:tcW w:type="dxa" w:w="1325"/>
-          </w:tcPr>
-          <w:p>
-            <w:pPr>
-              <w:spacing w:after="20"/>
-              <w:jc w:val="right"/>
-            </w:pPr>
-            <w:r>
-              <w:rPr>
-                <w:color w:val="1C3A36"/>
-                <w:sz w:val="16"/>
-              </w:rPr>
-              <w:t>23.9%</w:t>
-            </w:r>
-          </w:p>
-        </w:tc>
-        <w:tc>
-          <w:tcPr>
-            <w:tcW w:type="dxa" w:w="1325"/>
-          </w:tcPr>
-          <w:p>
-            <w:pPr>
-              <w:spacing w:after="20"/>
-              <w:jc w:val="right"/>
-            </w:pPr>
-            <w:r>
-              <w:rPr>
-                <w:color w:val="1C3A36"/>
-                <w:sz w:val="16"/>
-              </w:rPr>
-              <w:t>24.4%</w:t>
-            </w:r>
-          </w:p>
-        </w:tc>
-        <w:tc>
-          <w:tcPr>
-            <w:tcW w:type="dxa" w:w="1325"/>
-          </w:tcPr>
-          <w:p>
-            <w:pPr>
-              <w:spacing w:after="20"/>
-              <w:jc w:val="right"/>
-            </w:pPr>
-            <w:r>
-              <w:rPr>
-                <w:color w:val="1C3A36"/>
-                <w:sz w:val="16"/>
-              </w:rPr>
-              <w:t>24.7%</w:t>
-            </w:r>
-          </w:p>
-        </w:tc>
-        <w:tc>
-          <w:tcPr>
-            <w:tcW w:type="dxa" w:w="1325"/>
-          </w:tcPr>
-          <w:p>
-            <w:pPr>
-              <w:spacing w:after="20"/>
-              <w:jc w:val="right"/>
-            </w:pPr>
-            <w:r>
-              <w:rPr>
-                <w:color w:val="1C3A36"/>
-                <w:sz w:val="16"/>
-              </w:rPr>
-              <w:t>24.9%</w:t>
-            </w:r>
-          </w:p>
-        </w:tc>
-        <w:tc>
-          <w:tcPr>
-            <w:tcW w:type="dxa" w:w="1325"/>
-          </w:tcPr>
-          <w:p>
-            <w:pPr>
-              <w:spacing w:after="20"/>
-              <w:jc w:val="right"/>
-            </w:pPr>
-            <w:r>
-              <w:rPr>
-                <w:color w:val="1C3A36"/>
-                <w:sz w:val="16"/>
-              </w:rPr>
-              <w:t>25.1%</w:t>
+            <w:tcW w:type="dxa" w:w="2232"/>
+          </w:tcPr>
+          <w:p>
+            <w:pPr>
+              <w:spacing w:after="20"/>
+            </w:pPr>
+            <w:r>
+              <w:rPr>
+                <w:color w:val="1C3A36"/>
+                <w:sz w:val="16"/>
+              </w:rPr>
+              <w:t>Feedstock</w:t>
+            </w:r>
+          </w:p>
+        </w:tc>
+        <w:tc>
+          <w:tcPr>
+            <w:tcW w:type="dxa" w:w="3960"/>
+          </w:tcPr>
+          <w:p>
+            <w:pPr>
+              <w:spacing w:after="20"/>
+            </w:pPr>
+            <w:r>
+              <w:rPr>
+                <w:color w:val="1C3A36"/>
+                <w:sz w:val="16"/>
+              </w:rPr>
+              <w:t>Crude parity × a differential SOLVED on disclosed cost of sales</w:t>
+            </w:r>
+          </w:p>
+        </w:tc>
+        <w:tc>
+          <w:tcPr>
+            <w:tcW w:type="dxa" w:w="1656"/>
+          </w:tcPr>
+          <w:p>
+            <w:pPr>
+              <w:spacing w:after="20"/>
+              <w:jc w:val="right"/>
+            </w:pPr>
+            <w:r>
+              <w:rPr>
+                <w:color w:val="1C3A36"/>
+                <w:sz w:val="16"/>
+              </w:rPr>
+              <w:t>34,095</w:t>
+            </w:r>
+          </w:p>
+        </w:tc>
+        <w:tc>
+          <w:tcPr>
+            <w:tcW w:type="dxa" w:w="1800"/>
+          </w:tcPr>
+          <w:p>
+            <w:pPr>
+              <w:spacing w:after="20"/>
+              <w:jc w:val="right"/>
+            </w:pPr>
+            <w:r>
+              <w:rPr>
+                <w:color w:val="1C3A36"/>
+                <w:sz w:val="16"/>
+              </w:rPr>
+              <w:t>USD 514</w:t>
             </w:r>
           </w:p>
         </w:tc>
@@ -6458,7 +6485,223 @@
       <w:tr>
         <w:tc>
           <w:tcPr>
-            <w:tcW w:type="dxa" w:w="3384"/>
+            <w:tcW w:type="dxa" w:w="2232"/>
+          </w:tcPr>
+          <w:p>
+            <w:pPr>
+              <w:spacing w:after="20"/>
+            </w:pPr>
+            <w:r>
+              <w:rPr>
+                <w:color w:val="1C3A36"/>
+                <w:sz w:val="16"/>
+              </w:rPr>
+              <w:t>Energy and utilities</w:t>
+            </w:r>
+          </w:p>
+        </w:tc>
+        <w:tc>
+          <w:tcPr>
+            <w:tcW w:type="dxa" w:w="3960"/>
+          </w:tcPr>
+          <w:p>
+            <w:pPr>
+              <w:spacing w:after="20"/>
+            </w:pPr>
+            <w:r>
+              <w:rPr>
+                <w:color w:val="1C3A36"/>
+                <w:sz w:val="16"/>
+              </w:rPr>
+              <w:t>Per tonne of feedstock intake</w:t>
+            </w:r>
+          </w:p>
+        </w:tc>
+        <w:tc>
+          <w:tcPr>
+            <w:tcW w:type="dxa" w:w="1656"/>
+          </w:tcPr>
+          <w:p>
+            <w:pPr>
+              <w:spacing w:after="20"/>
+              <w:jc w:val="right"/>
+            </w:pPr>
+            <w:r>
+              <w:rPr>
+                <w:color w:val="1C3A36"/>
+                <w:sz w:val="16"/>
+              </w:rPr>
+              <w:t>1,505</w:t>
+            </w:r>
+          </w:p>
+        </w:tc>
+        <w:tc>
+          <w:tcPr>
+            <w:tcW w:type="dxa" w:w="1800"/>
+          </w:tcPr>
+          <w:p>
+            <w:pPr>
+              <w:spacing w:after="20"/>
+              <w:jc w:val="right"/>
+            </w:pPr>
+            <w:r>
+              <w:rPr>
+                <w:color w:val="1C3A36"/>
+                <w:sz w:val="16"/>
+              </w:rPr>
+              <w:t>USD 23</w:t>
+            </w:r>
+          </w:p>
+        </w:tc>
+      </w:tr>
+      <w:tr>
+        <w:tc>
+          <w:tcPr>
+            <w:tcW w:type="dxa" w:w="2232"/>
+          </w:tcPr>
+          <w:p>
+            <w:pPr>
+              <w:spacing w:after="20"/>
+            </w:pPr>
+            <w:r>
+              <w:rPr>
+                <w:color w:val="1C3A36"/>
+                <w:sz w:val="16"/>
+              </w:rPr>
+              <w:t>Chemicals, solvent, catalyst</w:t>
+            </w:r>
+          </w:p>
+        </w:tc>
+        <w:tc>
+          <w:tcPr>
+            <w:tcW w:type="dxa" w:w="3960"/>
+          </w:tcPr>
+          <w:p>
+            <w:pPr>
+              <w:spacing w:after="20"/>
+            </w:pPr>
+            <w:r>
+              <w:rPr>
+                <w:color w:val="1C3A36"/>
+                <w:sz w:val="16"/>
+              </w:rPr>
+              <w:t>Per tonne of product, by line</w:t>
+            </w:r>
+          </w:p>
+        </w:tc>
+        <w:tc>
+          <w:tcPr>
+            <w:tcW w:type="dxa" w:w="1656"/>
+          </w:tcPr>
+          <w:p>
+            <w:pPr>
+              <w:spacing w:after="20"/>
+              <w:jc w:val="right"/>
+            </w:pPr>
+            <w:r>
+              <w:rPr>
+                <w:color w:val="1C3A36"/>
+                <w:sz w:val="16"/>
+              </w:rPr>
+              <w:t>637</w:t>
+            </w:r>
+          </w:p>
+        </w:tc>
+        <w:tc>
+          <w:tcPr>
+            <w:tcW w:type="dxa" w:w="1800"/>
+          </w:tcPr>
+          <w:p>
+            <w:pPr>
+              <w:spacing w:after="20"/>
+              <w:jc w:val="right"/>
+            </w:pPr>
+            <w:r>
+              <w:rPr>
+                <w:color w:val="1C3A36"/>
+                <w:sz w:val="16"/>
+              </w:rPr>
+              <w:t>USD 3 – 60 by line</w:t>
+            </w:r>
+          </w:p>
+        </w:tc>
+      </w:tr>
+      <w:tr>
+        <w:tc>
+          <w:tcPr>
+            <w:tcW w:type="dxa" w:w="2232"/>
+          </w:tcPr>
+          <w:p>
+            <w:pPr>
+              <w:spacing w:after="20"/>
+            </w:pPr>
+            <w:r>
+              <w:rPr>
+                <w:color w:val="1C3A36"/>
+                <w:sz w:val="16"/>
+              </w:rPr>
+              <w:t>Fixed conversion</w:t>
+            </w:r>
+          </w:p>
+        </w:tc>
+        <w:tc>
+          <w:tcPr>
+            <w:tcW w:type="dxa" w:w="3960"/>
+          </w:tcPr>
+          <w:p>
+            <w:pPr>
+              <w:spacing w:after="20"/>
+            </w:pPr>
+            <w:r>
+              <w:rPr>
+                <w:color w:val="1C3A36"/>
+                <w:sz w:val="16"/>
+              </w:rPr>
+              <w:t>Labour, maintenance, plant overhead — EGP-denominated</w:t>
+            </w:r>
+          </w:p>
+        </w:tc>
+        <w:tc>
+          <w:tcPr>
+            <w:tcW w:type="dxa" w:w="1656"/>
+          </w:tcPr>
+          <w:p>
+            <w:pPr>
+              <w:spacing w:after="20"/>
+              <w:jc w:val="right"/>
+            </w:pPr>
+            <w:r>
+              <w:rPr>
+                <w:color w:val="1C3A36"/>
+                <w:sz w:val="16"/>
+              </w:rPr>
+              <w:t>1,335</w:t>
+            </w:r>
+          </w:p>
+        </w:tc>
+        <w:tc>
+          <w:tcPr>
+            <w:tcW w:type="dxa" w:w="1800"/>
+          </w:tcPr>
+          <w:p>
+            <w:pPr>
+              <w:spacing w:after="20"/>
+              <w:jc w:val="right"/>
+            </w:pPr>
+            <w:r>
+              <w:rPr>
+                <w:color w:val="1C3A36"/>
+                <w:sz w:val="16"/>
+              </w:rPr>
+              <w:t>—</w:t>
+            </w:r>
+          </w:p>
+        </w:tc>
+      </w:tr>
+      <w:tr>
+        <w:tc>
+          <w:tcPr>
+            <w:tcW w:type="dxa" w:w="2232"/>
             <w:shd w:val="clear" w:color="auto" w:fill="F6F1E6"/>
           </w:tcPr>
           <w:p>
@@ -6471,19 +6714,18 @@
                 <w:color w:val="1C3A36"/>
                 <w:sz w:val="16"/>
               </w:rPr>
-              <w:t>BLENDED GROSS MARGIN (output)</w:t>
-            </w:r>
-          </w:p>
-        </w:tc>
-        <w:tc>
-          <w:tcPr>
-            <w:tcW w:type="dxa" w:w="1325"/>
+              <w:t>COST OF SALES</w:t>
+            </w:r>
+          </w:p>
+        </w:tc>
+        <w:tc>
+          <w:tcPr>
+            <w:tcW w:type="dxa" w:w="3960"/>
             <w:shd w:val="clear" w:color="auto" w:fill="F6F1E6"/>
           </w:tcPr>
           <w:p>
             <w:pPr>
               <w:spacing w:after="20"/>
-              <w:jc w:val="right"/>
             </w:pPr>
             <w:r>
               <w:rPr>
@@ -6491,13 +6733,12 @@
                 <w:color w:val="1C3A36"/>
                 <w:sz w:val="16"/>
               </w:rPr>
-              <w:t>6.47%</w:t>
-            </w:r>
-          </w:p>
-        </w:tc>
-        <w:tc>
-          <w:tcPr>
-            <w:tcW w:type="dxa" w:w="1325"/>
+            </w:r>
+          </w:p>
+        </w:tc>
+        <w:tc>
+          <w:tcPr>
+            <w:tcW w:type="dxa" w:w="1656"/>
             <w:shd w:val="clear" w:color="auto" w:fill="F6F1E6"/>
           </w:tcPr>
           <w:p>
@@ -6511,13 +6752,13 @@
                 <w:color w:val="1C3A36"/>
                 <w:sz w:val="16"/>
               </w:rPr>
-              <w:t>6.52%</w:t>
-            </w:r>
-          </w:p>
-        </w:tc>
-        <w:tc>
-          <w:tcPr>
-            <w:tcW w:type="dxa" w:w="1325"/>
+              <w:t>37,571</w:t>
+            </w:r>
+          </w:p>
+        </w:tc>
+        <w:tc>
+          <w:tcPr>
+            <w:tcW w:type="dxa" w:w="1800"/>
             <w:shd w:val="clear" w:color="auto" w:fill="F6F1E6"/>
           </w:tcPr>
           <w:p>
@@ -6531,19 +6772,89 @@
                 <w:color w:val="1C3A36"/>
                 <w:sz w:val="16"/>
               </w:rPr>
-              <w:t>6.55%</w:t>
-            </w:r>
-          </w:p>
-        </w:tc>
-        <w:tc>
-          <w:tcPr>
-            <w:tcW w:type="dxa" w:w="1325"/>
+            </w:r>
+          </w:p>
+        </w:tc>
+      </w:tr>
+      <w:tr>
+        <w:tc>
+          <w:tcPr>
+            <w:tcW w:type="dxa" w:w="2232"/>
+          </w:tcPr>
+          <w:p>
+            <w:pPr>
+              <w:spacing w:after="20"/>
+            </w:pPr>
+            <w:r>
+              <w:rPr>
+                <w:color w:val="1C3A36"/>
+                <w:sz w:val="16"/>
+              </w:rPr>
+              <w:t>REVENUE</w:t>
+            </w:r>
+          </w:p>
+        </w:tc>
+        <w:tc>
+          <w:tcPr>
+            <w:tcW w:type="dxa" w:w="3960"/>
+          </w:tcPr>
+          <w:p>
+            <w:pPr>
+              <w:spacing w:after="20"/>
+            </w:pPr>
+            <w:r>
+              <w:rPr>
+                <w:color w:val="1C3A36"/>
+                <w:sz w:val="16"/>
+              </w:rPr>
+            </w:r>
+          </w:p>
+        </w:tc>
+        <w:tc>
+          <w:tcPr>
+            <w:tcW w:type="dxa" w:w="1656"/>
+          </w:tcPr>
+          <w:p>
+            <w:pPr>
+              <w:spacing w:after="20"/>
+              <w:jc w:val="right"/>
+            </w:pPr>
+            <w:r>
+              <w:rPr>
+                <w:color w:val="1C3A36"/>
+                <w:sz w:val="16"/>
+              </w:rPr>
+              <w:t>39,996</w:t>
+            </w:r>
+          </w:p>
+        </w:tc>
+        <w:tc>
+          <w:tcPr>
+            <w:tcW w:type="dxa" w:w="1800"/>
+          </w:tcPr>
+          <w:p>
+            <w:pPr>
+              <w:spacing w:after="20"/>
+              <w:jc w:val="right"/>
+            </w:pPr>
+            <w:r>
+              <w:rPr>
+                <w:color w:val="1C3A36"/>
+                <w:sz w:val="16"/>
+              </w:rPr>
+            </w:r>
+          </w:p>
+        </w:tc>
+      </w:tr>
+      <w:tr>
+        <w:tc>
+          <w:tcPr>
+            <w:tcW w:type="dxa" w:w="2232"/>
             <w:shd w:val="clear" w:color="auto" w:fill="F6F1E6"/>
           </w:tcPr>
           <w:p>
             <w:pPr>
               <w:spacing w:after="20"/>
-              <w:jc w:val="right"/>
             </w:pPr>
             <w:r>
               <w:rPr>
@@ -6551,19 +6862,18 @@
                 <w:color w:val="1C3A36"/>
                 <w:sz w:val="16"/>
               </w:rPr>
-              <w:t>6.57%</w:t>
-            </w:r>
-          </w:p>
-        </w:tc>
-        <w:tc>
-          <w:tcPr>
-            <w:tcW w:type="dxa" w:w="1325"/>
+              <w:t>GROSS MARGIN (output)</w:t>
+            </w:r>
+          </w:p>
+        </w:tc>
+        <w:tc>
+          <w:tcPr>
+            <w:tcW w:type="dxa" w:w="3960"/>
             <w:shd w:val="clear" w:color="auto" w:fill="F6F1E6"/>
           </w:tcPr>
           <w:p>
             <w:pPr>
               <w:spacing w:after="20"/>
-              <w:jc w:val="right"/>
             </w:pPr>
             <w:r>
               <w:rPr>
@@ -6571,7 +6881,45 @@
                 <w:color w:val="1C3A36"/>
                 <w:sz w:val="16"/>
               </w:rPr>
-              <w:t>6.59%</w:t>
+            </w:r>
+          </w:p>
+        </w:tc>
+        <w:tc>
+          <w:tcPr>
+            <w:tcW w:type="dxa" w:w="1656"/>
+            <w:shd w:val="clear" w:color="auto" w:fill="F6F1E6"/>
+          </w:tcPr>
+          <w:p>
+            <w:pPr>
+              <w:spacing w:after="20"/>
+              <w:jc w:val="right"/>
+            </w:pPr>
+            <w:r>
+              <w:rPr>
+                <w:b/>
+                <w:color w:val="1C3A36"/>
+                <w:sz w:val="16"/>
+              </w:rPr>
+              <w:t>6.06%</w:t>
+            </w:r>
+          </w:p>
+        </w:tc>
+        <w:tc>
+          <w:tcPr>
+            <w:tcW w:type="dxa" w:w="1800"/>
+            <w:shd w:val="clear" w:color="auto" w:fill="F6F1E6"/>
+          </w:tcPr>
+          <w:p>
+            <w:pPr>
+              <w:spacing w:after="20"/>
+              <w:jc w:val="right"/>
+            </w:pPr>
+            <w:r>
+              <w:rPr>
+                <w:b/>
+                <w:color w:val="1C3A36"/>
+                <w:sz w:val="16"/>
+              </w:rPr>
             </w:r>
           </w:p>
         </w:tc>
@@ -6593,7 +6941,924 @@
           <w:color w:val="1C3A36"/>
           <w:sz w:val="21"/>
         </w:rPr>
-        <w:t>The margin widens by 12 basis points across the forecast and every one of those points comes from the specialty share rising 23.9% to 25.1%. Nothing about the spread on either line is assumed to improve. Note the size: the old ASSUMED path widened 38 basis points, three times what the mix can actually justify. Removing the assumption lowered the valuation, which is the direction that tells you it was doing work.</w:t>
+        <w:t>Only ONE parameter in that table is fitted, and it is fitted to disclosure rather than to a margin. The year to June 2023 is the only period with a disclosed cost of sales — EGP 21,219mn against revenue of 22,516mn. Energy, chemicals and the fixed leg account for part of it; the feedstock charge is whatever is left. That works out at 0.9216 of crude parity, which is a small discount to crude — exactly what a lube plant drawing vacuum gas oil and long residue from the adjacent state complex should show. It was solved, not chosen, and if it had come out at 1.3 or at 0.5 this whole section would have had to be abandoned.</w:t>
+      </w:r>
+    </w:p>
+    <w:p>
+      <w:pPr>
+        <w:spacing w:after="120" w:before="0"/>
+      </w:pPr>
+      <w:r>
+        <w:rPr>
+          <w:b w:val="0"/>
+          <w:i w:val="0"/>
+          <w:color w:val="1C3A36"/>
+          <w:sz w:val="21"/>
+        </w:rPr>
+        <w:t>Everything after that is a PREDICTION. The build is calibrated on one year and one cost line; the other three historical margins are outputs, and the previous edition's assumed path is the thing they can be checked against.</w:t>
+      </w:r>
+    </w:p>
+    <w:tbl>
+      <w:tblPr>
+        <w:tblW w:type="auto" w:w="0"/>
+        <w:jc w:val="center"/>
+        <w:tblLook w:firstColumn="1" w:firstRow="1" w:lastColumn="0" w:lastRow="0" w:noHBand="0" w:noVBand="1" w:val="04A0"/>
+        <w:tblLayout w:type="fixed"/>
+        <w:tblCellMar>
+          <w:top w:w="40" w:type="dxa"/>
+          <w:left w:w="90" w:type="dxa"/>
+          <w:bottom w:w="40" w:type="dxa"/>
+          <w:right w:w="90" w:type="dxa"/>
+        </w:tblCellMar>
+        <w:tblBorders>
+          <w:top w:val="single" w:sz="4" w:space="0" w:color="C9D4D1"/>
+          <w:left w:val="single" w:sz="4" w:space="0" w:color="C9D4D1"/>
+          <w:bottom w:val="single" w:sz="4" w:space="0" w:color="C9D4D1"/>
+          <w:right w:val="single" w:sz="4" w:space="0" w:color="C9D4D1"/>
+          <w:insideH w:val="single" w:sz="4" w:space="0" w:color="C9D4D1"/>
+          <w:insideV w:val="single" w:sz="4" w:space="0" w:color="C9D4D1"/>
+        </w:tblBorders>
+        <w:tblLayout w:type="fixed"/>
+      </w:tblPr>
+      <w:tblGrid>
+        <w:gridCol w:w="3485"/>
+        <w:gridCol w:w="1570"/>
+        <w:gridCol w:w="1570"/>
+        <w:gridCol w:w="1570"/>
+        <w:gridCol w:w="1570"/>
+      </w:tblGrid>
+      <w:tr>
+        <w:tc>
+          <w:tcPr>
+            <w:tcW w:type="dxa" w:w="3485"/>
+            <w:shd w:val="clear" w:color="auto" w:fill="EAF0EE"/>
+          </w:tcPr>
+          <w:p>
+            <w:pPr>
+              <w:spacing w:after="20"/>
+            </w:pPr>
+            <w:r>
+              <w:rPr>
+                <w:b/>
+                <w:color w:val="1C3A36"/>
+                <w:sz w:val="16"/>
+              </w:rPr>
+            </w:r>
+          </w:p>
+        </w:tc>
+        <w:tc>
+          <w:tcPr>
+            <w:tcW w:type="dxa" w:w="1570"/>
+            <w:shd w:val="clear" w:color="auto" w:fill="EAF0EE"/>
+          </w:tcPr>
+          <w:p>
+            <w:pPr>
+              <w:spacing w:after="20"/>
+            </w:pPr>
+            <w:r>
+              <w:rPr>
+                <w:b/>
+                <w:color w:val="1C3A36"/>
+                <w:sz w:val="16"/>
+              </w:rPr>
+              <w:t>FY2022/23</w:t>
+            </w:r>
+          </w:p>
+        </w:tc>
+        <w:tc>
+          <w:tcPr>
+            <w:tcW w:type="dxa" w:w="1570"/>
+            <w:shd w:val="clear" w:color="auto" w:fill="EAF0EE"/>
+          </w:tcPr>
+          <w:p>
+            <w:pPr>
+              <w:spacing w:after="20"/>
+            </w:pPr>
+            <w:r>
+              <w:rPr>
+                <w:b/>
+                <w:color w:val="1C3A36"/>
+                <w:sz w:val="16"/>
+              </w:rPr>
+              <w:t>FY2023/24</w:t>
+            </w:r>
+          </w:p>
+        </w:tc>
+        <w:tc>
+          <w:tcPr>
+            <w:tcW w:type="dxa" w:w="1570"/>
+            <w:shd w:val="clear" w:color="auto" w:fill="EAF0EE"/>
+          </w:tcPr>
+          <w:p>
+            <w:pPr>
+              <w:spacing w:after="20"/>
+            </w:pPr>
+            <w:r>
+              <w:rPr>
+                <w:b/>
+                <w:color w:val="1C3A36"/>
+                <w:sz w:val="16"/>
+              </w:rPr>
+              <w:t>FY2024/25</w:t>
+            </w:r>
+          </w:p>
+        </w:tc>
+        <w:tc>
+          <w:tcPr>
+            <w:tcW w:type="dxa" w:w="1570"/>
+            <w:shd w:val="clear" w:color="auto" w:fill="EAF0EE"/>
+          </w:tcPr>
+          <w:p>
+            <w:pPr>
+              <w:spacing w:after="20"/>
+            </w:pPr>
+            <w:r>
+              <w:rPr>
+                <w:b/>
+                <w:color w:val="1C3A36"/>
+                <w:sz w:val="16"/>
+              </w:rPr>
+              <w:t>CY2025</w:t>
+            </w:r>
+          </w:p>
+        </w:tc>
+      </w:tr>
+      <w:tr>
+        <w:tc>
+          <w:tcPr>
+            <w:tcW w:type="dxa" w:w="3485"/>
+            <w:shd w:val="clear" w:color="auto" w:fill="F6F1E6"/>
+          </w:tcPr>
+          <w:p>
+            <w:pPr>
+              <w:spacing w:after="20"/>
+            </w:pPr>
+            <w:r>
+              <w:rPr>
+                <w:b/>
+                <w:color w:val="1C3A36"/>
+                <w:sz w:val="16"/>
+              </w:rPr>
+              <w:t>Gross margin — BUILT (this edition)</w:t>
+            </w:r>
+          </w:p>
+        </w:tc>
+        <w:tc>
+          <w:tcPr>
+            <w:tcW w:type="dxa" w:w="1570"/>
+            <w:shd w:val="clear" w:color="auto" w:fill="F6F1E6"/>
+          </w:tcPr>
+          <w:p>
+            <w:pPr>
+              <w:spacing w:after="20"/>
+              <w:jc w:val="right"/>
+            </w:pPr>
+            <w:r>
+              <w:rPr>
+                <w:b/>
+                <w:color w:val="1C3A36"/>
+                <w:sz w:val="16"/>
+              </w:rPr>
+              <w:t>5.76%</w:t>
+            </w:r>
+          </w:p>
+        </w:tc>
+        <w:tc>
+          <w:tcPr>
+            <w:tcW w:type="dxa" w:w="1570"/>
+            <w:shd w:val="clear" w:color="auto" w:fill="F6F1E6"/>
+          </w:tcPr>
+          <w:p>
+            <w:pPr>
+              <w:spacing w:after="20"/>
+              <w:jc w:val="right"/>
+            </w:pPr>
+            <w:r>
+              <w:rPr>
+                <w:b/>
+                <w:color w:val="1C3A36"/>
+                <w:sz w:val="16"/>
+              </w:rPr>
+              <w:t>6.02%</w:t>
+            </w:r>
+          </w:p>
+        </w:tc>
+        <w:tc>
+          <w:tcPr>
+            <w:tcW w:type="dxa" w:w="1570"/>
+            <w:shd w:val="clear" w:color="auto" w:fill="F6F1E6"/>
+          </w:tcPr>
+          <w:p>
+            <w:pPr>
+              <w:spacing w:after="20"/>
+              <w:jc w:val="right"/>
+            </w:pPr>
+            <w:r>
+              <w:rPr>
+                <w:b/>
+                <w:color w:val="1C3A36"/>
+                <w:sz w:val="16"/>
+              </w:rPr>
+              <w:t>5.39%</w:t>
+            </w:r>
+          </w:p>
+        </w:tc>
+        <w:tc>
+          <w:tcPr>
+            <w:tcW w:type="dxa" w:w="1570"/>
+            <w:shd w:val="clear" w:color="auto" w:fill="F6F1E6"/>
+          </w:tcPr>
+          <w:p>
+            <w:pPr>
+              <w:spacing w:after="20"/>
+              <w:jc w:val="right"/>
+            </w:pPr>
+            <w:r>
+              <w:rPr>
+                <w:b/>
+                <w:color w:val="1C3A36"/>
+                <w:sz w:val="16"/>
+              </w:rPr>
+              <w:t>6.06%</w:t>
+            </w:r>
+          </w:p>
+        </w:tc>
+      </w:tr>
+      <w:tr>
+        <w:tc>
+          <w:tcPr>
+            <w:tcW w:type="dxa" w:w="3485"/>
+          </w:tcPr>
+          <w:p>
+            <w:pPr>
+              <w:spacing w:after="20"/>
+            </w:pPr>
+            <w:r>
+              <w:rPr>
+                <w:color w:val="1C3A36"/>
+                <w:sz w:val="16"/>
+              </w:rPr>
+              <w:t>Gross margin — ASSUMED (previous edition)</w:t>
+            </w:r>
+          </w:p>
+        </w:tc>
+        <w:tc>
+          <w:tcPr>
+            <w:tcW w:type="dxa" w:w="1570"/>
+          </w:tcPr>
+          <w:p>
+            <w:pPr>
+              <w:spacing w:after="20"/>
+              <w:jc w:val="right"/>
+            </w:pPr>
+            <w:r>
+              <w:rPr>
+                <w:color w:val="1C3A36"/>
+                <w:sz w:val="16"/>
+              </w:rPr>
+              <w:t>5.76%</w:t>
+            </w:r>
+          </w:p>
+        </w:tc>
+        <w:tc>
+          <w:tcPr>
+            <w:tcW w:type="dxa" w:w="1570"/>
+          </w:tcPr>
+          <w:p>
+            <w:pPr>
+              <w:spacing w:after="20"/>
+              <w:jc w:val="right"/>
+            </w:pPr>
+            <w:r>
+              <w:rPr>
+                <w:color w:val="1C3A36"/>
+                <w:sz w:val="16"/>
+              </w:rPr>
+              <w:t>6.00%</w:t>
+            </w:r>
+          </w:p>
+        </w:tc>
+        <w:tc>
+          <w:tcPr>
+            <w:tcW w:type="dxa" w:w="1570"/>
+          </w:tcPr>
+          <w:p>
+            <w:pPr>
+              <w:spacing w:after="20"/>
+              <w:jc w:val="right"/>
+            </w:pPr>
+            <w:r>
+              <w:rPr>
+                <w:color w:val="1C3A36"/>
+                <w:sz w:val="16"/>
+              </w:rPr>
+              <w:t>6.20%</w:t>
+            </w:r>
+          </w:p>
+        </w:tc>
+        <w:tc>
+          <w:tcPr>
+            <w:tcW w:type="dxa" w:w="1570"/>
+          </w:tcPr>
+          <w:p>
+            <w:pPr>
+              <w:spacing w:after="20"/>
+              <w:jc w:val="right"/>
+            </w:pPr>
+            <w:r>
+              <w:rPr>
+                <w:color w:val="1C3A36"/>
+                <w:sz w:val="16"/>
+              </w:rPr>
+              <w:t>6.40%</w:t>
+            </w:r>
+          </w:p>
+        </w:tc>
+      </w:tr>
+      <w:tr>
+        <w:tc>
+          <w:tcPr>
+            <w:tcW w:type="dxa" w:w="3485"/>
+          </w:tcPr>
+          <w:p>
+            <w:pPr>
+              <w:spacing w:after="20"/>
+            </w:pPr>
+            <w:r>
+              <w:rPr>
+                <w:color w:val="1C3A36"/>
+                <w:sz w:val="16"/>
+              </w:rPr>
+              <w:t>Difference</w:t>
+            </w:r>
+          </w:p>
+        </w:tc>
+        <w:tc>
+          <w:tcPr>
+            <w:tcW w:type="dxa" w:w="1570"/>
+          </w:tcPr>
+          <w:p>
+            <w:pPr>
+              <w:spacing w:after="20"/>
+              <w:jc w:val="right"/>
+            </w:pPr>
+            <w:r>
+              <w:rPr>
+                <w:color w:val="1C3A36"/>
+                <w:sz w:val="16"/>
+              </w:rPr>
+              <w:t>+0 bp</w:t>
+            </w:r>
+          </w:p>
+        </w:tc>
+        <w:tc>
+          <w:tcPr>
+            <w:tcW w:type="dxa" w:w="1570"/>
+          </w:tcPr>
+          <w:p>
+            <w:pPr>
+              <w:spacing w:after="20"/>
+              <w:jc w:val="right"/>
+            </w:pPr>
+            <w:r>
+              <w:rPr>
+                <w:color w:val="1C3A36"/>
+                <w:sz w:val="16"/>
+              </w:rPr>
+              <w:t>+2 bp</w:t>
+            </w:r>
+          </w:p>
+        </w:tc>
+        <w:tc>
+          <w:tcPr>
+            <w:tcW w:type="dxa" w:w="1570"/>
+          </w:tcPr>
+          <w:p>
+            <w:pPr>
+              <w:spacing w:after="20"/>
+              <w:jc w:val="right"/>
+            </w:pPr>
+            <w:r>
+              <w:rPr>
+                <w:color w:val="1C3A36"/>
+                <w:sz w:val="16"/>
+              </w:rPr>
+              <w:t>-81 bp</w:t>
+            </w:r>
+          </w:p>
+        </w:tc>
+        <w:tc>
+          <w:tcPr>
+            <w:tcW w:type="dxa" w:w="1570"/>
+          </w:tcPr>
+          <w:p>
+            <w:pPr>
+              <w:spacing w:after="20"/>
+              <w:jc w:val="right"/>
+            </w:pPr>
+            <w:r>
+              <w:rPr>
+                <w:color w:val="1C3A36"/>
+                <w:sz w:val="16"/>
+              </w:rPr>
+              <w:t>-34 bp</w:t>
+            </w:r>
+          </w:p>
+        </w:tc>
+      </w:tr>
+    </w:tbl>
+    <w:p>
+      <w:pPr>
+        <w:spacing w:after="40"/>
+      </w:pPr>
+    </w:p>
+    <w:p>
+      <w:pPr>
+        <w:spacing w:after="200" w:before="0"/>
+      </w:pPr>
+      <w:r>
+        <w:rPr>
+          <w:b w:val="0"/>
+          <w:i/>
+          <w:color w:val="6E7B77"/>
+          <w:sz w:val="17"/>
+        </w:rPr>
+        <w:t>The June-2023 column is the calibration, so a zero difference there is arithmetic and not evidence. The other three are the test, and they land within 81 basis points of a path that was built by a completely different route — from the disclosed FY2022/23 margin drifting up on an assumed mix shift. Two independent constructions agreeing to within a point on a 6% margin is a real check, and it is the one the earlier edition's 'reconciliation factor' was reaching for and missing. Where they disagree the BUILT number is carried, which is why the forecast margin here is slightly below the previous edition's.</w:t>
+      </w:r>
+    </w:p>
+    <w:p>
+      <w:pPr>
+        <w:spacing w:after="120" w:before="0"/>
+      </w:pPr>
+      <w:r>
+        <w:rPr>
+          <w:b w:val="0"/>
+          <w:i w:val="0"/>
+          <w:color w:val="1C3A36"/>
+          <w:sz w:val="20"/>
+        </w:rPr>
+        <w:t>Now the finding that matters, and it is not a small one. Because the cost build prices every line off the same feedstock, the per-line margins are OUTPUTS, and they are nothing like each other.</w:t>
+      </w:r>
+    </w:p>
+    <w:tbl>
+      <w:tblPr>
+        <w:tblW w:type="auto" w:w="0"/>
+        <w:jc w:val="center"/>
+        <w:tblLook w:firstColumn="1" w:firstRow="1" w:lastColumn="0" w:lastRow="0" w:noHBand="0" w:noVBand="1" w:val="04A0"/>
+        <w:tblLayout w:type="fixed"/>
+        <w:tblCellMar>
+          <w:top w:w="40" w:type="dxa"/>
+          <w:left w:w="90" w:type="dxa"/>
+          <w:bottom w:w="40" w:type="dxa"/>
+          <w:right w:w="90" w:type="dxa"/>
+        </w:tblCellMar>
+        <w:tblBorders>
+          <w:top w:val="single" w:sz="4" w:space="0" w:color="C9D4D1"/>
+          <w:left w:val="single" w:sz="4" w:space="0" w:color="C9D4D1"/>
+          <w:bottom w:val="single" w:sz="4" w:space="0" w:color="C9D4D1"/>
+          <w:right w:val="single" w:sz="4" w:space="0" w:color="C9D4D1"/>
+          <w:insideH w:val="single" w:sz="4" w:space="0" w:color="C9D4D1"/>
+          <w:insideV w:val="single" w:sz="4" w:space="0" w:color="C9D4D1"/>
+        </w:tblBorders>
+        <w:tblLayout w:type="fixed"/>
+      </w:tblPr>
+      <w:tblGrid>
+        <w:gridCol w:w="2304"/>
+        <w:gridCol w:w="1944"/>
+        <w:gridCol w:w="1728"/>
+        <w:gridCol w:w="1656"/>
+        <w:gridCol w:w="2016"/>
+      </w:tblGrid>
+      <w:tr>
+        <w:tc>
+          <w:tcPr>
+            <w:tcW w:type="dxa" w:w="2304"/>
+            <w:shd w:val="clear" w:color="auto" w:fill="EAF0EE"/>
+          </w:tcPr>
+          <w:p>
+            <w:pPr>
+              <w:spacing w:after="20"/>
+            </w:pPr>
+            <w:r>
+              <w:rPr>
+                <w:b/>
+                <w:color w:val="1C3A36"/>
+                <w:sz w:val="16"/>
+              </w:rPr>
+              <w:t>Line</w:t>
+            </w:r>
+          </w:p>
+        </w:tc>
+        <w:tc>
+          <w:tcPr>
+            <w:tcW w:type="dxa" w:w="1944"/>
+            <w:shd w:val="clear" w:color="auto" w:fill="EAF0EE"/>
+          </w:tcPr>
+          <w:p>
+            <w:pPr>
+              <w:spacing w:after="20"/>
+            </w:pPr>
+            <w:r>
+              <w:rPr>
+                <w:b/>
+                <w:color w:val="1C3A36"/>
+                <w:sz w:val="16"/>
+              </w:rPr>
+              <w:t>Realisation (USD/t)</w:t>
+            </w:r>
+          </w:p>
+        </w:tc>
+        <w:tc>
+          <w:tcPr>
+            <w:tcW w:type="dxa" w:w="1728"/>
+            <w:shd w:val="clear" w:color="auto" w:fill="EAF0EE"/>
+          </w:tcPr>
+          <w:p>
+            <w:pPr>
+              <w:spacing w:after="20"/>
+            </w:pPr>
+            <w:r>
+              <w:rPr>
+                <w:b/>
+                <w:color w:val="1C3A36"/>
+                <w:sz w:val="16"/>
+              </w:rPr>
+              <w:t>Gross margin 2026E</w:t>
+            </w:r>
+          </w:p>
+        </w:tc>
+        <w:tc>
+          <w:tcPr>
+            <w:tcW w:type="dxa" w:w="1656"/>
+            <w:shd w:val="clear" w:color="auto" w:fill="EAF0EE"/>
+          </w:tcPr>
+          <w:p>
+            <w:pPr>
+              <w:spacing w:after="20"/>
+            </w:pPr>
+            <w:r>
+              <w:rPr>
+                <w:b/>
+                <w:color w:val="1C3A36"/>
+                <w:sz w:val="16"/>
+              </w:rPr>
+              <w:t>Share of tonnage</w:t>
+            </w:r>
+          </w:p>
+        </w:tc>
+        <w:tc>
+          <w:tcPr>
+            <w:tcW w:type="dxa" w:w="2016"/>
+            <w:shd w:val="clear" w:color="auto" w:fill="EAF0EE"/>
+          </w:tcPr>
+          <w:p>
+            <w:pPr>
+              <w:spacing w:after="20"/>
+            </w:pPr>
+            <w:r>
+              <w:rPr>
+                <w:b/>
+                <w:color w:val="1C3A36"/>
+                <w:sz w:val="16"/>
+              </w:rPr>
+              <w:t>Share of gross profit</w:t>
+            </w:r>
+          </w:p>
+        </w:tc>
+      </w:tr>
+      <w:tr>
+        <w:tc>
+          <w:tcPr>
+            <w:tcW w:type="dxa" w:w="2304"/>
+          </w:tcPr>
+          <w:p>
+            <w:pPr>
+              <w:spacing w:after="20"/>
+            </w:pPr>
+            <w:r>
+              <w:rPr>
+                <w:color w:val="1C3A36"/>
+                <w:sz w:val="16"/>
+              </w:rPr>
+              <w:t>Base oils</w:t>
+            </w:r>
+          </w:p>
+        </w:tc>
+        <w:tc>
+          <w:tcPr>
+            <w:tcW w:type="dxa" w:w="1944"/>
+          </w:tcPr>
+          <w:p>
+            <w:pPr>
+              <w:spacing w:after="20"/>
+              <w:jc w:val="right"/>
+            </w:pPr>
+            <w:r>
+              <w:rPr>
+                <w:color w:val="1C3A36"/>
+                <w:sz w:val="16"/>
+              </w:rPr>
+              <w:t>1,026</w:t>
+            </w:r>
+          </w:p>
+        </w:tc>
+        <w:tc>
+          <w:tcPr>
+            <w:tcW w:type="dxa" w:w="1728"/>
+          </w:tcPr>
+          <w:p>
+            <w:pPr>
+              <w:spacing w:after="20"/>
+              <w:jc w:val="right"/>
+            </w:pPr>
+            <w:r>
+              <w:rPr>
+                <w:color w:val="1C3A36"/>
+                <w:sz w:val="16"/>
+              </w:rPr>
+              <w:t>38.6%</w:t>
+            </w:r>
+          </w:p>
+        </w:tc>
+        <w:tc>
+          <w:tcPr>
+            <w:tcW w:type="dxa" w:w="1656"/>
+          </w:tcPr>
+          <w:p>
+            <w:pPr>
+              <w:spacing w:after="20"/>
+              <w:jc w:val="right"/>
+            </w:pPr>
+            <w:r>
+              <w:rPr>
+                <w:color w:val="1C3A36"/>
+                <w:sz w:val="16"/>
+              </w:rPr>
+              <w:t>8.9%</w:t>
+            </w:r>
+          </w:p>
+        </w:tc>
+        <w:tc>
+          <w:tcPr>
+            <w:tcW w:type="dxa" w:w="2016"/>
+          </w:tcPr>
+          <w:p>
+            <w:pPr>
+              <w:spacing w:after="20"/>
+              <w:jc w:val="right"/>
+            </w:pPr>
+            <w:r>
+              <w:rPr>
+                <w:color w:val="1C3A36"/>
+                <w:sz w:val="16"/>
+              </w:rPr>
+              <w:t>95.0%</w:t>
+            </w:r>
+          </w:p>
+        </w:tc>
+      </w:tr>
+      <w:tr>
+        <w:tc>
+          <w:tcPr>
+            <w:tcW w:type="dxa" w:w="2304"/>
+          </w:tcPr>
+          <w:p>
+            <w:pPr>
+              <w:spacing w:after="20"/>
+            </w:pPr>
+            <w:r>
+              <w:rPr>
+                <w:color w:val="1C3A36"/>
+                <w:sz w:val="16"/>
+              </w:rPr>
+              <w:t>Paraffin wax</w:t>
+            </w:r>
+          </w:p>
+        </w:tc>
+        <w:tc>
+          <w:tcPr>
+            <w:tcW w:type="dxa" w:w="1944"/>
+          </w:tcPr>
+          <w:p>
+            <w:pPr>
+              <w:spacing w:after="20"/>
+              <w:jc w:val="right"/>
+            </w:pPr>
+            <w:r>
+              <w:rPr>
+                <w:color w:val="1C3A36"/>
+                <w:sz w:val="16"/>
+              </w:rPr>
+              <w:t>939</w:t>
+            </w:r>
+          </w:p>
+        </w:tc>
+        <w:tc>
+          <w:tcPr>
+            <w:tcW w:type="dxa" w:w="1728"/>
+          </w:tcPr>
+          <w:p>
+            <w:pPr>
+              <w:spacing w:after="20"/>
+              <w:jc w:val="right"/>
+            </w:pPr>
+            <w:r>
+              <w:rPr>
+                <w:color w:val="1C3A36"/>
+                <w:sz w:val="16"/>
+              </w:rPr>
+              <w:t>31.3%</w:t>
+            </w:r>
+          </w:p>
+        </w:tc>
+        <w:tc>
+          <w:tcPr>
+            <w:tcW w:type="dxa" w:w="1656"/>
+          </w:tcPr>
+          <w:p>
+            <w:pPr>
+              <w:spacing w:after="20"/>
+              <w:jc w:val="right"/>
+            </w:pPr>
+            <w:r>
+              <w:rPr>
+                <w:color w:val="1C3A36"/>
+                <w:sz w:val="16"/>
+              </w:rPr>
+              <w:t>5.3%</w:t>
+            </w:r>
+          </w:p>
+        </w:tc>
+        <w:tc>
+          <w:tcPr>
+            <w:tcW w:type="dxa" w:w="2016"/>
+          </w:tcPr>
+          <w:p>
+            <w:pPr>
+              <w:spacing w:after="20"/>
+              <w:jc w:val="right"/>
+            </w:pPr>
+            <w:r>
+              <w:rPr>
+                <w:color w:val="1C3A36"/>
+                <w:sz w:val="16"/>
+              </w:rPr>
+              <w:t>42.2%</w:t>
+            </w:r>
+          </w:p>
+        </w:tc>
+      </w:tr>
+      <w:tr>
+        <w:tc>
+          <w:tcPr>
+            <w:tcW w:type="dxa" w:w="2304"/>
+          </w:tcPr>
+          <w:p>
+            <w:pPr>
+              <w:spacing w:after="20"/>
+            </w:pPr>
+            <w:r>
+              <w:rPr>
+                <w:color w:val="1C3A36"/>
+                <w:sz w:val="16"/>
+              </w:rPr>
+              <w:t>Fuel and by-products</w:t>
+            </w:r>
+          </w:p>
+        </w:tc>
+        <w:tc>
+          <w:tcPr>
+            <w:tcW w:type="dxa" w:w="1944"/>
+          </w:tcPr>
+          <w:p>
+            <w:pPr>
+              <w:spacing w:after="20"/>
+              <w:jc w:val="right"/>
+            </w:pPr>
+            <w:r>
+              <w:rPr>
+                <w:color w:val="1C3A36"/>
+                <w:sz w:val="16"/>
+              </w:rPr>
+              <w:t>540</w:t>
+            </w:r>
+          </w:p>
+        </w:tc>
+        <w:tc>
+          <w:tcPr>
+            <w:tcW w:type="dxa" w:w="1728"/>
+          </w:tcPr>
+          <w:p>
+            <w:pPr>
+              <w:spacing w:after="20"/>
+              <w:jc w:val="right"/>
+            </w:pPr>
+            <w:r>
+              <w:rPr>
+                <w:color w:val="1C3A36"/>
+                <w:sz w:val="16"/>
+              </w:rPr>
+              <w:t>-3.0%</w:t>
+            </w:r>
+          </w:p>
+        </w:tc>
+        <w:tc>
+          <w:tcPr>
+            <w:tcW w:type="dxa" w:w="1656"/>
+          </w:tcPr>
+          <w:p>
+            <w:pPr>
+              <w:spacing w:after="20"/>
+              <w:jc w:val="right"/>
+            </w:pPr>
+            <w:r>
+              <w:rPr>
+                <w:color w:val="1C3A36"/>
+                <w:sz w:val="16"/>
+              </w:rPr>
+              <w:t>85.8%</w:t>
+            </w:r>
+          </w:p>
+        </w:tc>
+        <w:tc>
+          <w:tcPr>
+            <w:tcW w:type="dxa" w:w="2016"/>
+          </w:tcPr>
+          <w:p>
+            <w:pPr>
+              <w:spacing w:after="20"/>
+              <w:jc w:val="right"/>
+            </w:pPr>
+            <w:r>
+              <w:rPr>
+                <w:color w:val="1C3A36"/>
+                <w:sz w:val="16"/>
+              </w:rPr>
+              <w:t>-37.2%</w:t>
+            </w:r>
+          </w:p>
+        </w:tc>
+      </w:tr>
+    </w:tbl>
+    <w:p>
+      <w:pPr>
+        <w:spacing w:after="40"/>
+      </w:pPr>
+    </w:p>
+    <w:p>
+      <w:pPr>
+        <w:spacing w:after="200" w:before="0"/>
+      </w:pPr>
+      <w:r>
+        <w:rPr>
+          <w:b w:val="0"/>
+          <w:i/>
+          <w:color w:val="6E7B77"/>
+          <w:sz w:val="17"/>
+        </w:rPr>
+        <w:t>Read the bottom row first. The fuel and by-product slate is 86% of the tonnage and it runs at -3.0% — at or below break-even — because it sells at crude parity and the feedstock costs almost as much as the product fetches. Essentially the whole gross profit of this company is made on the 14% of tonnage that is base oil and wax. The previous edition ASSUMED the specialty slate earned 3.5 times the fuel slate, which put them at roughly 14% against 4%. That was not a small error of degree — it described a different business.</w:t>
+      </w:r>
+    </w:p>
+    <w:p>
+      <w:pPr>
+        <w:spacing w:after="120" w:before="0"/>
+      </w:pPr>
+      <w:r>
+        <w:rPr>
+          <w:b w:val="0"/>
+          <w:i w:val="0"/>
+          <w:color w:val="1C3A36"/>
+          <w:sz w:val="21"/>
+        </w:rPr>
+        <w:t>Three consequences follow, and they change how the rest of this study should be read. First, growth in the fuel slate is worth almost nothing: tonnage there converts to revenue and to very little else. Second, the export push into base oils and wax is worth far more than the earlier model could show, because it is the only leg that carries margin. Third, this company is far more exposed to the base-oil crack than to crude, to volume, or to the exchange rate — and the sensitivity table in section 1.11 should be read with that in mind.</w:t>
+      </w:r>
+    </w:p>
+    <w:p>
+      <w:pPr>
+        <w:spacing w:after="120" w:before="0"/>
+      </w:pPr>
+      <w:r>
+        <w:rPr>
+          <w:b w:val="0"/>
+          <w:i w:val="0"/>
+          <w:color w:val="1C3A36"/>
+          <w:sz w:val="21"/>
+        </w:rPr>
+        <w:t>One honest caution on all of it. The yields, the energy intensity and the chemicals charges are HOUSE ESTIMATES; this environment could not reach the notes to the accounts that would replace them. What protects the conclusion is that the two parameters doing the real work — the crack multiples and the feedstock differential — are both solved against disclosure, and that the estimated ones are demonstrably weak levers. The process-loss rate, the one yield parameter with no source at all, moves the blended margin by less than a hundred-thousandth of itself, because it scales feedstock intake and the solved differential in opposite directions and they cancel. That is asserted in the companion model as a live test, not claimed here.</w:t>
+      </w:r>
+    </w:p>
+    <w:p>
+      <w:pPr>
+        <w:spacing w:after="120" w:before="0"/>
+      </w:pPr>
+      <w:r>
+        <w:rPr>
+          <w:b w:val="0"/>
+          <w:i w:val="0"/>
+          <w:color w:val="1C3A36"/>
+          <w:sz w:val="21"/>
+        </w:rPr>
+        <w:t>And the crude deck, which was the obvious worry: moving it 10% either way moves the built margin from 5.10% to 6.85% against a base of 6.06% — an elasticity near 1.4 times rather than the fifteen a naive reading would fear. Crude prices the product and the feedstock, so most of it cancels; what does not cancel is the EGP-denominated fixed leg, whose share of revenue moves when the dollar side moves. That is also the mechanism behind something the earlier model could not explain — why this company's reported margin WIDENED through the devaluation sequence while its dollar economics did not improve at all.</w:t>
       </w:r>
     </w:p>
     <w:p>
@@ -6797,7 +8062,7 @@
                 <w:color w:val="1C3A36"/>
                 <w:sz w:val="16"/>
               </w:rPr>
-              <w:t>10-year local-currency government bond today; the terminal rate is norm-built from the central bank's own 5% medium-term inflation target plus a 5.5-point emerging-market real-rate convention</w:t>
+              <w:t>10-year local-currency government bond today; the terminal rate is norm-built from the central bank's own published inflation target — 7% for late 2026, falling to 5% thereafter — plus an emerging-market real-rate convention real-rate convention</w:t>
             </w:r>
           </w:p>
         </w:tc>
@@ -7351,7 +8616,7 @@
           <w:color w:val="1C3A36"/>
           <w:sz w:val="21"/>
         </w:rPr>
-        <w:t>On a gross-debt basis the rate would be 27.7% and the answer EGP 9.88 a share, +5.1% higher. That construction discounts the operating cash flows at a rate the cash has already depressed and then adds the same cash back in the bridge — counting it twice. The net basis is primary and is the more conservative of the two by 390 basis points.</w:t>
+        <w:t>On a gross-debt basis the rate would be 27.7% and the answer EGP 10.16 a share, +5.1% higher. That construction discounts the operating cash flows at a rate the cash has already depressed and then adds the same cash back in the bridge — counting it twice. The net basis is primary and is the more conservative of the two by 390 basis points.</w:t>
       </w:r>
     </w:p>
     <w:p>
@@ -8185,7 +9450,7 @@
                 <w:color w:val="1C3A36"/>
                 <w:sz w:val="16"/>
               </w:rPr>
-              <w:t>44,752</w:t>
+              <w:t>44,182</w:t>
             </w:r>
           </w:p>
         </w:tc>
@@ -8203,7 +9468,7 @@
                 <w:color w:val="1C3A36"/>
                 <w:sz w:val="16"/>
               </w:rPr>
-              <w:t>49,913</w:t>
+              <w:t>49,319</w:t>
             </w:r>
           </w:p>
         </w:tc>
@@ -8221,7 +9486,7 @@
                 <w:color w:val="1C3A36"/>
                 <w:sz w:val="16"/>
               </w:rPr>
-              <w:t>55,118</w:t>
+              <w:t>54,509</w:t>
             </w:r>
           </w:p>
         </w:tc>
@@ -8239,7 +9504,7 @@
                 <w:color w:val="1C3A36"/>
                 <w:sz w:val="16"/>
               </w:rPr>
-              <w:t>60,254</w:t>
+              <w:t>59,616</w:t>
             </w:r>
           </w:p>
         </w:tc>
@@ -8257,7 +9522,7 @@
                 <w:color w:val="1C3A36"/>
                 <w:sz w:val="16"/>
               </w:rPr>
-              <w:t>65,338</w:t>
+              <w:t>64,650</w:t>
             </w:r>
           </w:p>
         </w:tc>
@@ -8294,7 +9559,7 @@
                 <w:color w:val="1C3A36"/>
                 <w:sz w:val="16"/>
               </w:rPr>
-              <w:t>2,337</w:t>
+              <w:t>2,161</w:t>
             </w:r>
           </w:p>
         </w:tc>
@@ -8312,7 +9577,7 @@
                 <w:color w:val="1C3A36"/>
                 <w:sz w:val="16"/>
               </w:rPr>
-              <w:t>2,630</w:t>
+              <w:t>2,529</w:t>
             </w:r>
           </w:p>
         </w:tc>
@@ -8330,7 +9595,7 @@
                 <w:color w:val="1C3A36"/>
                 <w:sz w:val="16"/>
               </w:rPr>
-              <w:t>2,915</w:t>
+              <w:t>2,894</w:t>
             </w:r>
           </w:p>
         </w:tc>
@@ -8348,7 +9613,7 @@
                 <w:color w:val="1C3A36"/>
                 <w:sz w:val="16"/>
               </w:rPr>
-              <w:t>3,195</w:t>
+              <w:t>3,262</w:t>
             </w:r>
           </w:p>
         </w:tc>
@@ -8366,7 +9631,7 @@
                 <w:color w:val="1C3A36"/>
                 <w:sz w:val="16"/>
               </w:rPr>
-              <w:t>3,472</w:t>
+              <w:t>3,628</w:t>
             </w:r>
           </w:p>
         </w:tc>
@@ -8403,7 +9668,7 @@
                 <w:color w:val="1C3A36"/>
                 <w:sz w:val="16"/>
               </w:rPr>
-              <w:t>5.22%</w:t>
+              <w:t>4.89%</w:t>
             </w:r>
           </w:p>
         </w:tc>
@@ -8421,7 +9686,7 @@
                 <w:color w:val="1C3A36"/>
                 <w:sz w:val="16"/>
               </w:rPr>
-              <w:t>5.27%</w:t>
+              <w:t>5.13%</w:t>
             </w:r>
           </w:p>
         </w:tc>
@@ -8439,7 +9704,7 @@
                 <w:color w:val="1C3A36"/>
                 <w:sz w:val="16"/>
               </w:rPr>
-              <w:t>5.29%</w:t>
+              <w:t>5.31%</w:t>
             </w:r>
           </w:p>
         </w:tc>
@@ -8457,7 +9722,7 @@
                 <w:color w:val="1C3A36"/>
                 <w:sz w:val="16"/>
               </w:rPr>
-              <w:t>5.30%</w:t>
+              <w:t>5.47%</w:t>
             </w:r>
           </w:p>
         </w:tc>
@@ -8475,7 +9740,7 @@
                 <w:color w:val="1C3A36"/>
                 <w:sz w:val="16"/>
               </w:rPr>
-              <w:t>5.31%</w:t>
+              <w:t>5.61%</w:t>
             </w:r>
           </w:p>
         </w:tc>
@@ -8512,7 +9777,7 @@
                 <w:color w:val="1C3A36"/>
                 <w:sz w:val="16"/>
               </w:rPr>
-              <w:t>(492)</w:t>
+              <w:t>(486)</w:t>
             </w:r>
           </w:p>
         </w:tc>
@@ -8530,7 +9795,7 @@
                 <w:color w:val="1C3A36"/>
                 <w:sz w:val="16"/>
               </w:rPr>
-              <w:t>(549)</w:t>
+              <w:t>(543)</w:t>
             </w:r>
           </w:p>
         </w:tc>
@@ -8548,7 +9813,7 @@
                 <w:color w:val="1C3A36"/>
                 <w:sz w:val="16"/>
               </w:rPr>
-              <w:t>(606)</w:t>
+              <w:t>(600)</w:t>
             </w:r>
           </w:p>
         </w:tc>
@@ -8566,7 +9831,7 @@
                 <w:color w:val="1C3A36"/>
                 <w:sz w:val="16"/>
               </w:rPr>
-              <w:t>(663)</w:t>
+              <w:t>(656)</w:t>
             </w:r>
           </w:p>
         </w:tc>
@@ -8584,7 +9849,7 @@
                 <w:color w:val="1C3A36"/>
                 <w:sz w:val="16"/>
               </w:rPr>
-              <w:t>(719)</w:t>
+              <w:t>(711)</w:t>
             </w:r>
           </w:p>
         </w:tc>
@@ -8621,7 +9886,7 @@
                 <w:color w:val="1C3A36"/>
                 <w:sz w:val="16"/>
               </w:rPr>
-              <w:t>1,845</w:t>
+              <w:t>1,675</w:t>
             </w:r>
           </w:p>
         </w:tc>
@@ -8639,7 +9904,7 @@
                 <w:color w:val="1C3A36"/>
                 <w:sz w:val="16"/>
               </w:rPr>
-              <w:t>2,081</w:t>
+              <w:t>1,986</w:t>
             </w:r>
           </w:p>
         </w:tc>
@@ -8657,7 +9922,7 @@
                 <w:color w:val="1C3A36"/>
                 <w:sz w:val="16"/>
               </w:rPr>
-              <w:t>2,309</w:t>
+              <w:t>2,295</w:t>
             </w:r>
           </w:p>
         </w:tc>
@@ -8675,7 +9940,7 @@
                 <w:color w:val="1C3A36"/>
                 <w:sz w:val="16"/>
               </w:rPr>
-              <w:t>2,532</w:t>
+              <w:t>2,607</w:t>
             </w:r>
           </w:p>
         </w:tc>
@@ -8693,7 +9958,7 @@
                 <w:color w:val="1C3A36"/>
                 <w:sz w:val="16"/>
               </w:rPr>
-              <w:t>2,753</w:t>
+              <w:t>2,917</w:t>
             </w:r>
           </w:p>
         </w:tc>
@@ -8730,7 +9995,7 @@
                 <w:color w:val="1C3A36"/>
                 <w:sz w:val="16"/>
               </w:rPr>
-              <w:t>1,412</w:t>
+              <w:t>1,281</w:t>
             </w:r>
           </w:p>
         </w:tc>
@@ -8748,7 +10013,7 @@
                 <w:color w:val="1C3A36"/>
                 <w:sz w:val="16"/>
               </w:rPr>
-              <w:t>1,592</w:t>
+              <w:t>1,519</w:t>
             </w:r>
           </w:p>
         </w:tc>
@@ -8766,7 +10031,7 @@
                 <w:color w:val="1C3A36"/>
                 <w:sz w:val="16"/>
               </w:rPr>
-              <w:t>1,766</w:t>
+              <w:t>1,756</w:t>
             </w:r>
           </w:p>
         </w:tc>
@@ -8784,7 +10049,7 @@
                 <w:color w:val="1C3A36"/>
                 <w:sz w:val="16"/>
               </w:rPr>
-              <w:t>1,937</w:t>
+              <w:t>1,994</w:t>
             </w:r>
           </w:p>
         </w:tc>
@@ -8802,7 +10067,7 @@
                 <w:color w:val="1C3A36"/>
                 <w:sz w:val="16"/>
               </w:rPr>
-              <w:t>2,106</w:t>
+              <w:t>2,232</w:t>
             </w:r>
           </w:p>
         </w:tc>
@@ -8839,7 +10104,7 @@
                 <w:color w:val="1C3A36"/>
                 <w:sz w:val="16"/>
               </w:rPr>
-              <w:t>492</w:t>
+              <w:t>486</w:t>
             </w:r>
           </w:p>
         </w:tc>
@@ -8857,7 +10122,7 @@
                 <w:color w:val="1C3A36"/>
                 <w:sz w:val="16"/>
               </w:rPr>
-              <w:t>549</w:t>
+              <w:t>543</w:t>
             </w:r>
           </w:p>
         </w:tc>
@@ -8875,7 +10140,7 @@
                 <w:color w:val="1C3A36"/>
                 <w:sz w:val="16"/>
               </w:rPr>
-              <w:t>606</w:t>
+              <w:t>600</w:t>
             </w:r>
           </w:p>
         </w:tc>
@@ -8893,7 +10158,7 @@
                 <w:color w:val="1C3A36"/>
                 <w:sz w:val="16"/>
               </w:rPr>
-              <w:t>663</w:t>
+              <w:t>656</w:t>
             </w:r>
           </w:p>
         </w:tc>
@@ -8911,7 +10176,7 @@
                 <w:color w:val="1C3A36"/>
                 <w:sz w:val="16"/>
               </w:rPr>
-              <w:t>719</w:t>
+              <w:t>711</w:t>
             </w:r>
           </w:p>
         </w:tc>
@@ -8948,7 +10213,7 @@
                 <w:color w:val="1C3A36"/>
                 <w:sz w:val="16"/>
               </w:rPr>
-              <w:t>(649)</w:t>
+              <w:t>(641)</w:t>
             </w:r>
           </w:p>
         </w:tc>
@@ -8966,7 +10231,7 @@
                 <w:color w:val="1C3A36"/>
                 <w:sz w:val="16"/>
               </w:rPr>
-              <w:t>(699)</w:t>
+              <w:t>(690)</w:t>
             </w:r>
           </w:p>
         </w:tc>
@@ -8984,7 +10249,7 @@
                 <w:color w:val="1C3A36"/>
                 <w:sz w:val="16"/>
               </w:rPr>
-              <w:t>(744)</w:t>
+              <w:t>(736)</w:t>
             </w:r>
           </w:p>
         </w:tc>
@@ -9002,7 +10267,7 @@
                 <w:color w:val="1C3A36"/>
                 <w:sz w:val="16"/>
               </w:rPr>
-              <w:t>(783)</w:t>
+              <w:t>(775)</w:t>
             </w:r>
           </w:p>
         </w:tc>
@@ -9020,7 +10285,7 @@
                 <w:color w:val="1C3A36"/>
                 <w:sz w:val="16"/>
               </w:rPr>
-              <w:t>(817)</w:t>
+              <w:t>(808)</w:t>
             </w:r>
           </w:p>
         </w:tc>
@@ -9057,7 +10322,7 @@
                 <w:color w:val="1C3A36"/>
                 <w:sz w:val="16"/>
               </w:rPr>
-              <w:t>(96)</w:t>
+              <w:t>(84)</w:t>
             </w:r>
           </w:p>
         </w:tc>
@@ -9075,6 +10340,24 @@
                 <w:color w:val="1C3A36"/>
                 <w:sz w:val="16"/>
               </w:rPr>
+              <w:t>(103)</w:t>
+            </w:r>
+          </w:p>
+        </w:tc>
+        <w:tc>
+          <w:tcPr>
+            <w:tcW w:type="dxa" w:w="1325"/>
+          </w:tcPr>
+          <w:p>
+            <w:pPr>
+              <w:spacing w:after="20"/>
+              <w:jc w:val="right"/>
+            </w:pPr>
+            <w:r>
+              <w:rPr>
+                <w:color w:val="1C3A36"/>
+                <w:sz w:val="16"/>
+              </w:rPr>
               <w:t>(104)</w:t>
             </w:r>
           </w:p>
@@ -9093,7 +10376,7 @@
                 <w:color w:val="1C3A36"/>
                 <w:sz w:val="16"/>
               </w:rPr>
-              <w:t>(105)</w:t>
+              <w:t>(103)</w:t>
             </w:r>
           </w:p>
         </w:tc>
@@ -9111,25 +10394,7 @@
                 <w:color w:val="1C3A36"/>
                 <w:sz w:val="16"/>
               </w:rPr>
-              <w:t>(104)</w:t>
-            </w:r>
-          </w:p>
-        </w:tc>
-        <w:tc>
-          <w:tcPr>
-            <w:tcW w:type="dxa" w:w="1325"/>
-          </w:tcPr>
-          <w:p>
-            <w:pPr>
-              <w:spacing w:after="20"/>
-              <w:jc w:val="right"/>
-            </w:pPr>
-            <w:r>
-              <w:rPr>
-                <w:color w:val="1C3A36"/>
-                <w:sz w:val="16"/>
-              </w:rPr>
-              <w:t>(103)</w:t>
+              <w:t>(101)</w:t>
             </w:r>
           </w:p>
         </w:tc>
@@ -9170,7 +10435,7 @@
                 <w:color w:val="1C3A36"/>
                 <w:sz w:val="16"/>
               </w:rPr>
-              <w:t>1,159</w:t>
+              <w:t>1,042</w:t>
             </w:r>
           </w:p>
         </w:tc>
@@ -9190,7 +10455,7 @@
                 <w:color w:val="1C3A36"/>
                 <w:sz w:val="16"/>
               </w:rPr>
-              <w:t>1,338</w:t>
+              <w:t>1,268</w:t>
             </w:r>
           </w:p>
         </w:tc>
@@ -9210,7 +10475,7 @@
                 <w:color w:val="1C3A36"/>
                 <w:sz w:val="16"/>
               </w:rPr>
-              <w:t>1,523</w:t>
+              <w:t>1,515</w:t>
             </w:r>
           </w:p>
         </w:tc>
@@ -9230,7 +10495,7 @@
                 <w:color w:val="1C3A36"/>
                 <w:sz w:val="16"/>
               </w:rPr>
-              <w:t>1,713</w:t>
+              <w:t>1,772</w:t>
             </w:r>
           </w:p>
         </w:tc>
@@ -9250,7 +10515,7 @@
                 <w:color w:val="1C3A36"/>
                 <w:sz w:val="16"/>
               </w:rPr>
-              <w:t>1,906</w:t>
+              <w:t>2,033</w:t>
             </w:r>
           </w:p>
         </w:tc>
@@ -9400,7 +10665,7 @@
                 <w:color w:val="1C3A36"/>
                 <w:sz w:val="16"/>
               </w:rPr>
-              <w:t>880</w:t>
+              <w:t>792</w:t>
             </w:r>
           </w:p>
         </w:tc>
@@ -9420,7 +10685,7 @@
                 <w:color w:val="1C3A36"/>
                 <w:sz w:val="16"/>
               </w:rPr>
-              <w:t>805</w:t>
+              <w:t>763</w:t>
             </w:r>
           </w:p>
         </w:tc>
@@ -9440,7 +10705,7 @@
                 <w:color w:val="1C3A36"/>
                 <w:sz w:val="16"/>
               </w:rPr>
-              <w:t>752</w:t>
+              <w:t>748</w:t>
             </w:r>
           </w:p>
         </w:tc>
@@ -9460,7 +10725,7 @@
                 <w:color w:val="1C3A36"/>
                 <w:sz w:val="16"/>
               </w:rPr>
-              <w:t>712</w:t>
+              <w:t>737</w:t>
             </w:r>
           </w:p>
         </w:tc>
@@ -9480,7 +10745,7 @@
                 <w:color w:val="1C3A36"/>
                 <w:sz w:val="16"/>
               </w:rPr>
-              <w:t>680</w:t>
+              <w:t>726</w:t>
             </w:r>
           </w:p>
         </w:tc>
@@ -9490,6 +10755,20 @@
       <w:pPr>
         <w:spacing w:after="40"/>
       </w:pPr>
+    </w:p>
+    <w:p>
+      <w:pPr>
+        <w:spacing w:after="120" w:before="0"/>
+      </w:pPr>
+      <w:r>
+        <w:rPr>
+          <w:b w:val="0"/>
+          <w:i w:val="0"/>
+          <w:color w:val="1C3A36"/>
+          <w:sz w:val="20"/>
+        </w:rPr>
+        <w:t>Two disclosed figures belong beside this table, neither of which the model otherwise consumes. The rate applied above is an EFFECTIVE 23.5% against Egypt's statutory corporate rate of 22.5% — AMOC is taxed at the ordinary rate, not the ~40.55% that applies to exploration and production — and the study deliberately carries the higher effective figure. Separately, the company's own approved planning budget put net sales at EGP 37,332mn for the year to June 2026 against a budgeted net profit near EGP 1.02bn. The forecast here runs above the revenue line of that budget, on calendar years and on the disclosed volume ramp; a reader who prefers management's own plan should treat the first forecast year as the more aggressive of the two and discount accordingly.</w:t>
+      </w:r>
     </w:p>
     <w:p>
       <w:pPr>
@@ -9584,7 +10863,7 @@
           <w:color w:val="1C3A36"/>
           <w:sz w:val="21"/>
         </w:rPr>
-        <w:t>Growth in perpetuity has to be paid for with capital. The reinvestment rate is therefore not a free choice: it is forced to satisfy growth = return × reinvestment exactly. At a terminal return on invested capital of 50.4% — next year's profit over closing invested capital, the standard convention — funding 5% of growth requires reinvesting 9.9% of profit, and the rest is available to the providers of capital.</w:t>
+        <w:t>Growth in perpetuity has to be paid for with capital. The reinvestment rate is therefore not a free choice: it is forced to satisfy growth = return × reinvestment exactly. At a terminal return on invested capital of 53.8% — next year's profit over closing invested capital, the standard convention — funding 5% of growth requires reinvesting 9.3% of profit, and the rest is available to the providers of capital.</w:t>
       </w:r>
     </w:p>
     <w:tbl>
@@ -9705,7 +10984,7 @@
                 <w:color w:val="1C3A36"/>
                 <w:sz w:val="17"/>
               </w:rPr>
-              <w:t>3,830</w:t>
+              <w:t>3,766</w:t>
             </w:r>
           </w:p>
         </w:tc>
@@ -9723,7 +11002,7 @@
                 <w:color w:val="1C3A36"/>
                 <w:sz w:val="17"/>
               </w:rPr>
-              <w:t>2.97</w:t>
+              <w:t>2.92</w:t>
             </w:r>
           </w:p>
         </w:tc>
@@ -9760,7 +11039,7 @@
                 <w:color w:val="1C3A36"/>
                 <w:sz w:val="17"/>
               </w:rPr>
-              <w:t>6,172</w:t>
+              <w:t>6,584</w:t>
             </w:r>
           </w:p>
         </w:tc>
@@ -9778,7 +11057,7 @@
                 <w:color w:val="1C3A36"/>
                 <w:sz w:val="17"/>
               </w:rPr>
-              <w:t>4.78</w:t>
+              <w:t>5.10</w:t>
             </w:r>
           </w:p>
         </w:tc>
@@ -9819,7 +11098,7 @@
                 <w:color w:val="1C3A36"/>
                 <w:sz w:val="17"/>
               </w:rPr>
-              <w:t>61.7%</w:t>
+              <w:t>63.6%</w:t>
             </w:r>
           </w:p>
         </w:tc>
@@ -9879,7 +11158,7 @@
                 <w:color w:val="1C3A36"/>
                 <w:sz w:val="17"/>
               </w:rPr>
-              <w:t>10,002</w:t>
+              <w:t>10,350</w:t>
             </w:r>
           </w:p>
         </w:tc>
@@ -9899,7 +11178,7 @@
                 <w:color w:val="1C3A36"/>
                 <w:sz w:val="17"/>
               </w:rPr>
-              <w:t>7.74</w:t>
+              <w:t>8.01</w:t>
             </w:r>
           </w:p>
         </w:tc>
@@ -9936,7 +11215,7 @@
                 <w:color w:val="1C3A36"/>
                 <w:sz w:val="17"/>
               </w:rPr>
-              <w:t>(300)</w:t>
+              <w:t>(311)</w:t>
             </w:r>
           </w:p>
         </w:tc>
@@ -9954,7 +11233,7 @@
                 <w:color w:val="1C3A36"/>
                 <w:sz w:val="17"/>
               </w:rPr>
-              <w:t>(0.23)</w:t>
+              <w:t>(0.24)</w:t>
             </w:r>
           </w:p>
         </w:tc>
@@ -9991,7 +11270,7 @@
                 <w:color w:val="1C3A36"/>
                 <w:sz w:val="17"/>
               </w:rPr>
-              <w:t>9,702</w:t>
+              <w:t>10,040</w:t>
             </w:r>
           </w:p>
         </w:tc>
@@ -10009,7 +11288,7 @@
                 <w:color w:val="1C3A36"/>
                 <w:sz w:val="17"/>
               </w:rPr>
-              <w:t>7.51</w:t>
+              <w:t>7.77</w:t>
             </w:r>
           </w:p>
         </w:tc>
@@ -10105,7 +11384,7 @@
                 <w:color w:val="1C3A36"/>
                 <w:sz w:val="17"/>
               </w:rPr>
-              <w:t>12,140</w:t>
+              <w:t>12,478</w:t>
             </w:r>
           </w:p>
         </w:tc>
@@ -10125,7 +11404,7 @@
                 <w:color w:val="1C3A36"/>
                 <w:sz w:val="17"/>
               </w:rPr>
-              <w:t>9.40</w:t>
+              <w:t>9.66</w:t>
             </w:r>
           </w:p>
         </w:tc>
@@ -10201,7 +11480,7 @@
           <w:color w:val="6E7B77"/>
           <w:sz w:val="17"/>
         </w:rPr>
-        <w:t>Terminal value is 61.7% of enterprise value, stated here as well as in the summary table so the reader meets it in both places. The ORDER of the last three rows is the substantive point and it was wrong in an earlier edition. That edition added the cash first and then deducted the minority from the combined total, and defended it in a caption reading 'the minority deduction is taken AFTER net debt, so the minority does not carry a share of the parent's cash'. The algebra runs the other way: deducting 3.0% of a total that already INCLUDES the cash hands the minority 3.0% of the parent's balance — about EGP 73mn of it. An external review caught this and it is accepted. The minority is now deducted from the OPERATING enterprise value, before the cash, and the cash is added back in full because it belongs to the parent. The correction is worth EGP 0.06 a share.</w:t>
+        <w:t>Terminal value is 63.6% of enterprise value, stated here as well as in the summary table so the reader meets it in both places. The ORDER of the last three rows is the substantive point and it was wrong in an earlier edition. That edition added the cash first and then deducted the minority from the combined total, and defended it in a caption reading 'the minority deduction is taken AFTER net debt, so the minority does not carry a share of the parent's cash'. The algebra runs the other way: deducting 3.0% of a total that already INCLUDES the cash hands the minority 3.0% of the parent's balance — about EGP 73mn of it. An external review caught this and it is accepted. The minority is now deducted from the OPERATING enterprise value, before the cash, and the cash is added back in full because it belongs to the parent. The correction is worth EGP 0.06 a share.</w:t>
       </w:r>
     </w:p>
     <w:p>
@@ -10407,7 +11686,7 @@
                 <w:color w:val="1C3A36"/>
                 <w:sz w:val="16"/>
               </w:rPr>
-              <w:t>936</w:t>
+              <w:t>941</w:t>
             </w:r>
           </w:p>
         </w:tc>
@@ -10425,7 +11704,7 @@
                 <w:color w:val="1C3A36"/>
                 <w:sz w:val="16"/>
               </w:rPr>
-              <w:t>1,105</w:t>
+              <w:t>873</w:t>
             </w:r>
           </w:p>
         </w:tc>
@@ -10443,7 +11722,7 @@
                 <w:color w:val="1C3A36"/>
                 <w:sz w:val="16"/>
               </w:rPr>
-              <w:t>1,239</w:t>
+              <w:t>1,135</w:t>
             </w:r>
           </w:p>
         </w:tc>
@@ -10480,7 +11759,7 @@
                 <w:color w:val="1C3A36"/>
                 <w:sz w:val="16"/>
               </w:rPr>
-              <w:t>2,385</w:t>
+              <w:t>2,381</w:t>
             </w:r>
           </w:p>
         </w:tc>
@@ -10498,7 +11777,7 @@
                 <w:color w:val="1C3A36"/>
                 <w:sz w:val="16"/>
               </w:rPr>
-              <w:t>2,923</w:t>
+              <w:t>2,918</w:t>
             </w:r>
           </w:p>
         </w:tc>
@@ -10516,7 +11795,7 @@
                 <w:color w:val="1C3A36"/>
                 <w:sz w:val="16"/>
               </w:rPr>
-              <w:t>3,102</w:t>
+              <w:t>3,088</w:t>
             </w:r>
           </w:p>
         </w:tc>
@@ -10534,7 +11813,7 @@
                 <w:color w:val="1C3A36"/>
                 <w:sz w:val="16"/>
               </w:rPr>
-              <w:t>3,211</w:t>
+              <w:t>3,202</w:t>
             </w:r>
           </w:p>
         </w:tc>
@@ -10571,7 +11850,7 @@
                 <w:color w:val="1C3A36"/>
                 <w:sz w:val="16"/>
               </w:rPr>
-              <w:t>24.6%</w:t>
+              <w:t>24.7%</w:t>
             </w:r>
           </w:p>
         </w:tc>
@@ -10589,7 +11868,7 @@
                 <w:color w:val="1C3A36"/>
                 <w:sz w:val="16"/>
               </w:rPr>
-              <w:t>32.0%</w:t>
+              <w:t>32.2%</w:t>
             </w:r>
           </w:p>
         </w:tc>
@@ -10607,7 +11886,7 @@
                 <w:color w:val="1C3A36"/>
                 <w:sz w:val="16"/>
               </w:rPr>
-              <w:t>35.6%</w:t>
+              <w:t>28.3%</w:t>
             </w:r>
           </w:p>
         </w:tc>
@@ -10625,7 +11904,7 @@
                 <w:color w:val="1C3A36"/>
                 <w:sz w:val="16"/>
               </w:rPr>
-              <w:t>38.6%</w:t>
+              <w:t>35.5%</w:t>
             </w:r>
           </w:p>
         </w:tc>
@@ -10789,7 +12068,7 @@
                 <w:color w:val="1C3A36"/>
                 <w:sz w:val="16"/>
               </w:rPr>
-              <w:t>11.9%</w:t>
+              <w:t>15.0%</w:t>
             </w:r>
           </w:p>
         </w:tc>
@@ -10807,7 +12086,7 @@
                 <w:color w:val="1C3A36"/>
                 <w:sz w:val="16"/>
               </w:rPr>
-              <w:t>11.3%</w:t>
+              <w:t>12.4%</w:t>
             </w:r>
           </w:p>
         </w:tc>
@@ -10979,7 +12258,7 @@
                 <w:color w:val="1C3A36"/>
                 <w:sz w:val="16"/>
               </w:rPr>
-              <w:t>4.2%</w:t>
+              <w:t>4.3%</w:t>
             </w:r>
           </w:p>
         </w:tc>
@@ -11021,7 +12300,7 @@
           <w:color w:val="1C3A36"/>
           <w:sz w:val="21"/>
         </w:rPr>
-        <w:t>Two check numbers, stated plainly. Actual compound NOPAT growth from the June-2023 year to the constructed calendar-2025 base was +34.8% a year. The growth implied by return times reinvestment, taken from stable years only — every year here is self-funded, with reinvestment well under 100% of profit — is 4.0%. The adopted terminal rate is 5%, the standing centre for an established name in this market once currency turbulence has passed.</w:t>
+        <w:t>Two check numbers, stated plainly. Actual compound NOPAT growth from the June-2023 year to the constructed calendar-2025 base was +30.2% a year. The growth implied by return times reinvestment, taken from stable years only — every year here is self-funded, with reinvestment well under 100% of profit — is 4.0%. The adopted terminal rate is 5%, the standing centre for an established name in this market once currency turbulence has passed.</w:t>
       </w:r>
     </w:p>
     <w:p>
@@ -11035,7 +12314,7 @@
           <w:color w:val="1C3A36"/>
           <w:sz w:val="21"/>
         </w:rPr>
-        <w:t>THE TWO CHECKS DISAGREE WITH EACH OTHER, and that is the honest reading rather than a problem to be smoothed. An earlier edition of this section said 'both checks come in below the adopted rate'. That sentence was true of the model as it then stood and became FALSE when the margin build was rebuilt from the product lines up, which moved the historical NOPAT compound rate from +2.6% to +34.8%; the sentence survived the rebuild because the assertion guarding it only tested the adopted rate against its ceiling and never against the checks. It is corrected here and the guard now reports each candidate individually.</w:t>
+        <w:t>THE TWO CHECKS DISAGREE WITH EACH OTHER, and that is the honest reading rather than a problem to be smoothed. An earlier edition of this section said 'both checks come in below the adopted rate'. That sentence was true of the model as it then stood and became FALSE when the margin build was rebuilt from the product lines up, which moved the historical NOPAT compound rate from +2.6% to +30.2%; the sentence survived the rebuild because the assertion guarding it only tested the adopted rate against its ceiling and never against the checks. It is corrected here and the guard now reports each candidate individually.</w:t>
       </w:r>
     </w:p>
     <w:p>
@@ -11049,7 +12328,7 @@
           <w:color w:val="1C3A36"/>
           <w:sz w:val="21"/>
         </w:rPr>
-        <w:t>Taken one at a time: check (a), the historical compound rate of +34.8%, is far ABOVE the adopted 5% — but it is a recovery rate off a devaluation-compressed base and belongs in the explicit years, not in a perpetuity. Check (b), return times reinvestment on the stable years, is 4.0% and is BELOW the adopted rate. The adopted 5% sits between them, and above the one that actually describes a steady state — so on the check that matters for a perpetuity it remains on the GENEROUS side of the company's own record, not the conservative side. It is sensitised from 3% to 7% and the whole grid is on the face of the companion model.</w:t>
+        <w:t>Taken one at a time: check (a), the historical compound rate of +30.2%, is far ABOVE the adopted 5% — but it is a recovery rate off a devaluation-compressed base and belongs in the explicit years, not in a perpetuity. Check (b), return times reinvestment on the stable years, is 4.0% and is BELOW the adopted rate. The adopted 5% sits between them, and above the one that actually describes a steady state — so on the check that matters for a perpetuity it remains on the GENEROUS side of the company's own record, not the conservative side. It is sensitised from 3% to 7% and the whole grid is on the face of the companion model.</w:t>
       </w:r>
     </w:p>
     <w:p>
@@ -11063,7 +12342,7 @@
           <w:color w:val="1C3A36"/>
           <w:sz w:val="21"/>
         </w:rPr>
-        <w:t>One definitional caution on check (b), because it changes the answer. It is struck on net capital expenditure over profit, EXCLUDING working capital, while the free-cash-flow waterfall above subtracts working capital as well. On the waterfall-consistent definition the base-year reinvestment rate is 19.1% and the implied growth is 7.4% — ABOVE the adopted rate rather than below it. Both definitions are shown and neither is hidden; a reader who prefers the waterfall-consistent one should read the 5% as conservative instead.</w:t>
+        <w:t>One definitional caution on check (b), because it changes the answer. It is struck on net capital expenditure over profit, EXCLUDING working capital, while the free-cash-flow waterfall above subtracts working capital as well. On the waterfall-consistent definition the base-year reinvestment rate is 19.8% and the implied growth is 7.0% — ABOVE the adopted rate rather than below it. Both definitions are shown and neither is hidden; a reader who prefers the waterfall-consistent one should read the 5% as conservative instead.</w:t>
       </w:r>
     </w:p>
     <w:p>
@@ -11077,7 +12356,7 @@
           <w:color w:val="1C3A36"/>
           <w:sz w:val="21"/>
         </w:rPr>
-        <w:t>The crossover test — how long a candidate growth rate would take to make the company larger than the economy it sits in — is reported candidate by candidate, because a blanket 'it does not bind' would be wrong. Against Egyptian nominal growth of about 15%: the forecast revenue rate of +10.3% is BELOW it and does not bind; the adopted terminal rate of 5% is BELOW it and does not bind; the recent compound NOPAT rate of +34.8% is ABOVE it and DOES bind — at that rate the company would overtake Egypt's entire nominal gross domestic product in about 36 years, which is precisely why it is a historical rate and not a terminal one. The binding constraint on the rate actually adopted is the reinvestment identity, not the ceiling.</w:t>
+        <w:t>The crossover test — how long a candidate growth rate would take to make the company larger than the economy it sits in — is reported candidate by candidate, because a blanket 'it does not bind' would be wrong. Against Egyptian nominal growth of about 15%: the forecast revenue rate of +10.1% is BELOW it and does not bind; the adopted terminal rate of 5% is BELOW it and does not bind; the recent compound NOPAT rate of +30.2% is ABOVE it and DOES bind — at that rate the company would overtake Egypt's entire nominal gross domestic product in about 46 years, which is precisely why it is a historical rate and not a terminal one. The binding constraint on the rate actually adopted is the reinvestment identity, not the ceiling.</w:t>
       </w:r>
     </w:p>
     <w:p>
@@ -11282,7 +12561,7 @@
                 <w:color w:val="1C3A36"/>
                 <w:sz w:val="16"/>
               </w:rPr>
-              <w:t>10.70 · 9.99 · 9.40 · 8.90 · 8.48</w:t>
+              <w:t>11.05 · 10.29 · 9.66 · 9.13 · 8.68</w:t>
             </w:r>
           </w:p>
         </w:tc>
@@ -11335,7 +12614,7 @@
                 <w:color w:val="1C3A36"/>
                 <w:sz w:val="16"/>
               </w:rPr>
-              <w:t>8.80 · 9.08 · 9.40 · 9.78 · 10.24</w:t>
+              <w:t>9.01 · 9.31 · 9.66 · 10.08 · 10.58</w:t>
             </w:r>
           </w:p>
         </w:tc>
@@ -11388,7 +12667,7 @@
                 <w:color w:val="1C3A36"/>
                 <w:sz w:val="16"/>
               </w:rPr>
-              <w:t>9.76 · 9.58 · 9.40 · 9.23 · 9.06</w:t>
+              <w:t>10.04 · 9.85 · 9.66 · 9.48 · 9.31</w:t>
             </w:r>
           </w:p>
         </w:tc>
@@ -11441,7 +12720,7 @@
                 <w:color w:val="1C3A36"/>
                 <w:sz w:val="16"/>
               </w:rPr>
-              <w:t>11.58 · 10.26 · 9.52 · 8.61 · 8.06</w:t>
+              <w:t>11.97 · 10.58 · 9.79 · 8.82 · 8.25</w:t>
             </w:r>
           </w:p>
         </w:tc>
@@ -11494,7 +12773,7 @@
                 <w:color w:val="1C3A36"/>
                 <w:sz w:val="16"/>
               </w:rPr>
-              <w:t>7.38 · 8.39 · 9.40 · 10.41 · 11.42</w:t>
+              <w:t>7.66 · 8.66 · 9.66 · 10.66 · 11.66</w:t>
             </w:r>
           </w:p>
         </w:tc>
@@ -11547,7 +12826,7 @@
                 <w:color w:val="1C3A36"/>
                 <w:sz w:val="16"/>
               </w:rPr>
-              <w:t>8.04 · 8.69 · 9.40 · 10.17 · 11.01</w:t>
+              <w:t>6.48 · 8.00 · 9.66 · 11.49 · 13.49</w:t>
             </w:r>
           </w:p>
         </w:tc>
@@ -11600,7 +12879,7 @@
                 <w:color w:val="1C3A36"/>
                 <w:sz w:val="16"/>
               </w:rPr>
-              <w:t>8.67 · 9.03 · 9.40 · 9.77 · 10.13</w:t>
+              <w:t>8.19 · 8.93 · 9.66 · 10.40 · 11.13</w:t>
             </w:r>
           </w:p>
         </w:tc>
@@ -11653,7 +12932,7 @@
                 <w:color w:val="1C3A36"/>
                 <w:sz w:val="16"/>
               </w:rPr>
-              <w:t>9.75 · 9.58 · 9.40 · 9.23 · 8.88</w:t>
+              <w:t>10.01 · 9.83 · 9.66 · 9.49 · 9.15</w:t>
             </w:r>
           </w:p>
         </w:tc>
@@ -11675,7 +12954,7 @@
           <w:color w:val="6E7B77"/>
           <w:sz w:val="17"/>
         </w:rPr>
-        <w:t>The crux is the cost of capital, not the operating assumptions. Doubling the entire volume growth path moves the answer from EGP 9.40 to 11.01; a two-point move in the terminal rate alone moves it across a wider span than that. This is a valuation about Egyptian interest rates at least as much as it is about a refinery.</w:t>
+        <w:t>The crux is the cost of capital, not the operating assumptions. Doubling the entire volume growth path moves the answer from EGP 9.66 to 13.49; a two-point move in the terminal rate alone moves it across a wider span than that. This is a valuation about Egyptian interest rates at least as much as it is about a refinery.</w:t>
       </w:r>
     </w:p>
     <w:p>
@@ -11703,7 +12982,7 @@
           <w:color w:val="1C3A36"/>
           <w:sz w:val="21"/>
         </w:rPr>
-        <w:t>Relative multiples. Applying 4.5× enterprise value to EBITDA to 2027E EBITDA of EGP 2,630mn gives an enterprise value of EGP 11,836mn AS AT the end of that year. It has to be discounted back before it can be compared to today's price: at the model's own year-two factor of 0.6018 that is EGP 7,123mn today, and EGP 8.50 a share after the bridge. Not discounting a forward enterprise value would have produced EGP 10.72 — the difference between the two is the whole reason multiples and discounted cash flows are so often reconciled badly. The company's own trailing multiples are 4.5× enterprise value to EBITDA and 7.8× earnings.</w:t>
+        <w:t>Relative multiples. Applying 4.5× enterprise value to EBITDA to 2027E EBITDA of EGP 2,529mn gives an enterprise value of EGP 11,379mn AS AT the end of that year. It has to be discounted back before it can be compared to today's price: at the model's own year-two factor of 0.6018 that is EGP 6,848mn today, and EGP 8.20 a share after the bridge. Not discounting a forward enterprise value would have produced EGP 10.38 — the difference between the two is the whole reason multiples and discounted cash flows are so often reconciled badly. The company's own trailing multiples are 4.8× enterprise value to EBITDA and 7.8× earnings.</w:t>
       </w:r>
     </w:p>
     <w:p>
@@ -11717,7 +12996,7 @@
           <w:color w:val="1C3A36"/>
           <w:sz w:val="21"/>
         </w:rPr>
-        <w:t>Normalised earnings power. Every component is taken from the same year, 2028E, so the lens is not a blend of different points in the cycle: EBITDA of EGP 2,915mn less depreciation of EGP 606mn, plus net finance income of EGP 420mn, taxed and after minorities, gives EGP 1.57 a share. At 7.5× that is EGP 11.76. This lens is a statement of mid-cycle earnings POWER at a through-cycle multiple, not a discounted present value — which is exactly why it is the most generous of the four and why it carries only 20% of the weight.</w:t>
+        <w:t>Normalised earnings power. Every component is taken from the same year, 2028E, so the lens is not a blend of different points in the cycle: EBITDA of EGP 2,894mn less depreciation of EGP 600mn, plus net finance income of EGP 413mn, taxed and after minorities, gives EGP 1.56 a share. At 7.5× that is EGP 11.67. This lens is a statement of mid-cycle earnings POWER at a through-cycle multiple, not a discounted present value — which is exactly why it is the most generous of the four and why it carries only 20% of the weight.</w:t>
       </w:r>
     </w:p>
     <w:p>
@@ -11940,7 +13219,7 @@
                 <w:color w:val="1C3A36"/>
                 <w:sz w:val="16"/>
               </w:rPr>
-              <w:t>7.80</w:t>
+              <w:t>7.95</w:t>
             </w:r>
           </w:p>
         </w:tc>
@@ -11958,7 +13237,7 @@
                 <w:color w:val="1C3A36"/>
                 <w:sz w:val="16"/>
               </w:rPr>
-              <w:t>-17.1%</w:t>
+              <w:t>-17.7%</w:t>
             </w:r>
           </w:p>
         </w:tc>
@@ -12029,7 +13308,7 @@
                 <w:color w:val="1C3A36"/>
                 <w:sz w:val="16"/>
               </w:rPr>
-              <w:t>9.88</w:t>
+              <w:t>10.16</w:t>
             </w:r>
           </w:p>
         </w:tc>
@@ -12118,7 +13397,7 @@
                 <w:color w:val="1C3A36"/>
                 <w:sz w:val="16"/>
               </w:rPr>
-              <w:t>9.17</w:t>
+              <w:t>9.42</w:t>
             </w:r>
           </w:p>
         </w:tc>
@@ -12207,7 +13486,7 @@
                 <w:color w:val="1C3A36"/>
                 <w:sz w:val="16"/>
               </w:rPr>
-              <w:t>9.99</w:t>
+              <w:t>10.27</w:t>
             </w:r>
           </w:p>
         </w:tc>
@@ -12225,7 +13504,7 @@
                 <w:color w:val="1C3A36"/>
                 <w:sz w:val="16"/>
               </w:rPr>
-              <w:t>+6.2%</w:t>
+              <w:t>+6.3%</w:t>
             </w:r>
           </w:p>
         </w:tc>
@@ -12304,7 +13583,7 @@
                 <w:color w:val="1C3A36"/>
                 <w:sz w:val="16"/>
               </w:rPr>
-              <w:t>9.40</w:t>
+              <w:t>9.66</w:t>
             </w:r>
           </w:p>
         </w:tc>
@@ -12346,7 +13625,7 @@
           <w:color w:val="6E7B77"/>
           <w:sz w:val="17"/>
         </w:rPr>
-        <w:t>The base is stated in the last row so the percentages are checkable rather than relative to a number the reader has to go and find: every effect column is measured against the cash-flow lens at EGP 9.40 a share, which is the primary construction and not the weighted central of EGP 9.34. Note the asymmetry that follows from that. The four choices move the answer between -17.1% and +6.2%, so the single largest contested choice in this study is worth more than the entire gap between the central estimate and the market price. Each alternative is run through the whole model and reported as a VALUE, not described. The currency alternative deflates the export cash flows to dollars at each year’s exchange rate before discounting them at a dollar rate, and only then translates back — discounting a pound cash flow already inflated by the assumed depreciation path directly at a dollar rate would count the currency benefit twice.</w:t>
+        <w:t>The base is stated in the last row so the percentages are checkable rather than relative to a number the reader has to go and find: every effect column is measured against the cash-flow lens at EGP 9.66 a share, which is the primary construction and not the weighted central of EGP 9.38. Note the asymmetry that follows from that. The four choices move the answer between -17.7% and +6.3%, so the single largest contested choice in this study is worth more than the entire gap between the central estimate and the market price. Each alternative is run through the whole model and reported as a VALUE, not described. The currency alternative deflates the export cash flows to dollars at each year’s exchange rate before discounting them at a dollar rate, and only then translates back — discounting a pound cash flow already inflated by the assumed depreciation path directly at a dollar rate would count the currency benefit twice.</w:t>
       </w:r>
     </w:p>
     <w:p>
@@ -13413,7 +14692,7 @@
           <w:color w:val="1C3A36"/>
           <w:sz w:val="20"/>
         </w:rPr>
-        <w:t>The drift is not zero and is not a view. Over three months the simulated log drift is +0.0235, which annualises to about 9.4% — the CARRY, and nothing else: the local risk-free rate of 19.5% less the dividend yield of 8.8% the share currently pays, less the half-variance convexity term. NO PART OF THE DRIFT COMES FROM THE VALUATION. The fundamental estimate of EGP 9.34 does not enter this section at any point; it is drawn on the charts as a reference rule and used to cut the zones in section 6, and that is the whole of its role here. If the drift were set from the valuation the two halves of this study would no longer be independent and the comparison in section 4 would be circular.</w:t>
+        <w:t>The drift is not zero and is not a view. Over three months the simulated log drift is +0.0235, which annualises to about 9.4% — the CARRY, and nothing else: the local risk-free rate of 19.5% less the dividend yield of 8.8% the share currently pays, less the half-variance convexity term. NO PART OF THE DRIFT COMES FROM THE VALUATION. The fundamental estimate of EGP 9.38 does not enter this section at any point; it is drawn on the charts as a reference rule and used to cut the zones in section 6, and that is the whole of its role here. If the drift were set from the valuation the two halves of this study would no longer be independent and the comparison in section 4 would be circular.</w:t>
       </w:r>
     </w:p>
     <w:p>
@@ -14210,7 +15489,7 @@
                 <w:color w:val="1C3A36"/>
                 <w:sz w:val="17"/>
               </w:rPr>
-              <w:t>9.34</w:t>
+              <w:t>9.38</w:t>
             </w:r>
           </w:p>
         </w:tc>
@@ -14318,7 +15597,7 @@
                 <w:color w:val="1C3A36"/>
                 <w:sz w:val="17"/>
               </w:rPr>
-              <w:t>+2.7%</w:t>
+              <w:t>+3.1%</w:t>
             </w:r>
           </w:p>
         </w:tc>
@@ -14426,7 +15705,7 @@
                 <w:color w:val="1C3A36"/>
                 <w:sz w:val="17"/>
               </w:rPr>
-              <w:t>49.5%</w:t>
+              <w:t>48.4%</w:t>
             </w:r>
           </w:p>
         </w:tc>
@@ -14483,7 +15762,7 @@
           <w:color w:val="1C3A36"/>
           <w:sz w:val="21"/>
         </w:rPr>
-        <w:t>The margin path is the operating crux. The six months to June 2026 imply a margin far above anything in the record, and this study deliberately forecasts under it. If that print proves to be a durable step rather than a spread windfall, the cash-flow lens is too low. A half-point on the gross margin across the whole path is worth roughly EGP 1.01 a share.</w:t>
+        <w:t>The margin path is the operating crux. The six months to June 2026 imply a margin far above anything in the record, and this study deliberately forecasts under it. If that print proves to be a durable step rather than a spread windfall, the cash-flow lens is too low. A half-point on the gross margin across the whole path is worth roughly EGP 1.00 a share.</w:t>
       </w:r>
     </w:p>
     <w:p>
@@ -14504,7 +15783,7 @@
           <w:color w:val="1C3A36"/>
           <w:sz w:val="21"/>
         </w:rPr>
-        <w:t>Throughput annualises to 1.616mn tonnes on the transition half against 1.3mn in the June-2025 year. The forecast assumes the ramp is largely done and only the residual utilisation gain remains. Doubling the assumed growth path is worth about EGP 1.61 a share; halting it altogether costs about EGP 1.36.</w:t>
+        <w:t>Throughput annualises to 1.616mn tonnes on the transition half against 1.3mn in the June-2025 year. The forecast assumes the ramp is largely done and only the residual utilisation gain remains. Doubling the assumed growth path is worth about EGP 3.83 a share; halting it altogether costs about EGP 3.18.</w:t>
       </w:r>
     </w:p>
     <w:p>
@@ -14525,7 +15804,7 @@
           <w:color w:val="1C3A36"/>
           <w:sz w:val="21"/>
         </w:rPr>
-        <w:t>This is the largest single lever in the study. Two points off the terminal cost of capital is worth about EGP 1.30 a share — more than any operating assumption tested. The terminal rate is built from the central bank's own stated medium-term inflation target; if disinflation stalls, that assumption is the one that breaks first.</w:t>
+        <w:t>This is the largest single lever in the study. Two points off the terminal cost of capital is worth about EGP 1.39 a share — more than any operating assumption tested. The terminal rate is built from the central bank's own stated medium-term inflation target; if disinflation stalls, that assumption is the one that breaks first.</w:t>
       </w:r>
     </w:p>
     <w:p>
@@ -14567,7 +15846,7 @@
           <w:color w:val="1C3A36"/>
           <w:sz w:val="21"/>
         </w:rPr>
-        <w:t>Roughly a third of the specialty leg is exported and both legs price off dollar benchmarks. A ten per cent move on the exchange-rate path is worth about EGP 0.73 a share.</w:t>
+        <w:t>Roughly a third of the specialty leg is exported and both legs price off dollar benchmarks. A ten per cent move on the exchange-rate path is worth about EGP 1.47 a share.</w:t>
       </w:r>
     </w:p>
     <w:p>
@@ -14759,7 +16038,7 @@
                 <w:color w:val="1C3A36"/>
                 <w:sz w:val="17"/>
               </w:rPr>
-              <w:t>EGP 9.10 – 9.34 (today to the central estimate)</w:t>
+              <w:t>EGP 9.10 – 9.38 (today to the central estimate)</w:t>
             </w:r>
           </w:p>
         </w:tc>
@@ -14777,7 +16056,7 @@
                 <w:color w:val="1C3A36"/>
                 <w:sz w:val="17"/>
               </w:rPr>
-              <w:t>6.5%</w:t>
+              <w:t>7.6%</w:t>
             </w:r>
           </w:p>
         </w:tc>
@@ -14796,7 +16075,7 @@
                 <w:color w:val="1C3A36"/>
                 <w:sz w:val="17"/>
               </w:rPr>
-              <w:t>EGP 9.34 – 11.00 (above the central estimate)</w:t>
+              <w:t>EGP 9.38 – 11.00 (above the central estimate)</w:t>
             </w:r>
           </w:p>
         </w:tc>
@@ -14814,7 +16093,7 @@
                 <w:color w:val="1C3A36"/>
                 <w:sz w:val="17"/>
               </w:rPr>
-              <w:t>33.5%</w:t>
+              <w:t>32.5%</w:t>
             </w:r>
           </w:p>
         </w:tc>
@@ -14943,7 +16222,7 @@
           <w:color w:val="1C3A36"/>
           <w:sz w:val="21"/>
         </w:rPr>
-        <w:t>Only four balance-sheet lines are available at a single date — total assets, total liabilities, cash and gross debt. Everything else on the balance sheets in Appendix A is built from days drivers and rolled backwards through disclosed profit and dividends. It is a reconstruction and is labelled as one wherever it appears. Be careful with the two 'checks' offered for it, because ONE OF THEM IS A TAUTOLOGY AND THE OTHER IS NEARLY ONE. That the balance sheet balances proves nothing: property, plant and equipment is the RESIDUAL off disclosed total assets, so it balances by construction and would balance just as neatly on any working-capital assumption at all. The implied remaining asset life of 5.5 years is only slightly better — it is that same residual divided by the depreciation charge, so it is a direct function of the receivable, inventory and payable day counts assumed above it, and a reader who disagreed with those would get a different 'check'. What the life figure genuinely tests is narrow: it says the residual is not absurd — not negative, and not so large that a 1997 plant would appear newly built. Treat it as a bounds test, not a verification. The only true external check available is share capital plus disclosed reserves against total equity, and that one uses a figure the company published.</w:t>
+        <w:t>Only four balance-sheet lines are available at a single date — total assets, total liabilities, cash and gross debt. Everything else on the balance sheets in Appendix A is built from days drivers and rolled backwards through disclosed profit and dividends. It is a reconstruction and is labelled as one wherever it appears. Be careful with the two 'checks' offered for it, because ONE OF THEM IS A TAUTOLOGY AND THE OTHER IS NEARLY ONE. That the balance sheet balances proves nothing: property, plant and equipment is the RESIDUAL off disclosed total assets, so it balances by construction and would balance just as neatly on any working-capital assumption at all. The implied remaining asset life of 5.4 years is only slightly better — it is that same residual divided by the depreciation charge, so it is a direct function of the receivable, inventory and payable day counts assumed above it, and a reader who disagreed with those would get a different 'check'. What the life figure genuinely tests is narrow: it says the residual is not absurd — not negative, and not so large that a 1997 plant would appear newly built. Treat it as a bounds test, not a verification. The only true external check available is share capital plus disclosed reserves against total equity, and that one uses a figure the company published.</w:t>
       </w:r>
     </w:p>
     <w:p>
@@ -15006,7 +16285,7 @@
           <w:color w:val="1C3A36"/>
           <w:sz w:val="21"/>
         </w:rPr>
-        <w:t>61.7% of enterprise value sits beyond year five. That is what happens when a cost of capital is expected to fall by 1,511 basis points across a forecast, and it means the answer is a statement about the terminal state as much as about the explicit years. Both terminal anchors are house views, disclosed as such, and neither is reverse-engineered from a price.</w:t>
+        <w:t>63.6% of enterprise value sits beyond year five. That is what happens when a cost of capital is expected to fall by 1,511 basis points across a forecast, and it means the answer is a statement about the terminal state as much as about the explicit years. Both terminal anchors are house views, disclosed as such, and neither is reverse-engineered from a price.</w:t>
       </w:r>
     </w:p>
     <w:p>
@@ -15027,7 +16306,7 @@
           <w:color w:val="1C3A36"/>
           <w:sz w:val="21"/>
         </w:rPr>
-        <w:t>The reported return on invested capital of 38.6% is partly a statement about depreciation on a plant commissioned between 1997 and 2000. The terminal reinvestment rate of 9.9% that this return implies would not survive a replacement cycle at current construction costs. This is the sharpest single criticism available of the cash-flow lens and it is not answered here — it is disclosed.</w:t>
+        <w:t>The reported return on invested capital of 35.5% is partly a statement about depreciation on a plant commissioned between 1997 and 2000. The terminal reinvestment rate of 9.3% that this return implies would not survive a replacement cycle at current construction costs. This is the sharpest single criticism available of the cash-flow lens and it is not answered here — it is disclosed.</w:t>
       </w:r>
     </w:p>
     <w:p>
@@ -15069,7 +16348,7 @@
           <w:color w:val="1C3A36"/>
           <w:sz w:val="21"/>
         </w:rPr>
-        <w:t>Reported pre-tax profit in the historical years contains EGP 253mn to 760mn a year of other and non-operating income, which this study reads as devaluation-driven exchange gains and excludes from the forecast entirely. If some of it is in fact recurring — a durable trading or investment stream rather than a currency effect — then the forecast profit line and the normalised-earnings lens are both understated.</w:t>
+        <w:t>Reported pre-tax profit in the historical years contains EGP 556mn to 760mn a year of other and non-operating income, which this study reads as devaluation-driven exchange gains and excludes from the forecast entirely. If some of it is in fact recurring — a durable trading or investment stream rather than a currency effect — then the forecast profit line and the normalised-earnings lens are both understated.</w:t>
       </w:r>
     </w:p>
     <w:p>
@@ -15451,7 +16730,7 @@
                 <w:color w:val="1C3A36"/>
                 <w:sz w:val="15"/>
               </w:rPr>
-              <w:t>44,752</w:t>
+              <w:t>44,182</w:t>
             </w:r>
           </w:p>
         </w:tc>
@@ -15469,7 +16748,7 @@
                 <w:color w:val="1C3A36"/>
                 <w:sz w:val="15"/>
               </w:rPr>
-              <w:t>49,913</w:t>
+              <w:t>49,319</w:t>
             </w:r>
           </w:p>
         </w:tc>
@@ -15487,7 +16766,7 @@
                 <w:color w:val="1C3A36"/>
                 <w:sz w:val="15"/>
               </w:rPr>
-              <w:t>55,118</w:t>
+              <w:t>54,509</w:t>
             </w:r>
           </w:p>
         </w:tc>
@@ -15505,7 +16784,7 @@
                 <w:color w:val="1C3A36"/>
                 <w:sz w:val="15"/>
               </w:rPr>
-              <w:t>60,254</w:t>
+              <w:t>59,616</w:t>
             </w:r>
           </w:p>
         </w:tc>
@@ -15523,7 +16802,7 @@
                 <w:color w:val="1C3A36"/>
                 <w:sz w:val="15"/>
               </w:rPr>
-              <w:t>65,338</w:t>
+              <w:t>64,650</w:t>
             </w:r>
           </w:p>
         </w:tc>
@@ -15578,7 +16857,7 @@
                 <w:color w:val="1C3A36"/>
                 <w:sz w:val="15"/>
               </w:rPr>
-              <w:t>2,012</w:t>
+              <w:t>2,018</w:t>
             </w:r>
           </w:p>
         </w:tc>
@@ -15596,7 +16875,7 @@
                 <w:color w:val="1C3A36"/>
                 <w:sz w:val="15"/>
               </w:rPr>
-              <w:t>2,325</w:t>
+              <w:t>2,023</w:t>
             </w:r>
           </w:p>
         </w:tc>
@@ -15614,7 +16893,7 @@
                 <w:color w:val="1C3A36"/>
                 <w:sz w:val="15"/>
               </w:rPr>
-              <w:t>2,560</w:t>
+              <w:t>2,424</w:t>
             </w:r>
           </w:p>
         </w:tc>
@@ -15632,7 +16911,7 @@
                 <w:color w:val="1C3A36"/>
                 <w:sz w:val="15"/>
               </w:rPr>
-              <w:t>2,897</w:t>
+              <w:t>2,713</w:t>
             </w:r>
           </w:p>
         </w:tc>
@@ -15650,7 +16929,7 @@
                 <w:color w:val="1C3A36"/>
                 <w:sz w:val="15"/>
               </w:rPr>
-              <w:t>3,254</w:t>
+              <w:t>3,145</w:t>
             </w:r>
           </w:p>
         </w:tc>
@@ -15668,7 +16947,7 @@
                 <w:color w:val="1C3A36"/>
                 <w:sz w:val="15"/>
               </w:rPr>
-              <w:t>3,610</w:t>
+              <w:t>3,581</w:t>
             </w:r>
           </w:p>
         </w:tc>
@@ -15686,7 +16965,7 @@
                 <w:color w:val="1C3A36"/>
                 <w:sz w:val="15"/>
               </w:rPr>
-              <w:t>3,960</w:t>
+              <w:t>4,019</w:t>
             </w:r>
           </w:p>
         </w:tc>
@@ -15704,7 +16983,7 @@
                 <w:color w:val="1C3A36"/>
                 <w:sz w:val="15"/>
               </w:rPr>
-              <w:t>4,309</w:t>
+              <w:t>4,456</w:t>
             </w:r>
           </w:p>
         </w:tc>
@@ -15759,7 +17038,7 @@
                 <w:color w:val="1C3A36"/>
                 <w:sz w:val="15"/>
               </w:rPr>
-              <w:t>6.00%</w:t>
+              <w:t>6.02%</w:t>
             </w:r>
           </w:p>
         </w:tc>
@@ -15777,7 +17056,7 @@
                 <w:color w:val="1C3A36"/>
                 <w:sz w:val="15"/>
               </w:rPr>
-              <w:t>6.20%</w:t>
+              <w:t>5.39%</w:t>
             </w:r>
           </w:p>
         </w:tc>
@@ -15795,7 +17074,7 @@
                 <w:color w:val="1C3A36"/>
                 <w:sz w:val="15"/>
               </w:rPr>
-              <w:t>6.40%</w:t>
+              <w:t>6.06%</w:t>
             </w:r>
           </w:p>
         </w:tc>
@@ -15813,7 +17092,7 @@
                 <w:color w:val="1C3A36"/>
                 <w:sz w:val="15"/>
               </w:rPr>
-              <w:t>6.47%</w:t>
+              <w:t>6.14%</w:t>
             </w:r>
           </w:p>
         </w:tc>
@@ -15831,7 +17110,7 @@
                 <w:color w:val="1C3A36"/>
                 <w:sz w:val="15"/>
               </w:rPr>
-              <w:t>6.52%</w:t>
+              <w:t>6.38%</w:t>
             </w:r>
           </w:p>
         </w:tc>
@@ -15849,7 +17128,7 @@
                 <w:color w:val="1C3A36"/>
                 <w:sz w:val="15"/>
               </w:rPr>
-              <w:t>6.55%</w:t>
+              <w:t>6.57%</w:t>
             </w:r>
           </w:p>
         </w:tc>
@@ -15867,7 +17146,7 @@
                 <w:color w:val="1C3A36"/>
                 <w:sz w:val="15"/>
               </w:rPr>
-              <w:t>6.57%</w:t>
+              <w:t>6.74%</w:t>
             </w:r>
           </w:p>
         </w:tc>
@@ -15885,7 +17164,7 @@
                 <w:color w:val="1C3A36"/>
                 <w:sz w:val="15"/>
               </w:rPr>
-              <w:t>6.59%</w:t>
+              <w:t>6.89%</w:t>
             </w:r>
           </w:p>
         </w:tc>
@@ -15994,7 +17273,7 @@
                 <w:color w:val="1C3A36"/>
                 <w:sz w:val="15"/>
               </w:rPr>
-              <w:t>(559)</w:t>
+              <w:t>(552)</w:t>
             </w:r>
           </w:p>
         </w:tc>
@@ -16012,7 +17291,7 @@
                 <w:color w:val="1C3A36"/>
                 <w:sz w:val="15"/>
               </w:rPr>
-              <w:t>(624)</w:t>
+              <w:t>(616)</w:t>
             </w:r>
           </w:p>
         </w:tc>
@@ -16030,7 +17309,7 @@
                 <w:color w:val="1C3A36"/>
                 <w:sz w:val="15"/>
               </w:rPr>
-              <w:t>(694)</w:t>
+              <w:t>(687)</w:t>
             </w:r>
           </w:p>
         </w:tc>
@@ -16048,7 +17327,7 @@
                 <w:color w:val="1C3A36"/>
                 <w:sz w:val="15"/>
               </w:rPr>
-              <w:t>(765)</w:t>
+              <w:t>(757)</w:t>
             </w:r>
           </w:p>
         </w:tc>
@@ -16066,7 +17345,7 @@
                 <w:color w:val="1C3A36"/>
                 <w:sz w:val="15"/>
               </w:rPr>
-              <w:t>(836)</w:t>
+              <w:t>(828)</w:t>
             </w:r>
           </w:p>
         </w:tc>
@@ -16107,7 +17386,7 @@
                 <w:color w:val="1C3A36"/>
                 <w:sz w:val="15"/>
               </w:rPr>
-              <w:t>1,015</w:t>
+              <w:t>1,016</w:t>
             </w:r>
           </w:p>
         </w:tc>
@@ -16127,7 +17406,7 @@
                 <w:color w:val="1C3A36"/>
                 <w:sz w:val="15"/>
               </w:rPr>
-              <w:t>1,593</w:t>
+              <w:t>1,599</w:t>
             </w:r>
           </w:p>
         </w:tc>
@@ -16147,7 +17426,7 @@
                 <w:color w:val="1C3A36"/>
                 <w:sz w:val="15"/>
               </w:rPr>
-              <w:t>1,857</w:t>
+              <w:t>1,554</w:t>
             </w:r>
           </w:p>
         </w:tc>
@@ -16167,7 +17446,7 @@
                 <w:color w:val="1C3A36"/>
                 <w:sz w:val="15"/>
               </w:rPr>
-              <w:t>2,060</w:t>
+              <w:t>1,924</w:t>
             </w:r>
           </w:p>
         </w:tc>
@@ -16187,7 +17466,7 @@
                 <w:color w:val="1C3A36"/>
                 <w:sz w:val="15"/>
               </w:rPr>
-              <w:t>2,337</w:t>
+              <w:t>2,161</w:t>
             </w:r>
           </w:p>
         </w:tc>
@@ -16207,7 +17486,7 @@
                 <w:color w:val="1C3A36"/>
                 <w:sz w:val="15"/>
               </w:rPr>
-              <w:t>2,630</w:t>
+              <w:t>2,529</w:t>
             </w:r>
           </w:p>
         </w:tc>
@@ -16227,7 +17506,7 @@
                 <w:color w:val="1C3A36"/>
                 <w:sz w:val="15"/>
               </w:rPr>
-              <w:t>2,915</w:t>
+              <w:t>2,894</w:t>
             </w:r>
           </w:p>
         </w:tc>
@@ -16247,7 +17526,7 @@
                 <w:color w:val="1C3A36"/>
                 <w:sz w:val="15"/>
               </w:rPr>
-              <w:t>3,195</w:t>
+              <w:t>3,262</w:t>
             </w:r>
           </w:p>
         </w:tc>
@@ -16267,7 +17546,7 @@
                 <w:color w:val="1C3A36"/>
                 <w:sz w:val="15"/>
               </w:rPr>
-              <w:t>3,472</w:t>
+              <w:t>3,628</w:t>
             </w:r>
           </w:p>
         </w:tc>
@@ -16322,7 +17601,7 @@
                 <w:color w:val="1C3A36"/>
                 <w:sz w:val="15"/>
               </w:rPr>
-              <w:t>4.75%</w:t>
+              <w:t>4.77%</w:t>
             </w:r>
           </w:p>
         </w:tc>
@@ -16340,7 +17619,7 @@
                 <w:color w:val="1C3A36"/>
                 <w:sz w:val="15"/>
               </w:rPr>
-              <w:t>4.95%</w:t>
+              <w:t>4.14%</w:t>
             </w:r>
           </w:p>
         </w:tc>
@@ -16358,7 +17637,7 @@
                 <w:color w:val="1C3A36"/>
                 <w:sz w:val="15"/>
               </w:rPr>
-              <w:t>5.15%</w:t>
+              <w:t>4.81%</w:t>
             </w:r>
           </w:p>
         </w:tc>
@@ -16376,7 +17655,7 @@
                 <w:color w:val="1C3A36"/>
                 <w:sz w:val="15"/>
               </w:rPr>
-              <w:t>5.22%</w:t>
+              <w:t>4.89%</w:t>
             </w:r>
           </w:p>
         </w:tc>
@@ -16394,7 +17673,7 @@
                 <w:color w:val="1C3A36"/>
                 <w:sz w:val="15"/>
               </w:rPr>
-              <w:t>5.27%</w:t>
+              <w:t>5.13%</w:t>
             </w:r>
           </w:p>
         </w:tc>
@@ -16412,7 +17691,7 @@
                 <w:color w:val="1C3A36"/>
                 <w:sz w:val="15"/>
               </w:rPr>
-              <w:t>5.29%</w:t>
+              <w:t>5.31%</w:t>
             </w:r>
           </w:p>
         </w:tc>
@@ -16430,7 +17709,7 @@
                 <w:color w:val="1C3A36"/>
                 <w:sz w:val="15"/>
               </w:rPr>
-              <w:t>5.30%</w:t>
+              <w:t>5.47%</w:t>
             </w:r>
           </w:p>
         </w:tc>
@@ -16448,7 +17727,7 @@
                 <w:color w:val="1C3A36"/>
                 <w:sz w:val="15"/>
               </w:rPr>
-              <w:t>5.31%</w:t>
+              <w:t>5.61%</w:t>
             </w:r>
           </w:p>
         </w:tc>
@@ -16557,7 +17836,7 @@
                 <w:color w:val="1C3A36"/>
                 <w:sz w:val="15"/>
               </w:rPr>
-              <w:t>(492)</w:t>
+              <w:t>(486)</w:t>
             </w:r>
           </w:p>
         </w:tc>
@@ -16575,7 +17854,7 @@
                 <w:color w:val="1C3A36"/>
                 <w:sz w:val="15"/>
               </w:rPr>
-              <w:t>(549)</w:t>
+              <w:t>(543)</w:t>
             </w:r>
           </w:p>
         </w:tc>
@@ -16593,7 +17872,7 @@
                 <w:color w:val="1C3A36"/>
                 <w:sz w:val="15"/>
               </w:rPr>
-              <w:t>(606)</w:t>
+              <w:t>(600)</w:t>
             </w:r>
           </w:p>
         </w:tc>
@@ -16611,7 +17890,7 @@
                 <w:color w:val="1C3A36"/>
                 <w:sz w:val="15"/>
               </w:rPr>
-              <w:t>(663)</w:t>
+              <w:t>(656)</w:t>
             </w:r>
           </w:p>
         </w:tc>
@@ -16629,7 +17908,7 @@
                 <w:color w:val="1C3A36"/>
                 <w:sz w:val="15"/>
               </w:rPr>
-              <w:t>(719)</w:t>
+              <w:t>(711)</w:t>
             </w:r>
           </w:p>
         </w:tc>
@@ -16690,7 +17969,7 @@
                 <w:color w:val="1C3A36"/>
                 <w:sz w:val="15"/>
               </w:rPr>
-              <w:t>1,224</w:t>
+              <w:t>1,230</w:t>
             </w:r>
           </w:p>
         </w:tc>
@@ -16710,7 +17989,7 @@
                 <w:color w:val="1C3A36"/>
                 <w:sz w:val="15"/>
               </w:rPr>
-              <w:t>1,444</w:t>
+              <w:t>1,141</w:t>
             </w:r>
           </w:p>
         </w:tc>
@@ -16730,7 +18009,7 @@
                 <w:color w:val="1C3A36"/>
                 <w:sz w:val="15"/>
               </w:rPr>
-              <w:t>1,620</w:t>
+              <w:t>1,484</w:t>
             </w:r>
           </w:p>
         </w:tc>
@@ -16750,7 +18029,7 @@
                 <w:color w:val="1C3A36"/>
                 <w:sz w:val="15"/>
               </w:rPr>
-              <w:t>1,845</w:t>
+              <w:t>1,675</w:t>
             </w:r>
           </w:p>
         </w:tc>
@@ -16770,7 +18049,7 @@
                 <w:color w:val="1C3A36"/>
                 <w:sz w:val="15"/>
               </w:rPr>
-              <w:t>2,081</w:t>
+              <w:t>1,986</w:t>
             </w:r>
           </w:p>
         </w:tc>
@@ -16790,7 +18069,7 @@
                 <w:color w:val="1C3A36"/>
                 <w:sz w:val="15"/>
               </w:rPr>
-              <w:t>2,309</w:t>
+              <w:t>2,295</w:t>
             </w:r>
           </w:p>
         </w:tc>
@@ -16810,7 +18089,7 @@
                 <w:color w:val="1C3A36"/>
                 <w:sz w:val="15"/>
               </w:rPr>
-              <w:t>2,532</w:t>
+              <w:t>2,607</w:t>
             </w:r>
           </w:p>
         </w:tc>
@@ -16830,7 +18109,7 @@
                 <w:color w:val="1C3A36"/>
                 <w:sz w:val="15"/>
               </w:rPr>
-              <w:t>2,753</w:t>
+              <w:t>2,917</w:t>
             </w:r>
           </w:p>
         </w:tc>
@@ -16957,7 +18236,7 @@
                 <w:color w:val="1C3A36"/>
                 <w:sz w:val="15"/>
               </w:rPr>
-              <w:t>411</w:t>
+              <w:t>407</w:t>
             </w:r>
           </w:p>
         </w:tc>
@@ -16975,7 +18254,7 @@
                 <w:color w:val="1C3A36"/>
                 <w:sz w:val="15"/>
               </w:rPr>
-              <w:t>420</w:t>
+              <w:t>413</w:t>
             </w:r>
           </w:p>
         </w:tc>
@@ -16993,7 +18272,7 @@
                 <w:color w:val="1C3A36"/>
                 <w:sz w:val="15"/>
               </w:rPr>
-              <w:t>444</w:t>
+              <w:t>437</w:t>
             </w:r>
           </w:p>
         </w:tc>
@@ -17011,7 +18290,7 @@
                 <w:color w:val="1C3A36"/>
                 <w:sz w:val="15"/>
               </w:rPr>
-              <w:t>480</w:t>
+              <w:t>476</w:t>
             </w:r>
           </w:p>
         </w:tc>
@@ -17066,7 +18345,7 @@
                 <w:color w:val="1C3A36"/>
                 <w:sz w:val="15"/>
               </w:rPr>
-              <w:t>442</w:t>
+              <w:t>437</w:t>
             </w:r>
           </w:p>
         </w:tc>
@@ -17084,7 +18363,7 @@
                 <w:color w:val="1C3A36"/>
                 <w:sz w:val="15"/>
               </w:rPr>
-              <w:t>253</w:t>
+              <w:t>556</w:t>
             </w:r>
           </w:p>
         </w:tc>
@@ -17102,7 +18381,7 @@
                 <w:color w:val="1C3A36"/>
                 <w:sz w:val="15"/>
               </w:rPr>
-              <w:t>10</w:t>
+              <w:t>145</w:t>
             </w:r>
           </w:p>
         </w:tc>
@@ -17301,7 +18580,7 @@
                 <w:color w:val="1C3A36"/>
                 <w:sz w:val="15"/>
               </w:rPr>
-              <w:t>2,258</w:t>
+              <w:t>2,088</w:t>
             </w:r>
           </w:p>
         </w:tc>
@@ -17319,7 +18598,7 @@
                 <w:color w:val="1C3A36"/>
                 <w:sz w:val="15"/>
               </w:rPr>
-              <w:t>2,492</w:t>
+              <w:t>2,393</w:t>
             </w:r>
           </w:p>
         </w:tc>
@@ -17337,7 +18616,7 @@
                 <w:color w:val="1C3A36"/>
                 <w:sz w:val="15"/>
               </w:rPr>
-              <w:t>2,729</w:t>
+              <w:t>2,708</w:t>
             </w:r>
           </w:p>
         </w:tc>
@@ -17355,7 +18634,7 @@
                 <w:color w:val="1C3A36"/>
                 <w:sz w:val="15"/>
               </w:rPr>
-              <w:t>2,976</w:t>
+              <w:t>3,044</w:t>
             </w:r>
           </w:p>
         </w:tc>
@@ -17373,7 +18652,7 @@
                 <w:color w:val="1C3A36"/>
                 <w:sz w:val="15"/>
               </w:rPr>
-              <w:t>3,234</w:t>
+              <w:t>3,394</w:t>
             </w:r>
           </w:p>
         </w:tc>
@@ -17482,7 +18761,7 @@
                 <w:color w:val="1C3A36"/>
                 <w:sz w:val="15"/>
               </w:rPr>
-              <w:t>(531)</w:t>
+              <w:t>(491)</w:t>
             </w:r>
           </w:p>
         </w:tc>
@@ -17500,7 +18779,7 @@
                 <w:color w:val="1C3A36"/>
                 <w:sz w:val="15"/>
               </w:rPr>
-              <w:t>(586)</w:t>
+              <w:t>(562)</w:t>
             </w:r>
           </w:p>
         </w:tc>
@@ -17518,7 +18797,7 @@
                 <w:color w:val="1C3A36"/>
                 <w:sz w:val="15"/>
               </w:rPr>
-              <w:t>(641)</w:t>
+              <w:t>(636)</w:t>
             </w:r>
           </w:p>
         </w:tc>
@@ -17536,7 +18815,7 @@
                 <w:color w:val="1C3A36"/>
                 <w:sz w:val="15"/>
               </w:rPr>
-              <w:t>(699)</w:t>
+              <w:t>(715)</w:t>
             </w:r>
           </w:p>
         </w:tc>
@@ -17554,7 +18833,7 @@
                 <w:color w:val="1C3A36"/>
                 <w:sz w:val="15"/>
               </w:rPr>
-              <w:t>(760)</w:t>
+              <w:t>(798)</w:t>
             </w:r>
           </w:p>
         </w:tc>
@@ -17663,7 +18942,7 @@
                 <w:color w:val="1C3A36"/>
                 <w:sz w:val="15"/>
               </w:rPr>
-              <w:t>1,728</w:t>
+              <w:t>1,597</w:t>
             </w:r>
           </w:p>
         </w:tc>
@@ -17681,7 +18960,7 @@
                 <w:color w:val="1C3A36"/>
                 <w:sz w:val="15"/>
               </w:rPr>
-              <w:t>1,907</w:t>
+              <w:t>1,831</w:t>
             </w:r>
           </w:p>
         </w:tc>
@@ -17699,7 +18978,7 @@
                 <w:color w:val="1C3A36"/>
                 <w:sz w:val="15"/>
               </w:rPr>
-              <w:t>2,088</w:t>
+              <w:t>2,072</w:t>
             </w:r>
           </w:p>
         </w:tc>
@@ -17717,7 +18996,7 @@
                 <w:color w:val="1C3A36"/>
                 <w:sz w:val="15"/>
               </w:rPr>
-              <w:t>2,277</w:t>
+              <w:t>2,328</w:t>
             </w:r>
           </w:p>
         </w:tc>
@@ -17735,7 +19014,7 @@
                 <w:color w:val="1C3A36"/>
                 <w:sz w:val="15"/>
               </w:rPr>
-              <w:t>2,474</w:t>
+              <w:t>2,596</w:t>
             </w:r>
           </w:p>
         </w:tc>
@@ -17844,7 +19123,7 @@
                 <w:color w:val="1C3A36"/>
                 <w:sz w:val="15"/>
               </w:rPr>
-              <w:t>(52)</w:t>
+              <w:t>(48)</w:t>
             </w:r>
           </w:p>
         </w:tc>
@@ -17862,7 +19141,7 @@
                 <w:color w:val="1C3A36"/>
                 <w:sz w:val="15"/>
               </w:rPr>
-              <w:t>(57)</w:t>
+              <w:t>(55)</w:t>
             </w:r>
           </w:p>
         </w:tc>
@@ -17880,7 +19159,7 @@
                 <w:color w:val="1C3A36"/>
                 <w:sz w:val="15"/>
               </w:rPr>
-              <w:t>(63)</w:t>
+              <w:t>(62)</w:t>
             </w:r>
           </w:p>
         </w:tc>
@@ -17898,7 +19177,7 @@
                 <w:color w:val="1C3A36"/>
                 <w:sz w:val="15"/>
               </w:rPr>
-              <w:t>(68)</w:t>
+              <w:t>(70)</w:t>
             </w:r>
           </w:p>
         </w:tc>
@@ -17916,7 +19195,7 @@
                 <w:color w:val="1C3A36"/>
                 <w:sz w:val="15"/>
               </w:rPr>
-              <w:t>(74)</w:t>
+              <w:t>(78)</w:t>
             </w:r>
           </w:p>
         </w:tc>
@@ -18037,7 +19316,7 @@
                 <w:color w:val="1C3A36"/>
                 <w:sz w:val="15"/>
               </w:rPr>
-              <w:t>1,676</w:t>
+              <w:t>1,550</w:t>
             </w:r>
           </w:p>
         </w:tc>
@@ -18057,7 +19336,7 @@
                 <w:color w:val="1C3A36"/>
                 <w:sz w:val="15"/>
               </w:rPr>
-              <w:t>1,850</w:t>
+              <w:t>1,776</w:t>
             </w:r>
           </w:p>
         </w:tc>
@@ -18077,7 +19356,7 @@
                 <w:color w:val="1C3A36"/>
                 <w:sz w:val="15"/>
               </w:rPr>
-              <w:t>2,025</w:t>
+              <w:t>2,009</w:t>
             </w:r>
           </w:p>
         </w:tc>
@@ -18097,7 +19376,7 @@
                 <w:color w:val="1C3A36"/>
                 <w:sz w:val="15"/>
               </w:rPr>
-              <w:t>2,208</w:t>
+              <w:t>2,259</w:t>
             </w:r>
           </w:p>
         </w:tc>
@@ -18117,7 +19396,7 @@
                 <w:color w:val="1C3A36"/>
                 <w:sz w:val="15"/>
               </w:rPr>
-              <w:t>2,400</w:t>
+              <w:t>2,518</w:t>
             </w:r>
           </w:p>
         </w:tc>
@@ -18226,7 +19505,7 @@
                 <w:color w:val="1C3A36"/>
                 <w:sz w:val="15"/>
               </w:rPr>
-              <w:t>1.30</w:t>
+              <w:t>1.20</w:t>
             </w:r>
           </w:p>
         </w:tc>
@@ -18244,7 +19523,7 @@
                 <w:color w:val="1C3A36"/>
                 <w:sz w:val="15"/>
               </w:rPr>
-              <w:t>1.43</w:t>
+              <w:t>1.38</w:t>
             </w:r>
           </w:p>
         </w:tc>
@@ -18262,7 +19541,7 @@
                 <w:color w:val="1C3A36"/>
                 <w:sz w:val="15"/>
               </w:rPr>
-              <w:t>1.57</w:t>
+              <w:t>1.56</w:t>
             </w:r>
           </w:p>
         </w:tc>
@@ -18280,7 +19559,7 @@
                 <w:color w:val="1C3A36"/>
                 <w:sz w:val="15"/>
               </w:rPr>
-              <w:t>1.71</w:t>
+              <w:t>1.75</w:t>
             </w:r>
           </w:p>
         </w:tc>
@@ -18298,7 +19577,7 @@
                 <w:color w:val="1C3A36"/>
                 <w:sz w:val="15"/>
               </w:rPr>
-              <w:t>1.86</w:t>
+              <w:t>1.95</w:t>
             </w:r>
           </w:p>
         </w:tc>
@@ -18595,7 +19874,7 @@
                 <w:color w:val="1C3A36"/>
                 <w:sz w:val="15"/>
               </w:rPr>
-              <w:t>1,803</w:t>
+              <w:t>1,799</w:t>
             </w:r>
           </w:p>
         </w:tc>
@@ -18613,7 +19892,7 @@
                 <w:color w:val="1C3A36"/>
                 <w:sz w:val="15"/>
               </w:rPr>
-              <w:t>2,200</w:t>
+              <w:t>2,196</w:t>
             </w:r>
           </w:p>
         </w:tc>
@@ -18631,7 +19910,7 @@
                 <w:color w:val="1C3A36"/>
                 <w:sz w:val="15"/>
               </w:rPr>
-              <w:t>2,327</w:t>
+              <w:t>2,322</w:t>
             </w:r>
           </w:p>
         </w:tc>
@@ -18649,7 +19928,7 @@
                 <w:color w:val="1C3A36"/>
                 <w:sz w:val="15"/>
               </w:rPr>
-              <w:t>2,403</w:t>
+              <w:t>2,398</w:t>
             </w:r>
           </w:p>
         </w:tc>
@@ -18667,7 +19946,7 @@
                 <w:color w:val="1C3A36"/>
                 <w:sz w:val="15"/>
               </w:rPr>
-              <w:t>2,560</w:t>
+              <w:t>2,552</w:t>
             </w:r>
           </w:p>
         </w:tc>
@@ -18685,7 +19964,7 @@
                 <w:color w:val="1C3A36"/>
                 <w:sz w:val="15"/>
               </w:rPr>
-              <w:t>2,709</w:t>
+              <w:t>2,700</w:t>
             </w:r>
           </w:p>
         </w:tc>
@@ -18703,7 +19982,7 @@
                 <w:color w:val="1C3A36"/>
                 <w:sz w:val="15"/>
               </w:rPr>
-              <w:t>2,847</w:t>
+              <w:t>2,837</w:t>
             </w:r>
           </w:p>
         </w:tc>
@@ -18721,7 +20000,7 @@
                 <w:color w:val="1C3A36"/>
                 <w:sz w:val="15"/>
               </w:rPr>
-              <w:t>2,968</w:t>
+              <w:t>2,956</w:t>
             </w:r>
           </w:p>
         </w:tc>
@@ -18739,7 +20018,7 @@
                 <w:color w:val="1C3A36"/>
                 <w:sz w:val="15"/>
               </w:rPr>
-              <w:t>3,066</w:t>
+              <w:t>3,053</w:t>
             </w:r>
           </w:p>
         </w:tc>
@@ -18812,7 +20091,7 @@
                 <w:color w:val="1C3A36"/>
                 <w:sz w:val="15"/>
               </w:rPr>
-              <w:t>1,349</w:t>
+              <w:t>1,361</w:t>
             </w:r>
           </w:p>
         </w:tc>
@@ -18830,7 +20109,7 @@
                 <w:color w:val="1C3A36"/>
                 <w:sz w:val="15"/>
               </w:rPr>
-              <w:t>1,436</w:t>
+              <w:t>1,441</w:t>
             </w:r>
           </w:p>
         </w:tc>
@@ -18848,7 +20127,7 @@
                 <w:color w:val="1C3A36"/>
                 <w:sz w:val="15"/>
               </w:rPr>
-              <w:t>1,605</w:t>
+              <w:t>1,591</w:t>
             </w:r>
           </w:p>
         </w:tc>
@@ -18866,7 +20145,7 @@
                 <w:color w:val="1C3A36"/>
                 <w:sz w:val="15"/>
               </w:rPr>
-              <w:t>1,790</w:t>
+              <w:t>1,771</w:t>
             </w:r>
           </w:p>
         </w:tc>
@@ -18884,7 +20163,7 @@
                 <w:color w:val="1C3A36"/>
                 <w:sz w:val="15"/>
               </w:rPr>
-              <w:t>1,976</w:t>
+              <w:t>1,953</w:t>
             </w:r>
           </w:p>
         </w:tc>
@@ -18902,7 +20181,7 @@
                 <w:color w:val="1C3A36"/>
                 <w:sz w:val="15"/>
               </w:rPr>
-              <w:t>2,159</w:t>
+              <w:t>2,132</w:t>
             </w:r>
           </w:p>
         </w:tc>
@@ -18920,7 +20199,7 @@
                 <w:color w:val="1C3A36"/>
                 <w:sz w:val="15"/>
               </w:rPr>
-              <w:t>2,341</w:t>
+              <w:t>2,309</w:t>
             </w:r>
           </w:p>
         </w:tc>
@@ -19029,7 +20308,7 @@
                 <w:color w:val="1C3A36"/>
                 <w:sz w:val="15"/>
               </w:rPr>
-              <w:t>1,717</w:t>
+              <w:t>1,695</w:t>
             </w:r>
           </w:p>
         </w:tc>
@@ -19047,7 +20326,7 @@
                 <w:color w:val="1C3A36"/>
                 <w:sz w:val="15"/>
               </w:rPr>
-              <w:t>1,914</w:t>
+              <w:t>1,892</w:t>
             </w:r>
           </w:p>
         </w:tc>
@@ -19065,7 +20344,7 @@
                 <w:color w:val="1C3A36"/>
                 <w:sz w:val="15"/>
               </w:rPr>
-              <w:t>2,114</w:t>
+              <w:t>2,091</w:t>
             </w:r>
           </w:p>
         </w:tc>
@@ -19083,7 +20362,7 @@
                 <w:color w:val="1C3A36"/>
                 <w:sz w:val="15"/>
               </w:rPr>
-              <w:t>2,311</w:t>
+              <w:t>2,287</w:t>
             </w:r>
           </w:p>
         </w:tc>
@@ -19101,7 +20380,7 @@
                 <w:color w:val="1C3A36"/>
                 <w:sz w:val="15"/>
               </w:rPr>
-              <w:t>2,506</w:t>
+              <w:t>2,480</w:t>
             </w:r>
           </w:p>
         </w:tc>
@@ -19319,7 +20598,7 @@
                 <w:color w:val="1C3A36"/>
                 <w:sz w:val="15"/>
               </w:rPr>
-              <w:t>1,859</w:t>
+              <w:t>1,858</w:t>
             </w:r>
           </w:p>
         </w:tc>
@@ -19337,7 +20616,7 @@
                 <w:color w:val="1C3A36"/>
                 <w:sz w:val="15"/>
               </w:rPr>
-              <w:t>1,982</w:t>
+              <w:t>1,979</w:t>
             </w:r>
           </w:p>
         </w:tc>
@@ -19355,7 +20634,7 @@
                 <w:color w:val="1C3A36"/>
                 <w:sz w:val="15"/>
               </w:rPr>
-              <w:t>2,390</w:t>
+              <w:t>2,395</w:t>
             </w:r>
           </w:p>
         </w:tc>
@@ -19391,7 +20670,7 @@
                 <w:color w:val="1C3A36"/>
                 <w:sz w:val="15"/>
               </w:rPr>
-              <w:t>2,775</w:t>
+              <w:t>2,747</w:t>
             </w:r>
           </w:p>
         </w:tc>
@@ -19409,7 +20688,7 @@
                 <w:color w:val="1C3A36"/>
                 <w:sz w:val="15"/>
               </w:rPr>
-              <w:t>3,144</w:t>
+              <w:t>3,094</w:t>
             </w:r>
           </w:p>
         </w:tc>
@@ -19427,7 +20706,7 @@
                 <w:color w:val="1C3A36"/>
                 <w:sz w:val="15"/>
               </w:rPr>
-              <w:t>3,584</w:t>
+              <w:t>3,530</w:t>
             </w:r>
           </w:p>
         </w:tc>
@@ -19445,7 +20724,7 @@
                 <w:color w:val="1C3A36"/>
                 <w:sz w:val="15"/>
               </w:rPr>
-              <w:t>4,104</w:t>
+              <w:t>4,069</w:t>
             </w:r>
           </w:p>
         </w:tc>
@@ -19463,7 +20742,7 @@
                 <w:color w:val="1C3A36"/>
                 <w:sz w:val="15"/>
               </w:rPr>
-              <w:t>4,711</w:t>
+              <w:t>4,719</w:t>
             </w:r>
           </w:p>
         </w:tc>
@@ -19504,7 +20783,7 @@
                 <w:color w:val="1C3A36"/>
                 <w:sz w:val="15"/>
               </w:rPr>
-              <w:t>5,640</w:t>
+              <w:t>5,635</w:t>
             </w:r>
           </w:p>
         </w:tc>
@@ -19524,7 +20803,7 @@
                 <w:color w:val="1C3A36"/>
                 <w:sz w:val="15"/>
               </w:rPr>
-              <w:t>6,978</w:t>
+              <w:t>6,970</w:t>
             </w:r>
           </w:p>
         </w:tc>
@@ -19544,7 +20823,7 @@
                 <w:color w:val="1C3A36"/>
                 <w:sz w:val="15"/>
               </w:rPr>
-              <w:t>7,805</w:t>
+              <w:t>7,816</w:t>
             </w:r>
           </w:p>
         </w:tc>
@@ -19584,7 +20863,7 @@
                 <w:color w:val="1C3A36"/>
                 <w:sz w:val="15"/>
               </w:rPr>
-              <w:t>8,957</w:t>
+              <w:t>8,884</w:t>
             </w:r>
           </w:p>
         </w:tc>
@@ -19604,7 +20883,7 @@
                 <w:color w:val="1C3A36"/>
                 <w:sz w:val="15"/>
               </w:rPr>
-              <w:t>9,858</w:t>
+              <w:t>9,757</w:t>
             </w:r>
           </w:p>
         </w:tc>
@@ -19624,7 +20903,7 @@
                 <w:color w:val="1C3A36"/>
                 <w:sz w:val="15"/>
               </w:rPr>
-              <w:t>10,821</w:t>
+              <w:t>10,711</w:t>
             </w:r>
           </w:p>
         </w:tc>
@@ -19644,7 +20923,7 @@
                 <w:color w:val="1C3A36"/>
                 <w:sz w:val="15"/>
               </w:rPr>
-              <w:t>11,841</w:t>
+              <w:t>11,744</w:t>
             </w:r>
           </w:p>
         </w:tc>
@@ -19664,7 +20943,7 @@
                 <w:color w:val="1C3A36"/>
                 <w:sz w:val="15"/>
               </w:rPr>
-              <w:t>12,924</w:t>
+              <w:t>12,861</w:t>
             </w:r>
           </w:p>
         </w:tc>
@@ -19719,7 +20998,7 @@
                 <w:color w:val="1C3A36"/>
                 <w:sz w:val="15"/>
               </w:rPr>
-              <w:t>2,073</w:t>
+              <w:t>2,072</w:t>
             </w:r>
           </w:p>
         </w:tc>
@@ -19737,7 +21016,7 @@
                 <w:color w:val="1C3A36"/>
                 <w:sz w:val="15"/>
               </w:rPr>
-              <w:t>2,313</w:t>
+              <w:t>2,333</w:t>
             </w:r>
           </w:p>
         </w:tc>
@@ -19755,7 +21034,7 @@
                 <w:color w:val="1C3A36"/>
                 <w:sz w:val="15"/>
               </w:rPr>
-              <w:t>2,462</w:t>
+              <w:t>2,470</w:t>
             </w:r>
           </w:p>
         </w:tc>
@@ -19773,7 +21052,7 @@
                 <w:color w:val="1C3A36"/>
                 <w:sz w:val="15"/>
               </w:rPr>
-              <w:t>2,752</w:t>
+              <w:t>2,727</w:t>
             </w:r>
           </w:p>
         </w:tc>
@@ -19791,7 +21070,7 @@
                 <w:color w:val="1C3A36"/>
                 <w:sz w:val="15"/>
               </w:rPr>
-              <w:t>3,068</w:t>
+              <w:t>3,036</w:t>
             </w:r>
           </w:p>
         </w:tc>
@@ -19809,7 +21088,7 @@
                 <w:color w:val="1C3A36"/>
                 <w:sz w:val="15"/>
               </w:rPr>
-              <w:t>3,387</w:t>
+              <w:t>3,349</w:t>
             </w:r>
           </w:p>
         </w:tc>
@@ -19827,7 +21106,7 @@
                 <w:color w:val="1C3A36"/>
                 <w:sz w:val="15"/>
               </w:rPr>
-              <w:t>3,702</w:t>
+              <w:t>3,656</w:t>
             </w:r>
           </w:p>
         </w:tc>
@@ -19845,7 +21124,7 @@
                 <w:color w:val="1C3A36"/>
                 <w:sz w:val="15"/>
               </w:rPr>
-              <w:t>4,013</w:t>
+              <w:t>3,958</w:t>
             </w:r>
           </w:p>
         </w:tc>
@@ -20063,7 +21342,7 @@
                 <w:color w:val="1C3A36"/>
                 <w:sz w:val="15"/>
               </w:rPr>
-              <w:t>396</w:t>
+              <w:t>391</w:t>
             </w:r>
           </w:p>
         </w:tc>
@@ -20081,7 +21360,7 @@
                 <w:color w:val="1C3A36"/>
                 <w:sz w:val="15"/>
               </w:rPr>
-              <w:t>589</w:t>
+              <w:t>582</w:t>
             </w:r>
           </w:p>
         </w:tc>
@@ -20099,7 +21378,7 @@
                 <w:color w:val="1C3A36"/>
                 <w:sz w:val="15"/>
               </w:rPr>
-              <w:t>659</w:t>
+              <w:t>651</w:t>
             </w:r>
           </w:p>
         </w:tc>
@@ -20117,7 +21396,7 @@
                 <w:color w:val="1C3A36"/>
                 <w:sz w:val="15"/>
               </w:rPr>
-              <w:t>703</w:t>
+              <w:t>694</w:t>
             </w:r>
           </w:p>
         </w:tc>
@@ -20135,7 +21414,7 @@
                 <w:color w:val="1C3A36"/>
                 <w:sz w:val="15"/>
               </w:rPr>
-              <w:t>786</w:t>
+              <w:t>766</w:t>
             </w:r>
           </w:p>
         </w:tc>
@@ -20153,7 +21432,7 @@
                 <w:color w:val="1C3A36"/>
                 <w:sz w:val="15"/>
               </w:rPr>
-              <w:t>877</w:t>
+              <w:t>856</w:t>
             </w:r>
           </w:p>
         </w:tc>
@@ -20171,7 +21450,7 @@
                 <w:color w:val="1C3A36"/>
                 <w:sz w:val="15"/>
               </w:rPr>
-              <w:t>968</w:t>
+              <w:t>946</w:t>
             </w:r>
           </w:p>
         </w:tc>
@@ -20189,7 +21468,7 @@
                 <w:color w:val="1C3A36"/>
                 <w:sz w:val="15"/>
               </w:rPr>
-              <w:t>1,059</w:t>
+              <w:t>1,034</w:t>
             </w:r>
           </w:p>
         </w:tc>
@@ -20207,7 +21486,7 @@
                 <w:color w:val="1C3A36"/>
                 <w:sz w:val="15"/>
               </w:rPr>
-              <w:t>1,148</w:t>
+              <w:t>1,122</w:t>
             </w:r>
           </w:p>
         </w:tc>
@@ -20316,7 +21595,7 @@
                 <w:color w:val="1C3A36"/>
                 <w:sz w:val="15"/>
               </w:rPr>
-              <w:t>5,311</w:t>
+              <w:t>5,273</w:t>
             </w:r>
           </w:p>
         </w:tc>
@@ -20334,7 +21613,7 @@
                 <w:color w:val="1C3A36"/>
                 <w:sz w:val="15"/>
               </w:rPr>
-              <w:t>5,877</w:t>
+              <w:t>5,816</w:t>
             </w:r>
           </w:p>
         </w:tc>
@@ -20352,7 +21631,7 @@
                 <w:color w:val="1C3A36"/>
                 <w:sz w:val="15"/>
               </w:rPr>
-              <w:t>6,497</w:t>
+              <w:t>6,431</w:t>
             </w:r>
           </w:p>
         </w:tc>
@@ -20370,7 +21649,7 @@
                 <w:color w:val="1C3A36"/>
                 <w:sz w:val="15"/>
               </w:rPr>
-              <w:t>7,173</w:t>
+              <w:t>7,122</w:t>
             </w:r>
           </w:p>
         </w:tc>
@@ -20388,7 +21667,7 @@
                 <w:color w:val="1C3A36"/>
                 <w:sz w:val="15"/>
               </w:rPr>
-              <w:t>7,907</w:t>
+              <w:t>7,893</w:t>
             </w:r>
           </w:p>
         </w:tc>
@@ -20497,7 +21776,7 @@
                 <w:color w:val="1C3A36"/>
                 <w:sz w:val="15"/>
               </w:rPr>
-              <w:t>164</w:t>
+              <w:t>163</w:t>
             </w:r>
           </w:p>
         </w:tc>
@@ -20515,7 +21794,7 @@
                 <w:color w:val="1C3A36"/>
                 <w:sz w:val="15"/>
               </w:rPr>
-              <w:t>182</w:t>
+              <w:t>180</w:t>
             </w:r>
           </w:p>
         </w:tc>
@@ -20533,7 +21812,7 @@
                 <w:color w:val="1C3A36"/>
                 <w:sz w:val="15"/>
               </w:rPr>
-              <w:t>201</w:t>
+              <w:t>199</w:t>
             </w:r>
           </w:p>
         </w:tc>
@@ -20551,7 +21830,7 @@
                 <w:color w:val="1C3A36"/>
                 <w:sz w:val="15"/>
               </w:rPr>
-              <w:t>222</w:t>
+              <w:t>220</w:t>
             </w:r>
           </w:p>
         </w:tc>
@@ -20569,7 +21848,7 @@
                 <w:color w:val="1C3A36"/>
                 <w:sz w:val="15"/>
               </w:rPr>
-              <w:t>245</w:t>
+              <w:t>244</w:t>
             </w:r>
           </w:p>
         </w:tc>
@@ -20650,7 +21929,7 @@
                 <w:color w:val="1C3A36"/>
                 <w:sz w:val="15"/>
               </w:rPr>
-              <w:t>775</w:t>
+              <w:t>766</w:t>
             </w:r>
           </w:p>
         </w:tc>
@@ -20670,7 +21949,7 @@
                 <w:color w:val="1C3A36"/>
                 <w:sz w:val="15"/>
               </w:rPr>
-              <w:t>808</w:t>
+              <w:t>805</w:t>
             </w:r>
           </w:p>
         </w:tc>
@@ -20690,7 +21969,7 @@
                 <w:color w:val="1C3A36"/>
                 <w:sz w:val="15"/>
               </w:rPr>
-              <w:t>905</w:t>
+              <w:t>889</w:t>
             </w:r>
           </w:p>
         </w:tc>
@@ -20710,7 +21989,7 @@
                 <w:color w:val="1C3A36"/>
                 <w:sz w:val="15"/>
               </w:rPr>
-              <w:t>1,009</w:t>
+              <w:t>992</w:t>
             </w:r>
           </w:p>
         </w:tc>
@@ -20730,7 +22009,7 @@
                 <w:color w:val="1C3A36"/>
                 <w:sz w:val="15"/>
               </w:rPr>
-              <w:t>1,114</w:t>
+              <w:t>1,097</w:t>
             </w:r>
           </w:p>
         </w:tc>
@@ -20750,7 +22029,7 @@
                 <w:color w:val="1C3A36"/>
                 <w:sz w:val="15"/>
               </w:rPr>
-              <w:t>1,218</w:t>
+              <w:t>1,199</w:t>
             </w:r>
           </w:p>
         </w:tc>
@@ -20770,7 +22049,7 @@
                 <w:color w:val="1C3A36"/>
                 <w:sz w:val="15"/>
               </w:rPr>
-              <w:t>1,321</w:t>
+              <w:t>1,301</w:t>
             </w:r>
           </w:p>
         </w:tc>
@@ -20811,7 +22090,7 @@
                 <w:color w:val="1C3A36"/>
                 <w:sz w:val="15"/>
               </w:rPr>
-              <w:t>1,834</w:t>
+              <w:t>1,833</w:t>
             </w:r>
           </w:p>
         </w:tc>
@@ -20831,7 +22110,7 @@
                 <w:color w:val="1C3A36"/>
                 <w:sz w:val="15"/>
               </w:rPr>
-              <w:t>1,957</w:t>
+              <w:t>1,954</w:t>
             </w:r>
           </w:p>
         </w:tc>
@@ -20851,7 +22130,7 @@
                 <w:color w:val="1C3A36"/>
                 <w:sz w:val="15"/>
               </w:rPr>
-              <w:t>2,364</w:t>
+              <w:t>2,369</w:t>
             </w:r>
           </w:p>
         </w:tc>
@@ -20891,7 +22170,7 @@
                 <w:color w:val="1C3A36"/>
                 <w:sz w:val="15"/>
               </w:rPr>
-              <w:t>2,750</w:t>
+              <w:t>2,721</w:t>
             </w:r>
           </w:p>
         </w:tc>
@@ -20911,7 +22190,7 @@
                 <w:color w:val="1C3A36"/>
                 <w:sz w:val="15"/>
               </w:rPr>
-              <w:t>3,119</w:t>
+              <w:t>3,069</w:t>
             </w:r>
           </w:p>
         </w:tc>
@@ -20931,7 +22210,7 @@
                 <w:color w:val="1C3A36"/>
                 <w:sz w:val="15"/>
               </w:rPr>
-              <w:t>3,559</w:t>
+              <w:t>3,505</w:t>
             </w:r>
           </w:p>
         </w:tc>
@@ -20951,7 +22230,7 @@
                 <w:color w:val="1C3A36"/>
                 <w:sz w:val="15"/>
               </w:rPr>
-              <w:t>4,078</w:t>
+              <w:t>4,044</w:t>
             </w:r>
           </w:p>
         </w:tc>
@@ -20971,7 +22250,7 @@
                 <w:color w:val="1C3A36"/>
                 <w:sz w:val="15"/>
               </w:rPr>
-              <w:t>4,686</w:t>
+              <w:t>4,694</w:t>
             </w:r>
           </w:p>
         </w:tc>
@@ -21188,7 +22467,7 @@
                 <w:color w:val="1C3A36"/>
                 <w:sz w:val="16"/>
               </w:rPr>
-              <w:t>1,412</w:t>
+              <w:t>1,281</w:t>
             </w:r>
           </w:p>
         </w:tc>
@@ -21206,7 +22485,7 @@
                 <w:color w:val="1C3A36"/>
                 <w:sz w:val="16"/>
               </w:rPr>
-              <w:t>1,592</w:t>
+              <w:t>1,519</w:t>
             </w:r>
           </w:p>
         </w:tc>
@@ -21224,7 +22503,7 @@
                 <w:color w:val="1C3A36"/>
                 <w:sz w:val="16"/>
               </w:rPr>
-              <w:t>1,766</w:t>
+              <w:t>1,756</w:t>
             </w:r>
           </w:p>
         </w:tc>
@@ -21242,7 +22521,7 @@
                 <w:color w:val="1C3A36"/>
                 <w:sz w:val="16"/>
               </w:rPr>
-              <w:t>1,937</w:t>
+              <w:t>1,994</w:t>
             </w:r>
           </w:p>
         </w:tc>
@@ -21260,7 +22539,7 @@
                 <w:color w:val="1C3A36"/>
                 <w:sz w:val="16"/>
               </w:rPr>
-              <w:t>2,106</w:t>
+              <w:t>2,232</w:t>
             </w:r>
           </w:p>
         </w:tc>
@@ -21297,7 +22576,7 @@
                 <w:color w:val="1C3A36"/>
                 <w:sz w:val="16"/>
               </w:rPr>
-              <w:t>492</w:t>
+              <w:t>486</w:t>
             </w:r>
           </w:p>
         </w:tc>
@@ -21315,7 +22594,7 @@
                 <w:color w:val="1C3A36"/>
                 <w:sz w:val="16"/>
               </w:rPr>
-              <w:t>549</w:t>
+              <w:t>543</w:t>
             </w:r>
           </w:p>
         </w:tc>
@@ -21333,7 +22612,7 @@
                 <w:color w:val="1C3A36"/>
                 <w:sz w:val="16"/>
               </w:rPr>
-              <w:t>606</w:t>
+              <w:t>600</w:t>
             </w:r>
           </w:p>
         </w:tc>
@@ -21351,7 +22630,7 @@
                 <w:color w:val="1C3A36"/>
                 <w:sz w:val="16"/>
               </w:rPr>
-              <w:t>663</w:t>
+              <w:t>656</w:t>
             </w:r>
           </w:p>
         </w:tc>
@@ -21369,7 +22648,7 @@
                 <w:color w:val="1C3A36"/>
                 <w:sz w:val="16"/>
               </w:rPr>
-              <w:t>719</w:t>
+              <w:t>711</w:t>
             </w:r>
           </w:p>
         </w:tc>
@@ -21406,7 +22685,7 @@
                 <w:color w:val="1C3A36"/>
                 <w:sz w:val="16"/>
               </w:rPr>
-              <w:t>(96)</w:t>
+              <w:t>(84)</w:t>
             </w:r>
           </w:p>
         </w:tc>
@@ -21424,6 +22703,24 @@
                 <w:color w:val="1C3A36"/>
                 <w:sz w:val="16"/>
               </w:rPr>
+              <w:t>(103)</w:t>
+            </w:r>
+          </w:p>
+        </w:tc>
+        <w:tc>
+          <w:tcPr>
+            <w:tcW w:type="dxa" w:w="1325"/>
+          </w:tcPr>
+          <w:p>
+            <w:pPr>
+              <w:spacing w:after="20"/>
+              <w:jc w:val="right"/>
+            </w:pPr>
+            <w:r>
+              <w:rPr>
+                <w:color w:val="1C3A36"/>
+                <w:sz w:val="16"/>
+              </w:rPr>
               <w:t>(104)</w:t>
             </w:r>
           </w:p>
@@ -21442,7 +22739,7 @@
                 <w:color w:val="1C3A36"/>
                 <w:sz w:val="16"/>
               </w:rPr>
-              <w:t>(105)</w:t>
+              <w:t>(103)</w:t>
             </w:r>
           </w:p>
         </w:tc>
@@ -21460,25 +22757,7 @@
                 <w:color w:val="1C3A36"/>
                 <w:sz w:val="16"/>
               </w:rPr>
-              <w:t>(104)</w:t>
-            </w:r>
-          </w:p>
-        </w:tc>
-        <w:tc>
-          <w:tcPr>
-            <w:tcW w:type="dxa" w:w="1325"/>
-          </w:tcPr>
-          <w:p>
-            <w:pPr>
-              <w:spacing w:after="20"/>
-              <w:jc w:val="right"/>
-            </w:pPr>
-            <w:r>
-              <w:rPr>
-                <w:color w:val="1C3A36"/>
-                <w:sz w:val="16"/>
-              </w:rPr>
-              <w:t>(103)</w:t>
+              <w:t>(101)</w:t>
             </w:r>
           </w:p>
         </w:tc>
@@ -21519,7 +22798,7 @@
                 <w:color w:val="1C3A36"/>
                 <w:sz w:val="16"/>
               </w:rPr>
-              <w:t>1,808</w:t>
+              <w:t>1,683</w:t>
             </w:r>
           </w:p>
         </w:tc>
@@ -21539,7 +22818,7 @@
                 <w:color w:val="1C3A36"/>
                 <w:sz w:val="16"/>
               </w:rPr>
-              <w:t>2,037</w:t>
+              <w:t>1,959</w:t>
             </w:r>
           </w:p>
         </w:tc>
@@ -21559,7 +22838,7 @@
                 <w:color w:val="1C3A36"/>
                 <w:sz w:val="16"/>
               </w:rPr>
-              <w:t>2,268</w:t>
+              <w:t>2,251</w:t>
             </w:r>
           </w:p>
         </w:tc>
@@ -21579,7 +22858,7 @@
                 <w:color w:val="1C3A36"/>
                 <w:sz w:val="16"/>
               </w:rPr>
-              <w:t>2,496</w:t>
+              <w:t>2,547</w:t>
             </w:r>
           </w:p>
         </w:tc>
@@ -21599,7 +22878,7 @@
                 <w:color w:val="1C3A36"/>
                 <w:sz w:val="16"/>
               </w:rPr>
-              <w:t>2,722</w:t>
+              <w:t>2,842</w:t>
             </w:r>
           </w:p>
         </w:tc>
@@ -21636,7 +22915,7 @@
                 <w:color w:val="1C3A36"/>
                 <w:sz w:val="16"/>
               </w:rPr>
-              <w:t>(649)</w:t>
+              <w:t>(641)</w:t>
             </w:r>
           </w:p>
         </w:tc>
@@ -21654,7 +22933,7 @@
                 <w:color w:val="1C3A36"/>
                 <w:sz w:val="16"/>
               </w:rPr>
-              <w:t>(699)</w:t>
+              <w:t>(690)</w:t>
             </w:r>
           </w:p>
         </w:tc>
@@ -21672,7 +22951,7 @@
                 <w:color w:val="1C3A36"/>
                 <w:sz w:val="16"/>
               </w:rPr>
-              <w:t>(744)</w:t>
+              <w:t>(736)</w:t>
             </w:r>
           </w:p>
         </w:tc>
@@ -21690,7 +22969,7 @@
                 <w:color w:val="1C3A36"/>
                 <w:sz w:val="16"/>
               </w:rPr>
-              <w:t>(783)</w:t>
+              <w:t>(775)</w:t>
             </w:r>
           </w:p>
         </w:tc>
@@ -21708,7 +22987,7 @@
                 <w:color w:val="1C3A36"/>
                 <w:sz w:val="16"/>
               </w:rPr>
-              <w:t>(817)</w:t>
+              <w:t>(808)</w:t>
             </w:r>
           </w:p>
         </w:tc>
@@ -21745,7 +23024,7 @@
                 <w:color w:val="1C3A36"/>
                 <w:sz w:val="16"/>
               </w:rPr>
-              <w:t>1,159</w:t>
+              <w:t>1,042</w:t>
             </w:r>
           </w:p>
         </w:tc>
@@ -21763,7 +23042,7 @@
                 <w:color w:val="1C3A36"/>
                 <w:sz w:val="16"/>
               </w:rPr>
-              <w:t>1,338</w:t>
+              <w:t>1,268</w:t>
             </w:r>
           </w:p>
         </w:tc>
@@ -21781,7 +23060,7 @@
                 <w:color w:val="1C3A36"/>
                 <w:sz w:val="16"/>
               </w:rPr>
-              <w:t>1,523</w:t>
+              <w:t>1,515</w:t>
             </w:r>
           </w:p>
         </w:tc>
@@ -21799,7 +23078,7 @@
                 <w:color w:val="1C3A36"/>
                 <w:sz w:val="16"/>
               </w:rPr>
-              <w:t>1,713</w:t>
+              <w:t>1,772</w:t>
             </w:r>
           </w:p>
         </w:tc>
@@ -21817,7 +23096,7 @@
                 <w:color w:val="1C3A36"/>
                 <w:sz w:val="16"/>
               </w:rPr>
-              <w:t>1,906</w:t>
+              <w:t>2,033</w:t>
             </w:r>
           </w:p>
         </w:tc>
@@ -21872,7 +23151,7 @@
                 <w:color w:val="1C3A36"/>
                 <w:sz w:val="16"/>
               </w:rPr>
-              <w:t>2,750</w:t>
+              <w:t>2,721</w:t>
             </w:r>
           </w:p>
         </w:tc>
@@ -21890,7 +23169,7 @@
                 <w:color w:val="1C3A36"/>
                 <w:sz w:val="16"/>
               </w:rPr>
-              <w:t>3,119</w:t>
+              <w:t>3,069</w:t>
             </w:r>
           </w:p>
         </w:tc>
@@ -21908,7 +23187,7 @@
                 <w:color w:val="1C3A36"/>
                 <w:sz w:val="16"/>
               </w:rPr>
-              <w:t>3,559</w:t>
+              <w:t>3,505</w:t>
             </w:r>
           </w:p>
         </w:tc>
@@ -21926,7 +23205,7 @@
                 <w:color w:val="1C3A36"/>
                 <w:sz w:val="16"/>
               </w:rPr>
-              <w:t>4,078</w:t>
+              <w:t>4,044</w:t>
             </w:r>
           </w:p>
         </w:tc>
@@ -21981,7 +23260,7 @@
                 <w:color w:val="1C3A36"/>
                 <w:sz w:val="16"/>
               </w:rPr>
-              <w:t>315</w:t>
+              <w:t>311</w:t>
             </w:r>
           </w:p>
         </w:tc>
@@ -21999,7 +23278,7 @@
                 <w:color w:val="1C3A36"/>
                 <w:sz w:val="16"/>
               </w:rPr>
-              <w:t>321</w:t>
+              <w:t>316</w:t>
             </w:r>
           </w:p>
         </w:tc>
@@ -22017,7 +23296,7 @@
                 <w:color w:val="1C3A36"/>
                 <w:sz w:val="16"/>
               </w:rPr>
-              <w:t>340</w:t>
+              <w:t>334</w:t>
             </w:r>
           </w:p>
         </w:tc>
@@ -22035,7 +23314,7 @@
                 <w:color w:val="1C3A36"/>
                 <w:sz w:val="16"/>
               </w:rPr>
-              <w:t>368</w:t>
+              <w:t>364</w:t>
             </w:r>
           </w:p>
         </w:tc>
@@ -22076,7 +23355,7 @@
                 <w:color w:val="1C3A36"/>
                 <w:sz w:val="16"/>
               </w:rPr>
-              <w:t>(1,163)</w:t>
+              <w:t>(1,075)</w:t>
             </w:r>
           </w:p>
         </w:tc>
@@ -22096,7 +23375,7 @@
                 <w:color w:val="1C3A36"/>
                 <w:sz w:val="16"/>
               </w:rPr>
-              <w:t>(1,284)</w:t>
+              <w:t>(1,233)</w:t>
             </w:r>
           </w:p>
         </w:tc>
@@ -22116,7 +23395,7 @@
                 <w:color w:val="1C3A36"/>
                 <w:sz w:val="16"/>
               </w:rPr>
-              <w:t>(1,405)</w:t>
+              <w:t>(1,395)</w:t>
             </w:r>
           </w:p>
         </w:tc>
@@ -22136,7 +23415,7 @@
                 <w:color w:val="1C3A36"/>
                 <w:sz w:val="16"/>
               </w:rPr>
-              <w:t>(1,533)</w:t>
+              <w:t>(1,567)</w:t>
             </w:r>
           </w:p>
         </w:tc>
@@ -22156,7 +23435,7 @@
                 <w:color w:val="1C3A36"/>
                 <w:sz w:val="16"/>
               </w:rPr>
-              <w:t>(1,665)</w:t>
+              <w:t>(1,748)</w:t>
             </w:r>
           </w:p>
         </w:tc>
@@ -22193,7 +23472,7 @@
                 <w:color w:val="1C3A36"/>
                 <w:sz w:val="16"/>
               </w:rPr>
-              <w:t>2,750</w:t>
+              <w:t>2,721</w:t>
             </w:r>
           </w:p>
         </w:tc>
@@ -22211,7 +23490,7 @@
                 <w:color w:val="1C3A36"/>
                 <w:sz w:val="16"/>
               </w:rPr>
-              <w:t>3,119</w:t>
+              <w:t>3,069</w:t>
             </w:r>
           </w:p>
         </w:tc>
@@ -22229,7 +23508,7 @@
                 <w:color w:val="1C3A36"/>
                 <w:sz w:val="16"/>
               </w:rPr>
-              <w:t>3,559</w:t>
+              <w:t>3,505</w:t>
             </w:r>
           </w:p>
         </w:tc>
@@ -22247,7 +23526,7 @@
                 <w:color w:val="1C3A36"/>
                 <w:sz w:val="16"/>
               </w:rPr>
-              <w:t>4,078</w:t>
+              <w:t>4,044</w:t>
             </w:r>
           </w:p>
         </w:tc>
@@ -22265,7 +23544,7 @@
                 <w:color w:val="1C3A36"/>
                 <w:sz w:val="16"/>
               </w:rPr>
-              <w:t>4,686</w:t>
+              <w:t>4,694</w:t>
             </w:r>
           </w:p>
         </w:tc>
@@ -22940,7 +24219,7 @@
                 <w:color w:val="1C3A36"/>
                 <w:sz w:val="17"/>
               </w:rPr>
-              <w:t>11.58</w:t>
+              <w:t>11.97</w:t>
             </w:r>
           </w:p>
         </w:tc>
@@ -22958,7 +24237,7 @@
                 <w:color w:val="1C3A36"/>
                 <w:sz w:val="17"/>
               </w:rPr>
-              <w:t>10.26</w:t>
+              <w:t>10.58</w:t>
             </w:r>
           </w:p>
         </w:tc>
@@ -22976,7 +24255,7 @@
                 <w:color w:val="1C3A36"/>
                 <w:sz w:val="17"/>
               </w:rPr>
-              <w:t>9.52</w:t>
+              <w:t>9.79</w:t>
             </w:r>
           </w:p>
         </w:tc>
@@ -22994,7 +24273,7 @@
                 <w:color w:val="1C3A36"/>
                 <w:sz w:val="17"/>
               </w:rPr>
-              <w:t>8.61</w:t>
+              <w:t>8.82</w:t>
             </w:r>
           </w:p>
         </w:tc>
@@ -23012,7 +24291,7 @@
                 <w:color w:val="1C3A36"/>
                 <w:sz w:val="17"/>
               </w:rPr>
-              <w:t>8.06</w:t>
+              <w:t>8.25</w:t>
             </w:r>
           </w:p>
         </w:tc>
@@ -23104,7 +24383,7 @@
           <w:color w:val="1C3A36"/>
           <w:sz w:val="21"/>
         </w:rPr>
-        <w:t>An interest-expense-over-average-balance computation on a book this small is not a usable estimator — the denominator is 0.063% of revenue and rounds away in the disclosure. The rate is therefore built from an observable instead: the central bank's overnight lending rate of 20.00% plus a 200-basis-point corporate spread, giving 22.0%. Saying that plainly is the honest alternative to computing a precise-looking number out of a rounding residual.</w:t>
+        <w:t>An interest-expense-over-average-balance computation on a book this small is not a usable estimator — the denominator is 0.063% of revenue and rounds away in the disclosure. The rate is therefore built from an observable instead: the central bank's main operation rate of 19.5%, held at the third meeting of 2026 against headline inflation of 14.3%, plus a 200-basis-point corporate spread, giving 22.0%. Saying that plainly is the honest alternative to computing a precise-looking number out of a rounding residual.</w:t>
       </w:r>
     </w:p>
     <w:p>
@@ -23320,7 +24599,7 @@
                 <w:color w:val="1C3A36"/>
                 <w:sz w:val="16"/>
               </w:rPr>
-              <w:t>11.14</w:t>
+              <w:t>11.51</w:t>
             </w:r>
           </w:p>
         </w:tc>
@@ -23338,7 +24617,7 @@
                 <w:color w:val="1C3A36"/>
                 <w:sz w:val="16"/>
               </w:rPr>
-              <w:t>10.39</w:t>
+              <w:t>10.70</w:t>
             </w:r>
           </w:p>
         </w:tc>
@@ -23356,7 +24635,7 @@
                 <w:color w:val="1C3A36"/>
                 <w:sz w:val="16"/>
               </w:rPr>
-              <w:t>9.76</w:t>
+              <w:t>10.04</w:t>
             </w:r>
           </w:p>
         </w:tc>
@@ -23374,7 +24653,7 @@
                 <w:color w:val="1C3A36"/>
                 <w:sz w:val="16"/>
               </w:rPr>
-              <w:t>9.24</w:t>
+              <w:t>9.48</w:t>
             </w:r>
           </w:p>
         </w:tc>
@@ -23392,7 +24671,7 @@
                 <w:color w:val="1C3A36"/>
                 <w:sz w:val="16"/>
               </w:rPr>
-              <w:t>8.79</w:t>
+              <w:t>9.01</w:t>
             </w:r>
           </w:p>
         </w:tc>
@@ -23429,7 +24708,7 @@
                 <w:color w:val="1C3A36"/>
                 <w:sz w:val="16"/>
               </w:rPr>
-              <w:t>10.92</w:t>
+              <w:t>11.27</w:t>
             </w:r>
           </w:p>
         </w:tc>
@@ -23447,7 +24726,7 @@
                 <w:color w:val="1C3A36"/>
                 <w:sz w:val="16"/>
               </w:rPr>
-              <w:t>10.18</w:t>
+              <w:t>10.49</w:t>
             </w:r>
           </w:p>
         </w:tc>
@@ -23465,7 +24744,7 @@
                 <w:color w:val="1C3A36"/>
                 <w:sz w:val="16"/>
               </w:rPr>
-              <w:t>9.58</w:t>
+              <w:t>9.85</w:t>
             </w:r>
           </w:p>
         </w:tc>
@@ -23483,7 +24762,7 @@
                 <w:color w:val="1C3A36"/>
                 <w:sz w:val="16"/>
               </w:rPr>
-              <w:t>9.07</w:t>
+              <w:t>9.30</w:t>
             </w:r>
           </w:p>
         </w:tc>
@@ -23501,7 +24780,7 @@
                 <w:color w:val="1C3A36"/>
                 <w:sz w:val="16"/>
               </w:rPr>
-              <w:t>8.63</w:t>
+              <w:t>8.84</w:t>
             </w:r>
           </w:p>
         </w:tc>
@@ -23538,7 +24817,7 @@
                 <w:color w:val="1C3A36"/>
                 <w:sz w:val="16"/>
               </w:rPr>
-              <w:t>10.70</w:t>
+              <w:t>11.05</w:t>
             </w:r>
           </w:p>
         </w:tc>
@@ -23556,7 +24835,7 @@
                 <w:color w:val="1C3A36"/>
                 <w:sz w:val="16"/>
               </w:rPr>
-              <w:t>9.99</w:t>
+              <w:t>10.29</w:t>
             </w:r>
           </w:p>
         </w:tc>
@@ -23574,7 +24853,7 @@
                 <w:color w:val="1C3A36"/>
                 <w:sz w:val="16"/>
               </w:rPr>
-              <w:t>9.40</w:t>
+              <w:t>9.66</w:t>
             </w:r>
           </w:p>
         </w:tc>
@@ -23592,7 +24871,7 @@
                 <w:color w:val="1C3A36"/>
                 <w:sz w:val="16"/>
               </w:rPr>
-              <w:t>8.90</w:t>
+              <w:t>9.13</w:t>
             </w:r>
           </w:p>
         </w:tc>
@@ -23610,7 +24889,7 @@
                 <w:color w:val="1C3A36"/>
                 <w:sz w:val="16"/>
               </w:rPr>
-              <w:t>8.48</w:t>
+              <w:t>8.68</w:t>
             </w:r>
           </w:p>
         </w:tc>
@@ -23647,7 +24926,7 @@
                 <w:color w:val="1C3A36"/>
                 <w:sz w:val="16"/>
               </w:rPr>
-              <w:t>10.50</w:t>
+              <w:t>10.84</w:t>
             </w:r>
           </w:p>
         </w:tc>
@@ -23665,7 +24944,7 @@
                 <w:color w:val="1C3A36"/>
                 <w:sz w:val="16"/>
               </w:rPr>
-              <w:t>9.80</w:t>
+              <w:t>10.09</w:t>
             </w:r>
           </w:p>
         </w:tc>
@@ -23683,7 +24962,7 @@
                 <w:color w:val="1C3A36"/>
                 <w:sz w:val="16"/>
               </w:rPr>
-              <w:t>9.23</w:t>
+              <w:t>9.48</w:t>
             </w:r>
           </w:p>
         </w:tc>
@@ -23701,7 +24980,7 @@
                 <w:color w:val="1C3A36"/>
                 <w:sz w:val="16"/>
               </w:rPr>
-              <w:t>8.74</w:t>
+              <w:t>8.96</w:t>
             </w:r>
           </w:p>
         </w:tc>
@@ -23719,7 +24998,7 @@
                 <w:color w:val="1C3A36"/>
                 <w:sz w:val="16"/>
               </w:rPr>
-              <w:t>8.33</w:t>
+              <w:t>8.52</w:t>
             </w:r>
           </w:p>
         </w:tc>
@@ -23756,7 +25035,7 @@
                 <w:color w:val="1C3A36"/>
                 <w:sz w:val="16"/>
               </w:rPr>
-              <w:t>10.30</w:t>
+              <w:t>10.63</w:t>
             </w:r>
           </w:p>
         </w:tc>
@@ -23774,7 +25053,7 @@
                 <w:color w:val="1C3A36"/>
                 <w:sz w:val="16"/>
               </w:rPr>
-              <w:t>9.62</w:t>
+              <w:t>9.90</w:t>
             </w:r>
           </w:p>
         </w:tc>
@@ -23792,7 +25071,7 @@
                 <w:color w:val="1C3A36"/>
                 <w:sz w:val="16"/>
               </w:rPr>
-              <w:t>9.06</w:t>
+              <w:t>9.31</w:t>
             </w:r>
           </w:p>
         </w:tc>
@@ -23810,7 +25089,7 @@
                 <w:color w:val="1C3A36"/>
                 <w:sz w:val="16"/>
               </w:rPr>
-              <w:t>8.59</w:t>
+              <w:t>8.80</w:t>
             </w:r>
           </w:p>
         </w:tc>
@@ -23828,7 +25107,7 @@
                 <w:color w:val="1C3A36"/>
                 <w:sz w:val="16"/>
               </w:rPr>
-              <w:t>8.18</w:t>
+              <w:t>8.37</w:t>
             </w:r>
           </w:p>
         </w:tc>
@@ -24061,7 +25340,7 @@
                 <w:color w:val="1C3A36"/>
                 <w:sz w:val="17"/>
               </w:rPr>
-              <w:t>2,309</w:t>
+              <w:t>2,295</w:t>
             </w:r>
           </w:p>
         </w:tc>
@@ -24098,7 +25377,7 @@
                 <w:color w:val="1C3A36"/>
                 <w:sz w:val="17"/>
               </w:rPr>
-              <w:t>420</w:t>
+              <w:t>413</w:t>
             </w:r>
           </w:p>
         </w:tc>
@@ -24135,7 +25414,7 @@
                 <w:color w:val="1C3A36"/>
                 <w:sz w:val="17"/>
               </w:rPr>
-              <w:t>(704)</w:t>
+              <w:t>(699)</w:t>
             </w:r>
           </w:p>
         </w:tc>
@@ -24172,7 +25451,7 @@
                 <w:color w:val="1C3A36"/>
                 <w:sz w:val="17"/>
               </w:rPr>
-              <w:t>2,025</w:t>
+              <w:t>2,009</w:t>
             </w:r>
           </w:p>
         </w:tc>
@@ -24209,7 +25488,7 @@
                 <w:color w:val="1C3A36"/>
                 <w:sz w:val="17"/>
               </w:rPr>
-              <w:t>1.57</w:t>
+              <w:t>1.56</w:t>
             </w:r>
           </w:p>
         </w:tc>
@@ -24286,7 +25565,7 @@
                 <w:color w:val="1C3A36"/>
                 <w:sz w:val="17"/>
               </w:rPr>
-              <w:t>10.98</w:t>
+              <w:t>10.89</w:t>
             </w:r>
           </w:p>
         </w:tc>
@@ -24308,7 +25587,7 @@
           <w:color w:val="1C3A36"/>
           <w:sz w:val="21"/>
         </w:rPr>
-        <w:t>Range EGP 7.84 to 14.90, struck on multiples of 5.0× and 9.5×. Expert 1's view is that a single-asset processor with administered input and output prices, a 20% state shareholder and an Egyptian cost of equity near 28% does not earn a premium multiple, and that the company's own trailing 7.8× is about where it belongs.</w:t>
+        <w:t>Range EGP 7.78 to 14.78, struck on multiples of 5.0× and 9.5×. Expert 1's view is that a single-asset processor with administered input and output prices, a 20% state shareholder and an Egyptian cost of equity near 28% does not earn a premium multiple, and that the company's own trailing 7.8× is about where it belongs.</w:t>
       </w:r>
     </w:p>
     <w:p>
@@ -24530,7 +25809,7 @@
                 <w:color w:val="1C3A36"/>
                 <w:sz w:val="16"/>
               </w:rPr>
-              <w:t>1,431</w:t>
+              <w:t>1,318</w:t>
             </w:r>
           </w:p>
         </w:tc>
@@ -24548,7 +25827,7 @@
                 <w:color w:val="1C3A36"/>
                 <w:sz w:val="16"/>
               </w:rPr>
-              <w:t>1,603</w:t>
+              <w:t>1,532</w:t>
             </w:r>
           </w:p>
         </w:tc>
@@ -24566,7 +25845,7 @@
                 <w:color w:val="1C3A36"/>
                 <w:sz w:val="16"/>
               </w:rPr>
-              <w:t>1,789</w:t>
+              <w:t>1,776</w:t>
             </w:r>
           </w:p>
         </w:tc>
@@ -24584,7 +25863,7 @@
                 <w:color w:val="1C3A36"/>
                 <w:sz w:val="16"/>
               </w:rPr>
-              <w:t>1,991</w:t>
+              <w:t>2,043</w:t>
             </w:r>
           </w:p>
         </w:tc>
@@ -24602,7 +25881,7 @@
                 <w:color w:val="1C3A36"/>
                 <w:sz w:val="16"/>
               </w:rPr>
-              <w:t>2,205</w:t>
+              <w:t>2,326</w:t>
             </w:r>
           </w:p>
         </w:tc>
@@ -24929,7 +26208,7 @@
                 <w:color w:val="1C3A36"/>
                 <w:sz w:val="17"/>
               </w:rPr>
-              <w:t>4,773</w:t>
+              <w:t>4,701</w:t>
             </w:r>
           </w:p>
         </w:tc>
@@ -24966,7 +26245,7 @@
                 <w:color w:val="1C3A36"/>
                 <w:sz w:val="17"/>
               </w:rPr>
-              <w:t>6,492</w:t>
+              <w:t>6,896</w:t>
             </w:r>
           </w:p>
         </w:tc>
@@ -25003,7 +26282,7 @@
                 <w:color w:val="1C3A36"/>
                 <w:sz w:val="17"/>
               </w:rPr>
-              <w:t>11,265</w:t>
+              <w:t>11,597</w:t>
             </w:r>
           </w:p>
         </w:tc>
@@ -25044,7 +26323,7 @@
                 <w:color w:val="1C3A36"/>
                 <w:sz w:val="17"/>
               </w:rPr>
-              <w:t>8.72</w:t>
+              <w:t>8.98</w:t>
             </w:r>
           </w:p>
         </w:tc>
@@ -25066,7 +26345,7 @@
           <w:color w:val="1C3A36"/>
           <w:sz w:val="21"/>
         </w:rPr>
-        <w:t>Range EGP 7.18 to 9.23, taken on the discount rate and the growth rate rather than by re-using the same rate twice. An earlier draft of this panel capitalised a mid-forecast cash flow straight at the TERMINAL cost of equity and produced EGP 14.73 — a number that prices one date twice, taking a cash flow five years out and bringing it home at a rate that only applies once the economy has normalised. The glide is applied here for exactly the reason it is applied in the primary model, and the correction is disclosed rather than quietly made.</w:t>
+        <w:t>Range EGP 7.34 to 9.52, taken on the discount rate and the growth rate rather than by re-using the same rate twice. An earlier draft of this panel capitalised a mid-forecast cash flow straight at the TERMINAL cost of equity and produced EGP 14.73 — a number that prices one date twice, taking a cash flow five years out and bringing it home at a rate that only applies once the economy has normalised. The glide is applied here for exactly the reason it is applied in the primary model, and the correction is disclosed rather than quietly made.</w:t>
       </w:r>
     </w:p>
     <w:p>
@@ -25288,7 +26567,7 @@
                 <w:color w:val="1C3A36"/>
                 <w:sz w:val="16"/>
               </w:rPr>
-              <w:t>40.7%</w:t>
+              <w:t>37.2%</w:t>
             </w:r>
           </w:p>
         </w:tc>
@@ -25306,7 +26585,7 @@
                 <w:color w:val="1C3A36"/>
                 <w:sz w:val="16"/>
               </w:rPr>
-              <w:t>42.8%</w:t>
+              <w:t>41.1%</w:t>
             </w:r>
           </w:p>
         </w:tc>
@@ -25342,7 +26621,7 @@
                 <w:color w:val="1C3A36"/>
                 <w:sz w:val="16"/>
               </w:rPr>
-              <w:t>46.3%</w:t>
+              <w:t>48.0%</w:t>
             </w:r>
           </w:p>
         </w:tc>
@@ -25360,7 +26639,7 @@
                 <w:color w:val="1C3A36"/>
                 <w:sz w:val="16"/>
               </w:rPr>
-              <w:t>48.0%</w:t>
+              <w:t>51.3%</w:t>
             </w:r>
           </w:p>
         </w:tc>
@@ -25506,7 +26785,7 @@
                 <w:color w:val="1C3A36"/>
                 <w:sz w:val="16"/>
               </w:rPr>
-              <w:t>+9.1%</w:t>
+              <w:t>+5.6%</w:t>
             </w:r>
           </w:p>
         </w:tc>
@@ -25524,7 +26803,7 @@
                 <w:color w:val="1C3A36"/>
                 <w:sz w:val="16"/>
               </w:rPr>
-              <w:t>+16.6%</w:t>
+              <w:t>+14.9%</w:t>
             </w:r>
           </w:p>
         </w:tc>
@@ -25560,7 +26839,7 @@
                 <w:color w:val="1C3A36"/>
                 <w:sz w:val="16"/>
               </w:rPr>
-              <w:t>+27.6%</w:t>
+              <w:t>+29.3%</w:t>
             </w:r>
           </w:p>
         </w:tc>
@@ -25578,7 +26857,7 @@
                 <w:color w:val="1C3A36"/>
                 <w:sz w:val="16"/>
               </w:rPr>
-              <w:t>+31.5%</w:t>
+              <w:t>+34.7%</w:t>
             </w:r>
           </w:p>
         </w:tc>
@@ -25615,7 +26894,7 @@
                 <w:color w:val="1C3A36"/>
                 <w:sz w:val="16"/>
               </w:rPr>
-              <w:t>396</w:t>
+              <w:t>268</w:t>
             </w:r>
           </w:p>
         </w:tc>
@@ -25633,7 +26912,7 @@
                 <w:color w:val="1C3A36"/>
                 <w:sz w:val="16"/>
               </w:rPr>
-              <w:t>683</w:t>
+              <w:t>617</w:t>
             </w:r>
           </w:p>
         </w:tc>
@@ -25651,7 +26930,7 @@
                 <w:color w:val="1C3A36"/>
                 <w:sz w:val="16"/>
               </w:rPr>
-              <w:t>951</w:t>
+              <w:t>946</w:t>
             </w:r>
           </w:p>
         </w:tc>
@@ -25669,7 +26948,7 @@
                 <w:color w:val="1C3A36"/>
                 <w:sz w:val="16"/>
               </w:rPr>
-              <w:t>1,197</w:t>
+              <w:t>1,259</w:t>
             </w:r>
           </w:p>
         </w:tc>
@@ -25687,7 +26966,7 @@
                 <w:color w:val="1C3A36"/>
                 <w:sz w:val="16"/>
               </w:rPr>
-              <w:t>1,415</w:t>
+              <w:t>1,545</w:t>
             </w:r>
           </w:p>
         </w:tc>
@@ -25796,7 +27075,7 @@
                 <w:color w:val="1C3A36"/>
                 <w:sz w:val="17"/>
               </w:rPr>
-              <w:t>3,211</w:t>
+              <w:t>3,202</w:t>
             </w:r>
           </w:p>
         </w:tc>
@@ -25833,7 +27112,7 @@
                 <w:color w:val="1C3A36"/>
                 <w:sz w:val="17"/>
               </w:rPr>
-              <w:t>2,184</w:t>
+              <w:t>2,117</w:t>
             </w:r>
           </w:p>
         </w:tc>
@@ -25870,7 +27149,7 @@
                 <w:color w:val="1C3A36"/>
                 <w:sz w:val="17"/>
               </w:rPr>
-              <w:t>4,606</w:t>
+              <w:t>5,031</w:t>
             </w:r>
           </w:p>
         </w:tc>
@@ -25907,7 +27186,7 @@
                 <w:color w:val="1C3A36"/>
                 <w:sz w:val="17"/>
               </w:rPr>
-              <w:t>10,002</w:t>
+              <w:t>10,350</w:t>
             </w:r>
           </w:p>
         </w:tc>
@@ -25948,7 +27227,7 @@
                 <w:color w:val="1C3A36"/>
                 <w:sz w:val="17"/>
               </w:rPr>
-              <w:t>9.40</w:t>
+              <w:t>9.66</w:t>
             </w:r>
           </w:p>
         </w:tc>
@@ -25970,7 +27249,7 @@
           <w:color w:val="1C3A36"/>
           <w:sz w:val="20"/>
         </w:rPr>
-        <w:t>Read the base number before reading anything else into it. Expert 3 returns EGP 9.40 and the primary cash-flow lens returns EGP 9.40 — the same number, and not by coincidence. An economic-profit valuation and a discounted-cash-flow valuation built off the same profit after tax, the same invested capital and the same discount path are ALGEBRAICALLY THE SAME VALUATION; the capital charge that economic profit subtracts each year is exactly the capital that the cash-flow waterfall subtracts as investment, discounted differently and then added back as the opening capital base. An earlier draft of this study presented the agreement as corroboration. It is not corroboration — it is an identity, and a study that offers an identity as evidence is marking its own homework. What the agreement DOES establish is that the primary model has no arithmetic leak: had the two differed by a piastre, one of them would contain a mistake. Expert 3 is therefore an audit of the primary model, and only Experts 1 and 2 are independent opinions about the company.</w:t>
+        <w:t>Read the base number before reading anything else into it. Expert 3 returns EGP 9.66 and the primary cash-flow lens returns EGP 9.66 — the same number, and not by coincidence. An economic-profit valuation and a discounted-cash-flow valuation built off the same profit after tax, the same invested capital and the same discount path are ALGEBRAICALLY THE SAME VALUATION; the capital charge that economic profit subtracts each year is exactly the capital that the cash-flow waterfall subtracts as investment, discounted differently and then added back as the opening capital base. An earlier draft of this study presented the agreement as corroboration. It is not corroboration — it is an identity, and a study that offers an identity as evidence is marking its own homework. What the agreement DOES establish is that the primary model has no arithmetic leak: had the two differed by a piastre, one of them would contain a mistake. Expert 3 is therefore an audit of the primary model, and only Experts 1 and 2 are independent opinions about the company.</w:t>
       </w:r>
     </w:p>
     <w:p>
@@ -25998,7 +27277,7 @@
           <w:color w:val="1C3A36"/>
           <w:sz w:val="21"/>
         </w:rPr>
-        <w:t>Range EGP 7.19 to 9.99. The low end haircuts both economic-profit legs sharply, on the view that a return spread of +9.1% in the first year against a cost of capital of 31.6% is a fact about depreciation as much as about the business. The high end is the currency-of-discounting alternative.</w:t>
+        <w:t>Range EGP 7.32 to 10.27. The low end haircuts both economic-profit legs sharply, on the view that a return spread of +5.6% in the first year against a cost of capital of 31.6% is a fact about depreciation as much as about the business. The high end is the currency-of-discounting alternative.</w:t>
       </w:r>
     </w:p>
     <w:p>
@@ -26012,7 +27291,7 @@
           <w:color w:val="1C3A36"/>
           <w:sz w:val="20"/>
         </w:rPr>
-        <w:t>Falsification. Expert 3 is wrong if the invested-capital base is understated — which it is, if the plant would cost materially more than 2,403 to replace. Re-run the same method on a replacement-cost capital base and both the return and the spread fall sharply. This is the same criticism section 7 makes of the primary model, and Expert 3 is the most exposed of the three to it.</w:t>
+        <w:t>Falsification. Expert 3 is wrong if the invested-capital base is understated — which it is, if the plant would cost materially more than 2,398 to replace. Re-run the same method on a replacement-cost capital base and both the return and the spread fall sharply. This is the same criticism section 7 makes of the primary model, and Expert 3 is the most exposed of the three to it.</w:t>
       </w:r>
     </w:p>
     <w:p>
@@ -26203,7 +27482,7 @@
                 <w:color w:val="1C3A36"/>
                 <w:sz w:val="16"/>
               </w:rPr>
-              <w:t>7.84 – 14.90</w:t>
+              <w:t>7.78 – 14.78</w:t>
             </w:r>
           </w:p>
         </w:tc>
@@ -26221,7 +27500,7 @@
                 <w:color w:val="1C3A36"/>
                 <w:sz w:val="16"/>
               </w:rPr>
-              <w:t>10.98</w:t>
+              <w:t>10.89</w:t>
             </w:r>
           </w:p>
         </w:tc>
@@ -26239,7 +27518,7 @@
                 <w:color w:val="1C3A36"/>
                 <w:sz w:val="16"/>
               </w:rPr>
-              <w:t>+21%</w:t>
+              <w:t>+20%</w:t>
             </w:r>
           </w:p>
         </w:tc>
@@ -26293,7 +27572,7 @@
                 <w:color w:val="1C3A36"/>
                 <w:sz w:val="16"/>
               </w:rPr>
-              <w:t>7.18 – 9.23</w:t>
+              <w:t>7.34 – 9.52</w:t>
             </w:r>
           </w:p>
         </w:tc>
@@ -26311,7 +27590,7 @@
                 <w:color w:val="1C3A36"/>
                 <w:sz w:val="16"/>
               </w:rPr>
-              <w:t>8.72</w:t>
+              <w:t>8.98</w:t>
             </w:r>
           </w:p>
         </w:tc>
@@ -26329,7 +27608,7 @@
                 <w:color w:val="1C3A36"/>
                 <w:sz w:val="16"/>
               </w:rPr>
-              <w:t>-4%</w:t>
+              <w:t>-1%</w:t>
             </w:r>
           </w:p>
         </w:tc>
@@ -26383,7 +27662,7 @@
                 <w:color w:val="1C3A36"/>
                 <w:sz w:val="16"/>
               </w:rPr>
-              <w:t>7.19 – 9.99</w:t>
+              <w:t>7.32 – 10.27</w:t>
             </w:r>
           </w:p>
         </w:tc>
@@ -26401,7 +27680,7 @@
                 <w:color w:val="1C3A36"/>
                 <w:sz w:val="16"/>
               </w:rPr>
-              <w:t>9.40</w:t>
+              <w:t>9.66</w:t>
             </w:r>
           </w:p>
         </w:tc>
@@ -26419,7 +27698,7 @@
                 <w:color w:val="1C3A36"/>
                 <w:sz w:val="16"/>
               </w:rPr>
-              <w:t>+3%</w:t>
+              <w:t>+6%</w:t>
             </w:r>
           </w:p>
         </w:tc>
@@ -26498,7 +27777,7 @@
                 <w:color w:val="1C3A36"/>
                 <w:sz w:val="16"/>
               </w:rPr>
-              <w:t>9.40</w:t>
+              <w:t>9.66</w:t>
             </w:r>
           </w:p>
         </w:tc>
@@ -26518,7 +27797,7 @@
                 <w:color w:val="1C3A36"/>
                 <w:sz w:val="16"/>
               </w:rPr>
-              <w:t>+3%</w:t>
+              <w:t>+6%</w:t>
             </w:r>
           </w:p>
         </w:tc>
@@ -26540,7 +27819,7 @@
           <w:color w:val="1C3A36"/>
           <w:sz w:val="21"/>
         </w:rPr>
-        <w:t>The panel median of EGP 9.40 must NOT be read as an independent check on the weighted central. Expert 3 reproduces the primary cash-flow lens exactly, as an identity, so the median of the three is the middle value of a set containing the answer it is supposedly checking — and here the median IS Expert 3, which is to say it is the discounted cash flow with a different label on it. An earlier draft of this study described the panel median as 'a useful check that the main result is not an artefact of the lens weights'. That sentence was wrong and it has been removed rather than softened.</w:t>
+        <w:t>The panel median of EGP 9.66 must NOT be read as an independent check on the weighted central. Expert 3 reproduces the primary cash-flow lens exactly, as an identity, so the median of the three is the middle value of a set containing the answer it is supposedly checking — and here the median IS Expert 3, which is to say it is the discounted cash flow with a different label on it. An earlier draft of this study described the panel median as 'a useful check that the main result is not an artefact of the lens weights'. That sentence was wrong and it has been removed rather than softened.</w:t>
       </w:r>
     </w:p>
     <w:p>
@@ -26554,7 +27833,7 @@
           <w:color w:val="1C3A36"/>
           <w:sz w:val="21"/>
         </w:rPr>
-        <w:t>What the panel does say is this. The two genuinely independent reads bracket the primary model: Expert 1's earnings-power method comes out ABOVE at EGP 10.98 and Expert 2's equity-side method comes out BELOW at EGP 8.72, a spread of EGP 2.25 — 24% of the weighted central. The cash-flow lens sits between them. Two methods that share no bridge, no terminal formula and no multiple disagreeing by a quarter of the answer is the honest measure of how much precision this company admits, and it is considerably less than any single lens implies on its own.</w:t>
+        <w:t>What the panel does say is this. The two genuinely independent reads bracket the primary model: Expert 1's earnings-power method comes out ABOVE at EGP 10.89 and Expert 2's equity-side method comes out BELOW at EGP 8.98, a spread of EGP 1.91 — 20% of the weighted central. The cash-flow lens sits between them. Two methods that share no bridge, no terminal formula and no multiple disagreeing by a quarter of the answer is the honest measure of how much precision this company admits, and it is considerably less than any single lens implies on its own.</w:t>
       </w:r>
     </w:p>
     <w:p>
@@ -26676,7 +27955,7 @@
                 <w:color w:val="1C3A36"/>
                 <w:sz w:val="19"/>
               </w:rPr>
-              <w:t>All financial arithmetic in this study originates in an executed, asserting compute script; no figure is calculated in the narrative. The companion workbook is formula-driven — 1,114 live formulas against 224 entered numbers, of which the great majority are the input register itself and the two whole-model re-run grids.</w:t>
+              <w:t>All financial arithmetic in this study originates in an executed, asserting compute script; no figure is calculated in the narrative. The companion workbook is formula-driven — 1,227 live formulas against 234 entered numbers, of which the great majority are the input register itself and the two whole-model re-run grids.</w:t>
             </w:r>
           </w:p>
           <w:p>
@@ -26696,7 +27975,7 @@
                 <w:color w:val="1C3A36"/>
                 <w:sz w:val="19"/>
               </w:rPr>
-              <w:t>Both verification gates were run on the delivered workbook rather than on the script that wrote it: 1,114 of 1,114 formula cells reproduce the model's own value, with none unresolvable and none unchecked; and every input was perturbed in place with the whole workbook re-evaluated, confirming each moves the headline in the asserted direction with no dead inputs.</w:t>
+              <w:t>Both verification gates were run on the delivered workbook rather than on the script that wrote it: 1,227 of 1,227 formula cells reproduce the model's own value, with none unresolvable and none unchecked; and every input was perturbed in place with the whole workbook re-evaluated, confirming each moves the headline in the asserted direction with no dead inputs.</w:t>
             </w:r>
           </w:p>
           <w:p>
